--- a/public/assets/Kenny-C-Cummings-Resume.docx
+++ b/public/assets/Kenny-C-Cummings-Resume.docx
@@ -5,12 +5,18 @@
     <w:p>
       <w:pPr>
         <w:jc w:val="center"/>
+        <w:rPr>
+          <w:rFonts w:asciiTheme="majorHAnsi" w:hAnsiTheme="majorHAnsi" w:cstheme="majorHAnsi"/>
+          <w:sz w:val="28"/>
+          <w:szCs w:val="28"/>
+        </w:rPr>
       </w:pPr>
       <w:r>
         <w:rPr>
-          <w:rFonts w:ascii="Calibri" w:hAnsi="Calibri"/>
+          <w:rFonts w:asciiTheme="majorHAnsi" w:hAnsiTheme="majorHAnsi" w:cstheme="majorHAnsi"/>
           <w:b/>
-          <w:sz w:val="40"/>
+          <w:sz w:val="48"/>
+          <w:szCs w:val="28"/>
         </w:rPr>
         <w:t>KENNY C. CUMMINGS</w:t>
       </w:r>
@@ -18,11 +24,17 @@
     <w:p>
       <w:pPr>
         <w:jc w:val="center"/>
+        <w:rPr>
+          <w:rFonts w:asciiTheme="majorHAnsi" w:hAnsiTheme="majorHAnsi" w:cstheme="majorHAnsi"/>
+          <w:sz w:val="24"/>
+          <w:szCs w:val="24"/>
+        </w:rPr>
       </w:pPr>
       <w:r>
         <w:rPr>
-          <w:rFonts w:ascii="Calibri" w:hAnsi="Calibri"/>
-          <w:sz w:val="20"/>
+          <w:rFonts w:asciiTheme="majorHAnsi" w:hAnsiTheme="majorHAnsi" w:cstheme="majorHAnsi"/>
+          <w:sz w:val="21"/>
+          <w:szCs w:val="24"/>
         </w:rPr>
         <w:t>Warrington, PA | kennethccummings@gmail.com | 215.432.0306</w:t>
       </w:r>
@@ -31,13 +43,19 @@
       <w:pPr>
         <w:spacing w:after="240"/>
         <w:jc w:val="center"/>
+        <w:rPr>
+          <w:rFonts w:asciiTheme="majorHAnsi" w:hAnsiTheme="majorHAnsi" w:cstheme="majorHAnsi"/>
+          <w:sz w:val="24"/>
+          <w:szCs w:val="24"/>
+        </w:rPr>
       </w:pPr>
       <w:r>
         <w:rPr>
-          <w:rFonts w:ascii="Calibri" w:hAnsi="Calibri"/>
-          <w:sz w:val="20"/>
+          <w:rFonts w:asciiTheme="majorHAnsi" w:hAnsiTheme="majorHAnsi" w:cstheme="majorHAnsi"/>
+          <w:sz w:val="21"/>
+          <w:szCs w:val="21"/>
         </w:rPr>
-        <w:t>Portfolio: kennycummingsportfolio.netlify.app | LinkedIn: linkedin.com/in/kennycummings | GitHub: github.com/kennycummings</w:t>
+        <w:t>kennycummingsportfolio.netlify.app | linkedin.com/in/kennycummings | github.com/kennycummings</w:t>
       </w:r>
     </w:p>
     <w:p>
@@ -45,26 +63,33 @@
         <w:pBdr>
           <w:bottom w:val="single" w:sz="4" w:space="1" w:color="000000"/>
         </w:pBdr>
+        <w:rPr>
+          <w:rFonts w:asciiTheme="majorHAnsi" w:hAnsiTheme="majorHAnsi" w:cstheme="majorHAnsi"/>
+          <w:sz w:val="24"/>
+          <w:szCs w:val="24"/>
+        </w:rPr>
       </w:pPr>
       <w:r>
         <w:rPr>
-          <w:rFonts w:ascii="Calibri" w:hAnsi="Calibri"/>
+          <w:rFonts w:asciiTheme="majorHAnsi" w:hAnsiTheme="majorHAnsi" w:cstheme="majorHAnsi"/>
           <w:b/>
+          <w:sz w:val="24"/>
+          <w:szCs w:val="24"/>
         </w:rPr>
         <w:t>PROFESSIONAL SUMMARY</w:t>
       </w:r>
     </w:p>
     <w:p>
       <w:pPr>
-        <w:pStyle w:val="NoSpacing"/>
-        <w:spacing w:after="240"/>
+        <w:rPr>
+          <w:rFonts w:eastAsia="Times New Roman"/>
+        </w:rPr>
       </w:pPr>
       <w:r>
         <w:rPr>
-          <w:rFonts w:ascii="Calibri" w:hAnsi="Calibri"/>
-          <w:sz w:val="21"/>
+          <w:rFonts w:ascii="Calibri" w:eastAsia="Times New Roman" w:hAnsi="Calibri" w:cs="Calibri"/>
         </w:rPr>
-        <w:t>AEM Specialist and Full Stack Web Developer with experience in e-commerce content management and front-end development. Expert in Adobe Experience Manager (AEM) and Magento, with a proven track record of improving user experience and accessibility for high-traffic digital ecosystems. Skilled in bridging the gap between creative design and technical implementation through cross-functional collaboration and agile methodologies.</w:t>
+        <w:t>AEM Web Content Author and front-end content developer with experience supporting high-traffic e-commerce and financial-services experiences. Expert in Adobe Experience Manager (AEM) component-based authoring, reusable content patterns, and asset management, with a focus on accessibility, responsive execution, and content quality. Skilled in HTML/CSS/JavaScript updates, SEO metadata, and cross-functional Agile delivery using Workfront and JIRA.</w:t>
       </w:r>
     </w:p>
     <w:p>
@@ -73,45 +98,53 @@
           <w:bottom w:val="single" w:sz="4" w:space="1" w:color="000000"/>
         </w:pBdr>
         <w:spacing w:after="120"/>
+        <w:rPr>
+          <w:rFonts w:asciiTheme="majorHAnsi" w:hAnsiTheme="majorHAnsi" w:cstheme="majorHAnsi"/>
+          <w:sz w:val="24"/>
+          <w:szCs w:val="24"/>
+        </w:rPr>
       </w:pPr>
       <w:r>
         <w:rPr>
-          <w:rFonts w:ascii="Calibri" w:hAnsi="Calibri"/>
+          <w:rFonts w:asciiTheme="majorHAnsi" w:hAnsiTheme="majorHAnsi" w:cstheme="majorHAnsi"/>
           <w:b/>
+          <w:sz w:val="24"/>
+          <w:szCs w:val="24"/>
         </w:rPr>
         <w:t>RELEVANT WORK EXPERIENCE</w:t>
       </w:r>
     </w:p>
     <w:p>
       <w:pPr>
-        <w:tabs>
-          <w:tab w:val="right" w:pos="10368"/>
-        </w:tabs>
+        <w:rPr>
+          <w:rFonts w:asciiTheme="majorHAnsi" w:hAnsiTheme="majorHAnsi" w:cstheme="majorHAnsi"/>
+        </w:rPr>
       </w:pPr>
       <w:r>
         <w:rPr>
-          <w:rFonts w:ascii="Calibri" w:hAnsi="Calibri"/>
+          <w:rFonts w:asciiTheme="majorHAnsi" w:hAnsiTheme="majorHAnsi" w:cstheme="majorHAnsi"/>
           <w:b/>
+          <w:bCs/>
         </w:rPr>
         <w:t>VANGUARD</w:t>
       </w:r>
       <w:r>
         <w:rPr>
-          <w:rFonts w:ascii="Calibri" w:hAnsi="Calibri"/>
+          <w:rFonts w:asciiTheme="majorHAnsi" w:hAnsiTheme="majorHAnsi" w:cstheme="majorHAnsi"/>
         </w:rPr>
         <w:t xml:space="preserve"> | Malvern, PA</w:t>
       </w:r>
+    </w:p>
+    <w:p>
+      <w:pPr>
+        <w:spacing w:after="60"/>
+        <w:rPr>
+          <w:rFonts w:asciiTheme="majorHAnsi" w:hAnsiTheme="majorHAnsi" w:cstheme="majorHAnsi"/>
+        </w:rPr>
+      </w:pPr>
       <w:r>
         <w:rPr>
-          <w:rFonts w:ascii="Calibri" w:hAnsi="Calibri"/>
-          <w:b/>
-        </w:rPr>
-        <w:tab/>
-      </w:r>
-      <w:r>
-        <w:rPr>
-          <w:rFonts w:ascii="Calibri" w:hAnsi="Calibri"/>
-          <w:b/>
+          <w:rFonts w:asciiTheme="majorHAnsi" w:hAnsiTheme="majorHAnsi" w:cstheme="majorHAnsi"/>
         </w:rPr>
         <w:t>Nov 2024 – Present</w:t>
       </w:r>
@@ -119,10 +152,13 @@
     <w:p>
       <w:pPr>
         <w:spacing w:after="60"/>
+        <w:rPr>
+          <w:rFonts w:asciiTheme="majorHAnsi" w:hAnsiTheme="majorHAnsi" w:cstheme="majorHAnsi"/>
+        </w:rPr>
       </w:pPr>
       <w:r>
         <w:rPr>
-          <w:rFonts w:ascii="Calibri" w:hAnsi="Calibri"/>
+          <w:rFonts w:asciiTheme="majorHAnsi" w:hAnsiTheme="majorHAnsi" w:cstheme="majorHAnsi"/>
           <w:i/>
         </w:rPr>
         <w:t>AEM Web Content Author</w:t>
@@ -131,126 +167,132 @@
     <w:p>
       <w:pPr>
         <w:pStyle w:val="ListBullet"/>
-        <w:spacing w:after="40"/>
+        <w:rPr>
+          <w:rFonts w:asciiTheme="majorHAnsi" w:hAnsiTheme="majorHAnsi" w:cstheme="majorHAnsi"/>
+        </w:rPr>
       </w:pPr>
       <w:r>
         <w:rPr>
-          <w:rFonts w:ascii="Calibri" w:hAnsi="Calibri"/>
-          <w:sz w:val="21"/>
+          <w:rFonts w:asciiTheme="majorHAnsi" w:hAnsiTheme="majorHAnsi" w:cstheme="majorHAnsi"/>
         </w:rPr>
-        <w:t>Authors and maintains content across Vanguard’s digital ecosystem using Adobe Experience Manager (AEM), utilizing reusable components to improve UX consistency and accessibility for 1M+ users.</w:t>
+        <w:t>Authors and maintains content across Vanguard’s digital ecosystem in Adobe Experience Manager (AEM), shipping ~50 page/component updates and content-fragment-driven changes per week and improving UX consistency and accessibility for 1M+ users through reusable component-based authoring.</w:t>
       </w:r>
     </w:p>
     <w:p>
       <w:pPr>
         <w:pStyle w:val="ListBullet"/>
-        <w:spacing w:after="40"/>
+        <w:rPr>
+          <w:rFonts w:asciiTheme="majorHAnsi" w:hAnsiTheme="majorHAnsi" w:cstheme="majorHAnsi"/>
+        </w:rPr>
       </w:pPr>
       <w:r>
         <w:rPr>
-          <w:rFonts w:ascii="Calibri" w:hAnsi="Calibri"/>
-          <w:sz w:val="21"/>
+          <w:rFonts w:asciiTheme="majorHAnsi" w:hAnsiTheme="majorHAnsi" w:cstheme="majorHAnsi"/>
         </w:rPr>
-        <w:t>Collaborates cross-functionally with design, UX, and dev teams in Agile sprints to ensure accurate execution of requirements, managing tasks through Adobe Workfront and JIRA.</w:t>
+        <w:t>Partners with design, UX, and engineering in Agile sprints, averaging ~1 ticket/hour and meeting a 48-hour turnaround target for production updates; delivers across variable-scope work including headless (content fragments/secure articles) and headful (page-based) AEM experiences while tracking requirements and approvals in Adobe Workfront and JIRA.</w:t>
       </w:r>
     </w:p>
     <w:p>
       <w:pPr>
         <w:pStyle w:val="ListBullet"/>
-        <w:spacing w:after="40"/>
+        <w:rPr>
+          <w:rFonts w:asciiTheme="majorHAnsi" w:hAnsiTheme="majorHAnsi" w:cstheme="majorHAnsi"/>
+        </w:rPr>
       </w:pPr>
       <w:r>
         <w:rPr>
-          <w:rFonts w:ascii="Calibri" w:hAnsi="Calibri"/>
-          <w:sz w:val="21"/>
+          <w:rFonts w:asciiTheme="majorHAnsi" w:hAnsiTheme="majorHAnsi" w:cstheme="majorHAnsi"/>
         </w:rPr>
-        <w:t>Authors and modifies front-end code (HTML, CSS, JavaScript) to support responsive design, apply custom components, and resolve cross-breakpoint styling inconsistencies.</w:t>
+        <w:t>Leads an initiative to convert select headless article experiences to headful pages by consolidating secure and public article components into a unified, maintainable page pattern, reducing duplication and streamlining future content updates.</w:t>
       </w:r>
     </w:p>
     <w:p>
       <w:pPr>
         <w:pStyle w:val="ListBullet"/>
-        <w:spacing w:after="40"/>
+        <w:rPr>
+          <w:rFonts w:asciiTheme="majorHAnsi" w:hAnsiTheme="majorHAnsi" w:cstheme="majorHAnsi"/>
+        </w:rPr>
       </w:pPr>
       <w:r>
         <w:rPr>
-          <w:rFonts w:ascii="Calibri" w:hAnsi="Calibri"/>
-          <w:sz w:val="21"/>
+          <w:rFonts w:asciiTheme="majorHAnsi" w:hAnsiTheme="majorHAnsi" w:cstheme="majorHAnsi"/>
         </w:rPr>
-        <w:t>Manages digital assets (images, PDFs, video) using Adobe Digital Asset Manager (DAM) and implements SEO metadata and semantic HTML to support discoverability.</w:t>
+        <w:t>Leads migration of the video library from YouTube to Wistia (37 active videos across ~70 components/pages, including public articles and e-kits), coordinating content updates and replacing the YouTube AEM component with a Wistia AEM component to maintain playback, branding, and governance standards.</w:t>
       </w:r>
     </w:p>
     <w:p>
       <w:pPr>
         <w:pStyle w:val="ListBullet"/>
-        <w:spacing w:after="40"/>
+        <w:rPr>
+          <w:rFonts w:asciiTheme="majorHAnsi" w:hAnsiTheme="majorHAnsi" w:cstheme="majorHAnsi"/>
+        </w:rPr>
       </w:pPr>
       <w:r>
         <w:rPr>
-          <w:rFonts w:ascii="Calibri" w:hAnsi="Calibri"/>
-          <w:sz w:val="21"/>
+          <w:rFonts w:asciiTheme="majorHAnsi" w:hAnsiTheme="majorHAnsi" w:cstheme="majorHAnsi"/>
         </w:rPr>
-        <w:t>Identifies and documents browser and platform compatibility issues to ensure a seamless experience across desktop and mobile devices.</w:t>
+        <w:t>Authors and modifies front-end code (HTML, CSS, JavaScript) to support responsive design and custom components, resolving cross-breakpoint issues to reduce QA findings and improve consistency across devices/browsers.</w:t>
       </w:r>
     </w:p>
     <w:p>
       <w:pPr>
-        <w:spacing w:after="80"/>
-      </w:pPr>
+        <w:pStyle w:val="ListBullet"/>
+        <w:rPr>
+          <w:rFonts w:asciiTheme="majorHAnsi" w:hAnsiTheme="majorHAnsi" w:cstheme="majorHAnsi"/>
+        </w:rPr>
+      </w:pPr>
+      <w:r>
+        <w:rPr>
+          <w:rFonts w:asciiTheme="majorHAnsi" w:hAnsiTheme="majorHAnsi" w:cstheme="majorHAnsi"/>
+        </w:rPr>
+        <w:t>Manages and publishes digital assets (images, PDFs, video) in Adobe Digital Asset Manager (DAM) and implements SEO metadata plus semantic HTML to strengthen content governance and improve page discoverability across weekly releases.</w:t>
+      </w:r>
     </w:p>
     <w:p>
+      <w:pPr>
+        <w:pStyle w:val="ListBullet"/>
+        <w:rPr>
+          <w:rFonts w:asciiTheme="majorHAnsi" w:hAnsiTheme="majorHAnsi" w:cstheme="majorHAnsi"/>
+        </w:rPr>
+      </w:pPr>
       <w:r>
         <w:rPr>
-          <w:rFonts w:ascii="Calibri" w:hAnsi="Calibri"/>
+          <w:rFonts w:asciiTheme="majorHAnsi" w:hAnsiTheme="majorHAnsi" w:cstheme="majorHAnsi"/>
+        </w:rPr>
+        <w:t>Identifies, reproduces, and documents browser/platform compatibility issues (desktop/mobile) to prevent production defects and support smoother, on-time releases.</w:t>
+      </w:r>
+    </w:p>
+    <w:p>
+      <w:pPr>
+        <w:rPr>
+          <w:rFonts w:asciiTheme="majorHAnsi" w:hAnsiTheme="majorHAnsi" w:cstheme="majorHAnsi"/>
+        </w:rPr>
+      </w:pPr>
+      <w:r>
+        <w:rPr>
+          <w:rFonts w:asciiTheme="majorHAnsi" w:hAnsiTheme="majorHAnsi" w:cstheme="majorHAnsi"/>
           <w:b/>
+          <w:bCs/>
         </w:rPr>
         <w:t>ASIAN WORLD OF MARTIAL ARTS</w:t>
       </w:r>
       <w:r>
         <w:rPr>
-          <w:rFonts w:ascii="Calibri" w:hAnsi="Calibri"/>
+          <w:rFonts w:asciiTheme="majorHAnsi" w:hAnsiTheme="majorHAnsi" w:cstheme="majorHAnsi"/>
         </w:rPr>
         <w:t xml:space="preserve"> | Philadelphia, PA</w:t>
       </w:r>
+    </w:p>
+    <w:p>
+      <w:pPr>
+        <w:spacing w:after="60"/>
+        <w:rPr>
+          <w:rFonts w:asciiTheme="majorHAnsi" w:hAnsiTheme="majorHAnsi" w:cstheme="majorHAnsi"/>
+        </w:rPr>
+      </w:pPr>
       <w:r>
         <w:rPr>
-          <w:rFonts w:ascii="Calibri" w:hAnsi="Calibri"/>
-          <w:b/>
-        </w:rPr>
-        <w:tab/>
-      </w:r>
-      <w:r>
-        <w:rPr>
-          <w:rFonts w:ascii="Calibri" w:hAnsi="Calibri"/>
-          <w:b/>
-        </w:rPr>
-        <w:tab/>
-      </w:r>
-      <w:r>
-        <w:rPr>
-          <w:rFonts w:ascii="Calibri" w:hAnsi="Calibri"/>
-          <w:b/>
-        </w:rPr>
-        <w:tab/>
-      </w:r>
-      <w:r>
-        <w:rPr>
-          <w:rFonts w:ascii="Calibri" w:hAnsi="Calibri"/>
-          <w:b/>
-        </w:rPr>
-        <w:tab/>
-      </w:r>
-      <w:r>
-        <w:rPr>
-          <w:rFonts w:ascii="Calibri" w:hAnsi="Calibri"/>
-          <w:b/>
-        </w:rPr>
-        <w:tab/>
-      </w:r>
-      <w:r>
-        <w:rPr>
-          <w:rFonts w:ascii="Calibri" w:hAnsi="Calibri"/>
-          <w:b/>
+          <w:rFonts w:asciiTheme="majorHAnsi" w:hAnsiTheme="majorHAnsi" w:cstheme="majorHAnsi"/>
         </w:rPr>
         <w:t>Nov 2022 – Aug 2023</w:t>
       </w:r>
@@ -258,10 +300,13 @@
     <w:p>
       <w:pPr>
         <w:spacing w:after="60"/>
+        <w:rPr>
+          <w:rFonts w:asciiTheme="majorHAnsi" w:hAnsiTheme="majorHAnsi" w:cstheme="majorHAnsi"/>
+        </w:rPr>
       </w:pPr>
       <w:r>
         <w:rPr>
-          <w:rFonts w:ascii="Calibri" w:hAnsi="Calibri"/>
+          <w:rFonts w:asciiTheme="majorHAnsi" w:hAnsiTheme="majorHAnsi" w:cstheme="majorHAnsi"/>
           <w:i/>
         </w:rPr>
         <w:t>Web Content Specialist</w:t>
@@ -270,12 +315,13 @@
     <w:p>
       <w:pPr>
         <w:pStyle w:val="ListBullet"/>
-        <w:spacing w:after="40"/>
+        <w:rPr>
+          <w:rFonts w:asciiTheme="majorHAnsi" w:hAnsiTheme="majorHAnsi" w:cstheme="majorHAnsi"/>
+        </w:rPr>
       </w:pPr>
       <w:r>
         <w:rPr>
-          <w:rFonts w:ascii="Calibri" w:hAnsi="Calibri"/>
-          <w:sz w:val="21"/>
+          <w:rFonts w:asciiTheme="majorHAnsi" w:hAnsiTheme="majorHAnsi" w:cstheme="majorHAnsi"/>
         </w:rPr>
         <w:t>Achieved a 100% increase in clicks, impressions, and click-through-rate over 6 months by implementing strategic enhancements, new copy, and SEO best practices.</w:t>
       </w:r>
@@ -283,25 +329,28 @@
     <w:p>
       <w:pPr>
         <w:pStyle w:val="ListBullet"/>
-        <w:spacing w:after="40"/>
+        <w:rPr>
+          <w:rFonts w:asciiTheme="majorHAnsi" w:hAnsiTheme="majorHAnsi" w:cstheme="majorHAnsi"/>
+        </w:rPr>
       </w:pPr>
       <w:r>
         <w:rPr>
-          <w:rFonts w:ascii="Calibri" w:hAnsi="Calibri"/>
-          <w:sz w:val="21"/>
+          <w:rFonts w:asciiTheme="majorHAnsi" w:hAnsiTheme="majorHAnsi" w:cstheme="majorHAnsi"/>
         </w:rPr>
+        <w:lastRenderedPageBreak/>
         <w:t>Led the critical host migration from Shopify to Magento, including designing a captivating new homepage and managing all content apps.</w:t>
       </w:r>
     </w:p>
     <w:p>
       <w:pPr>
         <w:pStyle w:val="ListBullet"/>
-        <w:spacing w:after="40"/>
+        <w:rPr>
+          <w:rFonts w:asciiTheme="majorHAnsi" w:hAnsiTheme="majorHAnsi" w:cstheme="majorHAnsi"/>
+        </w:rPr>
       </w:pPr>
       <w:r>
         <w:rPr>
-          <w:rFonts w:ascii="Calibri" w:hAnsi="Calibri"/>
-          <w:sz w:val="21"/>
+          <w:rFonts w:asciiTheme="majorHAnsi" w:hAnsiTheme="majorHAnsi" w:cstheme="majorHAnsi"/>
         </w:rPr>
         <w:t>Utilized HTML, CSS, JavaScript, and Shopify Liquid to maintain and advance website functionality.</w:t>
       </w:r>
@@ -309,88 +358,50 @@
     <w:p>
       <w:pPr>
         <w:pStyle w:val="ListBullet"/>
-        <w:spacing w:after="40"/>
+        <w:rPr>
+          <w:rFonts w:asciiTheme="majorHAnsi" w:hAnsiTheme="majorHAnsi" w:cstheme="majorHAnsi"/>
+        </w:rPr>
       </w:pPr>
       <w:r>
         <w:rPr>
-          <w:rFonts w:ascii="Calibri" w:hAnsi="Calibri"/>
-          <w:sz w:val="21"/>
+          <w:rFonts w:asciiTheme="majorHAnsi" w:hAnsiTheme="majorHAnsi" w:cstheme="majorHAnsi"/>
         </w:rPr>
         <w:t>Leveraged Google Analytics and Ads to drive data-informed decisions on product gaps and execute successful PPC campaigns.</w:t>
       </w:r>
     </w:p>
     <w:p>
-      <w:pPr>
-        <w:spacing w:after="80"/>
-      </w:pPr>
-    </w:p>
-    <w:p>
       <w:r>
         <w:rPr>
-          <w:rFonts w:ascii="Calibri" w:hAnsi="Calibri"/>
+          <w:rFonts w:ascii="Calibri" w:hAnsi="Calibri" w:cs="Calibri"/>
           <w:b/>
+          <w:bCs/>
         </w:rPr>
-        <w:t>ROOM SERVICE 360º</w:t>
+        <w:t>ROOM SERVICE 360°</w:t>
       </w:r>
       <w:r>
         <w:rPr>
-          <w:rFonts w:ascii="Calibri" w:hAnsi="Calibri"/>
+          <w:b/>
+          <w:bCs/>
         </w:rPr>
-        <w:t xml:space="preserve"> | Philadelphia, PA</w:t>
+        <w:t xml:space="preserve"> </w:t>
       </w:r>
       <w:r>
         <w:rPr>
-          <w:rFonts w:ascii="Calibri" w:hAnsi="Calibri"/>
-          <w:b/>
+          <w:rFonts w:ascii="Calibri" w:hAnsi="Calibri" w:cs="Calibri"/>
         </w:rPr>
-        <w:tab/>
+        <w:t>| Philadelphia, PA</w:t>
       </w:r>
+    </w:p>
+    <w:p>
+      <w:pPr>
+        <w:spacing w:after="60"/>
+        <w:rPr>
+          <w:rFonts w:asciiTheme="majorHAnsi" w:hAnsiTheme="majorHAnsi" w:cstheme="majorHAnsi"/>
+        </w:rPr>
+      </w:pPr>
       <w:r>
         <w:rPr>
-          <w:rFonts w:ascii="Calibri" w:hAnsi="Calibri"/>
-          <w:b/>
-        </w:rPr>
-        <w:tab/>
-      </w:r>
-      <w:r>
-        <w:rPr>
-          <w:rFonts w:ascii="Calibri" w:hAnsi="Calibri"/>
-          <w:b/>
-        </w:rPr>
-        <w:tab/>
-      </w:r>
-      <w:r>
-        <w:rPr>
-          <w:rFonts w:ascii="Calibri" w:hAnsi="Calibri"/>
-          <w:b/>
-        </w:rPr>
-        <w:tab/>
-      </w:r>
-      <w:r>
-        <w:rPr>
-          <w:rFonts w:ascii="Calibri" w:hAnsi="Calibri"/>
-          <w:b/>
-        </w:rPr>
-        <w:tab/>
-      </w:r>
-      <w:r>
-        <w:rPr>
-          <w:rFonts w:ascii="Calibri" w:hAnsi="Calibri"/>
-          <w:b/>
-        </w:rPr>
-        <w:tab/>
-      </w:r>
-      <w:r>
-        <w:rPr>
-          <w:rFonts w:ascii="Calibri" w:hAnsi="Calibri"/>
-          <w:b/>
-        </w:rPr>
-        <w:tab/>
-      </w:r>
-      <w:r>
-        <w:rPr>
-          <w:rFonts w:ascii="Calibri" w:hAnsi="Calibri"/>
-          <w:b/>
+          <w:rFonts w:asciiTheme="majorHAnsi" w:hAnsiTheme="majorHAnsi" w:cstheme="majorHAnsi"/>
         </w:rPr>
         <w:t>Nov 2021 – Nov 2022</w:t>
       </w:r>
@@ -398,10 +409,13 @@
     <w:p>
       <w:pPr>
         <w:spacing w:after="60"/>
+        <w:rPr>
+          <w:rFonts w:asciiTheme="majorHAnsi" w:hAnsiTheme="majorHAnsi" w:cstheme="majorHAnsi"/>
+        </w:rPr>
       </w:pPr>
       <w:r>
         <w:rPr>
-          <w:rFonts w:ascii="Calibri" w:hAnsi="Calibri"/>
+          <w:rFonts w:asciiTheme="majorHAnsi" w:hAnsiTheme="majorHAnsi" w:cstheme="majorHAnsi"/>
           <w:i/>
         </w:rPr>
         <w:t>E-Commerce Content Specialist</w:t>
@@ -410,12 +424,13 @@
     <w:p>
       <w:pPr>
         <w:pStyle w:val="ListBullet"/>
-        <w:spacing w:after="40"/>
+        <w:rPr>
+          <w:rFonts w:asciiTheme="majorHAnsi" w:hAnsiTheme="majorHAnsi" w:cstheme="majorHAnsi"/>
+        </w:rPr>
       </w:pPr>
       <w:r>
         <w:rPr>
-          <w:rFonts w:ascii="Calibri" w:hAnsi="Calibri"/>
-          <w:sz w:val="21"/>
+          <w:rFonts w:asciiTheme="majorHAnsi" w:hAnsiTheme="majorHAnsi" w:cstheme="majorHAnsi"/>
         </w:rPr>
         <w:t>Managed luxury furniture brands and introduced over 500 new products, creating and maintaining product detail pages in Magento.</w:t>
       </w:r>
@@ -423,12 +438,13 @@
     <w:p>
       <w:pPr>
         <w:pStyle w:val="ListBullet"/>
-        <w:spacing w:after="40"/>
+        <w:rPr>
+          <w:rFonts w:asciiTheme="majorHAnsi" w:hAnsiTheme="majorHAnsi" w:cstheme="majorHAnsi"/>
+        </w:rPr>
       </w:pPr>
       <w:r>
         <w:rPr>
-          <w:rFonts w:ascii="Calibri" w:hAnsi="Calibri"/>
-          <w:sz w:val="21"/>
+          <w:rFonts w:asciiTheme="majorHAnsi" w:hAnsiTheme="majorHAnsi" w:cstheme="majorHAnsi"/>
         </w:rPr>
         <w:t>Configured product filters and sorting mechanisms to enhance user experience while aligning content with brand identity and SEO best practices.</w:t>
       </w:r>
@@ -436,54 +452,61 @@
     <w:p>
       <w:pPr>
         <w:pStyle w:val="ListBullet"/>
-        <w:spacing w:after="40"/>
+        <w:rPr>
+          <w:rFonts w:asciiTheme="majorHAnsi" w:hAnsiTheme="majorHAnsi" w:cstheme="majorHAnsi"/>
+        </w:rPr>
       </w:pPr>
       <w:r>
         <w:rPr>
-          <w:rFonts w:ascii="Calibri" w:hAnsi="Calibri"/>
-          <w:sz w:val="21"/>
+          <w:rFonts w:asciiTheme="majorHAnsi" w:hAnsiTheme="majorHAnsi" w:cstheme="majorHAnsi"/>
         </w:rPr>
-        <w:lastRenderedPageBreak/>
         <w:t>Utilized Adobe Photoshop for image editing and authored SEO-optimized blog content using WordPress.</w:t>
       </w:r>
     </w:p>
     <w:p>
       <w:pPr>
-        <w:spacing w:after="240"/>
-      </w:pPr>
-    </w:p>
-    <w:p>
-      <w:pPr>
         <w:pBdr>
           <w:bottom w:val="single" w:sz="4" w:space="1" w:color="000000"/>
         </w:pBdr>
         <w:spacing w:after="120"/>
+        <w:rPr>
+          <w:rFonts w:asciiTheme="majorHAnsi" w:hAnsiTheme="majorHAnsi" w:cstheme="majorHAnsi"/>
+          <w:sz w:val="24"/>
+          <w:szCs w:val="24"/>
+        </w:rPr>
       </w:pPr>
       <w:r>
         <w:rPr>
-          <w:rFonts w:ascii="Calibri" w:hAnsi="Calibri"/>
+          <w:rFonts w:asciiTheme="majorHAnsi" w:hAnsiTheme="majorHAnsi" w:cstheme="majorHAnsi"/>
           <w:b/>
+          <w:sz w:val="24"/>
+          <w:szCs w:val="24"/>
         </w:rPr>
         <w:t>TECHNICAL PROJECTS</w:t>
       </w:r>
     </w:p>
     <w:p>
+      <w:pPr>
+        <w:rPr>
+          <w:rFonts w:asciiTheme="majorHAnsi" w:hAnsiTheme="majorHAnsi" w:cstheme="majorHAnsi"/>
+        </w:rPr>
+      </w:pPr>
       <w:r>
         <w:rPr>
-          <w:rFonts w:ascii="Calibri" w:hAnsi="Calibri"/>
+          <w:rFonts w:asciiTheme="majorHAnsi" w:hAnsiTheme="majorHAnsi" w:cstheme="majorHAnsi"/>
           <w:b/>
         </w:rPr>
         <w:t>AWOKEN</w:t>
       </w:r>
       <w:r>
         <w:rPr>
-          <w:rFonts w:ascii="Calibri" w:hAnsi="Calibri"/>
+          <w:rFonts w:asciiTheme="majorHAnsi" w:hAnsiTheme="majorHAnsi" w:cstheme="majorHAnsi"/>
         </w:rPr>
         <w:t xml:space="preserve"> | </w:t>
       </w:r>
       <w:r>
         <w:rPr>
-          <w:rFonts w:ascii="Calibri" w:hAnsi="Calibri"/>
+          <w:rFonts w:asciiTheme="majorHAnsi" w:hAnsiTheme="majorHAnsi" w:cstheme="majorHAnsi"/>
           <w:i/>
         </w:rPr>
         <w:t>Lead Developer</w:t>
@@ -492,12 +515,13 @@
     <w:p>
       <w:pPr>
         <w:pStyle w:val="ListBullet"/>
-        <w:spacing w:after="40"/>
+        <w:rPr>
+          <w:rFonts w:asciiTheme="majorHAnsi" w:hAnsiTheme="majorHAnsi" w:cstheme="majorHAnsi"/>
+        </w:rPr>
       </w:pPr>
       <w:r>
         <w:rPr>
-          <w:rFonts w:ascii="Calibri" w:hAnsi="Calibri"/>
-          <w:sz w:val="21"/>
+          <w:rFonts w:asciiTheme="majorHAnsi" w:hAnsiTheme="majorHAnsi" w:cstheme="majorHAnsi"/>
         </w:rPr>
         <w:t>Developing a 2D JRPG video game using the Godot Engine.</w:t>
       </w:r>
@@ -505,32 +529,35 @@
     <w:p>
       <w:pPr>
         <w:pStyle w:val="ListBullet"/>
-        <w:spacing w:after="40"/>
+        <w:rPr>
+          <w:rFonts w:asciiTheme="majorHAnsi" w:hAnsiTheme="majorHAnsi" w:cstheme="majorHAnsi"/>
+        </w:rPr>
       </w:pPr>
       <w:r>
         <w:rPr>
-          <w:rFonts w:ascii="Calibri" w:hAnsi="Calibri"/>
-          <w:sz w:val="21"/>
+          <w:rFonts w:asciiTheme="majorHAnsi" w:hAnsiTheme="majorHAnsi" w:cstheme="majorHAnsi"/>
         </w:rPr>
         <w:t>Programmed custom combat logic, inventory systems, and UI interactions using GDScript.</w:t>
       </w:r>
     </w:p>
     <w:p>
       <w:pPr>
-        <w:spacing w:after="240"/>
-      </w:pPr>
-    </w:p>
-    <w:p>
-      <w:pPr>
         <w:pBdr>
           <w:bottom w:val="single" w:sz="4" w:space="1" w:color="000000"/>
         </w:pBdr>
         <w:spacing w:after="120"/>
+        <w:rPr>
+          <w:rFonts w:asciiTheme="majorHAnsi" w:hAnsiTheme="majorHAnsi" w:cstheme="majorHAnsi"/>
+          <w:sz w:val="24"/>
+          <w:szCs w:val="24"/>
+        </w:rPr>
       </w:pPr>
       <w:r>
         <w:rPr>
-          <w:rFonts w:ascii="Calibri" w:hAnsi="Calibri"/>
+          <w:rFonts w:asciiTheme="majorHAnsi" w:hAnsiTheme="majorHAnsi" w:cstheme="majorHAnsi"/>
           <w:b/>
+          <w:sz w:val="24"/>
+          <w:szCs w:val="24"/>
         </w:rPr>
         <w:t>SKILLS &amp; CERTIFICATIONS</w:t>
       </w:r>
@@ -538,106 +565,117 @@
     <w:p>
       <w:pPr>
         <w:spacing w:after="40"/>
+        <w:rPr>
+          <w:rFonts w:asciiTheme="majorHAnsi" w:hAnsiTheme="majorHAnsi" w:cstheme="majorHAnsi"/>
+        </w:rPr>
       </w:pPr>
       <w:r>
         <w:rPr>
-          <w:rFonts w:ascii="Calibri" w:hAnsi="Calibri"/>
+          <w:rFonts w:asciiTheme="majorHAnsi" w:hAnsiTheme="majorHAnsi" w:cstheme="majorHAnsi"/>
           <w:b/>
+          <w:bCs/>
           <w:sz w:val="21"/>
+          <w:szCs w:val="21"/>
         </w:rPr>
-        <w:t xml:space="preserve">CMS &amp; Platforms: </w:t>
+        <w:t xml:space="preserve">AEM &amp; Content Ops: </w:t>
       </w:r>
       <w:r>
         <w:rPr>
-          <w:rFonts w:ascii="Calibri" w:hAnsi="Calibri"/>
+          <w:rFonts w:asciiTheme="majorHAnsi" w:hAnsiTheme="majorHAnsi" w:cstheme="majorHAnsi"/>
           <w:sz w:val="21"/>
+          <w:szCs w:val="21"/>
         </w:rPr>
-        <w:t>Adobe Experience Manager (AEM), Magento, WordPress, Shopify Liquid, Squarespace</w:t>
+        <w:t>Adobe Experience Manager (AEM), Adobe Digital Asset Manager (DAM), Adobe Workfront, JIRA, SEO metadata/optimization, semantic HTML</w:t>
       </w:r>
     </w:p>
     <w:p>
       <w:pPr>
         <w:spacing w:after="40"/>
+        <w:rPr>
+          <w:rFonts w:asciiTheme="majorHAnsi" w:hAnsiTheme="majorHAnsi" w:cstheme="majorHAnsi"/>
+        </w:rPr>
       </w:pPr>
       <w:r>
         <w:rPr>
-          <w:rFonts w:ascii="Calibri" w:hAnsi="Calibri"/>
+          <w:rFonts w:asciiTheme="majorHAnsi" w:hAnsiTheme="majorHAnsi" w:cstheme="majorHAnsi"/>
           <w:b/>
+          <w:bCs/>
           <w:sz w:val="21"/>
+          <w:szCs w:val="21"/>
         </w:rPr>
-        <w:t xml:space="preserve">Languages &amp; Front-End: </w:t>
+        <w:t xml:space="preserve">Front-End &amp; Engineering: </w:t>
       </w:r>
       <w:r>
         <w:rPr>
-          <w:rFonts w:ascii="Calibri" w:hAnsi="Calibri"/>
+          <w:rFonts w:asciiTheme="majorHAnsi" w:hAnsiTheme="majorHAnsi" w:cstheme="majorHAnsi"/>
           <w:sz w:val="21"/>
+          <w:szCs w:val="21"/>
         </w:rPr>
-        <w:t>HTML5, CSS3, JavaScript, GDScript, jQuery, SQL, NoSQL, MVC, APIs</w:t>
+        <w:t>HTML5, CSS3, JavaScript, jQuery, JSON, Git, APIs, SQL, NoSQL, MVC</w:t>
       </w:r>
     </w:p>
     <w:p>
       <w:pPr>
         <w:spacing w:after="40"/>
+        <w:rPr>
+          <w:rFonts w:asciiTheme="majorHAnsi" w:hAnsiTheme="majorHAnsi" w:cstheme="majorHAnsi"/>
+        </w:rPr>
       </w:pPr>
       <w:r>
         <w:rPr>
-          <w:rFonts w:ascii="Calibri" w:hAnsi="Calibri"/>
+          <w:rFonts w:asciiTheme="majorHAnsi" w:hAnsiTheme="majorHAnsi" w:cstheme="majorHAnsi"/>
           <w:b/>
+          <w:bCs/>
           <w:sz w:val="21"/>
+          <w:szCs w:val="21"/>
         </w:rPr>
-        <w:t xml:space="preserve">Developer Tools: </w:t>
+        <w:t xml:space="preserve">Additional CMS/Platforms: </w:t>
       </w:r>
       <w:r>
         <w:rPr>
-          <w:rFonts w:ascii="Calibri" w:hAnsi="Calibri"/>
+          <w:rFonts w:asciiTheme="majorHAnsi" w:hAnsiTheme="majorHAnsi" w:cstheme="majorHAnsi"/>
           <w:sz w:val="21"/>
+          <w:szCs w:val="21"/>
         </w:rPr>
-        <w:t>Adobe Workfront, JIRA, Git, JSON</w:t>
+        <w:t>Magento, WordPress, Shopify Liquid, Squarespace</w:t>
       </w:r>
     </w:p>
     <w:p>
       <w:pPr>
         <w:spacing w:after="40"/>
+        <w:rPr>
+          <w:rFonts w:asciiTheme="majorHAnsi" w:hAnsiTheme="majorHAnsi" w:cstheme="majorHAnsi"/>
+          <w:sz w:val="21"/>
+          <w:szCs w:val="21"/>
+        </w:rPr>
       </w:pPr>
       <w:r>
         <w:rPr>
-          <w:rFonts w:ascii="Calibri" w:hAnsi="Calibri"/>
+          <w:rFonts w:asciiTheme="majorHAnsi" w:hAnsiTheme="majorHAnsi" w:cstheme="majorHAnsi"/>
           <w:b/>
+          <w:bCs/>
           <w:sz w:val="21"/>
+          <w:szCs w:val="21"/>
         </w:rPr>
-        <w:t xml:space="preserve">SEO &amp; Analytics: </w:t>
+        <w:t xml:space="preserve">Analytics &amp; Paid Media: </w:t>
       </w:r>
       <w:r>
         <w:rPr>
-          <w:rFonts w:ascii="Calibri" w:hAnsi="Calibri"/>
+          <w:rFonts w:asciiTheme="majorHAnsi" w:hAnsiTheme="majorHAnsi" w:cstheme="majorHAnsi"/>
           <w:sz w:val="21"/>
+          <w:szCs w:val="21"/>
         </w:rPr>
-        <w:t>Google Analytics, Google Ads, Metadata Optimization</w:t>
+        <w:t>Google Analytics, Google Ads</w:t>
       </w:r>
     </w:p>
     <w:p>
       <w:pPr>
         <w:spacing w:after="40"/>
-      </w:pPr>
-      <w:r>
         <w:rPr>
-          <w:rFonts w:ascii="Calibri" w:hAnsi="Calibri"/>
-          <w:b/>
+          <w:rFonts w:asciiTheme="majorHAnsi" w:hAnsiTheme="majorHAnsi" w:cstheme="majorHAnsi"/>
           <w:sz w:val="21"/>
+          <w:szCs w:val="21"/>
         </w:rPr>
-        <w:t xml:space="preserve">Certifications: </w:t>
-      </w:r>
-      <w:r>
-        <w:rPr>
-          <w:rFonts w:ascii="Calibri" w:hAnsi="Calibri"/>
-          <w:sz w:val="21"/>
-        </w:rPr>
-        <w:t>HubSpot Digital Marketing Certification (2021 – 2022)</w:t>
-      </w:r>
-    </w:p>
-    <w:p>
-      <w:pPr>
-        <w:spacing w:after="240"/>
       </w:pPr>
     </w:p>
     <w:p>
@@ -646,41 +684,58 @@
           <w:bottom w:val="single" w:sz="4" w:space="1" w:color="000000"/>
         </w:pBdr>
         <w:spacing w:after="120"/>
+        <w:rPr>
+          <w:rFonts w:asciiTheme="majorHAnsi" w:hAnsiTheme="majorHAnsi" w:cstheme="majorHAnsi"/>
+          <w:sz w:val="24"/>
+          <w:szCs w:val="24"/>
+        </w:rPr>
       </w:pPr>
       <w:r>
         <w:rPr>
-          <w:rFonts w:ascii="Calibri" w:hAnsi="Calibri"/>
+          <w:rFonts w:asciiTheme="majorHAnsi" w:hAnsiTheme="majorHAnsi" w:cstheme="majorHAnsi"/>
           <w:b/>
+          <w:sz w:val="24"/>
+          <w:szCs w:val="24"/>
         </w:rPr>
         <w:t>EDUCATION</w:t>
       </w:r>
     </w:p>
     <w:p>
+      <w:pPr>
+        <w:rPr>
+          <w:rFonts w:asciiTheme="majorHAnsi" w:hAnsiTheme="majorHAnsi" w:cstheme="majorHAnsi"/>
+        </w:rPr>
+      </w:pPr>
       <w:r>
         <w:rPr>
-          <w:rFonts w:ascii="Calibri" w:hAnsi="Calibri"/>
+          <w:rFonts w:asciiTheme="majorHAnsi" w:hAnsiTheme="majorHAnsi" w:cstheme="majorHAnsi"/>
           <w:b/>
         </w:rPr>
         <w:t>UNIVERSITY OF PENNSYLVANIA</w:t>
       </w:r>
       <w:r>
         <w:rPr>
-          <w:rFonts w:ascii="Calibri" w:hAnsi="Calibri"/>
+          <w:rFonts w:asciiTheme="majorHAnsi" w:hAnsiTheme="majorHAnsi" w:cstheme="majorHAnsi"/>
         </w:rPr>
         <w:t xml:space="preserve"> | Philadelphia, PA</w:t>
       </w:r>
     </w:p>
     <w:p>
+      <w:pPr>
+        <w:rPr>
+          <w:rFonts w:asciiTheme="majorHAnsi" w:hAnsiTheme="majorHAnsi" w:cstheme="majorHAnsi"/>
+        </w:rPr>
+      </w:pPr>
       <w:r>
         <w:rPr>
-          <w:rFonts w:ascii="Calibri" w:hAnsi="Calibri"/>
+          <w:rFonts w:asciiTheme="majorHAnsi" w:hAnsiTheme="majorHAnsi" w:cstheme="majorHAnsi"/>
           <w:i/>
         </w:rPr>
         <w:t>Full Stack Web Developer Bootcamp Certificate</w:t>
       </w:r>
       <w:r>
         <w:rPr>
-          <w:rFonts w:ascii="Calibri" w:hAnsi="Calibri"/>
+          <w:rFonts w:asciiTheme="majorHAnsi" w:hAnsiTheme="majorHAnsi" w:cstheme="majorHAnsi"/>
         </w:rPr>
         <w:t xml:space="preserve"> (Feb 2024)</w:t>
       </w:r>
@@ -688,48 +743,66 @@
     <w:p>
       <w:pPr>
         <w:spacing w:after="160"/>
+        <w:rPr>
+          <w:rFonts w:asciiTheme="majorHAnsi" w:hAnsiTheme="majorHAnsi" w:cstheme="majorHAnsi"/>
+        </w:rPr>
       </w:pPr>
       <w:r>
         <w:rPr>
-          <w:rFonts w:ascii="Calibri" w:hAnsi="Calibri"/>
+          <w:rFonts w:asciiTheme="majorHAnsi" w:hAnsiTheme="majorHAnsi" w:cstheme="majorHAnsi"/>
         </w:rPr>
         <w:t>GPA: 4.00</w:t>
       </w:r>
     </w:p>
     <w:p>
+      <w:pPr>
+        <w:rPr>
+          <w:rFonts w:asciiTheme="majorHAnsi" w:hAnsiTheme="majorHAnsi" w:cstheme="majorHAnsi"/>
+        </w:rPr>
+      </w:pPr>
       <w:r>
         <w:rPr>
-          <w:rFonts w:ascii="Calibri" w:hAnsi="Calibri"/>
+          <w:rFonts w:asciiTheme="majorHAnsi" w:hAnsiTheme="majorHAnsi" w:cstheme="majorHAnsi"/>
           <w:b/>
         </w:rPr>
         <w:t>LOYOLA UNIVERSITY MARYLAND</w:t>
       </w:r>
       <w:r>
         <w:rPr>
-          <w:rFonts w:ascii="Calibri" w:hAnsi="Calibri"/>
+          <w:rFonts w:asciiTheme="majorHAnsi" w:hAnsiTheme="majorHAnsi" w:cstheme="majorHAnsi"/>
         </w:rPr>
         <w:t xml:space="preserve"> | Baltimore, MD</w:t>
       </w:r>
     </w:p>
     <w:p>
+      <w:pPr>
+        <w:rPr>
+          <w:rFonts w:asciiTheme="majorHAnsi" w:hAnsiTheme="majorHAnsi" w:cstheme="majorHAnsi"/>
+        </w:rPr>
+      </w:pPr>
       <w:r>
         <w:rPr>
-          <w:rFonts w:ascii="Calibri" w:hAnsi="Calibri"/>
+          <w:rFonts w:asciiTheme="majorHAnsi" w:hAnsiTheme="majorHAnsi" w:cstheme="majorHAnsi"/>
           <w:i/>
         </w:rPr>
         <w:t>Bachelor of Business Administration</w:t>
       </w:r>
       <w:r>
         <w:rPr>
-          <w:rFonts w:ascii="Calibri" w:hAnsi="Calibri"/>
+          <w:rFonts w:asciiTheme="majorHAnsi" w:hAnsiTheme="majorHAnsi" w:cstheme="majorHAnsi"/>
         </w:rPr>
         <w:t xml:space="preserve"> (May 2014)</w:t>
       </w:r>
     </w:p>
     <w:p>
+      <w:pPr>
+        <w:rPr>
+          <w:rFonts w:asciiTheme="majorHAnsi" w:hAnsiTheme="majorHAnsi" w:cstheme="majorHAnsi"/>
+        </w:rPr>
+      </w:pPr>
       <w:r>
         <w:rPr>
-          <w:rFonts w:ascii="Calibri" w:hAnsi="Calibri"/>
+          <w:rFonts w:asciiTheme="majorHAnsi" w:hAnsiTheme="majorHAnsi" w:cstheme="majorHAnsi"/>
         </w:rPr>
         <w:t>Major: General Business | Cum Laude (GPA: 3.63)</w:t>
       </w:r>
@@ -914,6 +987,7605 @@
       </w:pPr>
       <w:rPr>
         <w:rFonts w:ascii="Symbol" w:hAnsi="Symbol" w:hint="default"/>
+      </w:rPr>
+    </w:lvl>
+  </w:abstractNum>
+  <w:abstractNum w:abstractNumId="9" w15:restartNumberingAfterBreak="0">
+    <w:nsid w:val="04E73F4C"/>
+    <w:multiLevelType w:val="multilevel"/>
+    <w:tmpl w:val="221AADFA"/>
+    <w:lvl w:ilvl="0">
+      <w:start w:val="1"/>
+      <w:numFmt w:val="bullet"/>
+      <w:lvlText w:val=""/>
+      <w:lvlJc w:val="left"/>
+      <w:pPr>
+        <w:tabs>
+          <w:tab w:val="num" w:pos="720"/>
+        </w:tabs>
+        <w:ind w:left="720" w:hanging="360"/>
+      </w:pPr>
+      <w:rPr>
+        <w:rFonts w:ascii="Symbol" w:hAnsi="Symbol" w:hint="default"/>
+        <w:sz w:val="20"/>
+      </w:rPr>
+    </w:lvl>
+    <w:lvl w:ilvl="1" w:tentative="1">
+      <w:start w:val="1"/>
+      <w:numFmt w:val="bullet"/>
+      <w:lvlText w:val="o"/>
+      <w:lvlJc w:val="left"/>
+      <w:pPr>
+        <w:tabs>
+          <w:tab w:val="num" w:pos="1440"/>
+        </w:tabs>
+        <w:ind w:left="1440" w:hanging="360"/>
+      </w:pPr>
+      <w:rPr>
+        <w:rFonts w:ascii="Courier New" w:hAnsi="Courier New" w:hint="default"/>
+        <w:sz w:val="20"/>
+      </w:rPr>
+    </w:lvl>
+    <w:lvl w:ilvl="2" w:tentative="1">
+      <w:start w:val="1"/>
+      <w:numFmt w:val="bullet"/>
+      <w:lvlText w:val=""/>
+      <w:lvlJc w:val="left"/>
+      <w:pPr>
+        <w:tabs>
+          <w:tab w:val="num" w:pos="2160"/>
+        </w:tabs>
+        <w:ind w:left="2160" w:hanging="360"/>
+      </w:pPr>
+      <w:rPr>
+        <w:rFonts w:ascii="Wingdings" w:hAnsi="Wingdings" w:hint="default"/>
+        <w:sz w:val="20"/>
+      </w:rPr>
+    </w:lvl>
+    <w:lvl w:ilvl="3" w:tentative="1">
+      <w:start w:val="1"/>
+      <w:numFmt w:val="bullet"/>
+      <w:lvlText w:val=""/>
+      <w:lvlJc w:val="left"/>
+      <w:pPr>
+        <w:tabs>
+          <w:tab w:val="num" w:pos="2880"/>
+        </w:tabs>
+        <w:ind w:left="2880" w:hanging="360"/>
+      </w:pPr>
+      <w:rPr>
+        <w:rFonts w:ascii="Wingdings" w:hAnsi="Wingdings" w:hint="default"/>
+        <w:sz w:val="20"/>
+      </w:rPr>
+    </w:lvl>
+    <w:lvl w:ilvl="4" w:tentative="1">
+      <w:start w:val="1"/>
+      <w:numFmt w:val="bullet"/>
+      <w:lvlText w:val=""/>
+      <w:lvlJc w:val="left"/>
+      <w:pPr>
+        <w:tabs>
+          <w:tab w:val="num" w:pos="3600"/>
+        </w:tabs>
+        <w:ind w:left="3600" w:hanging="360"/>
+      </w:pPr>
+      <w:rPr>
+        <w:rFonts w:ascii="Wingdings" w:hAnsi="Wingdings" w:hint="default"/>
+        <w:sz w:val="20"/>
+      </w:rPr>
+    </w:lvl>
+    <w:lvl w:ilvl="5" w:tentative="1">
+      <w:start w:val="1"/>
+      <w:numFmt w:val="bullet"/>
+      <w:lvlText w:val=""/>
+      <w:lvlJc w:val="left"/>
+      <w:pPr>
+        <w:tabs>
+          <w:tab w:val="num" w:pos="4320"/>
+        </w:tabs>
+        <w:ind w:left="4320" w:hanging="360"/>
+      </w:pPr>
+      <w:rPr>
+        <w:rFonts w:ascii="Wingdings" w:hAnsi="Wingdings" w:hint="default"/>
+        <w:sz w:val="20"/>
+      </w:rPr>
+    </w:lvl>
+    <w:lvl w:ilvl="6" w:tentative="1">
+      <w:start w:val="1"/>
+      <w:numFmt w:val="bullet"/>
+      <w:lvlText w:val=""/>
+      <w:lvlJc w:val="left"/>
+      <w:pPr>
+        <w:tabs>
+          <w:tab w:val="num" w:pos="5040"/>
+        </w:tabs>
+        <w:ind w:left="5040" w:hanging="360"/>
+      </w:pPr>
+      <w:rPr>
+        <w:rFonts w:ascii="Wingdings" w:hAnsi="Wingdings" w:hint="default"/>
+        <w:sz w:val="20"/>
+      </w:rPr>
+    </w:lvl>
+    <w:lvl w:ilvl="7" w:tentative="1">
+      <w:start w:val="1"/>
+      <w:numFmt w:val="bullet"/>
+      <w:lvlText w:val=""/>
+      <w:lvlJc w:val="left"/>
+      <w:pPr>
+        <w:tabs>
+          <w:tab w:val="num" w:pos="5760"/>
+        </w:tabs>
+        <w:ind w:left="5760" w:hanging="360"/>
+      </w:pPr>
+      <w:rPr>
+        <w:rFonts w:ascii="Wingdings" w:hAnsi="Wingdings" w:hint="default"/>
+        <w:sz w:val="20"/>
+      </w:rPr>
+    </w:lvl>
+    <w:lvl w:ilvl="8" w:tentative="1">
+      <w:start w:val="1"/>
+      <w:numFmt w:val="bullet"/>
+      <w:lvlText w:val=""/>
+      <w:lvlJc w:val="left"/>
+      <w:pPr>
+        <w:tabs>
+          <w:tab w:val="num" w:pos="6480"/>
+        </w:tabs>
+        <w:ind w:left="6480" w:hanging="360"/>
+      </w:pPr>
+      <w:rPr>
+        <w:rFonts w:ascii="Wingdings" w:hAnsi="Wingdings" w:hint="default"/>
+        <w:sz w:val="20"/>
+      </w:rPr>
+    </w:lvl>
+  </w:abstractNum>
+  <w:abstractNum w:abstractNumId="10" w15:restartNumberingAfterBreak="0">
+    <w:nsid w:val="07AE59A4"/>
+    <w:multiLevelType w:val="multilevel"/>
+    <w:tmpl w:val="6FF4651C"/>
+    <w:lvl w:ilvl="0">
+      <w:start w:val="1"/>
+      <w:numFmt w:val="bullet"/>
+      <w:lvlText w:val=""/>
+      <w:lvlJc w:val="left"/>
+      <w:pPr>
+        <w:tabs>
+          <w:tab w:val="num" w:pos="720"/>
+        </w:tabs>
+        <w:ind w:left="720" w:hanging="360"/>
+      </w:pPr>
+      <w:rPr>
+        <w:rFonts w:ascii="Symbol" w:hAnsi="Symbol" w:hint="default"/>
+        <w:sz w:val="20"/>
+      </w:rPr>
+    </w:lvl>
+    <w:lvl w:ilvl="1" w:tentative="1">
+      <w:start w:val="1"/>
+      <w:numFmt w:val="bullet"/>
+      <w:lvlText w:val="o"/>
+      <w:lvlJc w:val="left"/>
+      <w:pPr>
+        <w:tabs>
+          <w:tab w:val="num" w:pos="1440"/>
+        </w:tabs>
+        <w:ind w:left="1440" w:hanging="360"/>
+      </w:pPr>
+      <w:rPr>
+        <w:rFonts w:ascii="Courier New" w:hAnsi="Courier New" w:hint="default"/>
+        <w:sz w:val="20"/>
+      </w:rPr>
+    </w:lvl>
+    <w:lvl w:ilvl="2" w:tentative="1">
+      <w:start w:val="1"/>
+      <w:numFmt w:val="bullet"/>
+      <w:lvlText w:val=""/>
+      <w:lvlJc w:val="left"/>
+      <w:pPr>
+        <w:tabs>
+          <w:tab w:val="num" w:pos="2160"/>
+        </w:tabs>
+        <w:ind w:left="2160" w:hanging="360"/>
+      </w:pPr>
+      <w:rPr>
+        <w:rFonts w:ascii="Wingdings" w:hAnsi="Wingdings" w:hint="default"/>
+        <w:sz w:val="20"/>
+      </w:rPr>
+    </w:lvl>
+    <w:lvl w:ilvl="3" w:tentative="1">
+      <w:start w:val="1"/>
+      <w:numFmt w:val="bullet"/>
+      <w:lvlText w:val=""/>
+      <w:lvlJc w:val="left"/>
+      <w:pPr>
+        <w:tabs>
+          <w:tab w:val="num" w:pos="2880"/>
+        </w:tabs>
+        <w:ind w:left="2880" w:hanging="360"/>
+      </w:pPr>
+      <w:rPr>
+        <w:rFonts w:ascii="Wingdings" w:hAnsi="Wingdings" w:hint="default"/>
+        <w:sz w:val="20"/>
+      </w:rPr>
+    </w:lvl>
+    <w:lvl w:ilvl="4" w:tentative="1">
+      <w:start w:val="1"/>
+      <w:numFmt w:val="bullet"/>
+      <w:lvlText w:val=""/>
+      <w:lvlJc w:val="left"/>
+      <w:pPr>
+        <w:tabs>
+          <w:tab w:val="num" w:pos="3600"/>
+        </w:tabs>
+        <w:ind w:left="3600" w:hanging="360"/>
+      </w:pPr>
+      <w:rPr>
+        <w:rFonts w:ascii="Wingdings" w:hAnsi="Wingdings" w:hint="default"/>
+        <w:sz w:val="20"/>
+      </w:rPr>
+    </w:lvl>
+    <w:lvl w:ilvl="5" w:tentative="1">
+      <w:start w:val="1"/>
+      <w:numFmt w:val="bullet"/>
+      <w:lvlText w:val=""/>
+      <w:lvlJc w:val="left"/>
+      <w:pPr>
+        <w:tabs>
+          <w:tab w:val="num" w:pos="4320"/>
+        </w:tabs>
+        <w:ind w:left="4320" w:hanging="360"/>
+      </w:pPr>
+      <w:rPr>
+        <w:rFonts w:ascii="Wingdings" w:hAnsi="Wingdings" w:hint="default"/>
+        <w:sz w:val="20"/>
+      </w:rPr>
+    </w:lvl>
+    <w:lvl w:ilvl="6" w:tentative="1">
+      <w:start w:val="1"/>
+      <w:numFmt w:val="bullet"/>
+      <w:lvlText w:val=""/>
+      <w:lvlJc w:val="left"/>
+      <w:pPr>
+        <w:tabs>
+          <w:tab w:val="num" w:pos="5040"/>
+        </w:tabs>
+        <w:ind w:left="5040" w:hanging="360"/>
+      </w:pPr>
+      <w:rPr>
+        <w:rFonts w:ascii="Wingdings" w:hAnsi="Wingdings" w:hint="default"/>
+        <w:sz w:val="20"/>
+      </w:rPr>
+    </w:lvl>
+    <w:lvl w:ilvl="7" w:tentative="1">
+      <w:start w:val="1"/>
+      <w:numFmt w:val="bullet"/>
+      <w:lvlText w:val=""/>
+      <w:lvlJc w:val="left"/>
+      <w:pPr>
+        <w:tabs>
+          <w:tab w:val="num" w:pos="5760"/>
+        </w:tabs>
+        <w:ind w:left="5760" w:hanging="360"/>
+      </w:pPr>
+      <w:rPr>
+        <w:rFonts w:ascii="Wingdings" w:hAnsi="Wingdings" w:hint="default"/>
+        <w:sz w:val="20"/>
+      </w:rPr>
+    </w:lvl>
+    <w:lvl w:ilvl="8" w:tentative="1">
+      <w:start w:val="1"/>
+      <w:numFmt w:val="bullet"/>
+      <w:lvlText w:val=""/>
+      <w:lvlJc w:val="left"/>
+      <w:pPr>
+        <w:tabs>
+          <w:tab w:val="num" w:pos="6480"/>
+        </w:tabs>
+        <w:ind w:left="6480" w:hanging="360"/>
+      </w:pPr>
+      <w:rPr>
+        <w:rFonts w:ascii="Wingdings" w:hAnsi="Wingdings" w:hint="default"/>
+        <w:sz w:val="20"/>
+      </w:rPr>
+    </w:lvl>
+  </w:abstractNum>
+  <w:abstractNum w:abstractNumId="11" w15:restartNumberingAfterBreak="0">
+    <w:nsid w:val="08D20922"/>
+    <w:multiLevelType w:val="multilevel"/>
+    <w:tmpl w:val="0D003164"/>
+    <w:lvl w:ilvl="0">
+      <w:start w:val="1"/>
+      <w:numFmt w:val="bullet"/>
+      <w:lvlText w:val=""/>
+      <w:lvlJc w:val="left"/>
+      <w:pPr>
+        <w:tabs>
+          <w:tab w:val="num" w:pos="720"/>
+        </w:tabs>
+        <w:ind w:left="720" w:hanging="360"/>
+      </w:pPr>
+      <w:rPr>
+        <w:rFonts w:ascii="Symbol" w:hAnsi="Symbol" w:hint="default"/>
+        <w:sz w:val="20"/>
+      </w:rPr>
+    </w:lvl>
+    <w:lvl w:ilvl="1" w:tentative="1">
+      <w:start w:val="1"/>
+      <w:numFmt w:val="bullet"/>
+      <w:lvlText w:val="o"/>
+      <w:lvlJc w:val="left"/>
+      <w:pPr>
+        <w:tabs>
+          <w:tab w:val="num" w:pos="1440"/>
+        </w:tabs>
+        <w:ind w:left="1440" w:hanging="360"/>
+      </w:pPr>
+      <w:rPr>
+        <w:rFonts w:ascii="Courier New" w:hAnsi="Courier New" w:hint="default"/>
+        <w:sz w:val="20"/>
+      </w:rPr>
+    </w:lvl>
+    <w:lvl w:ilvl="2" w:tentative="1">
+      <w:start w:val="1"/>
+      <w:numFmt w:val="bullet"/>
+      <w:lvlText w:val=""/>
+      <w:lvlJc w:val="left"/>
+      <w:pPr>
+        <w:tabs>
+          <w:tab w:val="num" w:pos="2160"/>
+        </w:tabs>
+        <w:ind w:left="2160" w:hanging="360"/>
+      </w:pPr>
+      <w:rPr>
+        <w:rFonts w:ascii="Wingdings" w:hAnsi="Wingdings" w:hint="default"/>
+        <w:sz w:val="20"/>
+      </w:rPr>
+    </w:lvl>
+    <w:lvl w:ilvl="3" w:tentative="1">
+      <w:start w:val="1"/>
+      <w:numFmt w:val="bullet"/>
+      <w:lvlText w:val=""/>
+      <w:lvlJc w:val="left"/>
+      <w:pPr>
+        <w:tabs>
+          <w:tab w:val="num" w:pos="2880"/>
+        </w:tabs>
+        <w:ind w:left="2880" w:hanging="360"/>
+      </w:pPr>
+      <w:rPr>
+        <w:rFonts w:ascii="Wingdings" w:hAnsi="Wingdings" w:hint="default"/>
+        <w:sz w:val="20"/>
+      </w:rPr>
+    </w:lvl>
+    <w:lvl w:ilvl="4" w:tentative="1">
+      <w:start w:val="1"/>
+      <w:numFmt w:val="bullet"/>
+      <w:lvlText w:val=""/>
+      <w:lvlJc w:val="left"/>
+      <w:pPr>
+        <w:tabs>
+          <w:tab w:val="num" w:pos="3600"/>
+        </w:tabs>
+        <w:ind w:left="3600" w:hanging="360"/>
+      </w:pPr>
+      <w:rPr>
+        <w:rFonts w:ascii="Wingdings" w:hAnsi="Wingdings" w:hint="default"/>
+        <w:sz w:val="20"/>
+      </w:rPr>
+    </w:lvl>
+    <w:lvl w:ilvl="5" w:tentative="1">
+      <w:start w:val="1"/>
+      <w:numFmt w:val="bullet"/>
+      <w:lvlText w:val=""/>
+      <w:lvlJc w:val="left"/>
+      <w:pPr>
+        <w:tabs>
+          <w:tab w:val="num" w:pos="4320"/>
+        </w:tabs>
+        <w:ind w:left="4320" w:hanging="360"/>
+      </w:pPr>
+      <w:rPr>
+        <w:rFonts w:ascii="Wingdings" w:hAnsi="Wingdings" w:hint="default"/>
+        <w:sz w:val="20"/>
+      </w:rPr>
+    </w:lvl>
+    <w:lvl w:ilvl="6" w:tentative="1">
+      <w:start w:val="1"/>
+      <w:numFmt w:val="bullet"/>
+      <w:lvlText w:val=""/>
+      <w:lvlJc w:val="left"/>
+      <w:pPr>
+        <w:tabs>
+          <w:tab w:val="num" w:pos="5040"/>
+        </w:tabs>
+        <w:ind w:left="5040" w:hanging="360"/>
+      </w:pPr>
+      <w:rPr>
+        <w:rFonts w:ascii="Wingdings" w:hAnsi="Wingdings" w:hint="default"/>
+        <w:sz w:val="20"/>
+      </w:rPr>
+    </w:lvl>
+    <w:lvl w:ilvl="7" w:tentative="1">
+      <w:start w:val="1"/>
+      <w:numFmt w:val="bullet"/>
+      <w:lvlText w:val=""/>
+      <w:lvlJc w:val="left"/>
+      <w:pPr>
+        <w:tabs>
+          <w:tab w:val="num" w:pos="5760"/>
+        </w:tabs>
+        <w:ind w:left="5760" w:hanging="360"/>
+      </w:pPr>
+      <w:rPr>
+        <w:rFonts w:ascii="Wingdings" w:hAnsi="Wingdings" w:hint="default"/>
+        <w:sz w:val="20"/>
+      </w:rPr>
+    </w:lvl>
+    <w:lvl w:ilvl="8" w:tentative="1">
+      <w:start w:val="1"/>
+      <w:numFmt w:val="bullet"/>
+      <w:lvlText w:val=""/>
+      <w:lvlJc w:val="left"/>
+      <w:pPr>
+        <w:tabs>
+          <w:tab w:val="num" w:pos="6480"/>
+        </w:tabs>
+        <w:ind w:left="6480" w:hanging="360"/>
+      </w:pPr>
+      <w:rPr>
+        <w:rFonts w:ascii="Wingdings" w:hAnsi="Wingdings" w:hint="default"/>
+        <w:sz w:val="20"/>
+      </w:rPr>
+    </w:lvl>
+  </w:abstractNum>
+  <w:abstractNum w:abstractNumId="12" w15:restartNumberingAfterBreak="0">
+    <w:nsid w:val="0B5031DD"/>
+    <w:multiLevelType w:val="multilevel"/>
+    <w:tmpl w:val="7472DBDE"/>
+    <w:lvl w:ilvl="0">
+      <w:start w:val="1"/>
+      <w:numFmt w:val="bullet"/>
+      <w:lvlText w:val=""/>
+      <w:lvlJc w:val="left"/>
+      <w:pPr>
+        <w:tabs>
+          <w:tab w:val="num" w:pos="720"/>
+        </w:tabs>
+        <w:ind w:left="720" w:hanging="360"/>
+      </w:pPr>
+      <w:rPr>
+        <w:rFonts w:ascii="Symbol" w:hAnsi="Symbol" w:hint="default"/>
+        <w:sz w:val="20"/>
+      </w:rPr>
+    </w:lvl>
+    <w:lvl w:ilvl="1" w:tentative="1">
+      <w:start w:val="1"/>
+      <w:numFmt w:val="bullet"/>
+      <w:lvlText w:val="o"/>
+      <w:lvlJc w:val="left"/>
+      <w:pPr>
+        <w:tabs>
+          <w:tab w:val="num" w:pos="1440"/>
+        </w:tabs>
+        <w:ind w:left="1440" w:hanging="360"/>
+      </w:pPr>
+      <w:rPr>
+        <w:rFonts w:ascii="Courier New" w:hAnsi="Courier New" w:hint="default"/>
+        <w:sz w:val="20"/>
+      </w:rPr>
+    </w:lvl>
+    <w:lvl w:ilvl="2" w:tentative="1">
+      <w:start w:val="1"/>
+      <w:numFmt w:val="bullet"/>
+      <w:lvlText w:val=""/>
+      <w:lvlJc w:val="left"/>
+      <w:pPr>
+        <w:tabs>
+          <w:tab w:val="num" w:pos="2160"/>
+        </w:tabs>
+        <w:ind w:left="2160" w:hanging="360"/>
+      </w:pPr>
+      <w:rPr>
+        <w:rFonts w:ascii="Wingdings" w:hAnsi="Wingdings" w:hint="default"/>
+        <w:sz w:val="20"/>
+      </w:rPr>
+    </w:lvl>
+    <w:lvl w:ilvl="3" w:tentative="1">
+      <w:start w:val="1"/>
+      <w:numFmt w:val="bullet"/>
+      <w:lvlText w:val=""/>
+      <w:lvlJc w:val="left"/>
+      <w:pPr>
+        <w:tabs>
+          <w:tab w:val="num" w:pos="2880"/>
+        </w:tabs>
+        <w:ind w:left="2880" w:hanging="360"/>
+      </w:pPr>
+      <w:rPr>
+        <w:rFonts w:ascii="Wingdings" w:hAnsi="Wingdings" w:hint="default"/>
+        <w:sz w:val="20"/>
+      </w:rPr>
+    </w:lvl>
+    <w:lvl w:ilvl="4" w:tentative="1">
+      <w:start w:val="1"/>
+      <w:numFmt w:val="bullet"/>
+      <w:lvlText w:val=""/>
+      <w:lvlJc w:val="left"/>
+      <w:pPr>
+        <w:tabs>
+          <w:tab w:val="num" w:pos="3600"/>
+        </w:tabs>
+        <w:ind w:left="3600" w:hanging="360"/>
+      </w:pPr>
+      <w:rPr>
+        <w:rFonts w:ascii="Wingdings" w:hAnsi="Wingdings" w:hint="default"/>
+        <w:sz w:val="20"/>
+      </w:rPr>
+    </w:lvl>
+    <w:lvl w:ilvl="5" w:tentative="1">
+      <w:start w:val="1"/>
+      <w:numFmt w:val="bullet"/>
+      <w:lvlText w:val=""/>
+      <w:lvlJc w:val="left"/>
+      <w:pPr>
+        <w:tabs>
+          <w:tab w:val="num" w:pos="4320"/>
+        </w:tabs>
+        <w:ind w:left="4320" w:hanging="360"/>
+      </w:pPr>
+      <w:rPr>
+        <w:rFonts w:ascii="Wingdings" w:hAnsi="Wingdings" w:hint="default"/>
+        <w:sz w:val="20"/>
+      </w:rPr>
+    </w:lvl>
+    <w:lvl w:ilvl="6" w:tentative="1">
+      <w:start w:val="1"/>
+      <w:numFmt w:val="bullet"/>
+      <w:lvlText w:val=""/>
+      <w:lvlJc w:val="left"/>
+      <w:pPr>
+        <w:tabs>
+          <w:tab w:val="num" w:pos="5040"/>
+        </w:tabs>
+        <w:ind w:left="5040" w:hanging="360"/>
+      </w:pPr>
+      <w:rPr>
+        <w:rFonts w:ascii="Wingdings" w:hAnsi="Wingdings" w:hint="default"/>
+        <w:sz w:val="20"/>
+      </w:rPr>
+    </w:lvl>
+    <w:lvl w:ilvl="7" w:tentative="1">
+      <w:start w:val="1"/>
+      <w:numFmt w:val="bullet"/>
+      <w:lvlText w:val=""/>
+      <w:lvlJc w:val="left"/>
+      <w:pPr>
+        <w:tabs>
+          <w:tab w:val="num" w:pos="5760"/>
+        </w:tabs>
+        <w:ind w:left="5760" w:hanging="360"/>
+      </w:pPr>
+      <w:rPr>
+        <w:rFonts w:ascii="Wingdings" w:hAnsi="Wingdings" w:hint="default"/>
+        <w:sz w:val="20"/>
+      </w:rPr>
+    </w:lvl>
+    <w:lvl w:ilvl="8" w:tentative="1">
+      <w:start w:val="1"/>
+      <w:numFmt w:val="bullet"/>
+      <w:lvlText w:val=""/>
+      <w:lvlJc w:val="left"/>
+      <w:pPr>
+        <w:tabs>
+          <w:tab w:val="num" w:pos="6480"/>
+        </w:tabs>
+        <w:ind w:left="6480" w:hanging="360"/>
+      </w:pPr>
+      <w:rPr>
+        <w:rFonts w:ascii="Wingdings" w:hAnsi="Wingdings" w:hint="default"/>
+        <w:sz w:val="20"/>
+      </w:rPr>
+    </w:lvl>
+  </w:abstractNum>
+  <w:abstractNum w:abstractNumId="13" w15:restartNumberingAfterBreak="0">
+    <w:nsid w:val="0E9638A7"/>
+    <w:multiLevelType w:val="multilevel"/>
+    <w:tmpl w:val="2E06E3E4"/>
+    <w:lvl w:ilvl="0">
+      <w:start w:val="1"/>
+      <w:numFmt w:val="bullet"/>
+      <w:lvlText w:val=""/>
+      <w:lvlJc w:val="left"/>
+      <w:pPr>
+        <w:tabs>
+          <w:tab w:val="num" w:pos="720"/>
+        </w:tabs>
+        <w:ind w:left="720" w:hanging="360"/>
+      </w:pPr>
+      <w:rPr>
+        <w:rFonts w:ascii="Symbol" w:hAnsi="Symbol" w:hint="default"/>
+        <w:sz w:val="20"/>
+      </w:rPr>
+    </w:lvl>
+    <w:lvl w:ilvl="1" w:tentative="1">
+      <w:start w:val="1"/>
+      <w:numFmt w:val="bullet"/>
+      <w:lvlText w:val="o"/>
+      <w:lvlJc w:val="left"/>
+      <w:pPr>
+        <w:tabs>
+          <w:tab w:val="num" w:pos="1440"/>
+        </w:tabs>
+        <w:ind w:left="1440" w:hanging="360"/>
+      </w:pPr>
+      <w:rPr>
+        <w:rFonts w:ascii="Courier New" w:hAnsi="Courier New" w:hint="default"/>
+        <w:sz w:val="20"/>
+      </w:rPr>
+    </w:lvl>
+    <w:lvl w:ilvl="2" w:tentative="1">
+      <w:start w:val="1"/>
+      <w:numFmt w:val="bullet"/>
+      <w:lvlText w:val=""/>
+      <w:lvlJc w:val="left"/>
+      <w:pPr>
+        <w:tabs>
+          <w:tab w:val="num" w:pos="2160"/>
+        </w:tabs>
+        <w:ind w:left="2160" w:hanging="360"/>
+      </w:pPr>
+      <w:rPr>
+        <w:rFonts w:ascii="Wingdings" w:hAnsi="Wingdings" w:hint="default"/>
+        <w:sz w:val="20"/>
+      </w:rPr>
+    </w:lvl>
+    <w:lvl w:ilvl="3" w:tentative="1">
+      <w:start w:val="1"/>
+      <w:numFmt w:val="bullet"/>
+      <w:lvlText w:val=""/>
+      <w:lvlJc w:val="left"/>
+      <w:pPr>
+        <w:tabs>
+          <w:tab w:val="num" w:pos="2880"/>
+        </w:tabs>
+        <w:ind w:left="2880" w:hanging="360"/>
+      </w:pPr>
+      <w:rPr>
+        <w:rFonts w:ascii="Wingdings" w:hAnsi="Wingdings" w:hint="default"/>
+        <w:sz w:val="20"/>
+      </w:rPr>
+    </w:lvl>
+    <w:lvl w:ilvl="4" w:tentative="1">
+      <w:start w:val="1"/>
+      <w:numFmt w:val="bullet"/>
+      <w:lvlText w:val=""/>
+      <w:lvlJc w:val="left"/>
+      <w:pPr>
+        <w:tabs>
+          <w:tab w:val="num" w:pos="3600"/>
+        </w:tabs>
+        <w:ind w:left="3600" w:hanging="360"/>
+      </w:pPr>
+      <w:rPr>
+        <w:rFonts w:ascii="Wingdings" w:hAnsi="Wingdings" w:hint="default"/>
+        <w:sz w:val="20"/>
+      </w:rPr>
+    </w:lvl>
+    <w:lvl w:ilvl="5" w:tentative="1">
+      <w:start w:val="1"/>
+      <w:numFmt w:val="bullet"/>
+      <w:lvlText w:val=""/>
+      <w:lvlJc w:val="left"/>
+      <w:pPr>
+        <w:tabs>
+          <w:tab w:val="num" w:pos="4320"/>
+        </w:tabs>
+        <w:ind w:left="4320" w:hanging="360"/>
+      </w:pPr>
+      <w:rPr>
+        <w:rFonts w:ascii="Wingdings" w:hAnsi="Wingdings" w:hint="default"/>
+        <w:sz w:val="20"/>
+      </w:rPr>
+    </w:lvl>
+    <w:lvl w:ilvl="6" w:tentative="1">
+      <w:start w:val="1"/>
+      <w:numFmt w:val="bullet"/>
+      <w:lvlText w:val=""/>
+      <w:lvlJc w:val="left"/>
+      <w:pPr>
+        <w:tabs>
+          <w:tab w:val="num" w:pos="5040"/>
+        </w:tabs>
+        <w:ind w:left="5040" w:hanging="360"/>
+      </w:pPr>
+      <w:rPr>
+        <w:rFonts w:ascii="Wingdings" w:hAnsi="Wingdings" w:hint="default"/>
+        <w:sz w:val="20"/>
+      </w:rPr>
+    </w:lvl>
+    <w:lvl w:ilvl="7" w:tentative="1">
+      <w:start w:val="1"/>
+      <w:numFmt w:val="bullet"/>
+      <w:lvlText w:val=""/>
+      <w:lvlJc w:val="left"/>
+      <w:pPr>
+        <w:tabs>
+          <w:tab w:val="num" w:pos="5760"/>
+        </w:tabs>
+        <w:ind w:left="5760" w:hanging="360"/>
+      </w:pPr>
+      <w:rPr>
+        <w:rFonts w:ascii="Wingdings" w:hAnsi="Wingdings" w:hint="default"/>
+        <w:sz w:val="20"/>
+      </w:rPr>
+    </w:lvl>
+    <w:lvl w:ilvl="8" w:tentative="1">
+      <w:start w:val="1"/>
+      <w:numFmt w:val="bullet"/>
+      <w:lvlText w:val=""/>
+      <w:lvlJc w:val="left"/>
+      <w:pPr>
+        <w:tabs>
+          <w:tab w:val="num" w:pos="6480"/>
+        </w:tabs>
+        <w:ind w:left="6480" w:hanging="360"/>
+      </w:pPr>
+      <w:rPr>
+        <w:rFonts w:ascii="Wingdings" w:hAnsi="Wingdings" w:hint="default"/>
+        <w:sz w:val="20"/>
+      </w:rPr>
+    </w:lvl>
+  </w:abstractNum>
+  <w:abstractNum w:abstractNumId="14" w15:restartNumberingAfterBreak="0">
+    <w:nsid w:val="13CE70E3"/>
+    <w:multiLevelType w:val="multilevel"/>
+    <w:tmpl w:val="12D4BB48"/>
+    <w:lvl w:ilvl="0">
+      <w:start w:val="1"/>
+      <w:numFmt w:val="bullet"/>
+      <w:lvlText w:val=""/>
+      <w:lvlJc w:val="left"/>
+      <w:pPr>
+        <w:tabs>
+          <w:tab w:val="num" w:pos="720"/>
+        </w:tabs>
+        <w:ind w:left="720" w:hanging="360"/>
+      </w:pPr>
+      <w:rPr>
+        <w:rFonts w:ascii="Symbol" w:hAnsi="Symbol" w:hint="default"/>
+        <w:sz w:val="20"/>
+      </w:rPr>
+    </w:lvl>
+    <w:lvl w:ilvl="1" w:tentative="1">
+      <w:start w:val="1"/>
+      <w:numFmt w:val="bullet"/>
+      <w:lvlText w:val="o"/>
+      <w:lvlJc w:val="left"/>
+      <w:pPr>
+        <w:tabs>
+          <w:tab w:val="num" w:pos="1440"/>
+        </w:tabs>
+        <w:ind w:left="1440" w:hanging="360"/>
+      </w:pPr>
+      <w:rPr>
+        <w:rFonts w:ascii="Courier New" w:hAnsi="Courier New" w:hint="default"/>
+        <w:sz w:val="20"/>
+      </w:rPr>
+    </w:lvl>
+    <w:lvl w:ilvl="2" w:tentative="1">
+      <w:start w:val="1"/>
+      <w:numFmt w:val="bullet"/>
+      <w:lvlText w:val=""/>
+      <w:lvlJc w:val="left"/>
+      <w:pPr>
+        <w:tabs>
+          <w:tab w:val="num" w:pos="2160"/>
+        </w:tabs>
+        <w:ind w:left="2160" w:hanging="360"/>
+      </w:pPr>
+      <w:rPr>
+        <w:rFonts w:ascii="Wingdings" w:hAnsi="Wingdings" w:hint="default"/>
+        <w:sz w:val="20"/>
+      </w:rPr>
+    </w:lvl>
+    <w:lvl w:ilvl="3" w:tentative="1">
+      <w:start w:val="1"/>
+      <w:numFmt w:val="bullet"/>
+      <w:lvlText w:val=""/>
+      <w:lvlJc w:val="left"/>
+      <w:pPr>
+        <w:tabs>
+          <w:tab w:val="num" w:pos="2880"/>
+        </w:tabs>
+        <w:ind w:left="2880" w:hanging="360"/>
+      </w:pPr>
+      <w:rPr>
+        <w:rFonts w:ascii="Wingdings" w:hAnsi="Wingdings" w:hint="default"/>
+        <w:sz w:val="20"/>
+      </w:rPr>
+    </w:lvl>
+    <w:lvl w:ilvl="4" w:tentative="1">
+      <w:start w:val="1"/>
+      <w:numFmt w:val="bullet"/>
+      <w:lvlText w:val=""/>
+      <w:lvlJc w:val="left"/>
+      <w:pPr>
+        <w:tabs>
+          <w:tab w:val="num" w:pos="3600"/>
+        </w:tabs>
+        <w:ind w:left="3600" w:hanging="360"/>
+      </w:pPr>
+      <w:rPr>
+        <w:rFonts w:ascii="Wingdings" w:hAnsi="Wingdings" w:hint="default"/>
+        <w:sz w:val="20"/>
+      </w:rPr>
+    </w:lvl>
+    <w:lvl w:ilvl="5" w:tentative="1">
+      <w:start w:val="1"/>
+      <w:numFmt w:val="bullet"/>
+      <w:lvlText w:val=""/>
+      <w:lvlJc w:val="left"/>
+      <w:pPr>
+        <w:tabs>
+          <w:tab w:val="num" w:pos="4320"/>
+        </w:tabs>
+        <w:ind w:left="4320" w:hanging="360"/>
+      </w:pPr>
+      <w:rPr>
+        <w:rFonts w:ascii="Wingdings" w:hAnsi="Wingdings" w:hint="default"/>
+        <w:sz w:val="20"/>
+      </w:rPr>
+    </w:lvl>
+    <w:lvl w:ilvl="6" w:tentative="1">
+      <w:start w:val="1"/>
+      <w:numFmt w:val="bullet"/>
+      <w:lvlText w:val=""/>
+      <w:lvlJc w:val="left"/>
+      <w:pPr>
+        <w:tabs>
+          <w:tab w:val="num" w:pos="5040"/>
+        </w:tabs>
+        <w:ind w:left="5040" w:hanging="360"/>
+      </w:pPr>
+      <w:rPr>
+        <w:rFonts w:ascii="Wingdings" w:hAnsi="Wingdings" w:hint="default"/>
+        <w:sz w:val="20"/>
+      </w:rPr>
+    </w:lvl>
+    <w:lvl w:ilvl="7" w:tentative="1">
+      <w:start w:val="1"/>
+      <w:numFmt w:val="bullet"/>
+      <w:lvlText w:val=""/>
+      <w:lvlJc w:val="left"/>
+      <w:pPr>
+        <w:tabs>
+          <w:tab w:val="num" w:pos="5760"/>
+        </w:tabs>
+        <w:ind w:left="5760" w:hanging="360"/>
+      </w:pPr>
+      <w:rPr>
+        <w:rFonts w:ascii="Wingdings" w:hAnsi="Wingdings" w:hint="default"/>
+        <w:sz w:val="20"/>
+      </w:rPr>
+    </w:lvl>
+    <w:lvl w:ilvl="8" w:tentative="1">
+      <w:start w:val="1"/>
+      <w:numFmt w:val="bullet"/>
+      <w:lvlText w:val=""/>
+      <w:lvlJc w:val="left"/>
+      <w:pPr>
+        <w:tabs>
+          <w:tab w:val="num" w:pos="6480"/>
+        </w:tabs>
+        <w:ind w:left="6480" w:hanging="360"/>
+      </w:pPr>
+      <w:rPr>
+        <w:rFonts w:ascii="Wingdings" w:hAnsi="Wingdings" w:hint="default"/>
+        <w:sz w:val="20"/>
+      </w:rPr>
+    </w:lvl>
+  </w:abstractNum>
+  <w:abstractNum w:abstractNumId="15" w15:restartNumberingAfterBreak="0">
+    <w:nsid w:val="13DA48DD"/>
+    <w:multiLevelType w:val="multilevel"/>
+    <w:tmpl w:val="0CA0A244"/>
+    <w:lvl w:ilvl="0">
+      <w:start w:val="1"/>
+      <w:numFmt w:val="bullet"/>
+      <w:lvlText w:val=""/>
+      <w:lvlJc w:val="left"/>
+      <w:pPr>
+        <w:tabs>
+          <w:tab w:val="num" w:pos="720"/>
+        </w:tabs>
+        <w:ind w:left="720" w:hanging="360"/>
+      </w:pPr>
+      <w:rPr>
+        <w:rFonts w:ascii="Symbol" w:hAnsi="Symbol" w:hint="default"/>
+        <w:sz w:val="20"/>
+      </w:rPr>
+    </w:lvl>
+    <w:lvl w:ilvl="1" w:tentative="1">
+      <w:start w:val="1"/>
+      <w:numFmt w:val="bullet"/>
+      <w:lvlText w:val="o"/>
+      <w:lvlJc w:val="left"/>
+      <w:pPr>
+        <w:tabs>
+          <w:tab w:val="num" w:pos="1440"/>
+        </w:tabs>
+        <w:ind w:left="1440" w:hanging="360"/>
+      </w:pPr>
+      <w:rPr>
+        <w:rFonts w:ascii="Courier New" w:hAnsi="Courier New" w:hint="default"/>
+        <w:sz w:val="20"/>
+      </w:rPr>
+    </w:lvl>
+    <w:lvl w:ilvl="2" w:tentative="1">
+      <w:start w:val="1"/>
+      <w:numFmt w:val="bullet"/>
+      <w:lvlText w:val=""/>
+      <w:lvlJc w:val="left"/>
+      <w:pPr>
+        <w:tabs>
+          <w:tab w:val="num" w:pos="2160"/>
+        </w:tabs>
+        <w:ind w:left="2160" w:hanging="360"/>
+      </w:pPr>
+      <w:rPr>
+        <w:rFonts w:ascii="Wingdings" w:hAnsi="Wingdings" w:hint="default"/>
+        <w:sz w:val="20"/>
+      </w:rPr>
+    </w:lvl>
+    <w:lvl w:ilvl="3" w:tentative="1">
+      <w:start w:val="1"/>
+      <w:numFmt w:val="bullet"/>
+      <w:lvlText w:val=""/>
+      <w:lvlJc w:val="left"/>
+      <w:pPr>
+        <w:tabs>
+          <w:tab w:val="num" w:pos="2880"/>
+        </w:tabs>
+        <w:ind w:left="2880" w:hanging="360"/>
+      </w:pPr>
+      <w:rPr>
+        <w:rFonts w:ascii="Wingdings" w:hAnsi="Wingdings" w:hint="default"/>
+        <w:sz w:val="20"/>
+      </w:rPr>
+    </w:lvl>
+    <w:lvl w:ilvl="4" w:tentative="1">
+      <w:start w:val="1"/>
+      <w:numFmt w:val="bullet"/>
+      <w:lvlText w:val=""/>
+      <w:lvlJc w:val="left"/>
+      <w:pPr>
+        <w:tabs>
+          <w:tab w:val="num" w:pos="3600"/>
+        </w:tabs>
+        <w:ind w:left="3600" w:hanging="360"/>
+      </w:pPr>
+      <w:rPr>
+        <w:rFonts w:ascii="Wingdings" w:hAnsi="Wingdings" w:hint="default"/>
+        <w:sz w:val="20"/>
+      </w:rPr>
+    </w:lvl>
+    <w:lvl w:ilvl="5" w:tentative="1">
+      <w:start w:val="1"/>
+      <w:numFmt w:val="bullet"/>
+      <w:lvlText w:val=""/>
+      <w:lvlJc w:val="left"/>
+      <w:pPr>
+        <w:tabs>
+          <w:tab w:val="num" w:pos="4320"/>
+        </w:tabs>
+        <w:ind w:left="4320" w:hanging="360"/>
+      </w:pPr>
+      <w:rPr>
+        <w:rFonts w:ascii="Wingdings" w:hAnsi="Wingdings" w:hint="default"/>
+        <w:sz w:val="20"/>
+      </w:rPr>
+    </w:lvl>
+    <w:lvl w:ilvl="6" w:tentative="1">
+      <w:start w:val="1"/>
+      <w:numFmt w:val="bullet"/>
+      <w:lvlText w:val=""/>
+      <w:lvlJc w:val="left"/>
+      <w:pPr>
+        <w:tabs>
+          <w:tab w:val="num" w:pos="5040"/>
+        </w:tabs>
+        <w:ind w:left="5040" w:hanging="360"/>
+      </w:pPr>
+      <w:rPr>
+        <w:rFonts w:ascii="Wingdings" w:hAnsi="Wingdings" w:hint="default"/>
+        <w:sz w:val="20"/>
+      </w:rPr>
+    </w:lvl>
+    <w:lvl w:ilvl="7" w:tentative="1">
+      <w:start w:val="1"/>
+      <w:numFmt w:val="bullet"/>
+      <w:lvlText w:val=""/>
+      <w:lvlJc w:val="left"/>
+      <w:pPr>
+        <w:tabs>
+          <w:tab w:val="num" w:pos="5760"/>
+        </w:tabs>
+        <w:ind w:left="5760" w:hanging="360"/>
+      </w:pPr>
+      <w:rPr>
+        <w:rFonts w:ascii="Wingdings" w:hAnsi="Wingdings" w:hint="default"/>
+        <w:sz w:val="20"/>
+      </w:rPr>
+    </w:lvl>
+    <w:lvl w:ilvl="8" w:tentative="1">
+      <w:start w:val="1"/>
+      <w:numFmt w:val="bullet"/>
+      <w:lvlText w:val=""/>
+      <w:lvlJc w:val="left"/>
+      <w:pPr>
+        <w:tabs>
+          <w:tab w:val="num" w:pos="6480"/>
+        </w:tabs>
+        <w:ind w:left="6480" w:hanging="360"/>
+      </w:pPr>
+      <w:rPr>
+        <w:rFonts w:ascii="Wingdings" w:hAnsi="Wingdings" w:hint="default"/>
+        <w:sz w:val="20"/>
+      </w:rPr>
+    </w:lvl>
+  </w:abstractNum>
+  <w:abstractNum w:abstractNumId="16" w15:restartNumberingAfterBreak="0">
+    <w:nsid w:val="150641D9"/>
+    <w:multiLevelType w:val="multilevel"/>
+    <w:tmpl w:val="D9BA373C"/>
+    <w:lvl w:ilvl="0">
+      <w:start w:val="1"/>
+      <w:numFmt w:val="bullet"/>
+      <w:lvlText w:val=""/>
+      <w:lvlJc w:val="left"/>
+      <w:pPr>
+        <w:tabs>
+          <w:tab w:val="num" w:pos="720"/>
+        </w:tabs>
+        <w:ind w:left="720" w:hanging="360"/>
+      </w:pPr>
+      <w:rPr>
+        <w:rFonts w:ascii="Symbol" w:hAnsi="Symbol" w:hint="default"/>
+        <w:sz w:val="20"/>
+      </w:rPr>
+    </w:lvl>
+    <w:lvl w:ilvl="1" w:tentative="1">
+      <w:start w:val="1"/>
+      <w:numFmt w:val="bullet"/>
+      <w:lvlText w:val="o"/>
+      <w:lvlJc w:val="left"/>
+      <w:pPr>
+        <w:tabs>
+          <w:tab w:val="num" w:pos="1440"/>
+        </w:tabs>
+        <w:ind w:left="1440" w:hanging="360"/>
+      </w:pPr>
+      <w:rPr>
+        <w:rFonts w:ascii="Courier New" w:hAnsi="Courier New" w:hint="default"/>
+        <w:sz w:val="20"/>
+      </w:rPr>
+    </w:lvl>
+    <w:lvl w:ilvl="2" w:tentative="1">
+      <w:start w:val="1"/>
+      <w:numFmt w:val="bullet"/>
+      <w:lvlText w:val=""/>
+      <w:lvlJc w:val="left"/>
+      <w:pPr>
+        <w:tabs>
+          <w:tab w:val="num" w:pos="2160"/>
+        </w:tabs>
+        <w:ind w:left="2160" w:hanging="360"/>
+      </w:pPr>
+      <w:rPr>
+        <w:rFonts w:ascii="Wingdings" w:hAnsi="Wingdings" w:hint="default"/>
+        <w:sz w:val="20"/>
+      </w:rPr>
+    </w:lvl>
+    <w:lvl w:ilvl="3" w:tentative="1">
+      <w:start w:val="1"/>
+      <w:numFmt w:val="bullet"/>
+      <w:lvlText w:val=""/>
+      <w:lvlJc w:val="left"/>
+      <w:pPr>
+        <w:tabs>
+          <w:tab w:val="num" w:pos="2880"/>
+        </w:tabs>
+        <w:ind w:left="2880" w:hanging="360"/>
+      </w:pPr>
+      <w:rPr>
+        <w:rFonts w:ascii="Wingdings" w:hAnsi="Wingdings" w:hint="default"/>
+        <w:sz w:val="20"/>
+      </w:rPr>
+    </w:lvl>
+    <w:lvl w:ilvl="4" w:tentative="1">
+      <w:start w:val="1"/>
+      <w:numFmt w:val="bullet"/>
+      <w:lvlText w:val=""/>
+      <w:lvlJc w:val="left"/>
+      <w:pPr>
+        <w:tabs>
+          <w:tab w:val="num" w:pos="3600"/>
+        </w:tabs>
+        <w:ind w:left="3600" w:hanging="360"/>
+      </w:pPr>
+      <w:rPr>
+        <w:rFonts w:ascii="Wingdings" w:hAnsi="Wingdings" w:hint="default"/>
+        <w:sz w:val="20"/>
+      </w:rPr>
+    </w:lvl>
+    <w:lvl w:ilvl="5" w:tentative="1">
+      <w:start w:val="1"/>
+      <w:numFmt w:val="bullet"/>
+      <w:lvlText w:val=""/>
+      <w:lvlJc w:val="left"/>
+      <w:pPr>
+        <w:tabs>
+          <w:tab w:val="num" w:pos="4320"/>
+        </w:tabs>
+        <w:ind w:left="4320" w:hanging="360"/>
+      </w:pPr>
+      <w:rPr>
+        <w:rFonts w:ascii="Wingdings" w:hAnsi="Wingdings" w:hint="default"/>
+        <w:sz w:val="20"/>
+      </w:rPr>
+    </w:lvl>
+    <w:lvl w:ilvl="6" w:tentative="1">
+      <w:start w:val="1"/>
+      <w:numFmt w:val="bullet"/>
+      <w:lvlText w:val=""/>
+      <w:lvlJc w:val="left"/>
+      <w:pPr>
+        <w:tabs>
+          <w:tab w:val="num" w:pos="5040"/>
+        </w:tabs>
+        <w:ind w:left="5040" w:hanging="360"/>
+      </w:pPr>
+      <w:rPr>
+        <w:rFonts w:ascii="Wingdings" w:hAnsi="Wingdings" w:hint="default"/>
+        <w:sz w:val="20"/>
+      </w:rPr>
+    </w:lvl>
+    <w:lvl w:ilvl="7" w:tentative="1">
+      <w:start w:val="1"/>
+      <w:numFmt w:val="bullet"/>
+      <w:lvlText w:val=""/>
+      <w:lvlJc w:val="left"/>
+      <w:pPr>
+        <w:tabs>
+          <w:tab w:val="num" w:pos="5760"/>
+        </w:tabs>
+        <w:ind w:left="5760" w:hanging="360"/>
+      </w:pPr>
+      <w:rPr>
+        <w:rFonts w:ascii="Wingdings" w:hAnsi="Wingdings" w:hint="default"/>
+        <w:sz w:val="20"/>
+      </w:rPr>
+    </w:lvl>
+    <w:lvl w:ilvl="8" w:tentative="1">
+      <w:start w:val="1"/>
+      <w:numFmt w:val="bullet"/>
+      <w:lvlText w:val=""/>
+      <w:lvlJc w:val="left"/>
+      <w:pPr>
+        <w:tabs>
+          <w:tab w:val="num" w:pos="6480"/>
+        </w:tabs>
+        <w:ind w:left="6480" w:hanging="360"/>
+      </w:pPr>
+      <w:rPr>
+        <w:rFonts w:ascii="Wingdings" w:hAnsi="Wingdings" w:hint="default"/>
+        <w:sz w:val="20"/>
+      </w:rPr>
+    </w:lvl>
+  </w:abstractNum>
+  <w:abstractNum w:abstractNumId="17" w15:restartNumberingAfterBreak="0">
+    <w:nsid w:val="17D44F3C"/>
+    <w:multiLevelType w:val="multilevel"/>
+    <w:tmpl w:val="F8AEB706"/>
+    <w:lvl w:ilvl="0">
+      <w:start w:val="1"/>
+      <w:numFmt w:val="bullet"/>
+      <w:lvlText w:val=""/>
+      <w:lvlJc w:val="left"/>
+      <w:pPr>
+        <w:tabs>
+          <w:tab w:val="num" w:pos="720"/>
+        </w:tabs>
+        <w:ind w:left="720" w:hanging="360"/>
+      </w:pPr>
+      <w:rPr>
+        <w:rFonts w:ascii="Symbol" w:hAnsi="Symbol" w:hint="default"/>
+        <w:sz w:val="20"/>
+      </w:rPr>
+    </w:lvl>
+    <w:lvl w:ilvl="1" w:tentative="1">
+      <w:start w:val="1"/>
+      <w:numFmt w:val="bullet"/>
+      <w:lvlText w:val="o"/>
+      <w:lvlJc w:val="left"/>
+      <w:pPr>
+        <w:tabs>
+          <w:tab w:val="num" w:pos="1440"/>
+        </w:tabs>
+        <w:ind w:left="1440" w:hanging="360"/>
+      </w:pPr>
+      <w:rPr>
+        <w:rFonts w:ascii="Courier New" w:hAnsi="Courier New" w:hint="default"/>
+        <w:sz w:val="20"/>
+      </w:rPr>
+    </w:lvl>
+    <w:lvl w:ilvl="2" w:tentative="1">
+      <w:start w:val="1"/>
+      <w:numFmt w:val="bullet"/>
+      <w:lvlText w:val=""/>
+      <w:lvlJc w:val="left"/>
+      <w:pPr>
+        <w:tabs>
+          <w:tab w:val="num" w:pos="2160"/>
+        </w:tabs>
+        <w:ind w:left="2160" w:hanging="360"/>
+      </w:pPr>
+      <w:rPr>
+        <w:rFonts w:ascii="Wingdings" w:hAnsi="Wingdings" w:hint="default"/>
+        <w:sz w:val="20"/>
+      </w:rPr>
+    </w:lvl>
+    <w:lvl w:ilvl="3" w:tentative="1">
+      <w:start w:val="1"/>
+      <w:numFmt w:val="bullet"/>
+      <w:lvlText w:val=""/>
+      <w:lvlJc w:val="left"/>
+      <w:pPr>
+        <w:tabs>
+          <w:tab w:val="num" w:pos="2880"/>
+        </w:tabs>
+        <w:ind w:left="2880" w:hanging="360"/>
+      </w:pPr>
+      <w:rPr>
+        <w:rFonts w:ascii="Wingdings" w:hAnsi="Wingdings" w:hint="default"/>
+        <w:sz w:val="20"/>
+      </w:rPr>
+    </w:lvl>
+    <w:lvl w:ilvl="4" w:tentative="1">
+      <w:start w:val="1"/>
+      <w:numFmt w:val="bullet"/>
+      <w:lvlText w:val=""/>
+      <w:lvlJc w:val="left"/>
+      <w:pPr>
+        <w:tabs>
+          <w:tab w:val="num" w:pos="3600"/>
+        </w:tabs>
+        <w:ind w:left="3600" w:hanging="360"/>
+      </w:pPr>
+      <w:rPr>
+        <w:rFonts w:ascii="Wingdings" w:hAnsi="Wingdings" w:hint="default"/>
+        <w:sz w:val="20"/>
+      </w:rPr>
+    </w:lvl>
+    <w:lvl w:ilvl="5" w:tentative="1">
+      <w:start w:val="1"/>
+      <w:numFmt w:val="bullet"/>
+      <w:lvlText w:val=""/>
+      <w:lvlJc w:val="left"/>
+      <w:pPr>
+        <w:tabs>
+          <w:tab w:val="num" w:pos="4320"/>
+        </w:tabs>
+        <w:ind w:left="4320" w:hanging="360"/>
+      </w:pPr>
+      <w:rPr>
+        <w:rFonts w:ascii="Wingdings" w:hAnsi="Wingdings" w:hint="default"/>
+        <w:sz w:val="20"/>
+      </w:rPr>
+    </w:lvl>
+    <w:lvl w:ilvl="6" w:tentative="1">
+      <w:start w:val="1"/>
+      <w:numFmt w:val="bullet"/>
+      <w:lvlText w:val=""/>
+      <w:lvlJc w:val="left"/>
+      <w:pPr>
+        <w:tabs>
+          <w:tab w:val="num" w:pos="5040"/>
+        </w:tabs>
+        <w:ind w:left="5040" w:hanging="360"/>
+      </w:pPr>
+      <w:rPr>
+        <w:rFonts w:ascii="Wingdings" w:hAnsi="Wingdings" w:hint="default"/>
+        <w:sz w:val="20"/>
+      </w:rPr>
+    </w:lvl>
+    <w:lvl w:ilvl="7" w:tentative="1">
+      <w:start w:val="1"/>
+      <w:numFmt w:val="bullet"/>
+      <w:lvlText w:val=""/>
+      <w:lvlJc w:val="left"/>
+      <w:pPr>
+        <w:tabs>
+          <w:tab w:val="num" w:pos="5760"/>
+        </w:tabs>
+        <w:ind w:left="5760" w:hanging="360"/>
+      </w:pPr>
+      <w:rPr>
+        <w:rFonts w:ascii="Wingdings" w:hAnsi="Wingdings" w:hint="default"/>
+        <w:sz w:val="20"/>
+      </w:rPr>
+    </w:lvl>
+    <w:lvl w:ilvl="8" w:tentative="1">
+      <w:start w:val="1"/>
+      <w:numFmt w:val="bullet"/>
+      <w:lvlText w:val=""/>
+      <w:lvlJc w:val="left"/>
+      <w:pPr>
+        <w:tabs>
+          <w:tab w:val="num" w:pos="6480"/>
+        </w:tabs>
+        <w:ind w:left="6480" w:hanging="360"/>
+      </w:pPr>
+      <w:rPr>
+        <w:rFonts w:ascii="Wingdings" w:hAnsi="Wingdings" w:hint="default"/>
+        <w:sz w:val="20"/>
+      </w:rPr>
+    </w:lvl>
+  </w:abstractNum>
+  <w:abstractNum w:abstractNumId="18" w15:restartNumberingAfterBreak="0">
+    <w:nsid w:val="1A777874"/>
+    <w:multiLevelType w:val="multilevel"/>
+    <w:tmpl w:val="989E7276"/>
+    <w:lvl w:ilvl="0">
+      <w:start w:val="1"/>
+      <w:numFmt w:val="bullet"/>
+      <w:lvlText w:val=""/>
+      <w:lvlJc w:val="left"/>
+      <w:pPr>
+        <w:tabs>
+          <w:tab w:val="num" w:pos="720"/>
+        </w:tabs>
+        <w:ind w:left="720" w:hanging="360"/>
+      </w:pPr>
+      <w:rPr>
+        <w:rFonts w:ascii="Symbol" w:hAnsi="Symbol" w:hint="default"/>
+        <w:sz w:val="20"/>
+      </w:rPr>
+    </w:lvl>
+    <w:lvl w:ilvl="1" w:tentative="1">
+      <w:start w:val="1"/>
+      <w:numFmt w:val="bullet"/>
+      <w:lvlText w:val="o"/>
+      <w:lvlJc w:val="left"/>
+      <w:pPr>
+        <w:tabs>
+          <w:tab w:val="num" w:pos="1440"/>
+        </w:tabs>
+        <w:ind w:left="1440" w:hanging="360"/>
+      </w:pPr>
+      <w:rPr>
+        <w:rFonts w:ascii="Courier New" w:hAnsi="Courier New" w:hint="default"/>
+        <w:sz w:val="20"/>
+      </w:rPr>
+    </w:lvl>
+    <w:lvl w:ilvl="2" w:tentative="1">
+      <w:start w:val="1"/>
+      <w:numFmt w:val="bullet"/>
+      <w:lvlText w:val=""/>
+      <w:lvlJc w:val="left"/>
+      <w:pPr>
+        <w:tabs>
+          <w:tab w:val="num" w:pos="2160"/>
+        </w:tabs>
+        <w:ind w:left="2160" w:hanging="360"/>
+      </w:pPr>
+      <w:rPr>
+        <w:rFonts w:ascii="Wingdings" w:hAnsi="Wingdings" w:hint="default"/>
+        <w:sz w:val="20"/>
+      </w:rPr>
+    </w:lvl>
+    <w:lvl w:ilvl="3" w:tentative="1">
+      <w:start w:val="1"/>
+      <w:numFmt w:val="bullet"/>
+      <w:lvlText w:val=""/>
+      <w:lvlJc w:val="left"/>
+      <w:pPr>
+        <w:tabs>
+          <w:tab w:val="num" w:pos="2880"/>
+        </w:tabs>
+        <w:ind w:left="2880" w:hanging="360"/>
+      </w:pPr>
+      <w:rPr>
+        <w:rFonts w:ascii="Wingdings" w:hAnsi="Wingdings" w:hint="default"/>
+        <w:sz w:val="20"/>
+      </w:rPr>
+    </w:lvl>
+    <w:lvl w:ilvl="4" w:tentative="1">
+      <w:start w:val="1"/>
+      <w:numFmt w:val="bullet"/>
+      <w:lvlText w:val=""/>
+      <w:lvlJc w:val="left"/>
+      <w:pPr>
+        <w:tabs>
+          <w:tab w:val="num" w:pos="3600"/>
+        </w:tabs>
+        <w:ind w:left="3600" w:hanging="360"/>
+      </w:pPr>
+      <w:rPr>
+        <w:rFonts w:ascii="Wingdings" w:hAnsi="Wingdings" w:hint="default"/>
+        <w:sz w:val="20"/>
+      </w:rPr>
+    </w:lvl>
+    <w:lvl w:ilvl="5" w:tentative="1">
+      <w:start w:val="1"/>
+      <w:numFmt w:val="bullet"/>
+      <w:lvlText w:val=""/>
+      <w:lvlJc w:val="left"/>
+      <w:pPr>
+        <w:tabs>
+          <w:tab w:val="num" w:pos="4320"/>
+        </w:tabs>
+        <w:ind w:left="4320" w:hanging="360"/>
+      </w:pPr>
+      <w:rPr>
+        <w:rFonts w:ascii="Wingdings" w:hAnsi="Wingdings" w:hint="default"/>
+        <w:sz w:val="20"/>
+      </w:rPr>
+    </w:lvl>
+    <w:lvl w:ilvl="6" w:tentative="1">
+      <w:start w:val="1"/>
+      <w:numFmt w:val="bullet"/>
+      <w:lvlText w:val=""/>
+      <w:lvlJc w:val="left"/>
+      <w:pPr>
+        <w:tabs>
+          <w:tab w:val="num" w:pos="5040"/>
+        </w:tabs>
+        <w:ind w:left="5040" w:hanging="360"/>
+      </w:pPr>
+      <w:rPr>
+        <w:rFonts w:ascii="Wingdings" w:hAnsi="Wingdings" w:hint="default"/>
+        <w:sz w:val="20"/>
+      </w:rPr>
+    </w:lvl>
+    <w:lvl w:ilvl="7" w:tentative="1">
+      <w:start w:val="1"/>
+      <w:numFmt w:val="bullet"/>
+      <w:lvlText w:val=""/>
+      <w:lvlJc w:val="left"/>
+      <w:pPr>
+        <w:tabs>
+          <w:tab w:val="num" w:pos="5760"/>
+        </w:tabs>
+        <w:ind w:left="5760" w:hanging="360"/>
+      </w:pPr>
+      <w:rPr>
+        <w:rFonts w:ascii="Wingdings" w:hAnsi="Wingdings" w:hint="default"/>
+        <w:sz w:val="20"/>
+      </w:rPr>
+    </w:lvl>
+    <w:lvl w:ilvl="8" w:tentative="1">
+      <w:start w:val="1"/>
+      <w:numFmt w:val="bullet"/>
+      <w:lvlText w:val=""/>
+      <w:lvlJc w:val="left"/>
+      <w:pPr>
+        <w:tabs>
+          <w:tab w:val="num" w:pos="6480"/>
+        </w:tabs>
+        <w:ind w:left="6480" w:hanging="360"/>
+      </w:pPr>
+      <w:rPr>
+        <w:rFonts w:ascii="Wingdings" w:hAnsi="Wingdings" w:hint="default"/>
+        <w:sz w:val="20"/>
+      </w:rPr>
+    </w:lvl>
+  </w:abstractNum>
+  <w:abstractNum w:abstractNumId="19" w15:restartNumberingAfterBreak="0">
+    <w:nsid w:val="1AE86B5E"/>
+    <w:multiLevelType w:val="multilevel"/>
+    <w:tmpl w:val="6B12FB5C"/>
+    <w:lvl w:ilvl="0">
+      <w:start w:val="1"/>
+      <w:numFmt w:val="bullet"/>
+      <w:lvlText w:val=""/>
+      <w:lvlJc w:val="left"/>
+      <w:pPr>
+        <w:tabs>
+          <w:tab w:val="num" w:pos="720"/>
+        </w:tabs>
+        <w:ind w:left="720" w:hanging="360"/>
+      </w:pPr>
+      <w:rPr>
+        <w:rFonts w:ascii="Symbol" w:hAnsi="Symbol" w:hint="default"/>
+        <w:sz w:val="20"/>
+      </w:rPr>
+    </w:lvl>
+    <w:lvl w:ilvl="1" w:tentative="1">
+      <w:start w:val="1"/>
+      <w:numFmt w:val="bullet"/>
+      <w:lvlText w:val="o"/>
+      <w:lvlJc w:val="left"/>
+      <w:pPr>
+        <w:tabs>
+          <w:tab w:val="num" w:pos="1440"/>
+        </w:tabs>
+        <w:ind w:left="1440" w:hanging="360"/>
+      </w:pPr>
+      <w:rPr>
+        <w:rFonts w:ascii="Courier New" w:hAnsi="Courier New" w:hint="default"/>
+        <w:sz w:val="20"/>
+      </w:rPr>
+    </w:lvl>
+    <w:lvl w:ilvl="2" w:tentative="1">
+      <w:start w:val="1"/>
+      <w:numFmt w:val="bullet"/>
+      <w:lvlText w:val=""/>
+      <w:lvlJc w:val="left"/>
+      <w:pPr>
+        <w:tabs>
+          <w:tab w:val="num" w:pos="2160"/>
+        </w:tabs>
+        <w:ind w:left="2160" w:hanging="360"/>
+      </w:pPr>
+      <w:rPr>
+        <w:rFonts w:ascii="Wingdings" w:hAnsi="Wingdings" w:hint="default"/>
+        <w:sz w:val="20"/>
+      </w:rPr>
+    </w:lvl>
+    <w:lvl w:ilvl="3" w:tentative="1">
+      <w:start w:val="1"/>
+      <w:numFmt w:val="bullet"/>
+      <w:lvlText w:val=""/>
+      <w:lvlJc w:val="left"/>
+      <w:pPr>
+        <w:tabs>
+          <w:tab w:val="num" w:pos="2880"/>
+        </w:tabs>
+        <w:ind w:left="2880" w:hanging="360"/>
+      </w:pPr>
+      <w:rPr>
+        <w:rFonts w:ascii="Wingdings" w:hAnsi="Wingdings" w:hint="default"/>
+        <w:sz w:val="20"/>
+      </w:rPr>
+    </w:lvl>
+    <w:lvl w:ilvl="4" w:tentative="1">
+      <w:start w:val="1"/>
+      <w:numFmt w:val="bullet"/>
+      <w:lvlText w:val=""/>
+      <w:lvlJc w:val="left"/>
+      <w:pPr>
+        <w:tabs>
+          <w:tab w:val="num" w:pos="3600"/>
+        </w:tabs>
+        <w:ind w:left="3600" w:hanging="360"/>
+      </w:pPr>
+      <w:rPr>
+        <w:rFonts w:ascii="Wingdings" w:hAnsi="Wingdings" w:hint="default"/>
+        <w:sz w:val="20"/>
+      </w:rPr>
+    </w:lvl>
+    <w:lvl w:ilvl="5" w:tentative="1">
+      <w:start w:val="1"/>
+      <w:numFmt w:val="bullet"/>
+      <w:lvlText w:val=""/>
+      <w:lvlJc w:val="left"/>
+      <w:pPr>
+        <w:tabs>
+          <w:tab w:val="num" w:pos="4320"/>
+        </w:tabs>
+        <w:ind w:left="4320" w:hanging="360"/>
+      </w:pPr>
+      <w:rPr>
+        <w:rFonts w:ascii="Wingdings" w:hAnsi="Wingdings" w:hint="default"/>
+        <w:sz w:val="20"/>
+      </w:rPr>
+    </w:lvl>
+    <w:lvl w:ilvl="6" w:tentative="1">
+      <w:start w:val="1"/>
+      <w:numFmt w:val="bullet"/>
+      <w:lvlText w:val=""/>
+      <w:lvlJc w:val="left"/>
+      <w:pPr>
+        <w:tabs>
+          <w:tab w:val="num" w:pos="5040"/>
+        </w:tabs>
+        <w:ind w:left="5040" w:hanging="360"/>
+      </w:pPr>
+      <w:rPr>
+        <w:rFonts w:ascii="Wingdings" w:hAnsi="Wingdings" w:hint="default"/>
+        <w:sz w:val="20"/>
+      </w:rPr>
+    </w:lvl>
+    <w:lvl w:ilvl="7" w:tentative="1">
+      <w:start w:val="1"/>
+      <w:numFmt w:val="bullet"/>
+      <w:lvlText w:val=""/>
+      <w:lvlJc w:val="left"/>
+      <w:pPr>
+        <w:tabs>
+          <w:tab w:val="num" w:pos="5760"/>
+        </w:tabs>
+        <w:ind w:left="5760" w:hanging="360"/>
+      </w:pPr>
+      <w:rPr>
+        <w:rFonts w:ascii="Wingdings" w:hAnsi="Wingdings" w:hint="default"/>
+        <w:sz w:val="20"/>
+      </w:rPr>
+    </w:lvl>
+    <w:lvl w:ilvl="8" w:tentative="1">
+      <w:start w:val="1"/>
+      <w:numFmt w:val="bullet"/>
+      <w:lvlText w:val=""/>
+      <w:lvlJc w:val="left"/>
+      <w:pPr>
+        <w:tabs>
+          <w:tab w:val="num" w:pos="6480"/>
+        </w:tabs>
+        <w:ind w:left="6480" w:hanging="360"/>
+      </w:pPr>
+      <w:rPr>
+        <w:rFonts w:ascii="Wingdings" w:hAnsi="Wingdings" w:hint="default"/>
+        <w:sz w:val="20"/>
+      </w:rPr>
+    </w:lvl>
+  </w:abstractNum>
+  <w:abstractNum w:abstractNumId="20" w15:restartNumberingAfterBreak="0">
+    <w:nsid w:val="1CF0479D"/>
+    <w:multiLevelType w:val="multilevel"/>
+    <w:tmpl w:val="3D94CF0E"/>
+    <w:lvl w:ilvl="0">
+      <w:start w:val="1"/>
+      <w:numFmt w:val="bullet"/>
+      <w:lvlText w:val=""/>
+      <w:lvlJc w:val="left"/>
+      <w:pPr>
+        <w:tabs>
+          <w:tab w:val="num" w:pos="720"/>
+        </w:tabs>
+        <w:ind w:left="720" w:hanging="360"/>
+      </w:pPr>
+      <w:rPr>
+        <w:rFonts w:ascii="Symbol" w:hAnsi="Symbol" w:hint="default"/>
+        <w:sz w:val="20"/>
+      </w:rPr>
+    </w:lvl>
+    <w:lvl w:ilvl="1" w:tentative="1">
+      <w:start w:val="1"/>
+      <w:numFmt w:val="bullet"/>
+      <w:lvlText w:val="o"/>
+      <w:lvlJc w:val="left"/>
+      <w:pPr>
+        <w:tabs>
+          <w:tab w:val="num" w:pos="1440"/>
+        </w:tabs>
+        <w:ind w:left="1440" w:hanging="360"/>
+      </w:pPr>
+      <w:rPr>
+        <w:rFonts w:ascii="Courier New" w:hAnsi="Courier New" w:hint="default"/>
+        <w:sz w:val="20"/>
+      </w:rPr>
+    </w:lvl>
+    <w:lvl w:ilvl="2" w:tentative="1">
+      <w:start w:val="1"/>
+      <w:numFmt w:val="bullet"/>
+      <w:lvlText w:val=""/>
+      <w:lvlJc w:val="left"/>
+      <w:pPr>
+        <w:tabs>
+          <w:tab w:val="num" w:pos="2160"/>
+        </w:tabs>
+        <w:ind w:left="2160" w:hanging="360"/>
+      </w:pPr>
+      <w:rPr>
+        <w:rFonts w:ascii="Wingdings" w:hAnsi="Wingdings" w:hint="default"/>
+        <w:sz w:val="20"/>
+      </w:rPr>
+    </w:lvl>
+    <w:lvl w:ilvl="3" w:tentative="1">
+      <w:start w:val="1"/>
+      <w:numFmt w:val="bullet"/>
+      <w:lvlText w:val=""/>
+      <w:lvlJc w:val="left"/>
+      <w:pPr>
+        <w:tabs>
+          <w:tab w:val="num" w:pos="2880"/>
+        </w:tabs>
+        <w:ind w:left="2880" w:hanging="360"/>
+      </w:pPr>
+      <w:rPr>
+        <w:rFonts w:ascii="Wingdings" w:hAnsi="Wingdings" w:hint="default"/>
+        <w:sz w:val="20"/>
+      </w:rPr>
+    </w:lvl>
+    <w:lvl w:ilvl="4" w:tentative="1">
+      <w:start w:val="1"/>
+      <w:numFmt w:val="bullet"/>
+      <w:lvlText w:val=""/>
+      <w:lvlJc w:val="left"/>
+      <w:pPr>
+        <w:tabs>
+          <w:tab w:val="num" w:pos="3600"/>
+        </w:tabs>
+        <w:ind w:left="3600" w:hanging="360"/>
+      </w:pPr>
+      <w:rPr>
+        <w:rFonts w:ascii="Wingdings" w:hAnsi="Wingdings" w:hint="default"/>
+        <w:sz w:val="20"/>
+      </w:rPr>
+    </w:lvl>
+    <w:lvl w:ilvl="5" w:tentative="1">
+      <w:start w:val="1"/>
+      <w:numFmt w:val="bullet"/>
+      <w:lvlText w:val=""/>
+      <w:lvlJc w:val="left"/>
+      <w:pPr>
+        <w:tabs>
+          <w:tab w:val="num" w:pos="4320"/>
+        </w:tabs>
+        <w:ind w:left="4320" w:hanging="360"/>
+      </w:pPr>
+      <w:rPr>
+        <w:rFonts w:ascii="Wingdings" w:hAnsi="Wingdings" w:hint="default"/>
+        <w:sz w:val="20"/>
+      </w:rPr>
+    </w:lvl>
+    <w:lvl w:ilvl="6" w:tentative="1">
+      <w:start w:val="1"/>
+      <w:numFmt w:val="bullet"/>
+      <w:lvlText w:val=""/>
+      <w:lvlJc w:val="left"/>
+      <w:pPr>
+        <w:tabs>
+          <w:tab w:val="num" w:pos="5040"/>
+        </w:tabs>
+        <w:ind w:left="5040" w:hanging="360"/>
+      </w:pPr>
+      <w:rPr>
+        <w:rFonts w:ascii="Wingdings" w:hAnsi="Wingdings" w:hint="default"/>
+        <w:sz w:val="20"/>
+      </w:rPr>
+    </w:lvl>
+    <w:lvl w:ilvl="7" w:tentative="1">
+      <w:start w:val="1"/>
+      <w:numFmt w:val="bullet"/>
+      <w:lvlText w:val=""/>
+      <w:lvlJc w:val="left"/>
+      <w:pPr>
+        <w:tabs>
+          <w:tab w:val="num" w:pos="5760"/>
+        </w:tabs>
+        <w:ind w:left="5760" w:hanging="360"/>
+      </w:pPr>
+      <w:rPr>
+        <w:rFonts w:ascii="Wingdings" w:hAnsi="Wingdings" w:hint="default"/>
+        <w:sz w:val="20"/>
+      </w:rPr>
+    </w:lvl>
+    <w:lvl w:ilvl="8" w:tentative="1">
+      <w:start w:val="1"/>
+      <w:numFmt w:val="bullet"/>
+      <w:lvlText w:val=""/>
+      <w:lvlJc w:val="left"/>
+      <w:pPr>
+        <w:tabs>
+          <w:tab w:val="num" w:pos="6480"/>
+        </w:tabs>
+        <w:ind w:left="6480" w:hanging="360"/>
+      </w:pPr>
+      <w:rPr>
+        <w:rFonts w:ascii="Wingdings" w:hAnsi="Wingdings" w:hint="default"/>
+        <w:sz w:val="20"/>
+      </w:rPr>
+    </w:lvl>
+  </w:abstractNum>
+  <w:abstractNum w:abstractNumId="21" w15:restartNumberingAfterBreak="0">
+    <w:nsid w:val="21BC5442"/>
+    <w:multiLevelType w:val="multilevel"/>
+    <w:tmpl w:val="6E64818E"/>
+    <w:lvl w:ilvl="0">
+      <w:start w:val="1"/>
+      <w:numFmt w:val="bullet"/>
+      <w:lvlText w:val=""/>
+      <w:lvlJc w:val="left"/>
+      <w:pPr>
+        <w:tabs>
+          <w:tab w:val="num" w:pos="720"/>
+        </w:tabs>
+        <w:ind w:left="720" w:hanging="360"/>
+      </w:pPr>
+      <w:rPr>
+        <w:rFonts w:ascii="Symbol" w:hAnsi="Symbol" w:hint="default"/>
+        <w:sz w:val="20"/>
+      </w:rPr>
+    </w:lvl>
+    <w:lvl w:ilvl="1" w:tentative="1">
+      <w:start w:val="1"/>
+      <w:numFmt w:val="bullet"/>
+      <w:lvlText w:val="o"/>
+      <w:lvlJc w:val="left"/>
+      <w:pPr>
+        <w:tabs>
+          <w:tab w:val="num" w:pos="1440"/>
+        </w:tabs>
+        <w:ind w:left="1440" w:hanging="360"/>
+      </w:pPr>
+      <w:rPr>
+        <w:rFonts w:ascii="Courier New" w:hAnsi="Courier New" w:hint="default"/>
+        <w:sz w:val="20"/>
+      </w:rPr>
+    </w:lvl>
+    <w:lvl w:ilvl="2" w:tentative="1">
+      <w:start w:val="1"/>
+      <w:numFmt w:val="bullet"/>
+      <w:lvlText w:val=""/>
+      <w:lvlJc w:val="left"/>
+      <w:pPr>
+        <w:tabs>
+          <w:tab w:val="num" w:pos="2160"/>
+        </w:tabs>
+        <w:ind w:left="2160" w:hanging="360"/>
+      </w:pPr>
+      <w:rPr>
+        <w:rFonts w:ascii="Wingdings" w:hAnsi="Wingdings" w:hint="default"/>
+        <w:sz w:val="20"/>
+      </w:rPr>
+    </w:lvl>
+    <w:lvl w:ilvl="3" w:tentative="1">
+      <w:start w:val="1"/>
+      <w:numFmt w:val="bullet"/>
+      <w:lvlText w:val=""/>
+      <w:lvlJc w:val="left"/>
+      <w:pPr>
+        <w:tabs>
+          <w:tab w:val="num" w:pos="2880"/>
+        </w:tabs>
+        <w:ind w:left="2880" w:hanging="360"/>
+      </w:pPr>
+      <w:rPr>
+        <w:rFonts w:ascii="Wingdings" w:hAnsi="Wingdings" w:hint="default"/>
+        <w:sz w:val="20"/>
+      </w:rPr>
+    </w:lvl>
+    <w:lvl w:ilvl="4" w:tentative="1">
+      <w:start w:val="1"/>
+      <w:numFmt w:val="bullet"/>
+      <w:lvlText w:val=""/>
+      <w:lvlJc w:val="left"/>
+      <w:pPr>
+        <w:tabs>
+          <w:tab w:val="num" w:pos="3600"/>
+        </w:tabs>
+        <w:ind w:left="3600" w:hanging="360"/>
+      </w:pPr>
+      <w:rPr>
+        <w:rFonts w:ascii="Wingdings" w:hAnsi="Wingdings" w:hint="default"/>
+        <w:sz w:val="20"/>
+      </w:rPr>
+    </w:lvl>
+    <w:lvl w:ilvl="5" w:tentative="1">
+      <w:start w:val="1"/>
+      <w:numFmt w:val="bullet"/>
+      <w:lvlText w:val=""/>
+      <w:lvlJc w:val="left"/>
+      <w:pPr>
+        <w:tabs>
+          <w:tab w:val="num" w:pos="4320"/>
+        </w:tabs>
+        <w:ind w:left="4320" w:hanging="360"/>
+      </w:pPr>
+      <w:rPr>
+        <w:rFonts w:ascii="Wingdings" w:hAnsi="Wingdings" w:hint="default"/>
+        <w:sz w:val="20"/>
+      </w:rPr>
+    </w:lvl>
+    <w:lvl w:ilvl="6" w:tentative="1">
+      <w:start w:val="1"/>
+      <w:numFmt w:val="bullet"/>
+      <w:lvlText w:val=""/>
+      <w:lvlJc w:val="left"/>
+      <w:pPr>
+        <w:tabs>
+          <w:tab w:val="num" w:pos="5040"/>
+        </w:tabs>
+        <w:ind w:left="5040" w:hanging="360"/>
+      </w:pPr>
+      <w:rPr>
+        <w:rFonts w:ascii="Wingdings" w:hAnsi="Wingdings" w:hint="default"/>
+        <w:sz w:val="20"/>
+      </w:rPr>
+    </w:lvl>
+    <w:lvl w:ilvl="7" w:tentative="1">
+      <w:start w:val="1"/>
+      <w:numFmt w:val="bullet"/>
+      <w:lvlText w:val=""/>
+      <w:lvlJc w:val="left"/>
+      <w:pPr>
+        <w:tabs>
+          <w:tab w:val="num" w:pos="5760"/>
+        </w:tabs>
+        <w:ind w:left="5760" w:hanging="360"/>
+      </w:pPr>
+      <w:rPr>
+        <w:rFonts w:ascii="Wingdings" w:hAnsi="Wingdings" w:hint="default"/>
+        <w:sz w:val="20"/>
+      </w:rPr>
+    </w:lvl>
+    <w:lvl w:ilvl="8" w:tentative="1">
+      <w:start w:val="1"/>
+      <w:numFmt w:val="bullet"/>
+      <w:lvlText w:val=""/>
+      <w:lvlJc w:val="left"/>
+      <w:pPr>
+        <w:tabs>
+          <w:tab w:val="num" w:pos="6480"/>
+        </w:tabs>
+        <w:ind w:left="6480" w:hanging="360"/>
+      </w:pPr>
+      <w:rPr>
+        <w:rFonts w:ascii="Wingdings" w:hAnsi="Wingdings" w:hint="default"/>
+        <w:sz w:val="20"/>
+      </w:rPr>
+    </w:lvl>
+  </w:abstractNum>
+  <w:abstractNum w:abstractNumId="22" w15:restartNumberingAfterBreak="0">
+    <w:nsid w:val="23507438"/>
+    <w:multiLevelType w:val="multilevel"/>
+    <w:tmpl w:val="A54C07EE"/>
+    <w:lvl w:ilvl="0">
+      <w:start w:val="1"/>
+      <w:numFmt w:val="bullet"/>
+      <w:lvlText w:val=""/>
+      <w:lvlJc w:val="left"/>
+      <w:pPr>
+        <w:tabs>
+          <w:tab w:val="num" w:pos="720"/>
+        </w:tabs>
+        <w:ind w:left="720" w:hanging="360"/>
+      </w:pPr>
+      <w:rPr>
+        <w:rFonts w:ascii="Symbol" w:hAnsi="Symbol" w:hint="default"/>
+        <w:sz w:val="20"/>
+      </w:rPr>
+    </w:lvl>
+    <w:lvl w:ilvl="1" w:tentative="1">
+      <w:start w:val="1"/>
+      <w:numFmt w:val="bullet"/>
+      <w:lvlText w:val="o"/>
+      <w:lvlJc w:val="left"/>
+      <w:pPr>
+        <w:tabs>
+          <w:tab w:val="num" w:pos="1440"/>
+        </w:tabs>
+        <w:ind w:left="1440" w:hanging="360"/>
+      </w:pPr>
+      <w:rPr>
+        <w:rFonts w:ascii="Courier New" w:hAnsi="Courier New" w:hint="default"/>
+        <w:sz w:val="20"/>
+      </w:rPr>
+    </w:lvl>
+    <w:lvl w:ilvl="2" w:tentative="1">
+      <w:start w:val="1"/>
+      <w:numFmt w:val="bullet"/>
+      <w:lvlText w:val=""/>
+      <w:lvlJc w:val="left"/>
+      <w:pPr>
+        <w:tabs>
+          <w:tab w:val="num" w:pos="2160"/>
+        </w:tabs>
+        <w:ind w:left="2160" w:hanging="360"/>
+      </w:pPr>
+      <w:rPr>
+        <w:rFonts w:ascii="Wingdings" w:hAnsi="Wingdings" w:hint="default"/>
+        <w:sz w:val="20"/>
+      </w:rPr>
+    </w:lvl>
+    <w:lvl w:ilvl="3" w:tentative="1">
+      <w:start w:val="1"/>
+      <w:numFmt w:val="bullet"/>
+      <w:lvlText w:val=""/>
+      <w:lvlJc w:val="left"/>
+      <w:pPr>
+        <w:tabs>
+          <w:tab w:val="num" w:pos="2880"/>
+        </w:tabs>
+        <w:ind w:left="2880" w:hanging="360"/>
+      </w:pPr>
+      <w:rPr>
+        <w:rFonts w:ascii="Wingdings" w:hAnsi="Wingdings" w:hint="default"/>
+        <w:sz w:val="20"/>
+      </w:rPr>
+    </w:lvl>
+    <w:lvl w:ilvl="4" w:tentative="1">
+      <w:start w:val="1"/>
+      <w:numFmt w:val="bullet"/>
+      <w:lvlText w:val=""/>
+      <w:lvlJc w:val="left"/>
+      <w:pPr>
+        <w:tabs>
+          <w:tab w:val="num" w:pos="3600"/>
+        </w:tabs>
+        <w:ind w:left="3600" w:hanging="360"/>
+      </w:pPr>
+      <w:rPr>
+        <w:rFonts w:ascii="Wingdings" w:hAnsi="Wingdings" w:hint="default"/>
+        <w:sz w:val="20"/>
+      </w:rPr>
+    </w:lvl>
+    <w:lvl w:ilvl="5" w:tentative="1">
+      <w:start w:val="1"/>
+      <w:numFmt w:val="bullet"/>
+      <w:lvlText w:val=""/>
+      <w:lvlJc w:val="left"/>
+      <w:pPr>
+        <w:tabs>
+          <w:tab w:val="num" w:pos="4320"/>
+        </w:tabs>
+        <w:ind w:left="4320" w:hanging="360"/>
+      </w:pPr>
+      <w:rPr>
+        <w:rFonts w:ascii="Wingdings" w:hAnsi="Wingdings" w:hint="default"/>
+        <w:sz w:val="20"/>
+      </w:rPr>
+    </w:lvl>
+    <w:lvl w:ilvl="6" w:tentative="1">
+      <w:start w:val="1"/>
+      <w:numFmt w:val="bullet"/>
+      <w:lvlText w:val=""/>
+      <w:lvlJc w:val="left"/>
+      <w:pPr>
+        <w:tabs>
+          <w:tab w:val="num" w:pos="5040"/>
+        </w:tabs>
+        <w:ind w:left="5040" w:hanging="360"/>
+      </w:pPr>
+      <w:rPr>
+        <w:rFonts w:ascii="Wingdings" w:hAnsi="Wingdings" w:hint="default"/>
+        <w:sz w:val="20"/>
+      </w:rPr>
+    </w:lvl>
+    <w:lvl w:ilvl="7" w:tentative="1">
+      <w:start w:val="1"/>
+      <w:numFmt w:val="bullet"/>
+      <w:lvlText w:val=""/>
+      <w:lvlJc w:val="left"/>
+      <w:pPr>
+        <w:tabs>
+          <w:tab w:val="num" w:pos="5760"/>
+        </w:tabs>
+        <w:ind w:left="5760" w:hanging="360"/>
+      </w:pPr>
+      <w:rPr>
+        <w:rFonts w:ascii="Wingdings" w:hAnsi="Wingdings" w:hint="default"/>
+        <w:sz w:val="20"/>
+      </w:rPr>
+    </w:lvl>
+    <w:lvl w:ilvl="8" w:tentative="1">
+      <w:start w:val="1"/>
+      <w:numFmt w:val="bullet"/>
+      <w:lvlText w:val=""/>
+      <w:lvlJc w:val="left"/>
+      <w:pPr>
+        <w:tabs>
+          <w:tab w:val="num" w:pos="6480"/>
+        </w:tabs>
+        <w:ind w:left="6480" w:hanging="360"/>
+      </w:pPr>
+      <w:rPr>
+        <w:rFonts w:ascii="Wingdings" w:hAnsi="Wingdings" w:hint="default"/>
+        <w:sz w:val="20"/>
+      </w:rPr>
+    </w:lvl>
+  </w:abstractNum>
+  <w:abstractNum w:abstractNumId="23" w15:restartNumberingAfterBreak="0">
+    <w:nsid w:val="24B86931"/>
+    <w:multiLevelType w:val="multilevel"/>
+    <w:tmpl w:val="AA0CFBE6"/>
+    <w:lvl w:ilvl="0">
+      <w:start w:val="1"/>
+      <w:numFmt w:val="bullet"/>
+      <w:lvlText w:val=""/>
+      <w:lvlJc w:val="left"/>
+      <w:pPr>
+        <w:tabs>
+          <w:tab w:val="num" w:pos="720"/>
+        </w:tabs>
+        <w:ind w:left="720" w:hanging="360"/>
+      </w:pPr>
+      <w:rPr>
+        <w:rFonts w:ascii="Symbol" w:hAnsi="Symbol" w:hint="default"/>
+        <w:sz w:val="20"/>
+      </w:rPr>
+    </w:lvl>
+    <w:lvl w:ilvl="1" w:tentative="1">
+      <w:start w:val="1"/>
+      <w:numFmt w:val="bullet"/>
+      <w:lvlText w:val="o"/>
+      <w:lvlJc w:val="left"/>
+      <w:pPr>
+        <w:tabs>
+          <w:tab w:val="num" w:pos="1440"/>
+        </w:tabs>
+        <w:ind w:left="1440" w:hanging="360"/>
+      </w:pPr>
+      <w:rPr>
+        <w:rFonts w:ascii="Courier New" w:hAnsi="Courier New" w:hint="default"/>
+        <w:sz w:val="20"/>
+      </w:rPr>
+    </w:lvl>
+    <w:lvl w:ilvl="2" w:tentative="1">
+      <w:start w:val="1"/>
+      <w:numFmt w:val="bullet"/>
+      <w:lvlText w:val=""/>
+      <w:lvlJc w:val="left"/>
+      <w:pPr>
+        <w:tabs>
+          <w:tab w:val="num" w:pos="2160"/>
+        </w:tabs>
+        <w:ind w:left="2160" w:hanging="360"/>
+      </w:pPr>
+      <w:rPr>
+        <w:rFonts w:ascii="Wingdings" w:hAnsi="Wingdings" w:hint="default"/>
+        <w:sz w:val="20"/>
+      </w:rPr>
+    </w:lvl>
+    <w:lvl w:ilvl="3" w:tentative="1">
+      <w:start w:val="1"/>
+      <w:numFmt w:val="bullet"/>
+      <w:lvlText w:val=""/>
+      <w:lvlJc w:val="left"/>
+      <w:pPr>
+        <w:tabs>
+          <w:tab w:val="num" w:pos="2880"/>
+        </w:tabs>
+        <w:ind w:left="2880" w:hanging="360"/>
+      </w:pPr>
+      <w:rPr>
+        <w:rFonts w:ascii="Wingdings" w:hAnsi="Wingdings" w:hint="default"/>
+        <w:sz w:val="20"/>
+      </w:rPr>
+    </w:lvl>
+    <w:lvl w:ilvl="4" w:tentative="1">
+      <w:start w:val="1"/>
+      <w:numFmt w:val="bullet"/>
+      <w:lvlText w:val=""/>
+      <w:lvlJc w:val="left"/>
+      <w:pPr>
+        <w:tabs>
+          <w:tab w:val="num" w:pos="3600"/>
+        </w:tabs>
+        <w:ind w:left="3600" w:hanging="360"/>
+      </w:pPr>
+      <w:rPr>
+        <w:rFonts w:ascii="Wingdings" w:hAnsi="Wingdings" w:hint="default"/>
+        <w:sz w:val="20"/>
+      </w:rPr>
+    </w:lvl>
+    <w:lvl w:ilvl="5" w:tentative="1">
+      <w:start w:val="1"/>
+      <w:numFmt w:val="bullet"/>
+      <w:lvlText w:val=""/>
+      <w:lvlJc w:val="left"/>
+      <w:pPr>
+        <w:tabs>
+          <w:tab w:val="num" w:pos="4320"/>
+        </w:tabs>
+        <w:ind w:left="4320" w:hanging="360"/>
+      </w:pPr>
+      <w:rPr>
+        <w:rFonts w:ascii="Wingdings" w:hAnsi="Wingdings" w:hint="default"/>
+        <w:sz w:val="20"/>
+      </w:rPr>
+    </w:lvl>
+    <w:lvl w:ilvl="6" w:tentative="1">
+      <w:start w:val="1"/>
+      <w:numFmt w:val="bullet"/>
+      <w:lvlText w:val=""/>
+      <w:lvlJc w:val="left"/>
+      <w:pPr>
+        <w:tabs>
+          <w:tab w:val="num" w:pos="5040"/>
+        </w:tabs>
+        <w:ind w:left="5040" w:hanging="360"/>
+      </w:pPr>
+      <w:rPr>
+        <w:rFonts w:ascii="Wingdings" w:hAnsi="Wingdings" w:hint="default"/>
+        <w:sz w:val="20"/>
+      </w:rPr>
+    </w:lvl>
+    <w:lvl w:ilvl="7" w:tentative="1">
+      <w:start w:val="1"/>
+      <w:numFmt w:val="bullet"/>
+      <w:lvlText w:val=""/>
+      <w:lvlJc w:val="left"/>
+      <w:pPr>
+        <w:tabs>
+          <w:tab w:val="num" w:pos="5760"/>
+        </w:tabs>
+        <w:ind w:left="5760" w:hanging="360"/>
+      </w:pPr>
+      <w:rPr>
+        <w:rFonts w:ascii="Wingdings" w:hAnsi="Wingdings" w:hint="default"/>
+        <w:sz w:val="20"/>
+      </w:rPr>
+    </w:lvl>
+    <w:lvl w:ilvl="8" w:tentative="1">
+      <w:start w:val="1"/>
+      <w:numFmt w:val="bullet"/>
+      <w:lvlText w:val=""/>
+      <w:lvlJc w:val="left"/>
+      <w:pPr>
+        <w:tabs>
+          <w:tab w:val="num" w:pos="6480"/>
+        </w:tabs>
+        <w:ind w:left="6480" w:hanging="360"/>
+      </w:pPr>
+      <w:rPr>
+        <w:rFonts w:ascii="Wingdings" w:hAnsi="Wingdings" w:hint="default"/>
+        <w:sz w:val="20"/>
+      </w:rPr>
+    </w:lvl>
+  </w:abstractNum>
+  <w:abstractNum w:abstractNumId="24" w15:restartNumberingAfterBreak="0">
+    <w:nsid w:val="24FB5C7E"/>
+    <w:multiLevelType w:val="multilevel"/>
+    <w:tmpl w:val="38B28D66"/>
+    <w:lvl w:ilvl="0">
+      <w:start w:val="1"/>
+      <w:numFmt w:val="bullet"/>
+      <w:lvlText w:val=""/>
+      <w:lvlJc w:val="left"/>
+      <w:pPr>
+        <w:tabs>
+          <w:tab w:val="num" w:pos="720"/>
+        </w:tabs>
+        <w:ind w:left="720" w:hanging="360"/>
+      </w:pPr>
+      <w:rPr>
+        <w:rFonts w:ascii="Symbol" w:hAnsi="Symbol" w:hint="default"/>
+        <w:sz w:val="20"/>
+      </w:rPr>
+    </w:lvl>
+    <w:lvl w:ilvl="1" w:tentative="1">
+      <w:start w:val="1"/>
+      <w:numFmt w:val="bullet"/>
+      <w:lvlText w:val="o"/>
+      <w:lvlJc w:val="left"/>
+      <w:pPr>
+        <w:tabs>
+          <w:tab w:val="num" w:pos="1440"/>
+        </w:tabs>
+        <w:ind w:left="1440" w:hanging="360"/>
+      </w:pPr>
+      <w:rPr>
+        <w:rFonts w:ascii="Courier New" w:hAnsi="Courier New" w:hint="default"/>
+        <w:sz w:val="20"/>
+      </w:rPr>
+    </w:lvl>
+    <w:lvl w:ilvl="2" w:tentative="1">
+      <w:start w:val="1"/>
+      <w:numFmt w:val="bullet"/>
+      <w:lvlText w:val=""/>
+      <w:lvlJc w:val="left"/>
+      <w:pPr>
+        <w:tabs>
+          <w:tab w:val="num" w:pos="2160"/>
+        </w:tabs>
+        <w:ind w:left="2160" w:hanging="360"/>
+      </w:pPr>
+      <w:rPr>
+        <w:rFonts w:ascii="Wingdings" w:hAnsi="Wingdings" w:hint="default"/>
+        <w:sz w:val="20"/>
+      </w:rPr>
+    </w:lvl>
+    <w:lvl w:ilvl="3" w:tentative="1">
+      <w:start w:val="1"/>
+      <w:numFmt w:val="bullet"/>
+      <w:lvlText w:val=""/>
+      <w:lvlJc w:val="left"/>
+      <w:pPr>
+        <w:tabs>
+          <w:tab w:val="num" w:pos="2880"/>
+        </w:tabs>
+        <w:ind w:left="2880" w:hanging="360"/>
+      </w:pPr>
+      <w:rPr>
+        <w:rFonts w:ascii="Wingdings" w:hAnsi="Wingdings" w:hint="default"/>
+        <w:sz w:val="20"/>
+      </w:rPr>
+    </w:lvl>
+    <w:lvl w:ilvl="4" w:tentative="1">
+      <w:start w:val="1"/>
+      <w:numFmt w:val="bullet"/>
+      <w:lvlText w:val=""/>
+      <w:lvlJc w:val="left"/>
+      <w:pPr>
+        <w:tabs>
+          <w:tab w:val="num" w:pos="3600"/>
+        </w:tabs>
+        <w:ind w:left="3600" w:hanging="360"/>
+      </w:pPr>
+      <w:rPr>
+        <w:rFonts w:ascii="Wingdings" w:hAnsi="Wingdings" w:hint="default"/>
+        <w:sz w:val="20"/>
+      </w:rPr>
+    </w:lvl>
+    <w:lvl w:ilvl="5" w:tentative="1">
+      <w:start w:val="1"/>
+      <w:numFmt w:val="bullet"/>
+      <w:lvlText w:val=""/>
+      <w:lvlJc w:val="left"/>
+      <w:pPr>
+        <w:tabs>
+          <w:tab w:val="num" w:pos="4320"/>
+        </w:tabs>
+        <w:ind w:left="4320" w:hanging="360"/>
+      </w:pPr>
+      <w:rPr>
+        <w:rFonts w:ascii="Wingdings" w:hAnsi="Wingdings" w:hint="default"/>
+        <w:sz w:val="20"/>
+      </w:rPr>
+    </w:lvl>
+    <w:lvl w:ilvl="6" w:tentative="1">
+      <w:start w:val="1"/>
+      <w:numFmt w:val="bullet"/>
+      <w:lvlText w:val=""/>
+      <w:lvlJc w:val="left"/>
+      <w:pPr>
+        <w:tabs>
+          <w:tab w:val="num" w:pos="5040"/>
+        </w:tabs>
+        <w:ind w:left="5040" w:hanging="360"/>
+      </w:pPr>
+      <w:rPr>
+        <w:rFonts w:ascii="Wingdings" w:hAnsi="Wingdings" w:hint="default"/>
+        <w:sz w:val="20"/>
+      </w:rPr>
+    </w:lvl>
+    <w:lvl w:ilvl="7" w:tentative="1">
+      <w:start w:val="1"/>
+      <w:numFmt w:val="bullet"/>
+      <w:lvlText w:val=""/>
+      <w:lvlJc w:val="left"/>
+      <w:pPr>
+        <w:tabs>
+          <w:tab w:val="num" w:pos="5760"/>
+        </w:tabs>
+        <w:ind w:left="5760" w:hanging="360"/>
+      </w:pPr>
+      <w:rPr>
+        <w:rFonts w:ascii="Wingdings" w:hAnsi="Wingdings" w:hint="default"/>
+        <w:sz w:val="20"/>
+      </w:rPr>
+    </w:lvl>
+    <w:lvl w:ilvl="8" w:tentative="1">
+      <w:start w:val="1"/>
+      <w:numFmt w:val="bullet"/>
+      <w:lvlText w:val=""/>
+      <w:lvlJc w:val="left"/>
+      <w:pPr>
+        <w:tabs>
+          <w:tab w:val="num" w:pos="6480"/>
+        </w:tabs>
+        <w:ind w:left="6480" w:hanging="360"/>
+      </w:pPr>
+      <w:rPr>
+        <w:rFonts w:ascii="Wingdings" w:hAnsi="Wingdings" w:hint="default"/>
+        <w:sz w:val="20"/>
+      </w:rPr>
+    </w:lvl>
+  </w:abstractNum>
+  <w:abstractNum w:abstractNumId="25" w15:restartNumberingAfterBreak="0">
+    <w:nsid w:val="25AB5599"/>
+    <w:multiLevelType w:val="multilevel"/>
+    <w:tmpl w:val="53208CEE"/>
+    <w:lvl w:ilvl="0">
+      <w:start w:val="1"/>
+      <w:numFmt w:val="bullet"/>
+      <w:lvlText w:val=""/>
+      <w:lvlJc w:val="left"/>
+      <w:pPr>
+        <w:tabs>
+          <w:tab w:val="num" w:pos="720"/>
+        </w:tabs>
+        <w:ind w:left="720" w:hanging="360"/>
+      </w:pPr>
+      <w:rPr>
+        <w:rFonts w:ascii="Symbol" w:hAnsi="Symbol" w:hint="default"/>
+        <w:sz w:val="20"/>
+      </w:rPr>
+    </w:lvl>
+    <w:lvl w:ilvl="1" w:tentative="1">
+      <w:start w:val="1"/>
+      <w:numFmt w:val="bullet"/>
+      <w:lvlText w:val="o"/>
+      <w:lvlJc w:val="left"/>
+      <w:pPr>
+        <w:tabs>
+          <w:tab w:val="num" w:pos="1440"/>
+        </w:tabs>
+        <w:ind w:left="1440" w:hanging="360"/>
+      </w:pPr>
+      <w:rPr>
+        <w:rFonts w:ascii="Courier New" w:hAnsi="Courier New" w:hint="default"/>
+        <w:sz w:val="20"/>
+      </w:rPr>
+    </w:lvl>
+    <w:lvl w:ilvl="2" w:tentative="1">
+      <w:start w:val="1"/>
+      <w:numFmt w:val="bullet"/>
+      <w:lvlText w:val=""/>
+      <w:lvlJc w:val="left"/>
+      <w:pPr>
+        <w:tabs>
+          <w:tab w:val="num" w:pos="2160"/>
+        </w:tabs>
+        <w:ind w:left="2160" w:hanging="360"/>
+      </w:pPr>
+      <w:rPr>
+        <w:rFonts w:ascii="Wingdings" w:hAnsi="Wingdings" w:hint="default"/>
+        <w:sz w:val="20"/>
+      </w:rPr>
+    </w:lvl>
+    <w:lvl w:ilvl="3" w:tentative="1">
+      <w:start w:val="1"/>
+      <w:numFmt w:val="bullet"/>
+      <w:lvlText w:val=""/>
+      <w:lvlJc w:val="left"/>
+      <w:pPr>
+        <w:tabs>
+          <w:tab w:val="num" w:pos="2880"/>
+        </w:tabs>
+        <w:ind w:left="2880" w:hanging="360"/>
+      </w:pPr>
+      <w:rPr>
+        <w:rFonts w:ascii="Wingdings" w:hAnsi="Wingdings" w:hint="default"/>
+        <w:sz w:val="20"/>
+      </w:rPr>
+    </w:lvl>
+    <w:lvl w:ilvl="4" w:tentative="1">
+      <w:start w:val="1"/>
+      <w:numFmt w:val="bullet"/>
+      <w:lvlText w:val=""/>
+      <w:lvlJc w:val="left"/>
+      <w:pPr>
+        <w:tabs>
+          <w:tab w:val="num" w:pos="3600"/>
+        </w:tabs>
+        <w:ind w:left="3600" w:hanging="360"/>
+      </w:pPr>
+      <w:rPr>
+        <w:rFonts w:ascii="Wingdings" w:hAnsi="Wingdings" w:hint="default"/>
+        <w:sz w:val="20"/>
+      </w:rPr>
+    </w:lvl>
+    <w:lvl w:ilvl="5" w:tentative="1">
+      <w:start w:val="1"/>
+      <w:numFmt w:val="bullet"/>
+      <w:lvlText w:val=""/>
+      <w:lvlJc w:val="left"/>
+      <w:pPr>
+        <w:tabs>
+          <w:tab w:val="num" w:pos="4320"/>
+        </w:tabs>
+        <w:ind w:left="4320" w:hanging="360"/>
+      </w:pPr>
+      <w:rPr>
+        <w:rFonts w:ascii="Wingdings" w:hAnsi="Wingdings" w:hint="default"/>
+        <w:sz w:val="20"/>
+      </w:rPr>
+    </w:lvl>
+    <w:lvl w:ilvl="6" w:tentative="1">
+      <w:start w:val="1"/>
+      <w:numFmt w:val="bullet"/>
+      <w:lvlText w:val=""/>
+      <w:lvlJc w:val="left"/>
+      <w:pPr>
+        <w:tabs>
+          <w:tab w:val="num" w:pos="5040"/>
+        </w:tabs>
+        <w:ind w:left="5040" w:hanging="360"/>
+      </w:pPr>
+      <w:rPr>
+        <w:rFonts w:ascii="Wingdings" w:hAnsi="Wingdings" w:hint="default"/>
+        <w:sz w:val="20"/>
+      </w:rPr>
+    </w:lvl>
+    <w:lvl w:ilvl="7" w:tentative="1">
+      <w:start w:val="1"/>
+      <w:numFmt w:val="bullet"/>
+      <w:lvlText w:val=""/>
+      <w:lvlJc w:val="left"/>
+      <w:pPr>
+        <w:tabs>
+          <w:tab w:val="num" w:pos="5760"/>
+        </w:tabs>
+        <w:ind w:left="5760" w:hanging="360"/>
+      </w:pPr>
+      <w:rPr>
+        <w:rFonts w:ascii="Wingdings" w:hAnsi="Wingdings" w:hint="default"/>
+        <w:sz w:val="20"/>
+      </w:rPr>
+    </w:lvl>
+    <w:lvl w:ilvl="8" w:tentative="1">
+      <w:start w:val="1"/>
+      <w:numFmt w:val="bullet"/>
+      <w:lvlText w:val=""/>
+      <w:lvlJc w:val="left"/>
+      <w:pPr>
+        <w:tabs>
+          <w:tab w:val="num" w:pos="6480"/>
+        </w:tabs>
+        <w:ind w:left="6480" w:hanging="360"/>
+      </w:pPr>
+      <w:rPr>
+        <w:rFonts w:ascii="Wingdings" w:hAnsi="Wingdings" w:hint="default"/>
+        <w:sz w:val="20"/>
+      </w:rPr>
+    </w:lvl>
+  </w:abstractNum>
+  <w:abstractNum w:abstractNumId="26" w15:restartNumberingAfterBreak="0">
+    <w:nsid w:val="28563188"/>
+    <w:multiLevelType w:val="multilevel"/>
+    <w:tmpl w:val="E39A215E"/>
+    <w:lvl w:ilvl="0">
+      <w:start w:val="1"/>
+      <w:numFmt w:val="bullet"/>
+      <w:lvlText w:val=""/>
+      <w:lvlJc w:val="left"/>
+      <w:pPr>
+        <w:tabs>
+          <w:tab w:val="num" w:pos="720"/>
+        </w:tabs>
+        <w:ind w:left="720" w:hanging="360"/>
+      </w:pPr>
+      <w:rPr>
+        <w:rFonts w:ascii="Symbol" w:hAnsi="Symbol" w:hint="default"/>
+        <w:sz w:val="20"/>
+      </w:rPr>
+    </w:lvl>
+    <w:lvl w:ilvl="1" w:tentative="1">
+      <w:start w:val="1"/>
+      <w:numFmt w:val="bullet"/>
+      <w:lvlText w:val="o"/>
+      <w:lvlJc w:val="left"/>
+      <w:pPr>
+        <w:tabs>
+          <w:tab w:val="num" w:pos="1440"/>
+        </w:tabs>
+        <w:ind w:left="1440" w:hanging="360"/>
+      </w:pPr>
+      <w:rPr>
+        <w:rFonts w:ascii="Courier New" w:hAnsi="Courier New" w:hint="default"/>
+        <w:sz w:val="20"/>
+      </w:rPr>
+    </w:lvl>
+    <w:lvl w:ilvl="2" w:tentative="1">
+      <w:start w:val="1"/>
+      <w:numFmt w:val="bullet"/>
+      <w:lvlText w:val=""/>
+      <w:lvlJc w:val="left"/>
+      <w:pPr>
+        <w:tabs>
+          <w:tab w:val="num" w:pos="2160"/>
+        </w:tabs>
+        <w:ind w:left="2160" w:hanging="360"/>
+      </w:pPr>
+      <w:rPr>
+        <w:rFonts w:ascii="Wingdings" w:hAnsi="Wingdings" w:hint="default"/>
+        <w:sz w:val="20"/>
+      </w:rPr>
+    </w:lvl>
+    <w:lvl w:ilvl="3" w:tentative="1">
+      <w:start w:val="1"/>
+      <w:numFmt w:val="bullet"/>
+      <w:lvlText w:val=""/>
+      <w:lvlJc w:val="left"/>
+      <w:pPr>
+        <w:tabs>
+          <w:tab w:val="num" w:pos="2880"/>
+        </w:tabs>
+        <w:ind w:left="2880" w:hanging="360"/>
+      </w:pPr>
+      <w:rPr>
+        <w:rFonts w:ascii="Wingdings" w:hAnsi="Wingdings" w:hint="default"/>
+        <w:sz w:val="20"/>
+      </w:rPr>
+    </w:lvl>
+    <w:lvl w:ilvl="4" w:tentative="1">
+      <w:start w:val="1"/>
+      <w:numFmt w:val="bullet"/>
+      <w:lvlText w:val=""/>
+      <w:lvlJc w:val="left"/>
+      <w:pPr>
+        <w:tabs>
+          <w:tab w:val="num" w:pos="3600"/>
+        </w:tabs>
+        <w:ind w:left="3600" w:hanging="360"/>
+      </w:pPr>
+      <w:rPr>
+        <w:rFonts w:ascii="Wingdings" w:hAnsi="Wingdings" w:hint="default"/>
+        <w:sz w:val="20"/>
+      </w:rPr>
+    </w:lvl>
+    <w:lvl w:ilvl="5" w:tentative="1">
+      <w:start w:val="1"/>
+      <w:numFmt w:val="bullet"/>
+      <w:lvlText w:val=""/>
+      <w:lvlJc w:val="left"/>
+      <w:pPr>
+        <w:tabs>
+          <w:tab w:val="num" w:pos="4320"/>
+        </w:tabs>
+        <w:ind w:left="4320" w:hanging="360"/>
+      </w:pPr>
+      <w:rPr>
+        <w:rFonts w:ascii="Wingdings" w:hAnsi="Wingdings" w:hint="default"/>
+        <w:sz w:val="20"/>
+      </w:rPr>
+    </w:lvl>
+    <w:lvl w:ilvl="6" w:tentative="1">
+      <w:start w:val="1"/>
+      <w:numFmt w:val="bullet"/>
+      <w:lvlText w:val=""/>
+      <w:lvlJc w:val="left"/>
+      <w:pPr>
+        <w:tabs>
+          <w:tab w:val="num" w:pos="5040"/>
+        </w:tabs>
+        <w:ind w:left="5040" w:hanging="360"/>
+      </w:pPr>
+      <w:rPr>
+        <w:rFonts w:ascii="Wingdings" w:hAnsi="Wingdings" w:hint="default"/>
+        <w:sz w:val="20"/>
+      </w:rPr>
+    </w:lvl>
+    <w:lvl w:ilvl="7" w:tentative="1">
+      <w:start w:val="1"/>
+      <w:numFmt w:val="bullet"/>
+      <w:lvlText w:val=""/>
+      <w:lvlJc w:val="left"/>
+      <w:pPr>
+        <w:tabs>
+          <w:tab w:val="num" w:pos="5760"/>
+        </w:tabs>
+        <w:ind w:left="5760" w:hanging="360"/>
+      </w:pPr>
+      <w:rPr>
+        <w:rFonts w:ascii="Wingdings" w:hAnsi="Wingdings" w:hint="default"/>
+        <w:sz w:val="20"/>
+      </w:rPr>
+    </w:lvl>
+    <w:lvl w:ilvl="8" w:tentative="1">
+      <w:start w:val="1"/>
+      <w:numFmt w:val="bullet"/>
+      <w:lvlText w:val=""/>
+      <w:lvlJc w:val="left"/>
+      <w:pPr>
+        <w:tabs>
+          <w:tab w:val="num" w:pos="6480"/>
+        </w:tabs>
+        <w:ind w:left="6480" w:hanging="360"/>
+      </w:pPr>
+      <w:rPr>
+        <w:rFonts w:ascii="Wingdings" w:hAnsi="Wingdings" w:hint="default"/>
+        <w:sz w:val="20"/>
+      </w:rPr>
+    </w:lvl>
+  </w:abstractNum>
+  <w:abstractNum w:abstractNumId="27" w15:restartNumberingAfterBreak="0">
+    <w:nsid w:val="28B1422B"/>
+    <w:multiLevelType w:val="multilevel"/>
+    <w:tmpl w:val="637A9FC4"/>
+    <w:lvl w:ilvl="0">
+      <w:start w:val="1"/>
+      <w:numFmt w:val="bullet"/>
+      <w:lvlText w:val=""/>
+      <w:lvlJc w:val="left"/>
+      <w:pPr>
+        <w:tabs>
+          <w:tab w:val="num" w:pos="720"/>
+        </w:tabs>
+        <w:ind w:left="720" w:hanging="360"/>
+      </w:pPr>
+      <w:rPr>
+        <w:rFonts w:ascii="Symbol" w:hAnsi="Symbol" w:hint="default"/>
+        <w:sz w:val="20"/>
+      </w:rPr>
+    </w:lvl>
+    <w:lvl w:ilvl="1" w:tentative="1">
+      <w:start w:val="1"/>
+      <w:numFmt w:val="bullet"/>
+      <w:lvlText w:val="o"/>
+      <w:lvlJc w:val="left"/>
+      <w:pPr>
+        <w:tabs>
+          <w:tab w:val="num" w:pos="1440"/>
+        </w:tabs>
+        <w:ind w:left="1440" w:hanging="360"/>
+      </w:pPr>
+      <w:rPr>
+        <w:rFonts w:ascii="Courier New" w:hAnsi="Courier New" w:hint="default"/>
+        <w:sz w:val="20"/>
+      </w:rPr>
+    </w:lvl>
+    <w:lvl w:ilvl="2" w:tentative="1">
+      <w:start w:val="1"/>
+      <w:numFmt w:val="bullet"/>
+      <w:lvlText w:val=""/>
+      <w:lvlJc w:val="left"/>
+      <w:pPr>
+        <w:tabs>
+          <w:tab w:val="num" w:pos="2160"/>
+        </w:tabs>
+        <w:ind w:left="2160" w:hanging="360"/>
+      </w:pPr>
+      <w:rPr>
+        <w:rFonts w:ascii="Wingdings" w:hAnsi="Wingdings" w:hint="default"/>
+        <w:sz w:val="20"/>
+      </w:rPr>
+    </w:lvl>
+    <w:lvl w:ilvl="3" w:tentative="1">
+      <w:start w:val="1"/>
+      <w:numFmt w:val="bullet"/>
+      <w:lvlText w:val=""/>
+      <w:lvlJc w:val="left"/>
+      <w:pPr>
+        <w:tabs>
+          <w:tab w:val="num" w:pos="2880"/>
+        </w:tabs>
+        <w:ind w:left="2880" w:hanging="360"/>
+      </w:pPr>
+      <w:rPr>
+        <w:rFonts w:ascii="Wingdings" w:hAnsi="Wingdings" w:hint="default"/>
+        <w:sz w:val="20"/>
+      </w:rPr>
+    </w:lvl>
+    <w:lvl w:ilvl="4" w:tentative="1">
+      <w:start w:val="1"/>
+      <w:numFmt w:val="bullet"/>
+      <w:lvlText w:val=""/>
+      <w:lvlJc w:val="left"/>
+      <w:pPr>
+        <w:tabs>
+          <w:tab w:val="num" w:pos="3600"/>
+        </w:tabs>
+        <w:ind w:left="3600" w:hanging="360"/>
+      </w:pPr>
+      <w:rPr>
+        <w:rFonts w:ascii="Wingdings" w:hAnsi="Wingdings" w:hint="default"/>
+        <w:sz w:val="20"/>
+      </w:rPr>
+    </w:lvl>
+    <w:lvl w:ilvl="5" w:tentative="1">
+      <w:start w:val="1"/>
+      <w:numFmt w:val="bullet"/>
+      <w:lvlText w:val=""/>
+      <w:lvlJc w:val="left"/>
+      <w:pPr>
+        <w:tabs>
+          <w:tab w:val="num" w:pos="4320"/>
+        </w:tabs>
+        <w:ind w:left="4320" w:hanging="360"/>
+      </w:pPr>
+      <w:rPr>
+        <w:rFonts w:ascii="Wingdings" w:hAnsi="Wingdings" w:hint="default"/>
+        <w:sz w:val="20"/>
+      </w:rPr>
+    </w:lvl>
+    <w:lvl w:ilvl="6" w:tentative="1">
+      <w:start w:val="1"/>
+      <w:numFmt w:val="bullet"/>
+      <w:lvlText w:val=""/>
+      <w:lvlJc w:val="left"/>
+      <w:pPr>
+        <w:tabs>
+          <w:tab w:val="num" w:pos="5040"/>
+        </w:tabs>
+        <w:ind w:left="5040" w:hanging="360"/>
+      </w:pPr>
+      <w:rPr>
+        <w:rFonts w:ascii="Wingdings" w:hAnsi="Wingdings" w:hint="default"/>
+        <w:sz w:val="20"/>
+      </w:rPr>
+    </w:lvl>
+    <w:lvl w:ilvl="7" w:tentative="1">
+      <w:start w:val="1"/>
+      <w:numFmt w:val="bullet"/>
+      <w:lvlText w:val=""/>
+      <w:lvlJc w:val="left"/>
+      <w:pPr>
+        <w:tabs>
+          <w:tab w:val="num" w:pos="5760"/>
+        </w:tabs>
+        <w:ind w:left="5760" w:hanging="360"/>
+      </w:pPr>
+      <w:rPr>
+        <w:rFonts w:ascii="Wingdings" w:hAnsi="Wingdings" w:hint="default"/>
+        <w:sz w:val="20"/>
+      </w:rPr>
+    </w:lvl>
+    <w:lvl w:ilvl="8" w:tentative="1">
+      <w:start w:val="1"/>
+      <w:numFmt w:val="bullet"/>
+      <w:lvlText w:val=""/>
+      <w:lvlJc w:val="left"/>
+      <w:pPr>
+        <w:tabs>
+          <w:tab w:val="num" w:pos="6480"/>
+        </w:tabs>
+        <w:ind w:left="6480" w:hanging="360"/>
+      </w:pPr>
+      <w:rPr>
+        <w:rFonts w:ascii="Wingdings" w:hAnsi="Wingdings" w:hint="default"/>
+        <w:sz w:val="20"/>
+      </w:rPr>
+    </w:lvl>
+  </w:abstractNum>
+  <w:abstractNum w:abstractNumId="28" w15:restartNumberingAfterBreak="0">
+    <w:nsid w:val="2C531B6D"/>
+    <w:multiLevelType w:val="multilevel"/>
+    <w:tmpl w:val="9300DBC2"/>
+    <w:lvl w:ilvl="0">
+      <w:start w:val="1"/>
+      <w:numFmt w:val="bullet"/>
+      <w:lvlText w:val=""/>
+      <w:lvlJc w:val="left"/>
+      <w:pPr>
+        <w:tabs>
+          <w:tab w:val="num" w:pos="720"/>
+        </w:tabs>
+        <w:ind w:left="720" w:hanging="360"/>
+      </w:pPr>
+      <w:rPr>
+        <w:rFonts w:ascii="Symbol" w:hAnsi="Symbol" w:hint="default"/>
+        <w:sz w:val="20"/>
+      </w:rPr>
+    </w:lvl>
+    <w:lvl w:ilvl="1" w:tentative="1">
+      <w:start w:val="1"/>
+      <w:numFmt w:val="bullet"/>
+      <w:lvlText w:val="o"/>
+      <w:lvlJc w:val="left"/>
+      <w:pPr>
+        <w:tabs>
+          <w:tab w:val="num" w:pos="1440"/>
+        </w:tabs>
+        <w:ind w:left="1440" w:hanging="360"/>
+      </w:pPr>
+      <w:rPr>
+        <w:rFonts w:ascii="Courier New" w:hAnsi="Courier New" w:hint="default"/>
+        <w:sz w:val="20"/>
+      </w:rPr>
+    </w:lvl>
+    <w:lvl w:ilvl="2" w:tentative="1">
+      <w:start w:val="1"/>
+      <w:numFmt w:val="bullet"/>
+      <w:lvlText w:val=""/>
+      <w:lvlJc w:val="left"/>
+      <w:pPr>
+        <w:tabs>
+          <w:tab w:val="num" w:pos="2160"/>
+        </w:tabs>
+        <w:ind w:left="2160" w:hanging="360"/>
+      </w:pPr>
+      <w:rPr>
+        <w:rFonts w:ascii="Wingdings" w:hAnsi="Wingdings" w:hint="default"/>
+        <w:sz w:val="20"/>
+      </w:rPr>
+    </w:lvl>
+    <w:lvl w:ilvl="3" w:tentative="1">
+      <w:start w:val="1"/>
+      <w:numFmt w:val="bullet"/>
+      <w:lvlText w:val=""/>
+      <w:lvlJc w:val="left"/>
+      <w:pPr>
+        <w:tabs>
+          <w:tab w:val="num" w:pos="2880"/>
+        </w:tabs>
+        <w:ind w:left="2880" w:hanging="360"/>
+      </w:pPr>
+      <w:rPr>
+        <w:rFonts w:ascii="Wingdings" w:hAnsi="Wingdings" w:hint="default"/>
+        <w:sz w:val="20"/>
+      </w:rPr>
+    </w:lvl>
+    <w:lvl w:ilvl="4" w:tentative="1">
+      <w:start w:val="1"/>
+      <w:numFmt w:val="bullet"/>
+      <w:lvlText w:val=""/>
+      <w:lvlJc w:val="left"/>
+      <w:pPr>
+        <w:tabs>
+          <w:tab w:val="num" w:pos="3600"/>
+        </w:tabs>
+        <w:ind w:left="3600" w:hanging="360"/>
+      </w:pPr>
+      <w:rPr>
+        <w:rFonts w:ascii="Wingdings" w:hAnsi="Wingdings" w:hint="default"/>
+        <w:sz w:val="20"/>
+      </w:rPr>
+    </w:lvl>
+    <w:lvl w:ilvl="5" w:tentative="1">
+      <w:start w:val="1"/>
+      <w:numFmt w:val="bullet"/>
+      <w:lvlText w:val=""/>
+      <w:lvlJc w:val="left"/>
+      <w:pPr>
+        <w:tabs>
+          <w:tab w:val="num" w:pos="4320"/>
+        </w:tabs>
+        <w:ind w:left="4320" w:hanging="360"/>
+      </w:pPr>
+      <w:rPr>
+        <w:rFonts w:ascii="Wingdings" w:hAnsi="Wingdings" w:hint="default"/>
+        <w:sz w:val="20"/>
+      </w:rPr>
+    </w:lvl>
+    <w:lvl w:ilvl="6" w:tentative="1">
+      <w:start w:val="1"/>
+      <w:numFmt w:val="bullet"/>
+      <w:lvlText w:val=""/>
+      <w:lvlJc w:val="left"/>
+      <w:pPr>
+        <w:tabs>
+          <w:tab w:val="num" w:pos="5040"/>
+        </w:tabs>
+        <w:ind w:left="5040" w:hanging="360"/>
+      </w:pPr>
+      <w:rPr>
+        <w:rFonts w:ascii="Wingdings" w:hAnsi="Wingdings" w:hint="default"/>
+        <w:sz w:val="20"/>
+      </w:rPr>
+    </w:lvl>
+    <w:lvl w:ilvl="7" w:tentative="1">
+      <w:start w:val="1"/>
+      <w:numFmt w:val="bullet"/>
+      <w:lvlText w:val=""/>
+      <w:lvlJc w:val="left"/>
+      <w:pPr>
+        <w:tabs>
+          <w:tab w:val="num" w:pos="5760"/>
+        </w:tabs>
+        <w:ind w:left="5760" w:hanging="360"/>
+      </w:pPr>
+      <w:rPr>
+        <w:rFonts w:ascii="Wingdings" w:hAnsi="Wingdings" w:hint="default"/>
+        <w:sz w:val="20"/>
+      </w:rPr>
+    </w:lvl>
+    <w:lvl w:ilvl="8" w:tentative="1">
+      <w:start w:val="1"/>
+      <w:numFmt w:val="bullet"/>
+      <w:lvlText w:val=""/>
+      <w:lvlJc w:val="left"/>
+      <w:pPr>
+        <w:tabs>
+          <w:tab w:val="num" w:pos="6480"/>
+        </w:tabs>
+        <w:ind w:left="6480" w:hanging="360"/>
+      </w:pPr>
+      <w:rPr>
+        <w:rFonts w:ascii="Wingdings" w:hAnsi="Wingdings" w:hint="default"/>
+        <w:sz w:val="20"/>
+      </w:rPr>
+    </w:lvl>
+  </w:abstractNum>
+  <w:abstractNum w:abstractNumId="29" w15:restartNumberingAfterBreak="0">
+    <w:nsid w:val="2F85341F"/>
+    <w:multiLevelType w:val="multilevel"/>
+    <w:tmpl w:val="913E76A2"/>
+    <w:lvl w:ilvl="0">
+      <w:start w:val="1"/>
+      <w:numFmt w:val="bullet"/>
+      <w:lvlText w:val=""/>
+      <w:lvlJc w:val="left"/>
+      <w:pPr>
+        <w:tabs>
+          <w:tab w:val="num" w:pos="720"/>
+        </w:tabs>
+        <w:ind w:left="720" w:hanging="360"/>
+      </w:pPr>
+      <w:rPr>
+        <w:rFonts w:ascii="Symbol" w:hAnsi="Symbol" w:hint="default"/>
+        <w:sz w:val="20"/>
+      </w:rPr>
+    </w:lvl>
+    <w:lvl w:ilvl="1" w:tentative="1">
+      <w:start w:val="1"/>
+      <w:numFmt w:val="bullet"/>
+      <w:lvlText w:val="o"/>
+      <w:lvlJc w:val="left"/>
+      <w:pPr>
+        <w:tabs>
+          <w:tab w:val="num" w:pos="1440"/>
+        </w:tabs>
+        <w:ind w:left="1440" w:hanging="360"/>
+      </w:pPr>
+      <w:rPr>
+        <w:rFonts w:ascii="Courier New" w:hAnsi="Courier New" w:hint="default"/>
+        <w:sz w:val="20"/>
+      </w:rPr>
+    </w:lvl>
+    <w:lvl w:ilvl="2" w:tentative="1">
+      <w:start w:val="1"/>
+      <w:numFmt w:val="bullet"/>
+      <w:lvlText w:val=""/>
+      <w:lvlJc w:val="left"/>
+      <w:pPr>
+        <w:tabs>
+          <w:tab w:val="num" w:pos="2160"/>
+        </w:tabs>
+        <w:ind w:left="2160" w:hanging="360"/>
+      </w:pPr>
+      <w:rPr>
+        <w:rFonts w:ascii="Wingdings" w:hAnsi="Wingdings" w:hint="default"/>
+        <w:sz w:val="20"/>
+      </w:rPr>
+    </w:lvl>
+    <w:lvl w:ilvl="3" w:tentative="1">
+      <w:start w:val="1"/>
+      <w:numFmt w:val="bullet"/>
+      <w:lvlText w:val=""/>
+      <w:lvlJc w:val="left"/>
+      <w:pPr>
+        <w:tabs>
+          <w:tab w:val="num" w:pos="2880"/>
+        </w:tabs>
+        <w:ind w:left="2880" w:hanging="360"/>
+      </w:pPr>
+      <w:rPr>
+        <w:rFonts w:ascii="Wingdings" w:hAnsi="Wingdings" w:hint="default"/>
+        <w:sz w:val="20"/>
+      </w:rPr>
+    </w:lvl>
+    <w:lvl w:ilvl="4" w:tentative="1">
+      <w:start w:val="1"/>
+      <w:numFmt w:val="bullet"/>
+      <w:lvlText w:val=""/>
+      <w:lvlJc w:val="left"/>
+      <w:pPr>
+        <w:tabs>
+          <w:tab w:val="num" w:pos="3600"/>
+        </w:tabs>
+        <w:ind w:left="3600" w:hanging="360"/>
+      </w:pPr>
+      <w:rPr>
+        <w:rFonts w:ascii="Wingdings" w:hAnsi="Wingdings" w:hint="default"/>
+        <w:sz w:val="20"/>
+      </w:rPr>
+    </w:lvl>
+    <w:lvl w:ilvl="5" w:tentative="1">
+      <w:start w:val="1"/>
+      <w:numFmt w:val="bullet"/>
+      <w:lvlText w:val=""/>
+      <w:lvlJc w:val="left"/>
+      <w:pPr>
+        <w:tabs>
+          <w:tab w:val="num" w:pos="4320"/>
+        </w:tabs>
+        <w:ind w:left="4320" w:hanging="360"/>
+      </w:pPr>
+      <w:rPr>
+        <w:rFonts w:ascii="Wingdings" w:hAnsi="Wingdings" w:hint="default"/>
+        <w:sz w:val="20"/>
+      </w:rPr>
+    </w:lvl>
+    <w:lvl w:ilvl="6" w:tentative="1">
+      <w:start w:val="1"/>
+      <w:numFmt w:val="bullet"/>
+      <w:lvlText w:val=""/>
+      <w:lvlJc w:val="left"/>
+      <w:pPr>
+        <w:tabs>
+          <w:tab w:val="num" w:pos="5040"/>
+        </w:tabs>
+        <w:ind w:left="5040" w:hanging="360"/>
+      </w:pPr>
+      <w:rPr>
+        <w:rFonts w:ascii="Wingdings" w:hAnsi="Wingdings" w:hint="default"/>
+        <w:sz w:val="20"/>
+      </w:rPr>
+    </w:lvl>
+    <w:lvl w:ilvl="7" w:tentative="1">
+      <w:start w:val="1"/>
+      <w:numFmt w:val="bullet"/>
+      <w:lvlText w:val=""/>
+      <w:lvlJc w:val="left"/>
+      <w:pPr>
+        <w:tabs>
+          <w:tab w:val="num" w:pos="5760"/>
+        </w:tabs>
+        <w:ind w:left="5760" w:hanging="360"/>
+      </w:pPr>
+      <w:rPr>
+        <w:rFonts w:ascii="Wingdings" w:hAnsi="Wingdings" w:hint="default"/>
+        <w:sz w:val="20"/>
+      </w:rPr>
+    </w:lvl>
+    <w:lvl w:ilvl="8" w:tentative="1">
+      <w:start w:val="1"/>
+      <w:numFmt w:val="bullet"/>
+      <w:lvlText w:val=""/>
+      <w:lvlJc w:val="left"/>
+      <w:pPr>
+        <w:tabs>
+          <w:tab w:val="num" w:pos="6480"/>
+        </w:tabs>
+        <w:ind w:left="6480" w:hanging="360"/>
+      </w:pPr>
+      <w:rPr>
+        <w:rFonts w:ascii="Wingdings" w:hAnsi="Wingdings" w:hint="default"/>
+        <w:sz w:val="20"/>
+      </w:rPr>
+    </w:lvl>
+  </w:abstractNum>
+  <w:abstractNum w:abstractNumId="30" w15:restartNumberingAfterBreak="0">
+    <w:nsid w:val="30085541"/>
+    <w:multiLevelType w:val="multilevel"/>
+    <w:tmpl w:val="D9981D36"/>
+    <w:lvl w:ilvl="0">
+      <w:start w:val="1"/>
+      <w:numFmt w:val="bullet"/>
+      <w:lvlText w:val=""/>
+      <w:lvlJc w:val="left"/>
+      <w:pPr>
+        <w:tabs>
+          <w:tab w:val="num" w:pos="720"/>
+        </w:tabs>
+        <w:ind w:left="720" w:hanging="360"/>
+      </w:pPr>
+      <w:rPr>
+        <w:rFonts w:ascii="Symbol" w:hAnsi="Symbol" w:hint="default"/>
+        <w:sz w:val="20"/>
+      </w:rPr>
+    </w:lvl>
+    <w:lvl w:ilvl="1" w:tentative="1">
+      <w:start w:val="1"/>
+      <w:numFmt w:val="bullet"/>
+      <w:lvlText w:val="o"/>
+      <w:lvlJc w:val="left"/>
+      <w:pPr>
+        <w:tabs>
+          <w:tab w:val="num" w:pos="1440"/>
+        </w:tabs>
+        <w:ind w:left="1440" w:hanging="360"/>
+      </w:pPr>
+      <w:rPr>
+        <w:rFonts w:ascii="Courier New" w:hAnsi="Courier New" w:hint="default"/>
+        <w:sz w:val="20"/>
+      </w:rPr>
+    </w:lvl>
+    <w:lvl w:ilvl="2" w:tentative="1">
+      <w:start w:val="1"/>
+      <w:numFmt w:val="bullet"/>
+      <w:lvlText w:val=""/>
+      <w:lvlJc w:val="left"/>
+      <w:pPr>
+        <w:tabs>
+          <w:tab w:val="num" w:pos="2160"/>
+        </w:tabs>
+        <w:ind w:left="2160" w:hanging="360"/>
+      </w:pPr>
+      <w:rPr>
+        <w:rFonts w:ascii="Wingdings" w:hAnsi="Wingdings" w:hint="default"/>
+        <w:sz w:val="20"/>
+      </w:rPr>
+    </w:lvl>
+    <w:lvl w:ilvl="3" w:tentative="1">
+      <w:start w:val="1"/>
+      <w:numFmt w:val="bullet"/>
+      <w:lvlText w:val=""/>
+      <w:lvlJc w:val="left"/>
+      <w:pPr>
+        <w:tabs>
+          <w:tab w:val="num" w:pos="2880"/>
+        </w:tabs>
+        <w:ind w:left="2880" w:hanging="360"/>
+      </w:pPr>
+      <w:rPr>
+        <w:rFonts w:ascii="Wingdings" w:hAnsi="Wingdings" w:hint="default"/>
+        <w:sz w:val="20"/>
+      </w:rPr>
+    </w:lvl>
+    <w:lvl w:ilvl="4" w:tentative="1">
+      <w:start w:val="1"/>
+      <w:numFmt w:val="bullet"/>
+      <w:lvlText w:val=""/>
+      <w:lvlJc w:val="left"/>
+      <w:pPr>
+        <w:tabs>
+          <w:tab w:val="num" w:pos="3600"/>
+        </w:tabs>
+        <w:ind w:left="3600" w:hanging="360"/>
+      </w:pPr>
+      <w:rPr>
+        <w:rFonts w:ascii="Wingdings" w:hAnsi="Wingdings" w:hint="default"/>
+        <w:sz w:val="20"/>
+      </w:rPr>
+    </w:lvl>
+    <w:lvl w:ilvl="5" w:tentative="1">
+      <w:start w:val="1"/>
+      <w:numFmt w:val="bullet"/>
+      <w:lvlText w:val=""/>
+      <w:lvlJc w:val="left"/>
+      <w:pPr>
+        <w:tabs>
+          <w:tab w:val="num" w:pos="4320"/>
+        </w:tabs>
+        <w:ind w:left="4320" w:hanging="360"/>
+      </w:pPr>
+      <w:rPr>
+        <w:rFonts w:ascii="Wingdings" w:hAnsi="Wingdings" w:hint="default"/>
+        <w:sz w:val="20"/>
+      </w:rPr>
+    </w:lvl>
+    <w:lvl w:ilvl="6" w:tentative="1">
+      <w:start w:val="1"/>
+      <w:numFmt w:val="bullet"/>
+      <w:lvlText w:val=""/>
+      <w:lvlJc w:val="left"/>
+      <w:pPr>
+        <w:tabs>
+          <w:tab w:val="num" w:pos="5040"/>
+        </w:tabs>
+        <w:ind w:left="5040" w:hanging="360"/>
+      </w:pPr>
+      <w:rPr>
+        <w:rFonts w:ascii="Wingdings" w:hAnsi="Wingdings" w:hint="default"/>
+        <w:sz w:val="20"/>
+      </w:rPr>
+    </w:lvl>
+    <w:lvl w:ilvl="7" w:tentative="1">
+      <w:start w:val="1"/>
+      <w:numFmt w:val="bullet"/>
+      <w:lvlText w:val=""/>
+      <w:lvlJc w:val="left"/>
+      <w:pPr>
+        <w:tabs>
+          <w:tab w:val="num" w:pos="5760"/>
+        </w:tabs>
+        <w:ind w:left="5760" w:hanging="360"/>
+      </w:pPr>
+      <w:rPr>
+        <w:rFonts w:ascii="Wingdings" w:hAnsi="Wingdings" w:hint="default"/>
+        <w:sz w:val="20"/>
+      </w:rPr>
+    </w:lvl>
+    <w:lvl w:ilvl="8" w:tentative="1">
+      <w:start w:val="1"/>
+      <w:numFmt w:val="bullet"/>
+      <w:lvlText w:val=""/>
+      <w:lvlJc w:val="left"/>
+      <w:pPr>
+        <w:tabs>
+          <w:tab w:val="num" w:pos="6480"/>
+        </w:tabs>
+        <w:ind w:left="6480" w:hanging="360"/>
+      </w:pPr>
+      <w:rPr>
+        <w:rFonts w:ascii="Wingdings" w:hAnsi="Wingdings" w:hint="default"/>
+        <w:sz w:val="20"/>
+      </w:rPr>
+    </w:lvl>
+  </w:abstractNum>
+  <w:abstractNum w:abstractNumId="31" w15:restartNumberingAfterBreak="0">
+    <w:nsid w:val="3228735B"/>
+    <w:multiLevelType w:val="multilevel"/>
+    <w:tmpl w:val="7DB28C64"/>
+    <w:lvl w:ilvl="0">
+      <w:start w:val="1"/>
+      <w:numFmt w:val="bullet"/>
+      <w:lvlText w:val=""/>
+      <w:lvlJc w:val="left"/>
+      <w:pPr>
+        <w:tabs>
+          <w:tab w:val="num" w:pos="720"/>
+        </w:tabs>
+        <w:ind w:left="720" w:hanging="360"/>
+      </w:pPr>
+      <w:rPr>
+        <w:rFonts w:ascii="Symbol" w:hAnsi="Symbol" w:hint="default"/>
+        <w:sz w:val="20"/>
+      </w:rPr>
+    </w:lvl>
+    <w:lvl w:ilvl="1" w:tentative="1">
+      <w:start w:val="1"/>
+      <w:numFmt w:val="bullet"/>
+      <w:lvlText w:val="o"/>
+      <w:lvlJc w:val="left"/>
+      <w:pPr>
+        <w:tabs>
+          <w:tab w:val="num" w:pos="1440"/>
+        </w:tabs>
+        <w:ind w:left="1440" w:hanging="360"/>
+      </w:pPr>
+      <w:rPr>
+        <w:rFonts w:ascii="Courier New" w:hAnsi="Courier New" w:hint="default"/>
+        <w:sz w:val="20"/>
+      </w:rPr>
+    </w:lvl>
+    <w:lvl w:ilvl="2" w:tentative="1">
+      <w:start w:val="1"/>
+      <w:numFmt w:val="bullet"/>
+      <w:lvlText w:val=""/>
+      <w:lvlJc w:val="left"/>
+      <w:pPr>
+        <w:tabs>
+          <w:tab w:val="num" w:pos="2160"/>
+        </w:tabs>
+        <w:ind w:left="2160" w:hanging="360"/>
+      </w:pPr>
+      <w:rPr>
+        <w:rFonts w:ascii="Wingdings" w:hAnsi="Wingdings" w:hint="default"/>
+        <w:sz w:val="20"/>
+      </w:rPr>
+    </w:lvl>
+    <w:lvl w:ilvl="3" w:tentative="1">
+      <w:start w:val="1"/>
+      <w:numFmt w:val="bullet"/>
+      <w:lvlText w:val=""/>
+      <w:lvlJc w:val="left"/>
+      <w:pPr>
+        <w:tabs>
+          <w:tab w:val="num" w:pos="2880"/>
+        </w:tabs>
+        <w:ind w:left="2880" w:hanging="360"/>
+      </w:pPr>
+      <w:rPr>
+        <w:rFonts w:ascii="Wingdings" w:hAnsi="Wingdings" w:hint="default"/>
+        <w:sz w:val="20"/>
+      </w:rPr>
+    </w:lvl>
+    <w:lvl w:ilvl="4" w:tentative="1">
+      <w:start w:val="1"/>
+      <w:numFmt w:val="bullet"/>
+      <w:lvlText w:val=""/>
+      <w:lvlJc w:val="left"/>
+      <w:pPr>
+        <w:tabs>
+          <w:tab w:val="num" w:pos="3600"/>
+        </w:tabs>
+        <w:ind w:left="3600" w:hanging="360"/>
+      </w:pPr>
+      <w:rPr>
+        <w:rFonts w:ascii="Wingdings" w:hAnsi="Wingdings" w:hint="default"/>
+        <w:sz w:val="20"/>
+      </w:rPr>
+    </w:lvl>
+    <w:lvl w:ilvl="5" w:tentative="1">
+      <w:start w:val="1"/>
+      <w:numFmt w:val="bullet"/>
+      <w:lvlText w:val=""/>
+      <w:lvlJc w:val="left"/>
+      <w:pPr>
+        <w:tabs>
+          <w:tab w:val="num" w:pos="4320"/>
+        </w:tabs>
+        <w:ind w:left="4320" w:hanging="360"/>
+      </w:pPr>
+      <w:rPr>
+        <w:rFonts w:ascii="Wingdings" w:hAnsi="Wingdings" w:hint="default"/>
+        <w:sz w:val="20"/>
+      </w:rPr>
+    </w:lvl>
+    <w:lvl w:ilvl="6" w:tentative="1">
+      <w:start w:val="1"/>
+      <w:numFmt w:val="bullet"/>
+      <w:lvlText w:val=""/>
+      <w:lvlJc w:val="left"/>
+      <w:pPr>
+        <w:tabs>
+          <w:tab w:val="num" w:pos="5040"/>
+        </w:tabs>
+        <w:ind w:left="5040" w:hanging="360"/>
+      </w:pPr>
+      <w:rPr>
+        <w:rFonts w:ascii="Wingdings" w:hAnsi="Wingdings" w:hint="default"/>
+        <w:sz w:val="20"/>
+      </w:rPr>
+    </w:lvl>
+    <w:lvl w:ilvl="7" w:tentative="1">
+      <w:start w:val="1"/>
+      <w:numFmt w:val="bullet"/>
+      <w:lvlText w:val=""/>
+      <w:lvlJc w:val="left"/>
+      <w:pPr>
+        <w:tabs>
+          <w:tab w:val="num" w:pos="5760"/>
+        </w:tabs>
+        <w:ind w:left="5760" w:hanging="360"/>
+      </w:pPr>
+      <w:rPr>
+        <w:rFonts w:ascii="Wingdings" w:hAnsi="Wingdings" w:hint="default"/>
+        <w:sz w:val="20"/>
+      </w:rPr>
+    </w:lvl>
+    <w:lvl w:ilvl="8" w:tentative="1">
+      <w:start w:val="1"/>
+      <w:numFmt w:val="bullet"/>
+      <w:lvlText w:val=""/>
+      <w:lvlJc w:val="left"/>
+      <w:pPr>
+        <w:tabs>
+          <w:tab w:val="num" w:pos="6480"/>
+        </w:tabs>
+        <w:ind w:left="6480" w:hanging="360"/>
+      </w:pPr>
+      <w:rPr>
+        <w:rFonts w:ascii="Wingdings" w:hAnsi="Wingdings" w:hint="default"/>
+        <w:sz w:val="20"/>
+      </w:rPr>
+    </w:lvl>
+  </w:abstractNum>
+  <w:abstractNum w:abstractNumId="32" w15:restartNumberingAfterBreak="0">
+    <w:nsid w:val="37F31E32"/>
+    <w:multiLevelType w:val="multilevel"/>
+    <w:tmpl w:val="4BAA184E"/>
+    <w:lvl w:ilvl="0">
+      <w:start w:val="1"/>
+      <w:numFmt w:val="bullet"/>
+      <w:lvlText w:val=""/>
+      <w:lvlJc w:val="left"/>
+      <w:pPr>
+        <w:tabs>
+          <w:tab w:val="num" w:pos="720"/>
+        </w:tabs>
+        <w:ind w:left="720" w:hanging="360"/>
+      </w:pPr>
+      <w:rPr>
+        <w:rFonts w:ascii="Symbol" w:hAnsi="Symbol" w:hint="default"/>
+        <w:sz w:val="20"/>
+      </w:rPr>
+    </w:lvl>
+    <w:lvl w:ilvl="1" w:tentative="1">
+      <w:start w:val="1"/>
+      <w:numFmt w:val="bullet"/>
+      <w:lvlText w:val="o"/>
+      <w:lvlJc w:val="left"/>
+      <w:pPr>
+        <w:tabs>
+          <w:tab w:val="num" w:pos="1440"/>
+        </w:tabs>
+        <w:ind w:left="1440" w:hanging="360"/>
+      </w:pPr>
+      <w:rPr>
+        <w:rFonts w:ascii="Courier New" w:hAnsi="Courier New" w:hint="default"/>
+        <w:sz w:val="20"/>
+      </w:rPr>
+    </w:lvl>
+    <w:lvl w:ilvl="2" w:tentative="1">
+      <w:start w:val="1"/>
+      <w:numFmt w:val="bullet"/>
+      <w:lvlText w:val=""/>
+      <w:lvlJc w:val="left"/>
+      <w:pPr>
+        <w:tabs>
+          <w:tab w:val="num" w:pos="2160"/>
+        </w:tabs>
+        <w:ind w:left="2160" w:hanging="360"/>
+      </w:pPr>
+      <w:rPr>
+        <w:rFonts w:ascii="Wingdings" w:hAnsi="Wingdings" w:hint="default"/>
+        <w:sz w:val="20"/>
+      </w:rPr>
+    </w:lvl>
+    <w:lvl w:ilvl="3" w:tentative="1">
+      <w:start w:val="1"/>
+      <w:numFmt w:val="bullet"/>
+      <w:lvlText w:val=""/>
+      <w:lvlJc w:val="left"/>
+      <w:pPr>
+        <w:tabs>
+          <w:tab w:val="num" w:pos="2880"/>
+        </w:tabs>
+        <w:ind w:left="2880" w:hanging="360"/>
+      </w:pPr>
+      <w:rPr>
+        <w:rFonts w:ascii="Wingdings" w:hAnsi="Wingdings" w:hint="default"/>
+        <w:sz w:val="20"/>
+      </w:rPr>
+    </w:lvl>
+    <w:lvl w:ilvl="4" w:tentative="1">
+      <w:start w:val="1"/>
+      <w:numFmt w:val="bullet"/>
+      <w:lvlText w:val=""/>
+      <w:lvlJc w:val="left"/>
+      <w:pPr>
+        <w:tabs>
+          <w:tab w:val="num" w:pos="3600"/>
+        </w:tabs>
+        <w:ind w:left="3600" w:hanging="360"/>
+      </w:pPr>
+      <w:rPr>
+        <w:rFonts w:ascii="Wingdings" w:hAnsi="Wingdings" w:hint="default"/>
+        <w:sz w:val="20"/>
+      </w:rPr>
+    </w:lvl>
+    <w:lvl w:ilvl="5" w:tentative="1">
+      <w:start w:val="1"/>
+      <w:numFmt w:val="bullet"/>
+      <w:lvlText w:val=""/>
+      <w:lvlJc w:val="left"/>
+      <w:pPr>
+        <w:tabs>
+          <w:tab w:val="num" w:pos="4320"/>
+        </w:tabs>
+        <w:ind w:left="4320" w:hanging="360"/>
+      </w:pPr>
+      <w:rPr>
+        <w:rFonts w:ascii="Wingdings" w:hAnsi="Wingdings" w:hint="default"/>
+        <w:sz w:val="20"/>
+      </w:rPr>
+    </w:lvl>
+    <w:lvl w:ilvl="6" w:tentative="1">
+      <w:start w:val="1"/>
+      <w:numFmt w:val="bullet"/>
+      <w:lvlText w:val=""/>
+      <w:lvlJc w:val="left"/>
+      <w:pPr>
+        <w:tabs>
+          <w:tab w:val="num" w:pos="5040"/>
+        </w:tabs>
+        <w:ind w:left="5040" w:hanging="360"/>
+      </w:pPr>
+      <w:rPr>
+        <w:rFonts w:ascii="Wingdings" w:hAnsi="Wingdings" w:hint="default"/>
+        <w:sz w:val="20"/>
+      </w:rPr>
+    </w:lvl>
+    <w:lvl w:ilvl="7" w:tentative="1">
+      <w:start w:val="1"/>
+      <w:numFmt w:val="bullet"/>
+      <w:lvlText w:val=""/>
+      <w:lvlJc w:val="left"/>
+      <w:pPr>
+        <w:tabs>
+          <w:tab w:val="num" w:pos="5760"/>
+        </w:tabs>
+        <w:ind w:left="5760" w:hanging="360"/>
+      </w:pPr>
+      <w:rPr>
+        <w:rFonts w:ascii="Wingdings" w:hAnsi="Wingdings" w:hint="default"/>
+        <w:sz w:val="20"/>
+      </w:rPr>
+    </w:lvl>
+    <w:lvl w:ilvl="8" w:tentative="1">
+      <w:start w:val="1"/>
+      <w:numFmt w:val="bullet"/>
+      <w:lvlText w:val=""/>
+      <w:lvlJc w:val="left"/>
+      <w:pPr>
+        <w:tabs>
+          <w:tab w:val="num" w:pos="6480"/>
+        </w:tabs>
+        <w:ind w:left="6480" w:hanging="360"/>
+      </w:pPr>
+      <w:rPr>
+        <w:rFonts w:ascii="Wingdings" w:hAnsi="Wingdings" w:hint="default"/>
+        <w:sz w:val="20"/>
+      </w:rPr>
+    </w:lvl>
+  </w:abstractNum>
+  <w:abstractNum w:abstractNumId="33" w15:restartNumberingAfterBreak="0">
+    <w:nsid w:val="380D795F"/>
+    <w:multiLevelType w:val="multilevel"/>
+    <w:tmpl w:val="07441D46"/>
+    <w:lvl w:ilvl="0">
+      <w:start w:val="1"/>
+      <w:numFmt w:val="bullet"/>
+      <w:lvlText w:val=""/>
+      <w:lvlJc w:val="left"/>
+      <w:pPr>
+        <w:tabs>
+          <w:tab w:val="num" w:pos="720"/>
+        </w:tabs>
+        <w:ind w:left="720" w:hanging="360"/>
+      </w:pPr>
+      <w:rPr>
+        <w:rFonts w:ascii="Symbol" w:hAnsi="Symbol" w:hint="default"/>
+        <w:sz w:val="20"/>
+      </w:rPr>
+    </w:lvl>
+    <w:lvl w:ilvl="1" w:tentative="1">
+      <w:start w:val="1"/>
+      <w:numFmt w:val="bullet"/>
+      <w:lvlText w:val="o"/>
+      <w:lvlJc w:val="left"/>
+      <w:pPr>
+        <w:tabs>
+          <w:tab w:val="num" w:pos="1440"/>
+        </w:tabs>
+        <w:ind w:left="1440" w:hanging="360"/>
+      </w:pPr>
+      <w:rPr>
+        <w:rFonts w:ascii="Courier New" w:hAnsi="Courier New" w:hint="default"/>
+        <w:sz w:val="20"/>
+      </w:rPr>
+    </w:lvl>
+    <w:lvl w:ilvl="2" w:tentative="1">
+      <w:start w:val="1"/>
+      <w:numFmt w:val="bullet"/>
+      <w:lvlText w:val=""/>
+      <w:lvlJc w:val="left"/>
+      <w:pPr>
+        <w:tabs>
+          <w:tab w:val="num" w:pos="2160"/>
+        </w:tabs>
+        <w:ind w:left="2160" w:hanging="360"/>
+      </w:pPr>
+      <w:rPr>
+        <w:rFonts w:ascii="Wingdings" w:hAnsi="Wingdings" w:hint="default"/>
+        <w:sz w:val="20"/>
+      </w:rPr>
+    </w:lvl>
+    <w:lvl w:ilvl="3" w:tentative="1">
+      <w:start w:val="1"/>
+      <w:numFmt w:val="bullet"/>
+      <w:lvlText w:val=""/>
+      <w:lvlJc w:val="left"/>
+      <w:pPr>
+        <w:tabs>
+          <w:tab w:val="num" w:pos="2880"/>
+        </w:tabs>
+        <w:ind w:left="2880" w:hanging="360"/>
+      </w:pPr>
+      <w:rPr>
+        <w:rFonts w:ascii="Wingdings" w:hAnsi="Wingdings" w:hint="default"/>
+        <w:sz w:val="20"/>
+      </w:rPr>
+    </w:lvl>
+    <w:lvl w:ilvl="4" w:tentative="1">
+      <w:start w:val="1"/>
+      <w:numFmt w:val="bullet"/>
+      <w:lvlText w:val=""/>
+      <w:lvlJc w:val="left"/>
+      <w:pPr>
+        <w:tabs>
+          <w:tab w:val="num" w:pos="3600"/>
+        </w:tabs>
+        <w:ind w:left="3600" w:hanging="360"/>
+      </w:pPr>
+      <w:rPr>
+        <w:rFonts w:ascii="Wingdings" w:hAnsi="Wingdings" w:hint="default"/>
+        <w:sz w:val="20"/>
+      </w:rPr>
+    </w:lvl>
+    <w:lvl w:ilvl="5" w:tentative="1">
+      <w:start w:val="1"/>
+      <w:numFmt w:val="bullet"/>
+      <w:lvlText w:val=""/>
+      <w:lvlJc w:val="left"/>
+      <w:pPr>
+        <w:tabs>
+          <w:tab w:val="num" w:pos="4320"/>
+        </w:tabs>
+        <w:ind w:left="4320" w:hanging="360"/>
+      </w:pPr>
+      <w:rPr>
+        <w:rFonts w:ascii="Wingdings" w:hAnsi="Wingdings" w:hint="default"/>
+        <w:sz w:val="20"/>
+      </w:rPr>
+    </w:lvl>
+    <w:lvl w:ilvl="6" w:tentative="1">
+      <w:start w:val="1"/>
+      <w:numFmt w:val="bullet"/>
+      <w:lvlText w:val=""/>
+      <w:lvlJc w:val="left"/>
+      <w:pPr>
+        <w:tabs>
+          <w:tab w:val="num" w:pos="5040"/>
+        </w:tabs>
+        <w:ind w:left="5040" w:hanging="360"/>
+      </w:pPr>
+      <w:rPr>
+        <w:rFonts w:ascii="Wingdings" w:hAnsi="Wingdings" w:hint="default"/>
+        <w:sz w:val="20"/>
+      </w:rPr>
+    </w:lvl>
+    <w:lvl w:ilvl="7" w:tentative="1">
+      <w:start w:val="1"/>
+      <w:numFmt w:val="bullet"/>
+      <w:lvlText w:val=""/>
+      <w:lvlJc w:val="left"/>
+      <w:pPr>
+        <w:tabs>
+          <w:tab w:val="num" w:pos="5760"/>
+        </w:tabs>
+        <w:ind w:left="5760" w:hanging="360"/>
+      </w:pPr>
+      <w:rPr>
+        <w:rFonts w:ascii="Wingdings" w:hAnsi="Wingdings" w:hint="default"/>
+        <w:sz w:val="20"/>
+      </w:rPr>
+    </w:lvl>
+    <w:lvl w:ilvl="8" w:tentative="1">
+      <w:start w:val="1"/>
+      <w:numFmt w:val="bullet"/>
+      <w:lvlText w:val=""/>
+      <w:lvlJc w:val="left"/>
+      <w:pPr>
+        <w:tabs>
+          <w:tab w:val="num" w:pos="6480"/>
+        </w:tabs>
+        <w:ind w:left="6480" w:hanging="360"/>
+      </w:pPr>
+      <w:rPr>
+        <w:rFonts w:ascii="Wingdings" w:hAnsi="Wingdings" w:hint="default"/>
+        <w:sz w:val="20"/>
+      </w:rPr>
+    </w:lvl>
+  </w:abstractNum>
+  <w:abstractNum w:abstractNumId="34" w15:restartNumberingAfterBreak="0">
+    <w:nsid w:val="39B34613"/>
+    <w:multiLevelType w:val="multilevel"/>
+    <w:tmpl w:val="F8847E90"/>
+    <w:lvl w:ilvl="0">
+      <w:start w:val="1"/>
+      <w:numFmt w:val="bullet"/>
+      <w:lvlText w:val=""/>
+      <w:lvlJc w:val="left"/>
+      <w:pPr>
+        <w:tabs>
+          <w:tab w:val="num" w:pos="720"/>
+        </w:tabs>
+        <w:ind w:left="720" w:hanging="360"/>
+      </w:pPr>
+      <w:rPr>
+        <w:rFonts w:ascii="Symbol" w:hAnsi="Symbol" w:hint="default"/>
+        <w:sz w:val="20"/>
+      </w:rPr>
+    </w:lvl>
+    <w:lvl w:ilvl="1" w:tentative="1">
+      <w:start w:val="1"/>
+      <w:numFmt w:val="bullet"/>
+      <w:lvlText w:val="o"/>
+      <w:lvlJc w:val="left"/>
+      <w:pPr>
+        <w:tabs>
+          <w:tab w:val="num" w:pos="1440"/>
+        </w:tabs>
+        <w:ind w:left="1440" w:hanging="360"/>
+      </w:pPr>
+      <w:rPr>
+        <w:rFonts w:ascii="Courier New" w:hAnsi="Courier New" w:hint="default"/>
+        <w:sz w:val="20"/>
+      </w:rPr>
+    </w:lvl>
+    <w:lvl w:ilvl="2" w:tentative="1">
+      <w:start w:val="1"/>
+      <w:numFmt w:val="bullet"/>
+      <w:lvlText w:val=""/>
+      <w:lvlJc w:val="left"/>
+      <w:pPr>
+        <w:tabs>
+          <w:tab w:val="num" w:pos="2160"/>
+        </w:tabs>
+        <w:ind w:left="2160" w:hanging="360"/>
+      </w:pPr>
+      <w:rPr>
+        <w:rFonts w:ascii="Wingdings" w:hAnsi="Wingdings" w:hint="default"/>
+        <w:sz w:val="20"/>
+      </w:rPr>
+    </w:lvl>
+    <w:lvl w:ilvl="3" w:tentative="1">
+      <w:start w:val="1"/>
+      <w:numFmt w:val="bullet"/>
+      <w:lvlText w:val=""/>
+      <w:lvlJc w:val="left"/>
+      <w:pPr>
+        <w:tabs>
+          <w:tab w:val="num" w:pos="2880"/>
+        </w:tabs>
+        <w:ind w:left="2880" w:hanging="360"/>
+      </w:pPr>
+      <w:rPr>
+        <w:rFonts w:ascii="Wingdings" w:hAnsi="Wingdings" w:hint="default"/>
+        <w:sz w:val="20"/>
+      </w:rPr>
+    </w:lvl>
+    <w:lvl w:ilvl="4" w:tentative="1">
+      <w:start w:val="1"/>
+      <w:numFmt w:val="bullet"/>
+      <w:lvlText w:val=""/>
+      <w:lvlJc w:val="left"/>
+      <w:pPr>
+        <w:tabs>
+          <w:tab w:val="num" w:pos="3600"/>
+        </w:tabs>
+        <w:ind w:left="3600" w:hanging="360"/>
+      </w:pPr>
+      <w:rPr>
+        <w:rFonts w:ascii="Wingdings" w:hAnsi="Wingdings" w:hint="default"/>
+        <w:sz w:val="20"/>
+      </w:rPr>
+    </w:lvl>
+    <w:lvl w:ilvl="5" w:tentative="1">
+      <w:start w:val="1"/>
+      <w:numFmt w:val="bullet"/>
+      <w:lvlText w:val=""/>
+      <w:lvlJc w:val="left"/>
+      <w:pPr>
+        <w:tabs>
+          <w:tab w:val="num" w:pos="4320"/>
+        </w:tabs>
+        <w:ind w:left="4320" w:hanging="360"/>
+      </w:pPr>
+      <w:rPr>
+        <w:rFonts w:ascii="Wingdings" w:hAnsi="Wingdings" w:hint="default"/>
+        <w:sz w:val="20"/>
+      </w:rPr>
+    </w:lvl>
+    <w:lvl w:ilvl="6" w:tentative="1">
+      <w:start w:val="1"/>
+      <w:numFmt w:val="bullet"/>
+      <w:lvlText w:val=""/>
+      <w:lvlJc w:val="left"/>
+      <w:pPr>
+        <w:tabs>
+          <w:tab w:val="num" w:pos="5040"/>
+        </w:tabs>
+        <w:ind w:left="5040" w:hanging="360"/>
+      </w:pPr>
+      <w:rPr>
+        <w:rFonts w:ascii="Wingdings" w:hAnsi="Wingdings" w:hint="default"/>
+        <w:sz w:val="20"/>
+      </w:rPr>
+    </w:lvl>
+    <w:lvl w:ilvl="7" w:tentative="1">
+      <w:start w:val="1"/>
+      <w:numFmt w:val="bullet"/>
+      <w:lvlText w:val=""/>
+      <w:lvlJc w:val="left"/>
+      <w:pPr>
+        <w:tabs>
+          <w:tab w:val="num" w:pos="5760"/>
+        </w:tabs>
+        <w:ind w:left="5760" w:hanging="360"/>
+      </w:pPr>
+      <w:rPr>
+        <w:rFonts w:ascii="Wingdings" w:hAnsi="Wingdings" w:hint="default"/>
+        <w:sz w:val="20"/>
+      </w:rPr>
+    </w:lvl>
+    <w:lvl w:ilvl="8" w:tentative="1">
+      <w:start w:val="1"/>
+      <w:numFmt w:val="bullet"/>
+      <w:lvlText w:val=""/>
+      <w:lvlJc w:val="left"/>
+      <w:pPr>
+        <w:tabs>
+          <w:tab w:val="num" w:pos="6480"/>
+        </w:tabs>
+        <w:ind w:left="6480" w:hanging="360"/>
+      </w:pPr>
+      <w:rPr>
+        <w:rFonts w:ascii="Wingdings" w:hAnsi="Wingdings" w:hint="default"/>
+        <w:sz w:val="20"/>
+      </w:rPr>
+    </w:lvl>
+  </w:abstractNum>
+  <w:abstractNum w:abstractNumId="35" w15:restartNumberingAfterBreak="0">
+    <w:nsid w:val="3BA7409E"/>
+    <w:multiLevelType w:val="multilevel"/>
+    <w:tmpl w:val="8168E66E"/>
+    <w:lvl w:ilvl="0">
+      <w:start w:val="1"/>
+      <w:numFmt w:val="bullet"/>
+      <w:lvlText w:val=""/>
+      <w:lvlJc w:val="left"/>
+      <w:pPr>
+        <w:tabs>
+          <w:tab w:val="num" w:pos="720"/>
+        </w:tabs>
+        <w:ind w:left="720" w:hanging="360"/>
+      </w:pPr>
+      <w:rPr>
+        <w:rFonts w:ascii="Symbol" w:hAnsi="Symbol" w:hint="default"/>
+        <w:sz w:val="20"/>
+      </w:rPr>
+    </w:lvl>
+    <w:lvl w:ilvl="1" w:tentative="1">
+      <w:start w:val="1"/>
+      <w:numFmt w:val="bullet"/>
+      <w:lvlText w:val="o"/>
+      <w:lvlJc w:val="left"/>
+      <w:pPr>
+        <w:tabs>
+          <w:tab w:val="num" w:pos="1440"/>
+        </w:tabs>
+        <w:ind w:left="1440" w:hanging="360"/>
+      </w:pPr>
+      <w:rPr>
+        <w:rFonts w:ascii="Courier New" w:hAnsi="Courier New" w:hint="default"/>
+        <w:sz w:val="20"/>
+      </w:rPr>
+    </w:lvl>
+    <w:lvl w:ilvl="2" w:tentative="1">
+      <w:start w:val="1"/>
+      <w:numFmt w:val="bullet"/>
+      <w:lvlText w:val=""/>
+      <w:lvlJc w:val="left"/>
+      <w:pPr>
+        <w:tabs>
+          <w:tab w:val="num" w:pos="2160"/>
+        </w:tabs>
+        <w:ind w:left="2160" w:hanging="360"/>
+      </w:pPr>
+      <w:rPr>
+        <w:rFonts w:ascii="Wingdings" w:hAnsi="Wingdings" w:hint="default"/>
+        <w:sz w:val="20"/>
+      </w:rPr>
+    </w:lvl>
+    <w:lvl w:ilvl="3" w:tentative="1">
+      <w:start w:val="1"/>
+      <w:numFmt w:val="bullet"/>
+      <w:lvlText w:val=""/>
+      <w:lvlJc w:val="left"/>
+      <w:pPr>
+        <w:tabs>
+          <w:tab w:val="num" w:pos="2880"/>
+        </w:tabs>
+        <w:ind w:left="2880" w:hanging="360"/>
+      </w:pPr>
+      <w:rPr>
+        <w:rFonts w:ascii="Wingdings" w:hAnsi="Wingdings" w:hint="default"/>
+        <w:sz w:val="20"/>
+      </w:rPr>
+    </w:lvl>
+    <w:lvl w:ilvl="4" w:tentative="1">
+      <w:start w:val="1"/>
+      <w:numFmt w:val="bullet"/>
+      <w:lvlText w:val=""/>
+      <w:lvlJc w:val="left"/>
+      <w:pPr>
+        <w:tabs>
+          <w:tab w:val="num" w:pos="3600"/>
+        </w:tabs>
+        <w:ind w:left="3600" w:hanging="360"/>
+      </w:pPr>
+      <w:rPr>
+        <w:rFonts w:ascii="Wingdings" w:hAnsi="Wingdings" w:hint="default"/>
+        <w:sz w:val="20"/>
+      </w:rPr>
+    </w:lvl>
+    <w:lvl w:ilvl="5" w:tentative="1">
+      <w:start w:val="1"/>
+      <w:numFmt w:val="bullet"/>
+      <w:lvlText w:val=""/>
+      <w:lvlJc w:val="left"/>
+      <w:pPr>
+        <w:tabs>
+          <w:tab w:val="num" w:pos="4320"/>
+        </w:tabs>
+        <w:ind w:left="4320" w:hanging="360"/>
+      </w:pPr>
+      <w:rPr>
+        <w:rFonts w:ascii="Wingdings" w:hAnsi="Wingdings" w:hint="default"/>
+        <w:sz w:val="20"/>
+      </w:rPr>
+    </w:lvl>
+    <w:lvl w:ilvl="6" w:tentative="1">
+      <w:start w:val="1"/>
+      <w:numFmt w:val="bullet"/>
+      <w:lvlText w:val=""/>
+      <w:lvlJc w:val="left"/>
+      <w:pPr>
+        <w:tabs>
+          <w:tab w:val="num" w:pos="5040"/>
+        </w:tabs>
+        <w:ind w:left="5040" w:hanging="360"/>
+      </w:pPr>
+      <w:rPr>
+        <w:rFonts w:ascii="Wingdings" w:hAnsi="Wingdings" w:hint="default"/>
+        <w:sz w:val="20"/>
+      </w:rPr>
+    </w:lvl>
+    <w:lvl w:ilvl="7" w:tentative="1">
+      <w:start w:val="1"/>
+      <w:numFmt w:val="bullet"/>
+      <w:lvlText w:val=""/>
+      <w:lvlJc w:val="left"/>
+      <w:pPr>
+        <w:tabs>
+          <w:tab w:val="num" w:pos="5760"/>
+        </w:tabs>
+        <w:ind w:left="5760" w:hanging="360"/>
+      </w:pPr>
+      <w:rPr>
+        <w:rFonts w:ascii="Wingdings" w:hAnsi="Wingdings" w:hint="default"/>
+        <w:sz w:val="20"/>
+      </w:rPr>
+    </w:lvl>
+    <w:lvl w:ilvl="8" w:tentative="1">
+      <w:start w:val="1"/>
+      <w:numFmt w:val="bullet"/>
+      <w:lvlText w:val=""/>
+      <w:lvlJc w:val="left"/>
+      <w:pPr>
+        <w:tabs>
+          <w:tab w:val="num" w:pos="6480"/>
+        </w:tabs>
+        <w:ind w:left="6480" w:hanging="360"/>
+      </w:pPr>
+      <w:rPr>
+        <w:rFonts w:ascii="Wingdings" w:hAnsi="Wingdings" w:hint="default"/>
+        <w:sz w:val="20"/>
+      </w:rPr>
+    </w:lvl>
+  </w:abstractNum>
+  <w:abstractNum w:abstractNumId="36" w15:restartNumberingAfterBreak="0">
+    <w:nsid w:val="3D076C3E"/>
+    <w:multiLevelType w:val="multilevel"/>
+    <w:tmpl w:val="A4584372"/>
+    <w:lvl w:ilvl="0">
+      <w:start w:val="1"/>
+      <w:numFmt w:val="bullet"/>
+      <w:lvlText w:val=""/>
+      <w:lvlJc w:val="left"/>
+      <w:pPr>
+        <w:tabs>
+          <w:tab w:val="num" w:pos="720"/>
+        </w:tabs>
+        <w:ind w:left="720" w:hanging="360"/>
+      </w:pPr>
+      <w:rPr>
+        <w:rFonts w:ascii="Symbol" w:hAnsi="Symbol" w:hint="default"/>
+        <w:sz w:val="20"/>
+      </w:rPr>
+    </w:lvl>
+    <w:lvl w:ilvl="1" w:tentative="1">
+      <w:start w:val="1"/>
+      <w:numFmt w:val="bullet"/>
+      <w:lvlText w:val="o"/>
+      <w:lvlJc w:val="left"/>
+      <w:pPr>
+        <w:tabs>
+          <w:tab w:val="num" w:pos="1440"/>
+        </w:tabs>
+        <w:ind w:left="1440" w:hanging="360"/>
+      </w:pPr>
+      <w:rPr>
+        <w:rFonts w:ascii="Courier New" w:hAnsi="Courier New" w:hint="default"/>
+        <w:sz w:val="20"/>
+      </w:rPr>
+    </w:lvl>
+    <w:lvl w:ilvl="2" w:tentative="1">
+      <w:start w:val="1"/>
+      <w:numFmt w:val="bullet"/>
+      <w:lvlText w:val=""/>
+      <w:lvlJc w:val="left"/>
+      <w:pPr>
+        <w:tabs>
+          <w:tab w:val="num" w:pos="2160"/>
+        </w:tabs>
+        <w:ind w:left="2160" w:hanging="360"/>
+      </w:pPr>
+      <w:rPr>
+        <w:rFonts w:ascii="Wingdings" w:hAnsi="Wingdings" w:hint="default"/>
+        <w:sz w:val="20"/>
+      </w:rPr>
+    </w:lvl>
+    <w:lvl w:ilvl="3" w:tentative="1">
+      <w:start w:val="1"/>
+      <w:numFmt w:val="bullet"/>
+      <w:lvlText w:val=""/>
+      <w:lvlJc w:val="left"/>
+      <w:pPr>
+        <w:tabs>
+          <w:tab w:val="num" w:pos="2880"/>
+        </w:tabs>
+        <w:ind w:left="2880" w:hanging="360"/>
+      </w:pPr>
+      <w:rPr>
+        <w:rFonts w:ascii="Wingdings" w:hAnsi="Wingdings" w:hint="default"/>
+        <w:sz w:val="20"/>
+      </w:rPr>
+    </w:lvl>
+    <w:lvl w:ilvl="4" w:tentative="1">
+      <w:start w:val="1"/>
+      <w:numFmt w:val="bullet"/>
+      <w:lvlText w:val=""/>
+      <w:lvlJc w:val="left"/>
+      <w:pPr>
+        <w:tabs>
+          <w:tab w:val="num" w:pos="3600"/>
+        </w:tabs>
+        <w:ind w:left="3600" w:hanging="360"/>
+      </w:pPr>
+      <w:rPr>
+        <w:rFonts w:ascii="Wingdings" w:hAnsi="Wingdings" w:hint="default"/>
+        <w:sz w:val="20"/>
+      </w:rPr>
+    </w:lvl>
+    <w:lvl w:ilvl="5" w:tentative="1">
+      <w:start w:val="1"/>
+      <w:numFmt w:val="bullet"/>
+      <w:lvlText w:val=""/>
+      <w:lvlJc w:val="left"/>
+      <w:pPr>
+        <w:tabs>
+          <w:tab w:val="num" w:pos="4320"/>
+        </w:tabs>
+        <w:ind w:left="4320" w:hanging="360"/>
+      </w:pPr>
+      <w:rPr>
+        <w:rFonts w:ascii="Wingdings" w:hAnsi="Wingdings" w:hint="default"/>
+        <w:sz w:val="20"/>
+      </w:rPr>
+    </w:lvl>
+    <w:lvl w:ilvl="6" w:tentative="1">
+      <w:start w:val="1"/>
+      <w:numFmt w:val="bullet"/>
+      <w:lvlText w:val=""/>
+      <w:lvlJc w:val="left"/>
+      <w:pPr>
+        <w:tabs>
+          <w:tab w:val="num" w:pos="5040"/>
+        </w:tabs>
+        <w:ind w:left="5040" w:hanging="360"/>
+      </w:pPr>
+      <w:rPr>
+        <w:rFonts w:ascii="Wingdings" w:hAnsi="Wingdings" w:hint="default"/>
+        <w:sz w:val="20"/>
+      </w:rPr>
+    </w:lvl>
+    <w:lvl w:ilvl="7" w:tentative="1">
+      <w:start w:val="1"/>
+      <w:numFmt w:val="bullet"/>
+      <w:lvlText w:val=""/>
+      <w:lvlJc w:val="left"/>
+      <w:pPr>
+        <w:tabs>
+          <w:tab w:val="num" w:pos="5760"/>
+        </w:tabs>
+        <w:ind w:left="5760" w:hanging="360"/>
+      </w:pPr>
+      <w:rPr>
+        <w:rFonts w:ascii="Wingdings" w:hAnsi="Wingdings" w:hint="default"/>
+        <w:sz w:val="20"/>
+      </w:rPr>
+    </w:lvl>
+    <w:lvl w:ilvl="8" w:tentative="1">
+      <w:start w:val="1"/>
+      <w:numFmt w:val="bullet"/>
+      <w:lvlText w:val=""/>
+      <w:lvlJc w:val="left"/>
+      <w:pPr>
+        <w:tabs>
+          <w:tab w:val="num" w:pos="6480"/>
+        </w:tabs>
+        <w:ind w:left="6480" w:hanging="360"/>
+      </w:pPr>
+      <w:rPr>
+        <w:rFonts w:ascii="Wingdings" w:hAnsi="Wingdings" w:hint="default"/>
+        <w:sz w:val="20"/>
+      </w:rPr>
+    </w:lvl>
+  </w:abstractNum>
+  <w:abstractNum w:abstractNumId="37" w15:restartNumberingAfterBreak="0">
+    <w:nsid w:val="3EC01D40"/>
+    <w:multiLevelType w:val="multilevel"/>
+    <w:tmpl w:val="A1A23330"/>
+    <w:lvl w:ilvl="0">
+      <w:start w:val="1"/>
+      <w:numFmt w:val="bullet"/>
+      <w:lvlText w:val=""/>
+      <w:lvlJc w:val="left"/>
+      <w:pPr>
+        <w:tabs>
+          <w:tab w:val="num" w:pos="720"/>
+        </w:tabs>
+        <w:ind w:left="720" w:hanging="360"/>
+      </w:pPr>
+      <w:rPr>
+        <w:rFonts w:ascii="Symbol" w:hAnsi="Symbol" w:hint="default"/>
+        <w:sz w:val="20"/>
+      </w:rPr>
+    </w:lvl>
+    <w:lvl w:ilvl="1" w:tentative="1">
+      <w:start w:val="1"/>
+      <w:numFmt w:val="bullet"/>
+      <w:lvlText w:val="o"/>
+      <w:lvlJc w:val="left"/>
+      <w:pPr>
+        <w:tabs>
+          <w:tab w:val="num" w:pos="1440"/>
+        </w:tabs>
+        <w:ind w:left="1440" w:hanging="360"/>
+      </w:pPr>
+      <w:rPr>
+        <w:rFonts w:ascii="Courier New" w:hAnsi="Courier New" w:hint="default"/>
+        <w:sz w:val="20"/>
+      </w:rPr>
+    </w:lvl>
+    <w:lvl w:ilvl="2" w:tentative="1">
+      <w:start w:val="1"/>
+      <w:numFmt w:val="bullet"/>
+      <w:lvlText w:val=""/>
+      <w:lvlJc w:val="left"/>
+      <w:pPr>
+        <w:tabs>
+          <w:tab w:val="num" w:pos="2160"/>
+        </w:tabs>
+        <w:ind w:left="2160" w:hanging="360"/>
+      </w:pPr>
+      <w:rPr>
+        <w:rFonts w:ascii="Wingdings" w:hAnsi="Wingdings" w:hint="default"/>
+        <w:sz w:val="20"/>
+      </w:rPr>
+    </w:lvl>
+    <w:lvl w:ilvl="3" w:tentative="1">
+      <w:start w:val="1"/>
+      <w:numFmt w:val="bullet"/>
+      <w:lvlText w:val=""/>
+      <w:lvlJc w:val="left"/>
+      <w:pPr>
+        <w:tabs>
+          <w:tab w:val="num" w:pos="2880"/>
+        </w:tabs>
+        <w:ind w:left="2880" w:hanging="360"/>
+      </w:pPr>
+      <w:rPr>
+        <w:rFonts w:ascii="Wingdings" w:hAnsi="Wingdings" w:hint="default"/>
+        <w:sz w:val="20"/>
+      </w:rPr>
+    </w:lvl>
+    <w:lvl w:ilvl="4" w:tentative="1">
+      <w:start w:val="1"/>
+      <w:numFmt w:val="bullet"/>
+      <w:lvlText w:val=""/>
+      <w:lvlJc w:val="left"/>
+      <w:pPr>
+        <w:tabs>
+          <w:tab w:val="num" w:pos="3600"/>
+        </w:tabs>
+        <w:ind w:left="3600" w:hanging="360"/>
+      </w:pPr>
+      <w:rPr>
+        <w:rFonts w:ascii="Wingdings" w:hAnsi="Wingdings" w:hint="default"/>
+        <w:sz w:val="20"/>
+      </w:rPr>
+    </w:lvl>
+    <w:lvl w:ilvl="5" w:tentative="1">
+      <w:start w:val="1"/>
+      <w:numFmt w:val="bullet"/>
+      <w:lvlText w:val=""/>
+      <w:lvlJc w:val="left"/>
+      <w:pPr>
+        <w:tabs>
+          <w:tab w:val="num" w:pos="4320"/>
+        </w:tabs>
+        <w:ind w:left="4320" w:hanging="360"/>
+      </w:pPr>
+      <w:rPr>
+        <w:rFonts w:ascii="Wingdings" w:hAnsi="Wingdings" w:hint="default"/>
+        <w:sz w:val="20"/>
+      </w:rPr>
+    </w:lvl>
+    <w:lvl w:ilvl="6" w:tentative="1">
+      <w:start w:val="1"/>
+      <w:numFmt w:val="bullet"/>
+      <w:lvlText w:val=""/>
+      <w:lvlJc w:val="left"/>
+      <w:pPr>
+        <w:tabs>
+          <w:tab w:val="num" w:pos="5040"/>
+        </w:tabs>
+        <w:ind w:left="5040" w:hanging="360"/>
+      </w:pPr>
+      <w:rPr>
+        <w:rFonts w:ascii="Wingdings" w:hAnsi="Wingdings" w:hint="default"/>
+        <w:sz w:val="20"/>
+      </w:rPr>
+    </w:lvl>
+    <w:lvl w:ilvl="7" w:tentative="1">
+      <w:start w:val="1"/>
+      <w:numFmt w:val="bullet"/>
+      <w:lvlText w:val=""/>
+      <w:lvlJc w:val="left"/>
+      <w:pPr>
+        <w:tabs>
+          <w:tab w:val="num" w:pos="5760"/>
+        </w:tabs>
+        <w:ind w:left="5760" w:hanging="360"/>
+      </w:pPr>
+      <w:rPr>
+        <w:rFonts w:ascii="Wingdings" w:hAnsi="Wingdings" w:hint="default"/>
+        <w:sz w:val="20"/>
+      </w:rPr>
+    </w:lvl>
+    <w:lvl w:ilvl="8" w:tentative="1">
+      <w:start w:val="1"/>
+      <w:numFmt w:val="bullet"/>
+      <w:lvlText w:val=""/>
+      <w:lvlJc w:val="left"/>
+      <w:pPr>
+        <w:tabs>
+          <w:tab w:val="num" w:pos="6480"/>
+        </w:tabs>
+        <w:ind w:left="6480" w:hanging="360"/>
+      </w:pPr>
+      <w:rPr>
+        <w:rFonts w:ascii="Wingdings" w:hAnsi="Wingdings" w:hint="default"/>
+        <w:sz w:val="20"/>
+      </w:rPr>
+    </w:lvl>
+  </w:abstractNum>
+  <w:abstractNum w:abstractNumId="38" w15:restartNumberingAfterBreak="0">
+    <w:nsid w:val="41A7583C"/>
+    <w:multiLevelType w:val="multilevel"/>
+    <w:tmpl w:val="7A44E288"/>
+    <w:lvl w:ilvl="0">
+      <w:start w:val="1"/>
+      <w:numFmt w:val="bullet"/>
+      <w:lvlText w:val=""/>
+      <w:lvlJc w:val="left"/>
+      <w:pPr>
+        <w:tabs>
+          <w:tab w:val="num" w:pos="720"/>
+        </w:tabs>
+        <w:ind w:left="720" w:hanging="360"/>
+      </w:pPr>
+      <w:rPr>
+        <w:rFonts w:ascii="Symbol" w:hAnsi="Symbol" w:hint="default"/>
+        <w:sz w:val="20"/>
+      </w:rPr>
+    </w:lvl>
+    <w:lvl w:ilvl="1" w:tentative="1">
+      <w:start w:val="1"/>
+      <w:numFmt w:val="bullet"/>
+      <w:lvlText w:val="o"/>
+      <w:lvlJc w:val="left"/>
+      <w:pPr>
+        <w:tabs>
+          <w:tab w:val="num" w:pos="1440"/>
+        </w:tabs>
+        <w:ind w:left="1440" w:hanging="360"/>
+      </w:pPr>
+      <w:rPr>
+        <w:rFonts w:ascii="Courier New" w:hAnsi="Courier New" w:hint="default"/>
+        <w:sz w:val="20"/>
+      </w:rPr>
+    </w:lvl>
+    <w:lvl w:ilvl="2" w:tentative="1">
+      <w:start w:val="1"/>
+      <w:numFmt w:val="bullet"/>
+      <w:lvlText w:val=""/>
+      <w:lvlJc w:val="left"/>
+      <w:pPr>
+        <w:tabs>
+          <w:tab w:val="num" w:pos="2160"/>
+        </w:tabs>
+        <w:ind w:left="2160" w:hanging="360"/>
+      </w:pPr>
+      <w:rPr>
+        <w:rFonts w:ascii="Wingdings" w:hAnsi="Wingdings" w:hint="default"/>
+        <w:sz w:val="20"/>
+      </w:rPr>
+    </w:lvl>
+    <w:lvl w:ilvl="3" w:tentative="1">
+      <w:start w:val="1"/>
+      <w:numFmt w:val="bullet"/>
+      <w:lvlText w:val=""/>
+      <w:lvlJc w:val="left"/>
+      <w:pPr>
+        <w:tabs>
+          <w:tab w:val="num" w:pos="2880"/>
+        </w:tabs>
+        <w:ind w:left="2880" w:hanging="360"/>
+      </w:pPr>
+      <w:rPr>
+        <w:rFonts w:ascii="Wingdings" w:hAnsi="Wingdings" w:hint="default"/>
+        <w:sz w:val="20"/>
+      </w:rPr>
+    </w:lvl>
+    <w:lvl w:ilvl="4" w:tentative="1">
+      <w:start w:val="1"/>
+      <w:numFmt w:val="bullet"/>
+      <w:lvlText w:val=""/>
+      <w:lvlJc w:val="left"/>
+      <w:pPr>
+        <w:tabs>
+          <w:tab w:val="num" w:pos="3600"/>
+        </w:tabs>
+        <w:ind w:left="3600" w:hanging="360"/>
+      </w:pPr>
+      <w:rPr>
+        <w:rFonts w:ascii="Wingdings" w:hAnsi="Wingdings" w:hint="default"/>
+        <w:sz w:val="20"/>
+      </w:rPr>
+    </w:lvl>
+    <w:lvl w:ilvl="5" w:tentative="1">
+      <w:start w:val="1"/>
+      <w:numFmt w:val="bullet"/>
+      <w:lvlText w:val=""/>
+      <w:lvlJc w:val="left"/>
+      <w:pPr>
+        <w:tabs>
+          <w:tab w:val="num" w:pos="4320"/>
+        </w:tabs>
+        <w:ind w:left="4320" w:hanging="360"/>
+      </w:pPr>
+      <w:rPr>
+        <w:rFonts w:ascii="Wingdings" w:hAnsi="Wingdings" w:hint="default"/>
+        <w:sz w:val="20"/>
+      </w:rPr>
+    </w:lvl>
+    <w:lvl w:ilvl="6" w:tentative="1">
+      <w:start w:val="1"/>
+      <w:numFmt w:val="bullet"/>
+      <w:lvlText w:val=""/>
+      <w:lvlJc w:val="left"/>
+      <w:pPr>
+        <w:tabs>
+          <w:tab w:val="num" w:pos="5040"/>
+        </w:tabs>
+        <w:ind w:left="5040" w:hanging="360"/>
+      </w:pPr>
+      <w:rPr>
+        <w:rFonts w:ascii="Wingdings" w:hAnsi="Wingdings" w:hint="default"/>
+        <w:sz w:val="20"/>
+      </w:rPr>
+    </w:lvl>
+    <w:lvl w:ilvl="7" w:tentative="1">
+      <w:start w:val="1"/>
+      <w:numFmt w:val="bullet"/>
+      <w:lvlText w:val=""/>
+      <w:lvlJc w:val="left"/>
+      <w:pPr>
+        <w:tabs>
+          <w:tab w:val="num" w:pos="5760"/>
+        </w:tabs>
+        <w:ind w:left="5760" w:hanging="360"/>
+      </w:pPr>
+      <w:rPr>
+        <w:rFonts w:ascii="Wingdings" w:hAnsi="Wingdings" w:hint="default"/>
+        <w:sz w:val="20"/>
+      </w:rPr>
+    </w:lvl>
+    <w:lvl w:ilvl="8" w:tentative="1">
+      <w:start w:val="1"/>
+      <w:numFmt w:val="bullet"/>
+      <w:lvlText w:val=""/>
+      <w:lvlJc w:val="left"/>
+      <w:pPr>
+        <w:tabs>
+          <w:tab w:val="num" w:pos="6480"/>
+        </w:tabs>
+        <w:ind w:left="6480" w:hanging="360"/>
+      </w:pPr>
+      <w:rPr>
+        <w:rFonts w:ascii="Wingdings" w:hAnsi="Wingdings" w:hint="default"/>
+        <w:sz w:val="20"/>
+      </w:rPr>
+    </w:lvl>
+  </w:abstractNum>
+  <w:abstractNum w:abstractNumId="39" w15:restartNumberingAfterBreak="0">
+    <w:nsid w:val="42A74D89"/>
+    <w:multiLevelType w:val="multilevel"/>
+    <w:tmpl w:val="911C73C6"/>
+    <w:lvl w:ilvl="0">
+      <w:start w:val="1"/>
+      <w:numFmt w:val="bullet"/>
+      <w:lvlText w:val=""/>
+      <w:lvlJc w:val="left"/>
+      <w:pPr>
+        <w:tabs>
+          <w:tab w:val="num" w:pos="720"/>
+        </w:tabs>
+        <w:ind w:left="720" w:hanging="360"/>
+      </w:pPr>
+      <w:rPr>
+        <w:rFonts w:ascii="Symbol" w:hAnsi="Symbol" w:hint="default"/>
+        <w:sz w:val="20"/>
+      </w:rPr>
+    </w:lvl>
+    <w:lvl w:ilvl="1" w:tentative="1">
+      <w:start w:val="1"/>
+      <w:numFmt w:val="bullet"/>
+      <w:lvlText w:val="o"/>
+      <w:lvlJc w:val="left"/>
+      <w:pPr>
+        <w:tabs>
+          <w:tab w:val="num" w:pos="1440"/>
+        </w:tabs>
+        <w:ind w:left="1440" w:hanging="360"/>
+      </w:pPr>
+      <w:rPr>
+        <w:rFonts w:ascii="Courier New" w:hAnsi="Courier New" w:hint="default"/>
+        <w:sz w:val="20"/>
+      </w:rPr>
+    </w:lvl>
+    <w:lvl w:ilvl="2" w:tentative="1">
+      <w:start w:val="1"/>
+      <w:numFmt w:val="bullet"/>
+      <w:lvlText w:val=""/>
+      <w:lvlJc w:val="left"/>
+      <w:pPr>
+        <w:tabs>
+          <w:tab w:val="num" w:pos="2160"/>
+        </w:tabs>
+        <w:ind w:left="2160" w:hanging="360"/>
+      </w:pPr>
+      <w:rPr>
+        <w:rFonts w:ascii="Wingdings" w:hAnsi="Wingdings" w:hint="default"/>
+        <w:sz w:val="20"/>
+      </w:rPr>
+    </w:lvl>
+    <w:lvl w:ilvl="3" w:tentative="1">
+      <w:start w:val="1"/>
+      <w:numFmt w:val="bullet"/>
+      <w:lvlText w:val=""/>
+      <w:lvlJc w:val="left"/>
+      <w:pPr>
+        <w:tabs>
+          <w:tab w:val="num" w:pos="2880"/>
+        </w:tabs>
+        <w:ind w:left="2880" w:hanging="360"/>
+      </w:pPr>
+      <w:rPr>
+        <w:rFonts w:ascii="Wingdings" w:hAnsi="Wingdings" w:hint="default"/>
+        <w:sz w:val="20"/>
+      </w:rPr>
+    </w:lvl>
+    <w:lvl w:ilvl="4" w:tentative="1">
+      <w:start w:val="1"/>
+      <w:numFmt w:val="bullet"/>
+      <w:lvlText w:val=""/>
+      <w:lvlJc w:val="left"/>
+      <w:pPr>
+        <w:tabs>
+          <w:tab w:val="num" w:pos="3600"/>
+        </w:tabs>
+        <w:ind w:left="3600" w:hanging="360"/>
+      </w:pPr>
+      <w:rPr>
+        <w:rFonts w:ascii="Wingdings" w:hAnsi="Wingdings" w:hint="default"/>
+        <w:sz w:val="20"/>
+      </w:rPr>
+    </w:lvl>
+    <w:lvl w:ilvl="5" w:tentative="1">
+      <w:start w:val="1"/>
+      <w:numFmt w:val="bullet"/>
+      <w:lvlText w:val=""/>
+      <w:lvlJc w:val="left"/>
+      <w:pPr>
+        <w:tabs>
+          <w:tab w:val="num" w:pos="4320"/>
+        </w:tabs>
+        <w:ind w:left="4320" w:hanging="360"/>
+      </w:pPr>
+      <w:rPr>
+        <w:rFonts w:ascii="Wingdings" w:hAnsi="Wingdings" w:hint="default"/>
+        <w:sz w:val="20"/>
+      </w:rPr>
+    </w:lvl>
+    <w:lvl w:ilvl="6" w:tentative="1">
+      <w:start w:val="1"/>
+      <w:numFmt w:val="bullet"/>
+      <w:lvlText w:val=""/>
+      <w:lvlJc w:val="left"/>
+      <w:pPr>
+        <w:tabs>
+          <w:tab w:val="num" w:pos="5040"/>
+        </w:tabs>
+        <w:ind w:left="5040" w:hanging="360"/>
+      </w:pPr>
+      <w:rPr>
+        <w:rFonts w:ascii="Wingdings" w:hAnsi="Wingdings" w:hint="default"/>
+        <w:sz w:val="20"/>
+      </w:rPr>
+    </w:lvl>
+    <w:lvl w:ilvl="7" w:tentative="1">
+      <w:start w:val="1"/>
+      <w:numFmt w:val="bullet"/>
+      <w:lvlText w:val=""/>
+      <w:lvlJc w:val="left"/>
+      <w:pPr>
+        <w:tabs>
+          <w:tab w:val="num" w:pos="5760"/>
+        </w:tabs>
+        <w:ind w:left="5760" w:hanging="360"/>
+      </w:pPr>
+      <w:rPr>
+        <w:rFonts w:ascii="Wingdings" w:hAnsi="Wingdings" w:hint="default"/>
+        <w:sz w:val="20"/>
+      </w:rPr>
+    </w:lvl>
+    <w:lvl w:ilvl="8" w:tentative="1">
+      <w:start w:val="1"/>
+      <w:numFmt w:val="bullet"/>
+      <w:lvlText w:val=""/>
+      <w:lvlJc w:val="left"/>
+      <w:pPr>
+        <w:tabs>
+          <w:tab w:val="num" w:pos="6480"/>
+        </w:tabs>
+        <w:ind w:left="6480" w:hanging="360"/>
+      </w:pPr>
+      <w:rPr>
+        <w:rFonts w:ascii="Wingdings" w:hAnsi="Wingdings" w:hint="default"/>
+        <w:sz w:val="20"/>
+      </w:rPr>
+    </w:lvl>
+  </w:abstractNum>
+  <w:abstractNum w:abstractNumId="40" w15:restartNumberingAfterBreak="0">
+    <w:nsid w:val="488B4F52"/>
+    <w:multiLevelType w:val="multilevel"/>
+    <w:tmpl w:val="9F70153A"/>
+    <w:lvl w:ilvl="0">
+      <w:start w:val="1"/>
+      <w:numFmt w:val="bullet"/>
+      <w:lvlText w:val=""/>
+      <w:lvlJc w:val="left"/>
+      <w:pPr>
+        <w:tabs>
+          <w:tab w:val="num" w:pos="720"/>
+        </w:tabs>
+        <w:ind w:left="720" w:hanging="360"/>
+      </w:pPr>
+      <w:rPr>
+        <w:rFonts w:ascii="Symbol" w:hAnsi="Symbol" w:hint="default"/>
+        <w:sz w:val="20"/>
+      </w:rPr>
+    </w:lvl>
+    <w:lvl w:ilvl="1" w:tentative="1">
+      <w:start w:val="1"/>
+      <w:numFmt w:val="bullet"/>
+      <w:lvlText w:val="o"/>
+      <w:lvlJc w:val="left"/>
+      <w:pPr>
+        <w:tabs>
+          <w:tab w:val="num" w:pos="1440"/>
+        </w:tabs>
+        <w:ind w:left="1440" w:hanging="360"/>
+      </w:pPr>
+      <w:rPr>
+        <w:rFonts w:ascii="Courier New" w:hAnsi="Courier New" w:hint="default"/>
+        <w:sz w:val="20"/>
+      </w:rPr>
+    </w:lvl>
+    <w:lvl w:ilvl="2" w:tentative="1">
+      <w:start w:val="1"/>
+      <w:numFmt w:val="bullet"/>
+      <w:lvlText w:val=""/>
+      <w:lvlJc w:val="left"/>
+      <w:pPr>
+        <w:tabs>
+          <w:tab w:val="num" w:pos="2160"/>
+        </w:tabs>
+        <w:ind w:left="2160" w:hanging="360"/>
+      </w:pPr>
+      <w:rPr>
+        <w:rFonts w:ascii="Wingdings" w:hAnsi="Wingdings" w:hint="default"/>
+        <w:sz w:val="20"/>
+      </w:rPr>
+    </w:lvl>
+    <w:lvl w:ilvl="3" w:tentative="1">
+      <w:start w:val="1"/>
+      <w:numFmt w:val="bullet"/>
+      <w:lvlText w:val=""/>
+      <w:lvlJc w:val="left"/>
+      <w:pPr>
+        <w:tabs>
+          <w:tab w:val="num" w:pos="2880"/>
+        </w:tabs>
+        <w:ind w:left="2880" w:hanging="360"/>
+      </w:pPr>
+      <w:rPr>
+        <w:rFonts w:ascii="Wingdings" w:hAnsi="Wingdings" w:hint="default"/>
+        <w:sz w:val="20"/>
+      </w:rPr>
+    </w:lvl>
+    <w:lvl w:ilvl="4" w:tentative="1">
+      <w:start w:val="1"/>
+      <w:numFmt w:val="bullet"/>
+      <w:lvlText w:val=""/>
+      <w:lvlJc w:val="left"/>
+      <w:pPr>
+        <w:tabs>
+          <w:tab w:val="num" w:pos="3600"/>
+        </w:tabs>
+        <w:ind w:left="3600" w:hanging="360"/>
+      </w:pPr>
+      <w:rPr>
+        <w:rFonts w:ascii="Wingdings" w:hAnsi="Wingdings" w:hint="default"/>
+        <w:sz w:val="20"/>
+      </w:rPr>
+    </w:lvl>
+    <w:lvl w:ilvl="5" w:tentative="1">
+      <w:start w:val="1"/>
+      <w:numFmt w:val="bullet"/>
+      <w:lvlText w:val=""/>
+      <w:lvlJc w:val="left"/>
+      <w:pPr>
+        <w:tabs>
+          <w:tab w:val="num" w:pos="4320"/>
+        </w:tabs>
+        <w:ind w:left="4320" w:hanging="360"/>
+      </w:pPr>
+      <w:rPr>
+        <w:rFonts w:ascii="Wingdings" w:hAnsi="Wingdings" w:hint="default"/>
+        <w:sz w:val="20"/>
+      </w:rPr>
+    </w:lvl>
+    <w:lvl w:ilvl="6" w:tentative="1">
+      <w:start w:val="1"/>
+      <w:numFmt w:val="bullet"/>
+      <w:lvlText w:val=""/>
+      <w:lvlJc w:val="left"/>
+      <w:pPr>
+        <w:tabs>
+          <w:tab w:val="num" w:pos="5040"/>
+        </w:tabs>
+        <w:ind w:left="5040" w:hanging="360"/>
+      </w:pPr>
+      <w:rPr>
+        <w:rFonts w:ascii="Wingdings" w:hAnsi="Wingdings" w:hint="default"/>
+        <w:sz w:val="20"/>
+      </w:rPr>
+    </w:lvl>
+    <w:lvl w:ilvl="7" w:tentative="1">
+      <w:start w:val="1"/>
+      <w:numFmt w:val="bullet"/>
+      <w:lvlText w:val=""/>
+      <w:lvlJc w:val="left"/>
+      <w:pPr>
+        <w:tabs>
+          <w:tab w:val="num" w:pos="5760"/>
+        </w:tabs>
+        <w:ind w:left="5760" w:hanging="360"/>
+      </w:pPr>
+      <w:rPr>
+        <w:rFonts w:ascii="Wingdings" w:hAnsi="Wingdings" w:hint="default"/>
+        <w:sz w:val="20"/>
+      </w:rPr>
+    </w:lvl>
+    <w:lvl w:ilvl="8" w:tentative="1">
+      <w:start w:val="1"/>
+      <w:numFmt w:val="bullet"/>
+      <w:lvlText w:val=""/>
+      <w:lvlJc w:val="left"/>
+      <w:pPr>
+        <w:tabs>
+          <w:tab w:val="num" w:pos="6480"/>
+        </w:tabs>
+        <w:ind w:left="6480" w:hanging="360"/>
+      </w:pPr>
+      <w:rPr>
+        <w:rFonts w:ascii="Wingdings" w:hAnsi="Wingdings" w:hint="default"/>
+        <w:sz w:val="20"/>
+      </w:rPr>
+    </w:lvl>
+  </w:abstractNum>
+  <w:abstractNum w:abstractNumId="41" w15:restartNumberingAfterBreak="0">
+    <w:nsid w:val="4C587FDA"/>
+    <w:multiLevelType w:val="multilevel"/>
+    <w:tmpl w:val="309C3DE2"/>
+    <w:lvl w:ilvl="0">
+      <w:start w:val="1"/>
+      <w:numFmt w:val="bullet"/>
+      <w:lvlText w:val=""/>
+      <w:lvlJc w:val="left"/>
+      <w:pPr>
+        <w:tabs>
+          <w:tab w:val="num" w:pos="720"/>
+        </w:tabs>
+        <w:ind w:left="720" w:hanging="360"/>
+      </w:pPr>
+      <w:rPr>
+        <w:rFonts w:ascii="Symbol" w:hAnsi="Symbol" w:hint="default"/>
+        <w:sz w:val="20"/>
+      </w:rPr>
+    </w:lvl>
+    <w:lvl w:ilvl="1" w:tentative="1">
+      <w:start w:val="1"/>
+      <w:numFmt w:val="bullet"/>
+      <w:lvlText w:val="o"/>
+      <w:lvlJc w:val="left"/>
+      <w:pPr>
+        <w:tabs>
+          <w:tab w:val="num" w:pos="1440"/>
+        </w:tabs>
+        <w:ind w:left="1440" w:hanging="360"/>
+      </w:pPr>
+      <w:rPr>
+        <w:rFonts w:ascii="Courier New" w:hAnsi="Courier New" w:hint="default"/>
+        <w:sz w:val="20"/>
+      </w:rPr>
+    </w:lvl>
+    <w:lvl w:ilvl="2" w:tentative="1">
+      <w:start w:val="1"/>
+      <w:numFmt w:val="bullet"/>
+      <w:lvlText w:val=""/>
+      <w:lvlJc w:val="left"/>
+      <w:pPr>
+        <w:tabs>
+          <w:tab w:val="num" w:pos="2160"/>
+        </w:tabs>
+        <w:ind w:left="2160" w:hanging="360"/>
+      </w:pPr>
+      <w:rPr>
+        <w:rFonts w:ascii="Wingdings" w:hAnsi="Wingdings" w:hint="default"/>
+        <w:sz w:val="20"/>
+      </w:rPr>
+    </w:lvl>
+    <w:lvl w:ilvl="3" w:tentative="1">
+      <w:start w:val="1"/>
+      <w:numFmt w:val="bullet"/>
+      <w:lvlText w:val=""/>
+      <w:lvlJc w:val="left"/>
+      <w:pPr>
+        <w:tabs>
+          <w:tab w:val="num" w:pos="2880"/>
+        </w:tabs>
+        <w:ind w:left="2880" w:hanging="360"/>
+      </w:pPr>
+      <w:rPr>
+        <w:rFonts w:ascii="Wingdings" w:hAnsi="Wingdings" w:hint="default"/>
+        <w:sz w:val="20"/>
+      </w:rPr>
+    </w:lvl>
+    <w:lvl w:ilvl="4" w:tentative="1">
+      <w:start w:val="1"/>
+      <w:numFmt w:val="bullet"/>
+      <w:lvlText w:val=""/>
+      <w:lvlJc w:val="left"/>
+      <w:pPr>
+        <w:tabs>
+          <w:tab w:val="num" w:pos="3600"/>
+        </w:tabs>
+        <w:ind w:left="3600" w:hanging="360"/>
+      </w:pPr>
+      <w:rPr>
+        <w:rFonts w:ascii="Wingdings" w:hAnsi="Wingdings" w:hint="default"/>
+        <w:sz w:val="20"/>
+      </w:rPr>
+    </w:lvl>
+    <w:lvl w:ilvl="5" w:tentative="1">
+      <w:start w:val="1"/>
+      <w:numFmt w:val="bullet"/>
+      <w:lvlText w:val=""/>
+      <w:lvlJc w:val="left"/>
+      <w:pPr>
+        <w:tabs>
+          <w:tab w:val="num" w:pos="4320"/>
+        </w:tabs>
+        <w:ind w:left="4320" w:hanging="360"/>
+      </w:pPr>
+      <w:rPr>
+        <w:rFonts w:ascii="Wingdings" w:hAnsi="Wingdings" w:hint="default"/>
+        <w:sz w:val="20"/>
+      </w:rPr>
+    </w:lvl>
+    <w:lvl w:ilvl="6" w:tentative="1">
+      <w:start w:val="1"/>
+      <w:numFmt w:val="bullet"/>
+      <w:lvlText w:val=""/>
+      <w:lvlJc w:val="left"/>
+      <w:pPr>
+        <w:tabs>
+          <w:tab w:val="num" w:pos="5040"/>
+        </w:tabs>
+        <w:ind w:left="5040" w:hanging="360"/>
+      </w:pPr>
+      <w:rPr>
+        <w:rFonts w:ascii="Wingdings" w:hAnsi="Wingdings" w:hint="default"/>
+        <w:sz w:val="20"/>
+      </w:rPr>
+    </w:lvl>
+    <w:lvl w:ilvl="7" w:tentative="1">
+      <w:start w:val="1"/>
+      <w:numFmt w:val="bullet"/>
+      <w:lvlText w:val=""/>
+      <w:lvlJc w:val="left"/>
+      <w:pPr>
+        <w:tabs>
+          <w:tab w:val="num" w:pos="5760"/>
+        </w:tabs>
+        <w:ind w:left="5760" w:hanging="360"/>
+      </w:pPr>
+      <w:rPr>
+        <w:rFonts w:ascii="Wingdings" w:hAnsi="Wingdings" w:hint="default"/>
+        <w:sz w:val="20"/>
+      </w:rPr>
+    </w:lvl>
+    <w:lvl w:ilvl="8" w:tentative="1">
+      <w:start w:val="1"/>
+      <w:numFmt w:val="bullet"/>
+      <w:lvlText w:val=""/>
+      <w:lvlJc w:val="left"/>
+      <w:pPr>
+        <w:tabs>
+          <w:tab w:val="num" w:pos="6480"/>
+        </w:tabs>
+        <w:ind w:left="6480" w:hanging="360"/>
+      </w:pPr>
+      <w:rPr>
+        <w:rFonts w:ascii="Wingdings" w:hAnsi="Wingdings" w:hint="default"/>
+        <w:sz w:val="20"/>
+      </w:rPr>
+    </w:lvl>
+  </w:abstractNum>
+  <w:abstractNum w:abstractNumId="42" w15:restartNumberingAfterBreak="0">
+    <w:nsid w:val="4D161A3F"/>
+    <w:multiLevelType w:val="multilevel"/>
+    <w:tmpl w:val="20B648A2"/>
+    <w:lvl w:ilvl="0">
+      <w:start w:val="1"/>
+      <w:numFmt w:val="bullet"/>
+      <w:lvlText w:val=""/>
+      <w:lvlJc w:val="left"/>
+      <w:pPr>
+        <w:tabs>
+          <w:tab w:val="num" w:pos="720"/>
+        </w:tabs>
+        <w:ind w:left="720" w:hanging="360"/>
+      </w:pPr>
+      <w:rPr>
+        <w:rFonts w:ascii="Symbol" w:hAnsi="Symbol" w:hint="default"/>
+        <w:sz w:val="20"/>
+      </w:rPr>
+    </w:lvl>
+    <w:lvl w:ilvl="1" w:tentative="1">
+      <w:start w:val="1"/>
+      <w:numFmt w:val="bullet"/>
+      <w:lvlText w:val="o"/>
+      <w:lvlJc w:val="left"/>
+      <w:pPr>
+        <w:tabs>
+          <w:tab w:val="num" w:pos="1440"/>
+        </w:tabs>
+        <w:ind w:left="1440" w:hanging="360"/>
+      </w:pPr>
+      <w:rPr>
+        <w:rFonts w:ascii="Courier New" w:hAnsi="Courier New" w:hint="default"/>
+        <w:sz w:val="20"/>
+      </w:rPr>
+    </w:lvl>
+    <w:lvl w:ilvl="2" w:tentative="1">
+      <w:start w:val="1"/>
+      <w:numFmt w:val="bullet"/>
+      <w:lvlText w:val=""/>
+      <w:lvlJc w:val="left"/>
+      <w:pPr>
+        <w:tabs>
+          <w:tab w:val="num" w:pos="2160"/>
+        </w:tabs>
+        <w:ind w:left="2160" w:hanging="360"/>
+      </w:pPr>
+      <w:rPr>
+        <w:rFonts w:ascii="Wingdings" w:hAnsi="Wingdings" w:hint="default"/>
+        <w:sz w:val="20"/>
+      </w:rPr>
+    </w:lvl>
+    <w:lvl w:ilvl="3" w:tentative="1">
+      <w:start w:val="1"/>
+      <w:numFmt w:val="bullet"/>
+      <w:lvlText w:val=""/>
+      <w:lvlJc w:val="left"/>
+      <w:pPr>
+        <w:tabs>
+          <w:tab w:val="num" w:pos="2880"/>
+        </w:tabs>
+        <w:ind w:left="2880" w:hanging="360"/>
+      </w:pPr>
+      <w:rPr>
+        <w:rFonts w:ascii="Wingdings" w:hAnsi="Wingdings" w:hint="default"/>
+        <w:sz w:val="20"/>
+      </w:rPr>
+    </w:lvl>
+    <w:lvl w:ilvl="4" w:tentative="1">
+      <w:start w:val="1"/>
+      <w:numFmt w:val="bullet"/>
+      <w:lvlText w:val=""/>
+      <w:lvlJc w:val="left"/>
+      <w:pPr>
+        <w:tabs>
+          <w:tab w:val="num" w:pos="3600"/>
+        </w:tabs>
+        <w:ind w:left="3600" w:hanging="360"/>
+      </w:pPr>
+      <w:rPr>
+        <w:rFonts w:ascii="Wingdings" w:hAnsi="Wingdings" w:hint="default"/>
+        <w:sz w:val="20"/>
+      </w:rPr>
+    </w:lvl>
+    <w:lvl w:ilvl="5" w:tentative="1">
+      <w:start w:val="1"/>
+      <w:numFmt w:val="bullet"/>
+      <w:lvlText w:val=""/>
+      <w:lvlJc w:val="left"/>
+      <w:pPr>
+        <w:tabs>
+          <w:tab w:val="num" w:pos="4320"/>
+        </w:tabs>
+        <w:ind w:left="4320" w:hanging="360"/>
+      </w:pPr>
+      <w:rPr>
+        <w:rFonts w:ascii="Wingdings" w:hAnsi="Wingdings" w:hint="default"/>
+        <w:sz w:val="20"/>
+      </w:rPr>
+    </w:lvl>
+    <w:lvl w:ilvl="6" w:tentative="1">
+      <w:start w:val="1"/>
+      <w:numFmt w:val="bullet"/>
+      <w:lvlText w:val=""/>
+      <w:lvlJc w:val="left"/>
+      <w:pPr>
+        <w:tabs>
+          <w:tab w:val="num" w:pos="5040"/>
+        </w:tabs>
+        <w:ind w:left="5040" w:hanging="360"/>
+      </w:pPr>
+      <w:rPr>
+        <w:rFonts w:ascii="Wingdings" w:hAnsi="Wingdings" w:hint="default"/>
+        <w:sz w:val="20"/>
+      </w:rPr>
+    </w:lvl>
+    <w:lvl w:ilvl="7" w:tentative="1">
+      <w:start w:val="1"/>
+      <w:numFmt w:val="bullet"/>
+      <w:lvlText w:val=""/>
+      <w:lvlJc w:val="left"/>
+      <w:pPr>
+        <w:tabs>
+          <w:tab w:val="num" w:pos="5760"/>
+        </w:tabs>
+        <w:ind w:left="5760" w:hanging="360"/>
+      </w:pPr>
+      <w:rPr>
+        <w:rFonts w:ascii="Wingdings" w:hAnsi="Wingdings" w:hint="default"/>
+        <w:sz w:val="20"/>
+      </w:rPr>
+    </w:lvl>
+    <w:lvl w:ilvl="8" w:tentative="1">
+      <w:start w:val="1"/>
+      <w:numFmt w:val="bullet"/>
+      <w:lvlText w:val=""/>
+      <w:lvlJc w:val="left"/>
+      <w:pPr>
+        <w:tabs>
+          <w:tab w:val="num" w:pos="6480"/>
+        </w:tabs>
+        <w:ind w:left="6480" w:hanging="360"/>
+      </w:pPr>
+      <w:rPr>
+        <w:rFonts w:ascii="Wingdings" w:hAnsi="Wingdings" w:hint="default"/>
+        <w:sz w:val="20"/>
+      </w:rPr>
+    </w:lvl>
+  </w:abstractNum>
+  <w:abstractNum w:abstractNumId="43" w15:restartNumberingAfterBreak="0">
+    <w:nsid w:val="4EB83473"/>
+    <w:multiLevelType w:val="multilevel"/>
+    <w:tmpl w:val="C2083B12"/>
+    <w:lvl w:ilvl="0">
+      <w:start w:val="1"/>
+      <w:numFmt w:val="bullet"/>
+      <w:lvlText w:val=""/>
+      <w:lvlJc w:val="left"/>
+      <w:pPr>
+        <w:tabs>
+          <w:tab w:val="num" w:pos="720"/>
+        </w:tabs>
+        <w:ind w:left="720" w:hanging="360"/>
+      </w:pPr>
+      <w:rPr>
+        <w:rFonts w:ascii="Symbol" w:hAnsi="Symbol" w:hint="default"/>
+        <w:sz w:val="20"/>
+      </w:rPr>
+    </w:lvl>
+    <w:lvl w:ilvl="1" w:tentative="1">
+      <w:start w:val="1"/>
+      <w:numFmt w:val="bullet"/>
+      <w:lvlText w:val="o"/>
+      <w:lvlJc w:val="left"/>
+      <w:pPr>
+        <w:tabs>
+          <w:tab w:val="num" w:pos="1440"/>
+        </w:tabs>
+        <w:ind w:left="1440" w:hanging="360"/>
+      </w:pPr>
+      <w:rPr>
+        <w:rFonts w:ascii="Courier New" w:hAnsi="Courier New" w:hint="default"/>
+        <w:sz w:val="20"/>
+      </w:rPr>
+    </w:lvl>
+    <w:lvl w:ilvl="2" w:tentative="1">
+      <w:start w:val="1"/>
+      <w:numFmt w:val="bullet"/>
+      <w:lvlText w:val=""/>
+      <w:lvlJc w:val="left"/>
+      <w:pPr>
+        <w:tabs>
+          <w:tab w:val="num" w:pos="2160"/>
+        </w:tabs>
+        <w:ind w:left="2160" w:hanging="360"/>
+      </w:pPr>
+      <w:rPr>
+        <w:rFonts w:ascii="Wingdings" w:hAnsi="Wingdings" w:hint="default"/>
+        <w:sz w:val="20"/>
+      </w:rPr>
+    </w:lvl>
+    <w:lvl w:ilvl="3" w:tentative="1">
+      <w:start w:val="1"/>
+      <w:numFmt w:val="bullet"/>
+      <w:lvlText w:val=""/>
+      <w:lvlJc w:val="left"/>
+      <w:pPr>
+        <w:tabs>
+          <w:tab w:val="num" w:pos="2880"/>
+        </w:tabs>
+        <w:ind w:left="2880" w:hanging="360"/>
+      </w:pPr>
+      <w:rPr>
+        <w:rFonts w:ascii="Wingdings" w:hAnsi="Wingdings" w:hint="default"/>
+        <w:sz w:val="20"/>
+      </w:rPr>
+    </w:lvl>
+    <w:lvl w:ilvl="4" w:tentative="1">
+      <w:start w:val="1"/>
+      <w:numFmt w:val="bullet"/>
+      <w:lvlText w:val=""/>
+      <w:lvlJc w:val="left"/>
+      <w:pPr>
+        <w:tabs>
+          <w:tab w:val="num" w:pos="3600"/>
+        </w:tabs>
+        <w:ind w:left="3600" w:hanging="360"/>
+      </w:pPr>
+      <w:rPr>
+        <w:rFonts w:ascii="Wingdings" w:hAnsi="Wingdings" w:hint="default"/>
+        <w:sz w:val="20"/>
+      </w:rPr>
+    </w:lvl>
+    <w:lvl w:ilvl="5" w:tentative="1">
+      <w:start w:val="1"/>
+      <w:numFmt w:val="bullet"/>
+      <w:lvlText w:val=""/>
+      <w:lvlJc w:val="left"/>
+      <w:pPr>
+        <w:tabs>
+          <w:tab w:val="num" w:pos="4320"/>
+        </w:tabs>
+        <w:ind w:left="4320" w:hanging="360"/>
+      </w:pPr>
+      <w:rPr>
+        <w:rFonts w:ascii="Wingdings" w:hAnsi="Wingdings" w:hint="default"/>
+        <w:sz w:val="20"/>
+      </w:rPr>
+    </w:lvl>
+    <w:lvl w:ilvl="6" w:tentative="1">
+      <w:start w:val="1"/>
+      <w:numFmt w:val="bullet"/>
+      <w:lvlText w:val=""/>
+      <w:lvlJc w:val="left"/>
+      <w:pPr>
+        <w:tabs>
+          <w:tab w:val="num" w:pos="5040"/>
+        </w:tabs>
+        <w:ind w:left="5040" w:hanging="360"/>
+      </w:pPr>
+      <w:rPr>
+        <w:rFonts w:ascii="Wingdings" w:hAnsi="Wingdings" w:hint="default"/>
+        <w:sz w:val="20"/>
+      </w:rPr>
+    </w:lvl>
+    <w:lvl w:ilvl="7" w:tentative="1">
+      <w:start w:val="1"/>
+      <w:numFmt w:val="bullet"/>
+      <w:lvlText w:val=""/>
+      <w:lvlJc w:val="left"/>
+      <w:pPr>
+        <w:tabs>
+          <w:tab w:val="num" w:pos="5760"/>
+        </w:tabs>
+        <w:ind w:left="5760" w:hanging="360"/>
+      </w:pPr>
+      <w:rPr>
+        <w:rFonts w:ascii="Wingdings" w:hAnsi="Wingdings" w:hint="default"/>
+        <w:sz w:val="20"/>
+      </w:rPr>
+    </w:lvl>
+    <w:lvl w:ilvl="8" w:tentative="1">
+      <w:start w:val="1"/>
+      <w:numFmt w:val="bullet"/>
+      <w:lvlText w:val=""/>
+      <w:lvlJc w:val="left"/>
+      <w:pPr>
+        <w:tabs>
+          <w:tab w:val="num" w:pos="6480"/>
+        </w:tabs>
+        <w:ind w:left="6480" w:hanging="360"/>
+      </w:pPr>
+      <w:rPr>
+        <w:rFonts w:ascii="Wingdings" w:hAnsi="Wingdings" w:hint="default"/>
+        <w:sz w:val="20"/>
+      </w:rPr>
+    </w:lvl>
+  </w:abstractNum>
+  <w:abstractNum w:abstractNumId="44" w15:restartNumberingAfterBreak="0">
+    <w:nsid w:val="4EB947D1"/>
+    <w:multiLevelType w:val="multilevel"/>
+    <w:tmpl w:val="AF725792"/>
+    <w:lvl w:ilvl="0">
+      <w:start w:val="1"/>
+      <w:numFmt w:val="bullet"/>
+      <w:lvlText w:val=""/>
+      <w:lvlJc w:val="left"/>
+      <w:pPr>
+        <w:tabs>
+          <w:tab w:val="num" w:pos="720"/>
+        </w:tabs>
+        <w:ind w:left="720" w:hanging="360"/>
+      </w:pPr>
+      <w:rPr>
+        <w:rFonts w:ascii="Symbol" w:hAnsi="Symbol" w:hint="default"/>
+        <w:sz w:val="20"/>
+      </w:rPr>
+    </w:lvl>
+    <w:lvl w:ilvl="1" w:tentative="1">
+      <w:start w:val="1"/>
+      <w:numFmt w:val="bullet"/>
+      <w:lvlText w:val="o"/>
+      <w:lvlJc w:val="left"/>
+      <w:pPr>
+        <w:tabs>
+          <w:tab w:val="num" w:pos="1440"/>
+        </w:tabs>
+        <w:ind w:left="1440" w:hanging="360"/>
+      </w:pPr>
+      <w:rPr>
+        <w:rFonts w:ascii="Courier New" w:hAnsi="Courier New" w:hint="default"/>
+        <w:sz w:val="20"/>
+      </w:rPr>
+    </w:lvl>
+    <w:lvl w:ilvl="2" w:tentative="1">
+      <w:start w:val="1"/>
+      <w:numFmt w:val="bullet"/>
+      <w:lvlText w:val=""/>
+      <w:lvlJc w:val="left"/>
+      <w:pPr>
+        <w:tabs>
+          <w:tab w:val="num" w:pos="2160"/>
+        </w:tabs>
+        <w:ind w:left="2160" w:hanging="360"/>
+      </w:pPr>
+      <w:rPr>
+        <w:rFonts w:ascii="Wingdings" w:hAnsi="Wingdings" w:hint="default"/>
+        <w:sz w:val="20"/>
+      </w:rPr>
+    </w:lvl>
+    <w:lvl w:ilvl="3" w:tentative="1">
+      <w:start w:val="1"/>
+      <w:numFmt w:val="bullet"/>
+      <w:lvlText w:val=""/>
+      <w:lvlJc w:val="left"/>
+      <w:pPr>
+        <w:tabs>
+          <w:tab w:val="num" w:pos="2880"/>
+        </w:tabs>
+        <w:ind w:left="2880" w:hanging="360"/>
+      </w:pPr>
+      <w:rPr>
+        <w:rFonts w:ascii="Wingdings" w:hAnsi="Wingdings" w:hint="default"/>
+        <w:sz w:val="20"/>
+      </w:rPr>
+    </w:lvl>
+    <w:lvl w:ilvl="4" w:tentative="1">
+      <w:start w:val="1"/>
+      <w:numFmt w:val="bullet"/>
+      <w:lvlText w:val=""/>
+      <w:lvlJc w:val="left"/>
+      <w:pPr>
+        <w:tabs>
+          <w:tab w:val="num" w:pos="3600"/>
+        </w:tabs>
+        <w:ind w:left="3600" w:hanging="360"/>
+      </w:pPr>
+      <w:rPr>
+        <w:rFonts w:ascii="Wingdings" w:hAnsi="Wingdings" w:hint="default"/>
+        <w:sz w:val="20"/>
+      </w:rPr>
+    </w:lvl>
+    <w:lvl w:ilvl="5" w:tentative="1">
+      <w:start w:val="1"/>
+      <w:numFmt w:val="bullet"/>
+      <w:lvlText w:val=""/>
+      <w:lvlJc w:val="left"/>
+      <w:pPr>
+        <w:tabs>
+          <w:tab w:val="num" w:pos="4320"/>
+        </w:tabs>
+        <w:ind w:left="4320" w:hanging="360"/>
+      </w:pPr>
+      <w:rPr>
+        <w:rFonts w:ascii="Wingdings" w:hAnsi="Wingdings" w:hint="default"/>
+        <w:sz w:val="20"/>
+      </w:rPr>
+    </w:lvl>
+    <w:lvl w:ilvl="6" w:tentative="1">
+      <w:start w:val="1"/>
+      <w:numFmt w:val="bullet"/>
+      <w:lvlText w:val=""/>
+      <w:lvlJc w:val="left"/>
+      <w:pPr>
+        <w:tabs>
+          <w:tab w:val="num" w:pos="5040"/>
+        </w:tabs>
+        <w:ind w:left="5040" w:hanging="360"/>
+      </w:pPr>
+      <w:rPr>
+        <w:rFonts w:ascii="Wingdings" w:hAnsi="Wingdings" w:hint="default"/>
+        <w:sz w:val="20"/>
+      </w:rPr>
+    </w:lvl>
+    <w:lvl w:ilvl="7" w:tentative="1">
+      <w:start w:val="1"/>
+      <w:numFmt w:val="bullet"/>
+      <w:lvlText w:val=""/>
+      <w:lvlJc w:val="left"/>
+      <w:pPr>
+        <w:tabs>
+          <w:tab w:val="num" w:pos="5760"/>
+        </w:tabs>
+        <w:ind w:left="5760" w:hanging="360"/>
+      </w:pPr>
+      <w:rPr>
+        <w:rFonts w:ascii="Wingdings" w:hAnsi="Wingdings" w:hint="default"/>
+        <w:sz w:val="20"/>
+      </w:rPr>
+    </w:lvl>
+    <w:lvl w:ilvl="8" w:tentative="1">
+      <w:start w:val="1"/>
+      <w:numFmt w:val="bullet"/>
+      <w:lvlText w:val=""/>
+      <w:lvlJc w:val="left"/>
+      <w:pPr>
+        <w:tabs>
+          <w:tab w:val="num" w:pos="6480"/>
+        </w:tabs>
+        <w:ind w:left="6480" w:hanging="360"/>
+      </w:pPr>
+      <w:rPr>
+        <w:rFonts w:ascii="Wingdings" w:hAnsi="Wingdings" w:hint="default"/>
+        <w:sz w:val="20"/>
+      </w:rPr>
+    </w:lvl>
+  </w:abstractNum>
+  <w:abstractNum w:abstractNumId="45" w15:restartNumberingAfterBreak="0">
+    <w:nsid w:val="52BC4B3F"/>
+    <w:multiLevelType w:val="multilevel"/>
+    <w:tmpl w:val="E60AD22E"/>
+    <w:lvl w:ilvl="0">
+      <w:start w:val="1"/>
+      <w:numFmt w:val="bullet"/>
+      <w:lvlText w:val=""/>
+      <w:lvlJc w:val="left"/>
+      <w:pPr>
+        <w:tabs>
+          <w:tab w:val="num" w:pos="720"/>
+        </w:tabs>
+        <w:ind w:left="720" w:hanging="360"/>
+      </w:pPr>
+      <w:rPr>
+        <w:rFonts w:ascii="Symbol" w:hAnsi="Symbol" w:hint="default"/>
+        <w:sz w:val="20"/>
+      </w:rPr>
+    </w:lvl>
+    <w:lvl w:ilvl="1" w:tentative="1">
+      <w:start w:val="1"/>
+      <w:numFmt w:val="bullet"/>
+      <w:lvlText w:val="o"/>
+      <w:lvlJc w:val="left"/>
+      <w:pPr>
+        <w:tabs>
+          <w:tab w:val="num" w:pos="1440"/>
+        </w:tabs>
+        <w:ind w:left="1440" w:hanging="360"/>
+      </w:pPr>
+      <w:rPr>
+        <w:rFonts w:ascii="Courier New" w:hAnsi="Courier New" w:hint="default"/>
+        <w:sz w:val="20"/>
+      </w:rPr>
+    </w:lvl>
+    <w:lvl w:ilvl="2" w:tentative="1">
+      <w:start w:val="1"/>
+      <w:numFmt w:val="bullet"/>
+      <w:lvlText w:val=""/>
+      <w:lvlJc w:val="left"/>
+      <w:pPr>
+        <w:tabs>
+          <w:tab w:val="num" w:pos="2160"/>
+        </w:tabs>
+        <w:ind w:left="2160" w:hanging="360"/>
+      </w:pPr>
+      <w:rPr>
+        <w:rFonts w:ascii="Wingdings" w:hAnsi="Wingdings" w:hint="default"/>
+        <w:sz w:val="20"/>
+      </w:rPr>
+    </w:lvl>
+    <w:lvl w:ilvl="3" w:tentative="1">
+      <w:start w:val="1"/>
+      <w:numFmt w:val="bullet"/>
+      <w:lvlText w:val=""/>
+      <w:lvlJc w:val="left"/>
+      <w:pPr>
+        <w:tabs>
+          <w:tab w:val="num" w:pos="2880"/>
+        </w:tabs>
+        <w:ind w:left="2880" w:hanging="360"/>
+      </w:pPr>
+      <w:rPr>
+        <w:rFonts w:ascii="Wingdings" w:hAnsi="Wingdings" w:hint="default"/>
+        <w:sz w:val="20"/>
+      </w:rPr>
+    </w:lvl>
+    <w:lvl w:ilvl="4" w:tentative="1">
+      <w:start w:val="1"/>
+      <w:numFmt w:val="bullet"/>
+      <w:lvlText w:val=""/>
+      <w:lvlJc w:val="left"/>
+      <w:pPr>
+        <w:tabs>
+          <w:tab w:val="num" w:pos="3600"/>
+        </w:tabs>
+        <w:ind w:left="3600" w:hanging="360"/>
+      </w:pPr>
+      <w:rPr>
+        <w:rFonts w:ascii="Wingdings" w:hAnsi="Wingdings" w:hint="default"/>
+        <w:sz w:val="20"/>
+      </w:rPr>
+    </w:lvl>
+    <w:lvl w:ilvl="5" w:tentative="1">
+      <w:start w:val="1"/>
+      <w:numFmt w:val="bullet"/>
+      <w:lvlText w:val=""/>
+      <w:lvlJc w:val="left"/>
+      <w:pPr>
+        <w:tabs>
+          <w:tab w:val="num" w:pos="4320"/>
+        </w:tabs>
+        <w:ind w:left="4320" w:hanging="360"/>
+      </w:pPr>
+      <w:rPr>
+        <w:rFonts w:ascii="Wingdings" w:hAnsi="Wingdings" w:hint="default"/>
+        <w:sz w:val="20"/>
+      </w:rPr>
+    </w:lvl>
+    <w:lvl w:ilvl="6" w:tentative="1">
+      <w:start w:val="1"/>
+      <w:numFmt w:val="bullet"/>
+      <w:lvlText w:val=""/>
+      <w:lvlJc w:val="left"/>
+      <w:pPr>
+        <w:tabs>
+          <w:tab w:val="num" w:pos="5040"/>
+        </w:tabs>
+        <w:ind w:left="5040" w:hanging="360"/>
+      </w:pPr>
+      <w:rPr>
+        <w:rFonts w:ascii="Wingdings" w:hAnsi="Wingdings" w:hint="default"/>
+        <w:sz w:val="20"/>
+      </w:rPr>
+    </w:lvl>
+    <w:lvl w:ilvl="7" w:tentative="1">
+      <w:start w:val="1"/>
+      <w:numFmt w:val="bullet"/>
+      <w:lvlText w:val=""/>
+      <w:lvlJc w:val="left"/>
+      <w:pPr>
+        <w:tabs>
+          <w:tab w:val="num" w:pos="5760"/>
+        </w:tabs>
+        <w:ind w:left="5760" w:hanging="360"/>
+      </w:pPr>
+      <w:rPr>
+        <w:rFonts w:ascii="Wingdings" w:hAnsi="Wingdings" w:hint="default"/>
+        <w:sz w:val="20"/>
+      </w:rPr>
+    </w:lvl>
+    <w:lvl w:ilvl="8" w:tentative="1">
+      <w:start w:val="1"/>
+      <w:numFmt w:val="bullet"/>
+      <w:lvlText w:val=""/>
+      <w:lvlJc w:val="left"/>
+      <w:pPr>
+        <w:tabs>
+          <w:tab w:val="num" w:pos="6480"/>
+        </w:tabs>
+        <w:ind w:left="6480" w:hanging="360"/>
+      </w:pPr>
+      <w:rPr>
+        <w:rFonts w:ascii="Wingdings" w:hAnsi="Wingdings" w:hint="default"/>
+        <w:sz w:val="20"/>
+      </w:rPr>
+    </w:lvl>
+  </w:abstractNum>
+  <w:abstractNum w:abstractNumId="46" w15:restartNumberingAfterBreak="0">
+    <w:nsid w:val="55A90DEA"/>
+    <w:multiLevelType w:val="multilevel"/>
+    <w:tmpl w:val="1C705C2E"/>
+    <w:lvl w:ilvl="0">
+      <w:start w:val="1"/>
+      <w:numFmt w:val="bullet"/>
+      <w:lvlText w:val=""/>
+      <w:lvlJc w:val="left"/>
+      <w:pPr>
+        <w:tabs>
+          <w:tab w:val="num" w:pos="720"/>
+        </w:tabs>
+        <w:ind w:left="720" w:hanging="360"/>
+      </w:pPr>
+      <w:rPr>
+        <w:rFonts w:ascii="Symbol" w:hAnsi="Symbol" w:hint="default"/>
+        <w:sz w:val="20"/>
+      </w:rPr>
+    </w:lvl>
+    <w:lvl w:ilvl="1" w:tentative="1">
+      <w:start w:val="1"/>
+      <w:numFmt w:val="bullet"/>
+      <w:lvlText w:val="o"/>
+      <w:lvlJc w:val="left"/>
+      <w:pPr>
+        <w:tabs>
+          <w:tab w:val="num" w:pos="1440"/>
+        </w:tabs>
+        <w:ind w:left="1440" w:hanging="360"/>
+      </w:pPr>
+      <w:rPr>
+        <w:rFonts w:ascii="Courier New" w:hAnsi="Courier New" w:hint="default"/>
+        <w:sz w:val="20"/>
+      </w:rPr>
+    </w:lvl>
+    <w:lvl w:ilvl="2" w:tentative="1">
+      <w:start w:val="1"/>
+      <w:numFmt w:val="bullet"/>
+      <w:lvlText w:val=""/>
+      <w:lvlJc w:val="left"/>
+      <w:pPr>
+        <w:tabs>
+          <w:tab w:val="num" w:pos="2160"/>
+        </w:tabs>
+        <w:ind w:left="2160" w:hanging="360"/>
+      </w:pPr>
+      <w:rPr>
+        <w:rFonts w:ascii="Wingdings" w:hAnsi="Wingdings" w:hint="default"/>
+        <w:sz w:val="20"/>
+      </w:rPr>
+    </w:lvl>
+    <w:lvl w:ilvl="3" w:tentative="1">
+      <w:start w:val="1"/>
+      <w:numFmt w:val="bullet"/>
+      <w:lvlText w:val=""/>
+      <w:lvlJc w:val="left"/>
+      <w:pPr>
+        <w:tabs>
+          <w:tab w:val="num" w:pos="2880"/>
+        </w:tabs>
+        <w:ind w:left="2880" w:hanging="360"/>
+      </w:pPr>
+      <w:rPr>
+        <w:rFonts w:ascii="Wingdings" w:hAnsi="Wingdings" w:hint="default"/>
+        <w:sz w:val="20"/>
+      </w:rPr>
+    </w:lvl>
+    <w:lvl w:ilvl="4" w:tentative="1">
+      <w:start w:val="1"/>
+      <w:numFmt w:val="bullet"/>
+      <w:lvlText w:val=""/>
+      <w:lvlJc w:val="left"/>
+      <w:pPr>
+        <w:tabs>
+          <w:tab w:val="num" w:pos="3600"/>
+        </w:tabs>
+        <w:ind w:left="3600" w:hanging="360"/>
+      </w:pPr>
+      <w:rPr>
+        <w:rFonts w:ascii="Wingdings" w:hAnsi="Wingdings" w:hint="default"/>
+        <w:sz w:val="20"/>
+      </w:rPr>
+    </w:lvl>
+    <w:lvl w:ilvl="5" w:tentative="1">
+      <w:start w:val="1"/>
+      <w:numFmt w:val="bullet"/>
+      <w:lvlText w:val=""/>
+      <w:lvlJc w:val="left"/>
+      <w:pPr>
+        <w:tabs>
+          <w:tab w:val="num" w:pos="4320"/>
+        </w:tabs>
+        <w:ind w:left="4320" w:hanging="360"/>
+      </w:pPr>
+      <w:rPr>
+        <w:rFonts w:ascii="Wingdings" w:hAnsi="Wingdings" w:hint="default"/>
+        <w:sz w:val="20"/>
+      </w:rPr>
+    </w:lvl>
+    <w:lvl w:ilvl="6" w:tentative="1">
+      <w:start w:val="1"/>
+      <w:numFmt w:val="bullet"/>
+      <w:lvlText w:val=""/>
+      <w:lvlJc w:val="left"/>
+      <w:pPr>
+        <w:tabs>
+          <w:tab w:val="num" w:pos="5040"/>
+        </w:tabs>
+        <w:ind w:left="5040" w:hanging="360"/>
+      </w:pPr>
+      <w:rPr>
+        <w:rFonts w:ascii="Wingdings" w:hAnsi="Wingdings" w:hint="default"/>
+        <w:sz w:val="20"/>
+      </w:rPr>
+    </w:lvl>
+    <w:lvl w:ilvl="7" w:tentative="1">
+      <w:start w:val="1"/>
+      <w:numFmt w:val="bullet"/>
+      <w:lvlText w:val=""/>
+      <w:lvlJc w:val="left"/>
+      <w:pPr>
+        <w:tabs>
+          <w:tab w:val="num" w:pos="5760"/>
+        </w:tabs>
+        <w:ind w:left="5760" w:hanging="360"/>
+      </w:pPr>
+      <w:rPr>
+        <w:rFonts w:ascii="Wingdings" w:hAnsi="Wingdings" w:hint="default"/>
+        <w:sz w:val="20"/>
+      </w:rPr>
+    </w:lvl>
+    <w:lvl w:ilvl="8" w:tentative="1">
+      <w:start w:val="1"/>
+      <w:numFmt w:val="bullet"/>
+      <w:lvlText w:val=""/>
+      <w:lvlJc w:val="left"/>
+      <w:pPr>
+        <w:tabs>
+          <w:tab w:val="num" w:pos="6480"/>
+        </w:tabs>
+        <w:ind w:left="6480" w:hanging="360"/>
+      </w:pPr>
+      <w:rPr>
+        <w:rFonts w:ascii="Wingdings" w:hAnsi="Wingdings" w:hint="default"/>
+        <w:sz w:val="20"/>
+      </w:rPr>
+    </w:lvl>
+  </w:abstractNum>
+  <w:abstractNum w:abstractNumId="47" w15:restartNumberingAfterBreak="0">
+    <w:nsid w:val="57616220"/>
+    <w:multiLevelType w:val="multilevel"/>
+    <w:tmpl w:val="826CE4FE"/>
+    <w:lvl w:ilvl="0">
+      <w:start w:val="1"/>
+      <w:numFmt w:val="bullet"/>
+      <w:lvlText w:val=""/>
+      <w:lvlJc w:val="left"/>
+      <w:pPr>
+        <w:tabs>
+          <w:tab w:val="num" w:pos="720"/>
+        </w:tabs>
+        <w:ind w:left="720" w:hanging="360"/>
+      </w:pPr>
+      <w:rPr>
+        <w:rFonts w:ascii="Symbol" w:hAnsi="Symbol" w:hint="default"/>
+        <w:sz w:val="20"/>
+      </w:rPr>
+    </w:lvl>
+    <w:lvl w:ilvl="1" w:tentative="1">
+      <w:start w:val="1"/>
+      <w:numFmt w:val="bullet"/>
+      <w:lvlText w:val="o"/>
+      <w:lvlJc w:val="left"/>
+      <w:pPr>
+        <w:tabs>
+          <w:tab w:val="num" w:pos="1440"/>
+        </w:tabs>
+        <w:ind w:left="1440" w:hanging="360"/>
+      </w:pPr>
+      <w:rPr>
+        <w:rFonts w:ascii="Courier New" w:hAnsi="Courier New" w:hint="default"/>
+        <w:sz w:val="20"/>
+      </w:rPr>
+    </w:lvl>
+    <w:lvl w:ilvl="2" w:tentative="1">
+      <w:start w:val="1"/>
+      <w:numFmt w:val="bullet"/>
+      <w:lvlText w:val=""/>
+      <w:lvlJc w:val="left"/>
+      <w:pPr>
+        <w:tabs>
+          <w:tab w:val="num" w:pos="2160"/>
+        </w:tabs>
+        <w:ind w:left="2160" w:hanging="360"/>
+      </w:pPr>
+      <w:rPr>
+        <w:rFonts w:ascii="Wingdings" w:hAnsi="Wingdings" w:hint="default"/>
+        <w:sz w:val="20"/>
+      </w:rPr>
+    </w:lvl>
+    <w:lvl w:ilvl="3" w:tentative="1">
+      <w:start w:val="1"/>
+      <w:numFmt w:val="bullet"/>
+      <w:lvlText w:val=""/>
+      <w:lvlJc w:val="left"/>
+      <w:pPr>
+        <w:tabs>
+          <w:tab w:val="num" w:pos="2880"/>
+        </w:tabs>
+        <w:ind w:left="2880" w:hanging="360"/>
+      </w:pPr>
+      <w:rPr>
+        <w:rFonts w:ascii="Wingdings" w:hAnsi="Wingdings" w:hint="default"/>
+        <w:sz w:val="20"/>
+      </w:rPr>
+    </w:lvl>
+    <w:lvl w:ilvl="4" w:tentative="1">
+      <w:start w:val="1"/>
+      <w:numFmt w:val="bullet"/>
+      <w:lvlText w:val=""/>
+      <w:lvlJc w:val="left"/>
+      <w:pPr>
+        <w:tabs>
+          <w:tab w:val="num" w:pos="3600"/>
+        </w:tabs>
+        <w:ind w:left="3600" w:hanging="360"/>
+      </w:pPr>
+      <w:rPr>
+        <w:rFonts w:ascii="Wingdings" w:hAnsi="Wingdings" w:hint="default"/>
+        <w:sz w:val="20"/>
+      </w:rPr>
+    </w:lvl>
+    <w:lvl w:ilvl="5" w:tentative="1">
+      <w:start w:val="1"/>
+      <w:numFmt w:val="bullet"/>
+      <w:lvlText w:val=""/>
+      <w:lvlJc w:val="left"/>
+      <w:pPr>
+        <w:tabs>
+          <w:tab w:val="num" w:pos="4320"/>
+        </w:tabs>
+        <w:ind w:left="4320" w:hanging="360"/>
+      </w:pPr>
+      <w:rPr>
+        <w:rFonts w:ascii="Wingdings" w:hAnsi="Wingdings" w:hint="default"/>
+        <w:sz w:val="20"/>
+      </w:rPr>
+    </w:lvl>
+    <w:lvl w:ilvl="6" w:tentative="1">
+      <w:start w:val="1"/>
+      <w:numFmt w:val="bullet"/>
+      <w:lvlText w:val=""/>
+      <w:lvlJc w:val="left"/>
+      <w:pPr>
+        <w:tabs>
+          <w:tab w:val="num" w:pos="5040"/>
+        </w:tabs>
+        <w:ind w:left="5040" w:hanging="360"/>
+      </w:pPr>
+      <w:rPr>
+        <w:rFonts w:ascii="Wingdings" w:hAnsi="Wingdings" w:hint="default"/>
+        <w:sz w:val="20"/>
+      </w:rPr>
+    </w:lvl>
+    <w:lvl w:ilvl="7" w:tentative="1">
+      <w:start w:val="1"/>
+      <w:numFmt w:val="bullet"/>
+      <w:lvlText w:val=""/>
+      <w:lvlJc w:val="left"/>
+      <w:pPr>
+        <w:tabs>
+          <w:tab w:val="num" w:pos="5760"/>
+        </w:tabs>
+        <w:ind w:left="5760" w:hanging="360"/>
+      </w:pPr>
+      <w:rPr>
+        <w:rFonts w:ascii="Wingdings" w:hAnsi="Wingdings" w:hint="default"/>
+        <w:sz w:val="20"/>
+      </w:rPr>
+    </w:lvl>
+    <w:lvl w:ilvl="8" w:tentative="1">
+      <w:start w:val="1"/>
+      <w:numFmt w:val="bullet"/>
+      <w:lvlText w:val=""/>
+      <w:lvlJc w:val="left"/>
+      <w:pPr>
+        <w:tabs>
+          <w:tab w:val="num" w:pos="6480"/>
+        </w:tabs>
+        <w:ind w:left="6480" w:hanging="360"/>
+      </w:pPr>
+      <w:rPr>
+        <w:rFonts w:ascii="Wingdings" w:hAnsi="Wingdings" w:hint="default"/>
+        <w:sz w:val="20"/>
+      </w:rPr>
+    </w:lvl>
+  </w:abstractNum>
+  <w:abstractNum w:abstractNumId="48" w15:restartNumberingAfterBreak="0">
+    <w:nsid w:val="5E442DDB"/>
+    <w:multiLevelType w:val="multilevel"/>
+    <w:tmpl w:val="EBDCDBA4"/>
+    <w:lvl w:ilvl="0">
+      <w:start w:val="1"/>
+      <w:numFmt w:val="bullet"/>
+      <w:lvlText w:val=""/>
+      <w:lvlJc w:val="left"/>
+      <w:pPr>
+        <w:tabs>
+          <w:tab w:val="num" w:pos="720"/>
+        </w:tabs>
+        <w:ind w:left="720" w:hanging="360"/>
+      </w:pPr>
+      <w:rPr>
+        <w:rFonts w:ascii="Symbol" w:hAnsi="Symbol" w:hint="default"/>
+        <w:sz w:val="20"/>
+      </w:rPr>
+    </w:lvl>
+    <w:lvl w:ilvl="1" w:tentative="1">
+      <w:start w:val="1"/>
+      <w:numFmt w:val="bullet"/>
+      <w:lvlText w:val="o"/>
+      <w:lvlJc w:val="left"/>
+      <w:pPr>
+        <w:tabs>
+          <w:tab w:val="num" w:pos="1440"/>
+        </w:tabs>
+        <w:ind w:left="1440" w:hanging="360"/>
+      </w:pPr>
+      <w:rPr>
+        <w:rFonts w:ascii="Courier New" w:hAnsi="Courier New" w:hint="default"/>
+        <w:sz w:val="20"/>
+      </w:rPr>
+    </w:lvl>
+    <w:lvl w:ilvl="2" w:tentative="1">
+      <w:start w:val="1"/>
+      <w:numFmt w:val="bullet"/>
+      <w:lvlText w:val=""/>
+      <w:lvlJc w:val="left"/>
+      <w:pPr>
+        <w:tabs>
+          <w:tab w:val="num" w:pos="2160"/>
+        </w:tabs>
+        <w:ind w:left="2160" w:hanging="360"/>
+      </w:pPr>
+      <w:rPr>
+        <w:rFonts w:ascii="Wingdings" w:hAnsi="Wingdings" w:hint="default"/>
+        <w:sz w:val="20"/>
+      </w:rPr>
+    </w:lvl>
+    <w:lvl w:ilvl="3" w:tentative="1">
+      <w:start w:val="1"/>
+      <w:numFmt w:val="bullet"/>
+      <w:lvlText w:val=""/>
+      <w:lvlJc w:val="left"/>
+      <w:pPr>
+        <w:tabs>
+          <w:tab w:val="num" w:pos="2880"/>
+        </w:tabs>
+        <w:ind w:left="2880" w:hanging="360"/>
+      </w:pPr>
+      <w:rPr>
+        <w:rFonts w:ascii="Wingdings" w:hAnsi="Wingdings" w:hint="default"/>
+        <w:sz w:val="20"/>
+      </w:rPr>
+    </w:lvl>
+    <w:lvl w:ilvl="4" w:tentative="1">
+      <w:start w:val="1"/>
+      <w:numFmt w:val="bullet"/>
+      <w:lvlText w:val=""/>
+      <w:lvlJc w:val="left"/>
+      <w:pPr>
+        <w:tabs>
+          <w:tab w:val="num" w:pos="3600"/>
+        </w:tabs>
+        <w:ind w:left="3600" w:hanging="360"/>
+      </w:pPr>
+      <w:rPr>
+        <w:rFonts w:ascii="Wingdings" w:hAnsi="Wingdings" w:hint="default"/>
+        <w:sz w:val="20"/>
+      </w:rPr>
+    </w:lvl>
+    <w:lvl w:ilvl="5" w:tentative="1">
+      <w:start w:val="1"/>
+      <w:numFmt w:val="bullet"/>
+      <w:lvlText w:val=""/>
+      <w:lvlJc w:val="left"/>
+      <w:pPr>
+        <w:tabs>
+          <w:tab w:val="num" w:pos="4320"/>
+        </w:tabs>
+        <w:ind w:left="4320" w:hanging="360"/>
+      </w:pPr>
+      <w:rPr>
+        <w:rFonts w:ascii="Wingdings" w:hAnsi="Wingdings" w:hint="default"/>
+        <w:sz w:val="20"/>
+      </w:rPr>
+    </w:lvl>
+    <w:lvl w:ilvl="6" w:tentative="1">
+      <w:start w:val="1"/>
+      <w:numFmt w:val="bullet"/>
+      <w:lvlText w:val=""/>
+      <w:lvlJc w:val="left"/>
+      <w:pPr>
+        <w:tabs>
+          <w:tab w:val="num" w:pos="5040"/>
+        </w:tabs>
+        <w:ind w:left="5040" w:hanging="360"/>
+      </w:pPr>
+      <w:rPr>
+        <w:rFonts w:ascii="Wingdings" w:hAnsi="Wingdings" w:hint="default"/>
+        <w:sz w:val="20"/>
+      </w:rPr>
+    </w:lvl>
+    <w:lvl w:ilvl="7" w:tentative="1">
+      <w:start w:val="1"/>
+      <w:numFmt w:val="bullet"/>
+      <w:lvlText w:val=""/>
+      <w:lvlJc w:val="left"/>
+      <w:pPr>
+        <w:tabs>
+          <w:tab w:val="num" w:pos="5760"/>
+        </w:tabs>
+        <w:ind w:left="5760" w:hanging="360"/>
+      </w:pPr>
+      <w:rPr>
+        <w:rFonts w:ascii="Wingdings" w:hAnsi="Wingdings" w:hint="default"/>
+        <w:sz w:val="20"/>
+      </w:rPr>
+    </w:lvl>
+    <w:lvl w:ilvl="8" w:tentative="1">
+      <w:start w:val="1"/>
+      <w:numFmt w:val="bullet"/>
+      <w:lvlText w:val=""/>
+      <w:lvlJc w:val="left"/>
+      <w:pPr>
+        <w:tabs>
+          <w:tab w:val="num" w:pos="6480"/>
+        </w:tabs>
+        <w:ind w:left="6480" w:hanging="360"/>
+      </w:pPr>
+      <w:rPr>
+        <w:rFonts w:ascii="Wingdings" w:hAnsi="Wingdings" w:hint="default"/>
+        <w:sz w:val="20"/>
+      </w:rPr>
+    </w:lvl>
+  </w:abstractNum>
+  <w:abstractNum w:abstractNumId="49" w15:restartNumberingAfterBreak="0">
+    <w:nsid w:val="5EC20827"/>
+    <w:multiLevelType w:val="multilevel"/>
+    <w:tmpl w:val="DFDA7016"/>
+    <w:lvl w:ilvl="0">
+      <w:start w:val="1"/>
+      <w:numFmt w:val="bullet"/>
+      <w:lvlText w:val=""/>
+      <w:lvlJc w:val="left"/>
+      <w:pPr>
+        <w:tabs>
+          <w:tab w:val="num" w:pos="720"/>
+        </w:tabs>
+        <w:ind w:left="720" w:hanging="360"/>
+      </w:pPr>
+      <w:rPr>
+        <w:rFonts w:ascii="Symbol" w:hAnsi="Symbol" w:hint="default"/>
+        <w:sz w:val="20"/>
+      </w:rPr>
+    </w:lvl>
+    <w:lvl w:ilvl="1" w:tentative="1">
+      <w:start w:val="1"/>
+      <w:numFmt w:val="bullet"/>
+      <w:lvlText w:val="o"/>
+      <w:lvlJc w:val="left"/>
+      <w:pPr>
+        <w:tabs>
+          <w:tab w:val="num" w:pos="1440"/>
+        </w:tabs>
+        <w:ind w:left="1440" w:hanging="360"/>
+      </w:pPr>
+      <w:rPr>
+        <w:rFonts w:ascii="Courier New" w:hAnsi="Courier New" w:hint="default"/>
+        <w:sz w:val="20"/>
+      </w:rPr>
+    </w:lvl>
+    <w:lvl w:ilvl="2" w:tentative="1">
+      <w:start w:val="1"/>
+      <w:numFmt w:val="bullet"/>
+      <w:lvlText w:val=""/>
+      <w:lvlJc w:val="left"/>
+      <w:pPr>
+        <w:tabs>
+          <w:tab w:val="num" w:pos="2160"/>
+        </w:tabs>
+        <w:ind w:left="2160" w:hanging="360"/>
+      </w:pPr>
+      <w:rPr>
+        <w:rFonts w:ascii="Wingdings" w:hAnsi="Wingdings" w:hint="default"/>
+        <w:sz w:val="20"/>
+      </w:rPr>
+    </w:lvl>
+    <w:lvl w:ilvl="3" w:tentative="1">
+      <w:start w:val="1"/>
+      <w:numFmt w:val="bullet"/>
+      <w:lvlText w:val=""/>
+      <w:lvlJc w:val="left"/>
+      <w:pPr>
+        <w:tabs>
+          <w:tab w:val="num" w:pos="2880"/>
+        </w:tabs>
+        <w:ind w:left="2880" w:hanging="360"/>
+      </w:pPr>
+      <w:rPr>
+        <w:rFonts w:ascii="Wingdings" w:hAnsi="Wingdings" w:hint="default"/>
+        <w:sz w:val="20"/>
+      </w:rPr>
+    </w:lvl>
+    <w:lvl w:ilvl="4" w:tentative="1">
+      <w:start w:val="1"/>
+      <w:numFmt w:val="bullet"/>
+      <w:lvlText w:val=""/>
+      <w:lvlJc w:val="left"/>
+      <w:pPr>
+        <w:tabs>
+          <w:tab w:val="num" w:pos="3600"/>
+        </w:tabs>
+        <w:ind w:left="3600" w:hanging="360"/>
+      </w:pPr>
+      <w:rPr>
+        <w:rFonts w:ascii="Wingdings" w:hAnsi="Wingdings" w:hint="default"/>
+        <w:sz w:val="20"/>
+      </w:rPr>
+    </w:lvl>
+    <w:lvl w:ilvl="5" w:tentative="1">
+      <w:start w:val="1"/>
+      <w:numFmt w:val="bullet"/>
+      <w:lvlText w:val=""/>
+      <w:lvlJc w:val="left"/>
+      <w:pPr>
+        <w:tabs>
+          <w:tab w:val="num" w:pos="4320"/>
+        </w:tabs>
+        <w:ind w:left="4320" w:hanging="360"/>
+      </w:pPr>
+      <w:rPr>
+        <w:rFonts w:ascii="Wingdings" w:hAnsi="Wingdings" w:hint="default"/>
+        <w:sz w:val="20"/>
+      </w:rPr>
+    </w:lvl>
+    <w:lvl w:ilvl="6" w:tentative="1">
+      <w:start w:val="1"/>
+      <w:numFmt w:val="bullet"/>
+      <w:lvlText w:val=""/>
+      <w:lvlJc w:val="left"/>
+      <w:pPr>
+        <w:tabs>
+          <w:tab w:val="num" w:pos="5040"/>
+        </w:tabs>
+        <w:ind w:left="5040" w:hanging="360"/>
+      </w:pPr>
+      <w:rPr>
+        <w:rFonts w:ascii="Wingdings" w:hAnsi="Wingdings" w:hint="default"/>
+        <w:sz w:val="20"/>
+      </w:rPr>
+    </w:lvl>
+    <w:lvl w:ilvl="7" w:tentative="1">
+      <w:start w:val="1"/>
+      <w:numFmt w:val="bullet"/>
+      <w:lvlText w:val=""/>
+      <w:lvlJc w:val="left"/>
+      <w:pPr>
+        <w:tabs>
+          <w:tab w:val="num" w:pos="5760"/>
+        </w:tabs>
+        <w:ind w:left="5760" w:hanging="360"/>
+      </w:pPr>
+      <w:rPr>
+        <w:rFonts w:ascii="Wingdings" w:hAnsi="Wingdings" w:hint="default"/>
+        <w:sz w:val="20"/>
+      </w:rPr>
+    </w:lvl>
+    <w:lvl w:ilvl="8" w:tentative="1">
+      <w:start w:val="1"/>
+      <w:numFmt w:val="bullet"/>
+      <w:lvlText w:val=""/>
+      <w:lvlJc w:val="left"/>
+      <w:pPr>
+        <w:tabs>
+          <w:tab w:val="num" w:pos="6480"/>
+        </w:tabs>
+        <w:ind w:left="6480" w:hanging="360"/>
+      </w:pPr>
+      <w:rPr>
+        <w:rFonts w:ascii="Wingdings" w:hAnsi="Wingdings" w:hint="default"/>
+        <w:sz w:val="20"/>
+      </w:rPr>
+    </w:lvl>
+  </w:abstractNum>
+  <w:abstractNum w:abstractNumId="50" w15:restartNumberingAfterBreak="0">
+    <w:nsid w:val="5EF94969"/>
+    <w:multiLevelType w:val="multilevel"/>
+    <w:tmpl w:val="019E8CF2"/>
+    <w:lvl w:ilvl="0">
+      <w:start w:val="1"/>
+      <w:numFmt w:val="bullet"/>
+      <w:lvlText w:val=""/>
+      <w:lvlJc w:val="left"/>
+      <w:pPr>
+        <w:tabs>
+          <w:tab w:val="num" w:pos="720"/>
+        </w:tabs>
+        <w:ind w:left="720" w:hanging="360"/>
+      </w:pPr>
+      <w:rPr>
+        <w:rFonts w:ascii="Symbol" w:hAnsi="Symbol" w:hint="default"/>
+        <w:sz w:val="20"/>
+      </w:rPr>
+    </w:lvl>
+    <w:lvl w:ilvl="1" w:tentative="1">
+      <w:start w:val="1"/>
+      <w:numFmt w:val="bullet"/>
+      <w:lvlText w:val="o"/>
+      <w:lvlJc w:val="left"/>
+      <w:pPr>
+        <w:tabs>
+          <w:tab w:val="num" w:pos="1440"/>
+        </w:tabs>
+        <w:ind w:left="1440" w:hanging="360"/>
+      </w:pPr>
+      <w:rPr>
+        <w:rFonts w:ascii="Courier New" w:hAnsi="Courier New" w:hint="default"/>
+        <w:sz w:val="20"/>
+      </w:rPr>
+    </w:lvl>
+    <w:lvl w:ilvl="2" w:tentative="1">
+      <w:start w:val="1"/>
+      <w:numFmt w:val="bullet"/>
+      <w:lvlText w:val=""/>
+      <w:lvlJc w:val="left"/>
+      <w:pPr>
+        <w:tabs>
+          <w:tab w:val="num" w:pos="2160"/>
+        </w:tabs>
+        <w:ind w:left="2160" w:hanging="360"/>
+      </w:pPr>
+      <w:rPr>
+        <w:rFonts w:ascii="Wingdings" w:hAnsi="Wingdings" w:hint="default"/>
+        <w:sz w:val="20"/>
+      </w:rPr>
+    </w:lvl>
+    <w:lvl w:ilvl="3" w:tentative="1">
+      <w:start w:val="1"/>
+      <w:numFmt w:val="bullet"/>
+      <w:lvlText w:val=""/>
+      <w:lvlJc w:val="left"/>
+      <w:pPr>
+        <w:tabs>
+          <w:tab w:val="num" w:pos="2880"/>
+        </w:tabs>
+        <w:ind w:left="2880" w:hanging="360"/>
+      </w:pPr>
+      <w:rPr>
+        <w:rFonts w:ascii="Wingdings" w:hAnsi="Wingdings" w:hint="default"/>
+        <w:sz w:val="20"/>
+      </w:rPr>
+    </w:lvl>
+    <w:lvl w:ilvl="4" w:tentative="1">
+      <w:start w:val="1"/>
+      <w:numFmt w:val="bullet"/>
+      <w:lvlText w:val=""/>
+      <w:lvlJc w:val="left"/>
+      <w:pPr>
+        <w:tabs>
+          <w:tab w:val="num" w:pos="3600"/>
+        </w:tabs>
+        <w:ind w:left="3600" w:hanging="360"/>
+      </w:pPr>
+      <w:rPr>
+        <w:rFonts w:ascii="Wingdings" w:hAnsi="Wingdings" w:hint="default"/>
+        <w:sz w:val="20"/>
+      </w:rPr>
+    </w:lvl>
+    <w:lvl w:ilvl="5" w:tentative="1">
+      <w:start w:val="1"/>
+      <w:numFmt w:val="bullet"/>
+      <w:lvlText w:val=""/>
+      <w:lvlJc w:val="left"/>
+      <w:pPr>
+        <w:tabs>
+          <w:tab w:val="num" w:pos="4320"/>
+        </w:tabs>
+        <w:ind w:left="4320" w:hanging="360"/>
+      </w:pPr>
+      <w:rPr>
+        <w:rFonts w:ascii="Wingdings" w:hAnsi="Wingdings" w:hint="default"/>
+        <w:sz w:val="20"/>
+      </w:rPr>
+    </w:lvl>
+    <w:lvl w:ilvl="6" w:tentative="1">
+      <w:start w:val="1"/>
+      <w:numFmt w:val="bullet"/>
+      <w:lvlText w:val=""/>
+      <w:lvlJc w:val="left"/>
+      <w:pPr>
+        <w:tabs>
+          <w:tab w:val="num" w:pos="5040"/>
+        </w:tabs>
+        <w:ind w:left="5040" w:hanging="360"/>
+      </w:pPr>
+      <w:rPr>
+        <w:rFonts w:ascii="Wingdings" w:hAnsi="Wingdings" w:hint="default"/>
+        <w:sz w:val="20"/>
+      </w:rPr>
+    </w:lvl>
+    <w:lvl w:ilvl="7" w:tentative="1">
+      <w:start w:val="1"/>
+      <w:numFmt w:val="bullet"/>
+      <w:lvlText w:val=""/>
+      <w:lvlJc w:val="left"/>
+      <w:pPr>
+        <w:tabs>
+          <w:tab w:val="num" w:pos="5760"/>
+        </w:tabs>
+        <w:ind w:left="5760" w:hanging="360"/>
+      </w:pPr>
+      <w:rPr>
+        <w:rFonts w:ascii="Wingdings" w:hAnsi="Wingdings" w:hint="default"/>
+        <w:sz w:val="20"/>
+      </w:rPr>
+    </w:lvl>
+    <w:lvl w:ilvl="8" w:tentative="1">
+      <w:start w:val="1"/>
+      <w:numFmt w:val="bullet"/>
+      <w:lvlText w:val=""/>
+      <w:lvlJc w:val="left"/>
+      <w:pPr>
+        <w:tabs>
+          <w:tab w:val="num" w:pos="6480"/>
+        </w:tabs>
+        <w:ind w:left="6480" w:hanging="360"/>
+      </w:pPr>
+      <w:rPr>
+        <w:rFonts w:ascii="Wingdings" w:hAnsi="Wingdings" w:hint="default"/>
+        <w:sz w:val="20"/>
+      </w:rPr>
+    </w:lvl>
+  </w:abstractNum>
+  <w:abstractNum w:abstractNumId="51" w15:restartNumberingAfterBreak="0">
+    <w:nsid w:val="60A97857"/>
+    <w:multiLevelType w:val="multilevel"/>
+    <w:tmpl w:val="0A3E6036"/>
+    <w:lvl w:ilvl="0">
+      <w:start w:val="1"/>
+      <w:numFmt w:val="bullet"/>
+      <w:lvlText w:val=""/>
+      <w:lvlJc w:val="left"/>
+      <w:pPr>
+        <w:tabs>
+          <w:tab w:val="num" w:pos="720"/>
+        </w:tabs>
+        <w:ind w:left="720" w:hanging="360"/>
+      </w:pPr>
+      <w:rPr>
+        <w:rFonts w:ascii="Symbol" w:hAnsi="Symbol" w:hint="default"/>
+        <w:sz w:val="20"/>
+      </w:rPr>
+    </w:lvl>
+    <w:lvl w:ilvl="1" w:tentative="1">
+      <w:start w:val="1"/>
+      <w:numFmt w:val="bullet"/>
+      <w:lvlText w:val="o"/>
+      <w:lvlJc w:val="left"/>
+      <w:pPr>
+        <w:tabs>
+          <w:tab w:val="num" w:pos="1440"/>
+        </w:tabs>
+        <w:ind w:left="1440" w:hanging="360"/>
+      </w:pPr>
+      <w:rPr>
+        <w:rFonts w:ascii="Courier New" w:hAnsi="Courier New" w:hint="default"/>
+        <w:sz w:val="20"/>
+      </w:rPr>
+    </w:lvl>
+    <w:lvl w:ilvl="2" w:tentative="1">
+      <w:start w:val="1"/>
+      <w:numFmt w:val="bullet"/>
+      <w:lvlText w:val=""/>
+      <w:lvlJc w:val="left"/>
+      <w:pPr>
+        <w:tabs>
+          <w:tab w:val="num" w:pos="2160"/>
+        </w:tabs>
+        <w:ind w:left="2160" w:hanging="360"/>
+      </w:pPr>
+      <w:rPr>
+        <w:rFonts w:ascii="Wingdings" w:hAnsi="Wingdings" w:hint="default"/>
+        <w:sz w:val="20"/>
+      </w:rPr>
+    </w:lvl>
+    <w:lvl w:ilvl="3" w:tentative="1">
+      <w:start w:val="1"/>
+      <w:numFmt w:val="bullet"/>
+      <w:lvlText w:val=""/>
+      <w:lvlJc w:val="left"/>
+      <w:pPr>
+        <w:tabs>
+          <w:tab w:val="num" w:pos="2880"/>
+        </w:tabs>
+        <w:ind w:left="2880" w:hanging="360"/>
+      </w:pPr>
+      <w:rPr>
+        <w:rFonts w:ascii="Wingdings" w:hAnsi="Wingdings" w:hint="default"/>
+        <w:sz w:val="20"/>
+      </w:rPr>
+    </w:lvl>
+    <w:lvl w:ilvl="4" w:tentative="1">
+      <w:start w:val="1"/>
+      <w:numFmt w:val="bullet"/>
+      <w:lvlText w:val=""/>
+      <w:lvlJc w:val="left"/>
+      <w:pPr>
+        <w:tabs>
+          <w:tab w:val="num" w:pos="3600"/>
+        </w:tabs>
+        <w:ind w:left="3600" w:hanging="360"/>
+      </w:pPr>
+      <w:rPr>
+        <w:rFonts w:ascii="Wingdings" w:hAnsi="Wingdings" w:hint="default"/>
+        <w:sz w:val="20"/>
+      </w:rPr>
+    </w:lvl>
+    <w:lvl w:ilvl="5" w:tentative="1">
+      <w:start w:val="1"/>
+      <w:numFmt w:val="bullet"/>
+      <w:lvlText w:val=""/>
+      <w:lvlJc w:val="left"/>
+      <w:pPr>
+        <w:tabs>
+          <w:tab w:val="num" w:pos="4320"/>
+        </w:tabs>
+        <w:ind w:left="4320" w:hanging="360"/>
+      </w:pPr>
+      <w:rPr>
+        <w:rFonts w:ascii="Wingdings" w:hAnsi="Wingdings" w:hint="default"/>
+        <w:sz w:val="20"/>
+      </w:rPr>
+    </w:lvl>
+    <w:lvl w:ilvl="6" w:tentative="1">
+      <w:start w:val="1"/>
+      <w:numFmt w:val="bullet"/>
+      <w:lvlText w:val=""/>
+      <w:lvlJc w:val="left"/>
+      <w:pPr>
+        <w:tabs>
+          <w:tab w:val="num" w:pos="5040"/>
+        </w:tabs>
+        <w:ind w:left="5040" w:hanging="360"/>
+      </w:pPr>
+      <w:rPr>
+        <w:rFonts w:ascii="Wingdings" w:hAnsi="Wingdings" w:hint="default"/>
+        <w:sz w:val="20"/>
+      </w:rPr>
+    </w:lvl>
+    <w:lvl w:ilvl="7" w:tentative="1">
+      <w:start w:val="1"/>
+      <w:numFmt w:val="bullet"/>
+      <w:lvlText w:val=""/>
+      <w:lvlJc w:val="left"/>
+      <w:pPr>
+        <w:tabs>
+          <w:tab w:val="num" w:pos="5760"/>
+        </w:tabs>
+        <w:ind w:left="5760" w:hanging="360"/>
+      </w:pPr>
+      <w:rPr>
+        <w:rFonts w:ascii="Wingdings" w:hAnsi="Wingdings" w:hint="default"/>
+        <w:sz w:val="20"/>
+      </w:rPr>
+    </w:lvl>
+    <w:lvl w:ilvl="8" w:tentative="1">
+      <w:start w:val="1"/>
+      <w:numFmt w:val="bullet"/>
+      <w:lvlText w:val=""/>
+      <w:lvlJc w:val="left"/>
+      <w:pPr>
+        <w:tabs>
+          <w:tab w:val="num" w:pos="6480"/>
+        </w:tabs>
+        <w:ind w:left="6480" w:hanging="360"/>
+      </w:pPr>
+      <w:rPr>
+        <w:rFonts w:ascii="Wingdings" w:hAnsi="Wingdings" w:hint="default"/>
+        <w:sz w:val="20"/>
+      </w:rPr>
+    </w:lvl>
+  </w:abstractNum>
+  <w:abstractNum w:abstractNumId="52" w15:restartNumberingAfterBreak="0">
+    <w:nsid w:val="63840ED6"/>
+    <w:multiLevelType w:val="multilevel"/>
+    <w:tmpl w:val="919207C6"/>
+    <w:lvl w:ilvl="0">
+      <w:start w:val="1"/>
+      <w:numFmt w:val="bullet"/>
+      <w:lvlText w:val=""/>
+      <w:lvlJc w:val="left"/>
+      <w:pPr>
+        <w:tabs>
+          <w:tab w:val="num" w:pos="720"/>
+        </w:tabs>
+        <w:ind w:left="720" w:hanging="360"/>
+      </w:pPr>
+      <w:rPr>
+        <w:rFonts w:ascii="Symbol" w:hAnsi="Symbol" w:hint="default"/>
+        <w:sz w:val="20"/>
+      </w:rPr>
+    </w:lvl>
+    <w:lvl w:ilvl="1" w:tentative="1">
+      <w:start w:val="1"/>
+      <w:numFmt w:val="bullet"/>
+      <w:lvlText w:val="o"/>
+      <w:lvlJc w:val="left"/>
+      <w:pPr>
+        <w:tabs>
+          <w:tab w:val="num" w:pos="1440"/>
+        </w:tabs>
+        <w:ind w:left="1440" w:hanging="360"/>
+      </w:pPr>
+      <w:rPr>
+        <w:rFonts w:ascii="Courier New" w:hAnsi="Courier New" w:hint="default"/>
+        <w:sz w:val="20"/>
+      </w:rPr>
+    </w:lvl>
+    <w:lvl w:ilvl="2" w:tentative="1">
+      <w:start w:val="1"/>
+      <w:numFmt w:val="bullet"/>
+      <w:lvlText w:val=""/>
+      <w:lvlJc w:val="left"/>
+      <w:pPr>
+        <w:tabs>
+          <w:tab w:val="num" w:pos="2160"/>
+        </w:tabs>
+        <w:ind w:left="2160" w:hanging="360"/>
+      </w:pPr>
+      <w:rPr>
+        <w:rFonts w:ascii="Wingdings" w:hAnsi="Wingdings" w:hint="default"/>
+        <w:sz w:val="20"/>
+      </w:rPr>
+    </w:lvl>
+    <w:lvl w:ilvl="3" w:tentative="1">
+      <w:start w:val="1"/>
+      <w:numFmt w:val="bullet"/>
+      <w:lvlText w:val=""/>
+      <w:lvlJc w:val="left"/>
+      <w:pPr>
+        <w:tabs>
+          <w:tab w:val="num" w:pos="2880"/>
+        </w:tabs>
+        <w:ind w:left="2880" w:hanging="360"/>
+      </w:pPr>
+      <w:rPr>
+        <w:rFonts w:ascii="Wingdings" w:hAnsi="Wingdings" w:hint="default"/>
+        <w:sz w:val="20"/>
+      </w:rPr>
+    </w:lvl>
+    <w:lvl w:ilvl="4" w:tentative="1">
+      <w:start w:val="1"/>
+      <w:numFmt w:val="bullet"/>
+      <w:lvlText w:val=""/>
+      <w:lvlJc w:val="left"/>
+      <w:pPr>
+        <w:tabs>
+          <w:tab w:val="num" w:pos="3600"/>
+        </w:tabs>
+        <w:ind w:left="3600" w:hanging="360"/>
+      </w:pPr>
+      <w:rPr>
+        <w:rFonts w:ascii="Wingdings" w:hAnsi="Wingdings" w:hint="default"/>
+        <w:sz w:val="20"/>
+      </w:rPr>
+    </w:lvl>
+    <w:lvl w:ilvl="5" w:tentative="1">
+      <w:start w:val="1"/>
+      <w:numFmt w:val="bullet"/>
+      <w:lvlText w:val=""/>
+      <w:lvlJc w:val="left"/>
+      <w:pPr>
+        <w:tabs>
+          <w:tab w:val="num" w:pos="4320"/>
+        </w:tabs>
+        <w:ind w:left="4320" w:hanging="360"/>
+      </w:pPr>
+      <w:rPr>
+        <w:rFonts w:ascii="Wingdings" w:hAnsi="Wingdings" w:hint="default"/>
+        <w:sz w:val="20"/>
+      </w:rPr>
+    </w:lvl>
+    <w:lvl w:ilvl="6" w:tentative="1">
+      <w:start w:val="1"/>
+      <w:numFmt w:val="bullet"/>
+      <w:lvlText w:val=""/>
+      <w:lvlJc w:val="left"/>
+      <w:pPr>
+        <w:tabs>
+          <w:tab w:val="num" w:pos="5040"/>
+        </w:tabs>
+        <w:ind w:left="5040" w:hanging="360"/>
+      </w:pPr>
+      <w:rPr>
+        <w:rFonts w:ascii="Wingdings" w:hAnsi="Wingdings" w:hint="default"/>
+        <w:sz w:val="20"/>
+      </w:rPr>
+    </w:lvl>
+    <w:lvl w:ilvl="7" w:tentative="1">
+      <w:start w:val="1"/>
+      <w:numFmt w:val="bullet"/>
+      <w:lvlText w:val=""/>
+      <w:lvlJc w:val="left"/>
+      <w:pPr>
+        <w:tabs>
+          <w:tab w:val="num" w:pos="5760"/>
+        </w:tabs>
+        <w:ind w:left="5760" w:hanging="360"/>
+      </w:pPr>
+      <w:rPr>
+        <w:rFonts w:ascii="Wingdings" w:hAnsi="Wingdings" w:hint="default"/>
+        <w:sz w:val="20"/>
+      </w:rPr>
+    </w:lvl>
+    <w:lvl w:ilvl="8" w:tentative="1">
+      <w:start w:val="1"/>
+      <w:numFmt w:val="bullet"/>
+      <w:lvlText w:val=""/>
+      <w:lvlJc w:val="left"/>
+      <w:pPr>
+        <w:tabs>
+          <w:tab w:val="num" w:pos="6480"/>
+        </w:tabs>
+        <w:ind w:left="6480" w:hanging="360"/>
+      </w:pPr>
+      <w:rPr>
+        <w:rFonts w:ascii="Wingdings" w:hAnsi="Wingdings" w:hint="default"/>
+        <w:sz w:val="20"/>
+      </w:rPr>
+    </w:lvl>
+  </w:abstractNum>
+  <w:abstractNum w:abstractNumId="53" w15:restartNumberingAfterBreak="0">
+    <w:nsid w:val="68206811"/>
+    <w:multiLevelType w:val="multilevel"/>
+    <w:tmpl w:val="25BC080A"/>
+    <w:lvl w:ilvl="0">
+      <w:start w:val="1"/>
+      <w:numFmt w:val="bullet"/>
+      <w:lvlText w:val=""/>
+      <w:lvlJc w:val="left"/>
+      <w:pPr>
+        <w:tabs>
+          <w:tab w:val="num" w:pos="720"/>
+        </w:tabs>
+        <w:ind w:left="720" w:hanging="360"/>
+      </w:pPr>
+      <w:rPr>
+        <w:rFonts w:ascii="Symbol" w:hAnsi="Symbol" w:hint="default"/>
+        <w:sz w:val="20"/>
+      </w:rPr>
+    </w:lvl>
+    <w:lvl w:ilvl="1" w:tentative="1">
+      <w:start w:val="1"/>
+      <w:numFmt w:val="bullet"/>
+      <w:lvlText w:val="o"/>
+      <w:lvlJc w:val="left"/>
+      <w:pPr>
+        <w:tabs>
+          <w:tab w:val="num" w:pos="1440"/>
+        </w:tabs>
+        <w:ind w:left="1440" w:hanging="360"/>
+      </w:pPr>
+      <w:rPr>
+        <w:rFonts w:ascii="Courier New" w:hAnsi="Courier New" w:hint="default"/>
+        <w:sz w:val="20"/>
+      </w:rPr>
+    </w:lvl>
+    <w:lvl w:ilvl="2" w:tentative="1">
+      <w:start w:val="1"/>
+      <w:numFmt w:val="bullet"/>
+      <w:lvlText w:val=""/>
+      <w:lvlJc w:val="left"/>
+      <w:pPr>
+        <w:tabs>
+          <w:tab w:val="num" w:pos="2160"/>
+        </w:tabs>
+        <w:ind w:left="2160" w:hanging="360"/>
+      </w:pPr>
+      <w:rPr>
+        <w:rFonts w:ascii="Wingdings" w:hAnsi="Wingdings" w:hint="default"/>
+        <w:sz w:val="20"/>
+      </w:rPr>
+    </w:lvl>
+    <w:lvl w:ilvl="3" w:tentative="1">
+      <w:start w:val="1"/>
+      <w:numFmt w:val="bullet"/>
+      <w:lvlText w:val=""/>
+      <w:lvlJc w:val="left"/>
+      <w:pPr>
+        <w:tabs>
+          <w:tab w:val="num" w:pos="2880"/>
+        </w:tabs>
+        <w:ind w:left="2880" w:hanging="360"/>
+      </w:pPr>
+      <w:rPr>
+        <w:rFonts w:ascii="Wingdings" w:hAnsi="Wingdings" w:hint="default"/>
+        <w:sz w:val="20"/>
+      </w:rPr>
+    </w:lvl>
+    <w:lvl w:ilvl="4" w:tentative="1">
+      <w:start w:val="1"/>
+      <w:numFmt w:val="bullet"/>
+      <w:lvlText w:val=""/>
+      <w:lvlJc w:val="left"/>
+      <w:pPr>
+        <w:tabs>
+          <w:tab w:val="num" w:pos="3600"/>
+        </w:tabs>
+        <w:ind w:left="3600" w:hanging="360"/>
+      </w:pPr>
+      <w:rPr>
+        <w:rFonts w:ascii="Wingdings" w:hAnsi="Wingdings" w:hint="default"/>
+        <w:sz w:val="20"/>
+      </w:rPr>
+    </w:lvl>
+    <w:lvl w:ilvl="5" w:tentative="1">
+      <w:start w:val="1"/>
+      <w:numFmt w:val="bullet"/>
+      <w:lvlText w:val=""/>
+      <w:lvlJc w:val="left"/>
+      <w:pPr>
+        <w:tabs>
+          <w:tab w:val="num" w:pos="4320"/>
+        </w:tabs>
+        <w:ind w:left="4320" w:hanging="360"/>
+      </w:pPr>
+      <w:rPr>
+        <w:rFonts w:ascii="Wingdings" w:hAnsi="Wingdings" w:hint="default"/>
+        <w:sz w:val="20"/>
+      </w:rPr>
+    </w:lvl>
+    <w:lvl w:ilvl="6" w:tentative="1">
+      <w:start w:val="1"/>
+      <w:numFmt w:val="bullet"/>
+      <w:lvlText w:val=""/>
+      <w:lvlJc w:val="left"/>
+      <w:pPr>
+        <w:tabs>
+          <w:tab w:val="num" w:pos="5040"/>
+        </w:tabs>
+        <w:ind w:left="5040" w:hanging="360"/>
+      </w:pPr>
+      <w:rPr>
+        <w:rFonts w:ascii="Wingdings" w:hAnsi="Wingdings" w:hint="default"/>
+        <w:sz w:val="20"/>
+      </w:rPr>
+    </w:lvl>
+    <w:lvl w:ilvl="7" w:tentative="1">
+      <w:start w:val="1"/>
+      <w:numFmt w:val="bullet"/>
+      <w:lvlText w:val=""/>
+      <w:lvlJc w:val="left"/>
+      <w:pPr>
+        <w:tabs>
+          <w:tab w:val="num" w:pos="5760"/>
+        </w:tabs>
+        <w:ind w:left="5760" w:hanging="360"/>
+      </w:pPr>
+      <w:rPr>
+        <w:rFonts w:ascii="Wingdings" w:hAnsi="Wingdings" w:hint="default"/>
+        <w:sz w:val="20"/>
+      </w:rPr>
+    </w:lvl>
+    <w:lvl w:ilvl="8" w:tentative="1">
+      <w:start w:val="1"/>
+      <w:numFmt w:val="bullet"/>
+      <w:lvlText w:val=""/>
+      <w:lvlJc w:val="left"/>
+      <w:pPr>
+        <w:tabs>
+          <w:tab w:val="num" w:pos="6480"/>
+        </w:tabs>
+        <w:ind w:left="6480" w:hanging="360"/>
+      </w:pPr>
+      <w:rPr>
+        <w:rFonts w:ascii="Wingdings" w:hAnsi="Wingdings" w:hint="default"/>
+        <w:sz w:val="20"/>
+      </w:rPr>
+    </w:lvl>
+  </w:abstractNum>
+  <w:abstractNum w:abstractNumId="54" w15:restartNumberingAfterBreak="0">
+    <w:nsid w:val="72F97F13"/>
+    <w:multiLevelType w:val="multilevel"/>
+    <w:tmpl w:val="7B0CF94A"/>
+    <w:lvl w:ilvl="0">
+      <w:start w:val="1"/>
+      <w:numFmt w:val="bullet"/>
+      <w:lvlText w:val=""/>
+      <w:lvlJc w:val="left"/>
+      <w:pPr>
+        <w:tabs>
+          <w:tab w:val="num" w:pos="720"/>
+        </w:tabs>
+        <w:ind w:left="720" w:hanging="360"/>
+      </w:pPr>
+      <w:rPr>
+        <w:rFonts w:ascii="Symbol" w:hAnsi="Symbol" w:hint="default"/>
+        <w:sz w:val="20"/>
+      </w:rPr>
+    </w:lvl>
+    <w:lvl w:ilvl="1" w:tentative="1">
+      <w:start w:val="1"/>
+      <w:numFmt w:val="bullet"/>
+      <w:lvlText w:val="o"/>
+      <w:lvlJc w:val="left"/>
+      <w:pPr>
+        <w:tabs>
+          <w:tab w:val="num" w:pos="1440"/>
+        </w:tabs>
+        <w:ind w:left="1440" w:hanging="360"/>
+      </w:pPr>
+      <w:rPr>
+        <w:rFonts w:ascii="Courier New" w:hAnsi="Courier New" w:hint="default"/>
+        <w:sz w:val="20"/>
+      </w:rPr>
+    </w:lvl>
+    <w:lvl w:ilvl="2" w:tentative="1">
+      <w:start w:val="1"/>
+      <w:numFmt w:val="bullet"/>
+      <w:lvlText w:val=""/>
+      <w:lvlJc w:val="left"/>
+      <w:pPr>
+        <w:tabs>
+          <w:tab w:val="num" w:pos="2160"/>
+        </w:tabs>
+        <w:ind w:left="2160" w:hanging="360"/>
+      </w:pPr>
+      <w:rPr>
+        <w:rFonts w:ascii="Wingdings" w:hAnsi="Wingdings" w:hint="default"/>
+        <w:sz w:val="20"/>
+      </w:rPr>
+    </w:lvl>
+    <w:lvl w:ilvl="3" w:tentative="1">
+      <w:start w:val="1"/>
+      <w:numFmt w:val="bullet"/>
+      <w:lvlText w:val=""/>
+      <w:lvlJc w:val="left"/>
+      <w:pPr>
+        <w:tabs>
+          <w:tab w:val="num" w:pos="2880"/>
+        </w:tabs>
+        <w:ind w:left="2880" w:hanging="360"/>
+      </w:pPr>
+      <w:rPr>
+        <w:rFonts w:ascii="Wingdings" w:hAnsi="Wingdings" w:hint="default"/>
+        <w:sz w:val="20"/>
+      </w:rPr>
+    </w:lvl>
+    <w:lvl w:ilvl="4" w:tentative="1">
+      <w:start w:val="1"/>
+      <w:numFmt w:val="bullet"/>
+      <w:lvlText w:val=""/>
+      <w:lvlJc w:val="left"/>
+      <w:pPr>
+        <w:tabs>
+          <w:tab w:val="num" w:pos="3600"/>
+        </w:tabs>
+        <w:ind w:left="3600" w:hanging="360"/>
+      </w:pPr>
+      <w:rPr>
+        <w:rFonts w:ascii="Wingdings" w:hAnsi="Wingdings" w:hint="default"/>
+        <w:sz w:val="20"/>
+      </w:rPr>
+    </w:lvl>
+    <w:lvl w:ilvl="5" w:tentative="1">
+      <w:start w:val="1"/>
+      <w:numFmt w:val="bullet"/>
+      <w:lvlText w:val=""/>
+      <w:lvlJc w:val="left"/>
+      <w:pPr>
+        <w:tabs>
+          <w:tab w:val="num" w:pos="4320"/>
+        </w:tabs>
+        <w:ind w:left="4320" w:hanging="360"/>
+      </w:pPr>
+      <w:rPr>
+        <w:rFonts w:ascii="Wingdings" w:hAnsi="Wingdings" w:hint="default"/>
+        <w:sz w:val="20"/>
+      </w:rPr>
+    </w:lvl>
+    <w:lvl w:ilvl="6" w:tentative="1">
+      <w:start w:val="1"/>
+      <w:numFmt w:val="bullet"/>
+      <w:lvlText w:val=""/>
+      <w:lvlJc w:val="left"/>
+      <w:pPr>
+        <w:tabs>
+          <w:tab w:val="num" w:pos="5040"/>
+        </w:tabs>
+        <w:ind w:left="5040" w:hanging="360"/>
+      </w:pPr>
+      <w:rPr>
+        <w:rFonts w:ascii="Wingdings" w:hAnsi="Wingdings" w:hint="default"/>
+        <w:sz w:val="20"/>
+      </w:rPr>
+    </w:lvl>
+    <w:lvl w:ilvl="7" w:tentative="1">
+      <w:start w:val="1"/>
+      <w:numFmt w:val="bullet"/>
+      <w:lvlText w:val=""/>
+      <w:lvlJc w:val="left"/>
+      <w:pPr>
+        <w:tabs>
+          <w:tab w:val="num" w:pos="5760"/>
+        </w:tabs>
+        <w:ind w:left="5760" w:hanging="360"/>
+      </w:pPr>
+      <w:rPr>
+        <w:rFonts w:ascii="Wingdings" w:hAnsi="Wingdings" w:hint="default"/>
+        <w:sz w:val="20"/>
+      </w:rPr>
+    </w:lvl>
+    <w:lvl w:ilvl="8" w:tentative="1">
+      <w:start w:val="1"/>
+      <w:numFmt w:val="bullet"/>
+      <w:lvlText w:val=""/>
+      <w:lvlJc w:val="left"/>
+      <w:pPr>
+        <w:tabs>
+          <w:tab w:val="num" w:pos="6480"/>
+        </w:tabs>
+        <w:ind w:left="6480" w:hanging="360"/>
+      </w:pPr>
+      <w:rPr>
+        <w:rFonts w:ascii="Wingdings" w:hAnsi="Wingdings" w:hint="default"/>
+        <w:sz w:val="20"/>
+      </w:rPr>
+    </w:lvl>
+  </w:abstractNum>
+  <w:abstractNum w:abstractNumId="55" w15:restartNumberingAfterBreak="0">
+    <w:nsid w:val="73EA2A12"/>
+    <w:multiLevelType w:val="multilevel"/>
+    <w:tmpl w:val="81262BDA"/>
+    <w:lvl w:ilvl="0">
+      <w:start w:val="1"/>
+      <w:numFmt w:val="bullet"/>
+      <w:lvlText w:val=""/>
+      <w:lvlJc w:val="left"/>
+      <w:pPr>
+        <w:tabs>
+          <w:tab w:val="num" w:pos="720"/>
+        </w:tabs>
+        <w:ind w:left="720" w:hanging="360"/>
+      </w:pPr>
+      <w:rPr>
+        <w:rFonts w:ascii="Symbol" w:hAnsi="Symbol" w:hint="default"/>
+        <w:sz w:val="20"/>
+      </w:rPr>
+    </w:lvl>
+    <w:lvl w:ilvl="1" w:tentative="1">
+      <w:start w:val="1"/>
+      <w:numFmt w:val="bullet"/>
+      <w:lvlText w:val="o"/>
+      <w:lvlJc w:val="left"/>
+      <w:pPr>
+        <w:tabs>
+          <w:tab w:val="num" w:pos="1440"/>
+        </w:tabs>
+        <w:ind w:left="1440" w:hanging="360"/>
+      </w:pPr>
+      <w:rPr>
+        <w:rFonts w:ascii="Courier New" w:hAnsi="Courier New" w:hint="default"/>
+        <w:sz w:val="20"/>
+      </w:rPr>
+    </w:lvl>
+    <w:lvl w:ilvl="2" w:tentative="1">
+      <w:start w:val="1"/>
+      <w:numFmt w:val="bullet"/>
+      <w:lvlText w:val=""/>
+      <w:lvlJc w:val="left"/>
+      <w:pPr>
+        <w:tabs>
+          <w:tab w:val="num" w:pos="2160"/>
+        </w:tabs>
+        <w:ind w:left="2160" w:hanging="360"/>
+      </w:pPr>
+      <w:rPr>
+        <w:rFonts w:ascii="Wingdings" w:hAnsi="Wingdings" w:hint="default"/>
+        <w:sz w:val="20"/>
+      </w:rPr>
+    </w:lvl>
+    <w:lvl w:ilvl="3" w:tentative="1">
+      <w:start w:val="1"/>
+      <w:numFmt w:val="bullet"/>
+      <w:lvlText w:val=""/>
+      <w:lvlJc w:val="left"/>
+      <w:pPr>
+        <w:tabs>
+          <w:tab w:val="num" w:pos="2880"/>
+        </w:tabs>
+        <w:ind w:left="2880" w:hanging="360"/>
+      </w:pPr>
+      <w:rPr>
+        <w:rFonts w:ascii="Wingdings" w:hAnsi="Wingdings" w:hint="default"/>
+        <w:sz w:val="20"/>
+      </w:rPr>
+    </w:lvl>
+    <w:lvl w:ilvl="4" w:tentative="1">
+      <w:start w:val="1"/>
+      <w:numFmt w:val="bullet"/>
+      <w:lvlText w:val=""/>
+      <w:lvlJc w:val="left"/>
+      <w:pPr>
+        <w:tabs>
+          <w:tab w:val="num" w:pos="3600"/>
+        </w:tabs>
+        <w:ind w:left="3600" w:hanging="360"/>
+      </w:pPr>
+      <w:rPr>
+        <w:rFonts w:ascii="Wingdings" w:hAnsi="Wingdings" w:hint="default"/>
+        <w:sz w:val="20"/>
+      </w:rPr>
+    </w:lvl>
+    <w:lvl w:ilvl="5" w:tentative="1">
+      <w:start w:val="1"/>
+      <w:numFmt w:val="bullet"/>
+      <w:lvlText w:val=""/>
+      <w:lvlJc w:val="left"/>
+      <w:pPr>
+        <w:tabs>
+          <w:tab w:val="num" w:pos="4320"/>
+        </w:tabs>
+        <w:ind w:left="4320" w:hanging="360"/>
+      </w:pPr>
+      <w:rPr>
+        <w:rFonts w:ascii="Wingdings" w:hAnsi="Wingdings" w:hint="default"/>
+        <w:sz w:val="20"/>
+      </w:rPr>
+    </w:lvl>
+    <w:lvl w:ilvl="6" w:tentative="1">
+      <w:start w:val="1"/>
+      <w:numFmt w:val="bullet"/>
+      <w:lvlText w:val=""/>
+      <w:lvlJc w:val="left"/>
+      <w:pPr>
+        <w:tabs>
+          <w:tab w:val="num" w:pos="5040"/>
+        </w:tabs>
+        <w:ind w:left="5040" w:hanging="360"/>
+      </w:pPr>
+      <w:rPr>
+        <w:rFonts w:ascii="Wingdings" w:hAnsi="Wingdings" w:hint="default"/>
+        <w:sz w:val="20"/>
+      </w:rPr>
+    </w:lvl>
+    <w:lvl w:ilvl="7" w:tentative="1">
+      <w:start w:val="1"/>
+      <w:numFmt w:val="bullet"/>
+      <w:lvlText w:val=""/>
+      <w:lvlJc w:val="left"/>
+      <w:pPr>
+        <w:tabs>
+          <w:tab w:val="num" w:pos="5760"/>
+        </w:tabs>
+        <w:ind w:left="5760" w:hanging="360"/>
+      </w:pPr>
+      <w:rPr>
+        <w:rFonts w:ascii="Wingdings" w:hAnsi="Wingdings" w:hint="default"/>
+        <w:sz w:val="20"/>
+      </w:rPr>
+    </w:lvl>
+    <w:lvl w:ilvl="8" w:tentative="1">
+      <w:start w:val="1"/>
+      <w:numFmt w:val="bullet"/>
+      <w:lvlText w:val=""/>
+      <w:lvlJc w:val="left"/>
+      <w:pPr>
+        <w:tabs>
+          <w:tab w:val="num" w:pos="6480"/>
+        </w:tabs>
+        <w:ind w:left="6480" w:hanging="360"/>
+      </w:pPr>
+      <w:rPr>
+        <w:rFonts w:ascii="Wingdings" w:hAnsi="Wingdings" w:hint="default"/>
+        <w:sz w:val="20"/>
+      </w:rPr>
+    </w:lvl>
+  </w:abstractNum>
+  <w:abstractNum w:abstractNumId="56" w15:restartNumberingAfterBreak="0">
+    <w:nsid w:val="76B72E33"/>
+    <w:multiLevelType w:val="multilevel"/>
+    <w:tmpl w:val="44C4687C"/>
+    <w:lvl w:ilvl="0">
+      <w:start w:val="1"/>
+      <w:numFmt w:val="bullet"/>
+      <w:lvlText w:val=""/>
+      <w:lvlJc w:val="left"/>
+      <w:pPr>
+        <w:tabs>
+          <w:tab w:val="num" w:pos="720"/>
+        </w:tabs>
+        <w:ind w:left="720" w:hanging="360"/>
+      </w:pPr>
+      <w:rPr>
+        <w:rFonts w:ascii="Symbol" w:hAnsi="Symbol" w:hint="default"/>
+        <w:sz w:val="20"/>
+      </w:rPr>
+    </w:lvl>
+    <w:lvl w:ilvl="1" w:tentative="1">
+      <w:start w:val="1"/>
+      <w:numFmt w:val="bullet"/>
+      <w:lvlText w:val="o"/>
+      <w:lvlJc w:val="left"/>
+      <w:pPr>
+        <w:tabs>
+          <w:tab w:val="num" w:pos="1440"/>
+        </w:tabs>
+        <w:ind w:left="1440" w:hanging="360"/>
+      </w:pPr>
+      <w:rPr>
+        <w:rFonts w:ascii="Courier New" w:hAnsi="Courier New" w:hint="default"/>
+        <w:sz w:val="20"/>
+      </w:rPr>
+    </w:lvl>
+    <w:lvl w:ilvl="2" w:tentative="1">
+      <w:start w:val="1"/>
+      <w:numFmt w:val="bullet"/>
+      <w:lvlText w:val=""/>
+      <w:lvlJc w:val="left"/>
+      <w:pPr>
+        <w:tabs>
+          <w:tab w:val="num" w:pos="2160"/>
+        </w:tabs>
+        <w:ind w:left="2160" w:hanging="360"/>
+      </w:pPr>
+      <w:rPr>
+        <w:rFonts w:ascii="Wingdings" w:hAnsi="Wingdings" w:hint="default"/>
+        <w:sz w:val="20"/>
+      </w:rPr>
+    </w:lvl>
+    <w:lvl w:ilvl="3" w:tentative="1">
+      <w:start w:val="1"/>
+      <w:numFmt w:val="bullet"/>
+      <w:lvlText w:val=""/>
+      <w:lvlJc w:val="left"/>
+      <w:pPr>
+        <w:tabs>
+          <w:tab w:val="num" w:pos="2880"/>
+        </w:tabs>
+        <w:ind w:left="2880" w:hanging="360"/>
+      </w:pPr>
+      <w:rPr>
+        <w:rFonts w:ascii="Wingdings" w:hAnsi="Wingdings" w:hint="default"/>
+        <w:sz w:val="20"/>
+      </w:rPr>
+    </w:lvl>
+    <w:lvl w:ilvl="4" w:tentative="1">
+      <w:start w:val="1"/>
+      <w:numFmt w:val="bullet"/>
+      <w:lvlText w:val=""/>
+      <w:lvlJc w:val="left"/>
+      <w:pPr>
+        <w:tabs>
+          <w:tab w:val="num" w:pos="3600"/>
+        </w:tabs>
+        <w:ind w:left="3600" w:hanging="360"/>
+      </w:pPr>
+      <w:rPr>
+        <w:rFonts w:ascii="Wingdings" w:hAnsi="Wingdings" w:hint="default"/>
+        <w:sz w:val="20"/>
+      </w:rPr>
+    </w:lvl>
+    <w:lvl w:ilvl="5" w:tentative="1">
+      <w:start w:val="1"/>
+      <w:numFmt w:val="bullet"/>
+      <w:lvlText w:val=""/>
+      <w:lvlJc w:val="left"/>
+      <w:pPr>
+        <w:tabs>
+          <w:tab w:val="num" w:pos="4320"/>
+        </w:tabs>
+        <w:ind w:left="4320" w:hanging="360"/>
+      </w:pPr>
+      <w:rPr>
+        <w:rFonts w:ascii="Wingdings" w:hAnsi="Wingdings" w:hint="default"/>
+        <w:sz w:val="20"/>
+      </w:rPr>
+    </w:lvl>
+    <w:lvl w:ilvl="6" w:tentative="1">
+      <w:start w:val="1"/>
+      <w:numFmt w:val="bullet"/>
+      <w:lvlText w:val=""/>
+      <w:lvlJc w:val="left"/>
+      <w:pPr>
+        <w:tabs>
+          <w:tab w:val="num" w:pos="5040"/>
+        </w:tabs>
+        <w:ind w:left="5040" w:hanging="360"/>
+      </w:pPr>
+      <w:rPr>
+        <w:rFonts w:ascii="Wingdings" w:hAnsi="Wingdings" w:hint="default"/>
+        <w:sz w:val="20"/>
+      </w:rPr>
+    </w:lvl>
+    <w:lvl w:ilvl="7" w:tentative="1">
+      <w:start w:val="1"/>
+      <w:numFmt w:val="bullet"/>
+      <w:lvlText w:val=""/>
+      <w:lvlJc w:val="left"/>
+      <w:pPr>
+        <w:tabs>
+          <w:tab w:val="num" w:pos="5760"/>
+        </w:tabs>
+        <w:ind w:left="5760" w:hanging="360"/>
+      </w:pPr>
+      <w:rPr>
+        <w:rFonts w:ascii="Wingdings" w:hAnsi="Wingdings" w:hint="default"/>
+        <w:sz w:val="20"/>
+      </w:rPr>
+    </w:lvl>
+    <w:lvl w:ilvl="8" w:tentative="1">
+      <w:start w:val="1"/>
+      <w:numFmt w:val="bullet"/>
+      <w:lvlText w:val=""/>
+      <w:lvlJc w:val="left"/>
+      <w:pPr>
+        <w:tabs>
+          <w:tab w:val="num" w:pos="6480"/>
+        </w:tabs>
+        <w:ind w:left="6480" w:hanging="360"/>
+      </w:pPr>
+      <w:rPr>
+        <w:rFonts w:ascii="Wingdings" w:hAnsi="Wingdings" w:hint="default"/>
+        <w:sz w:val="20"/>
+      </w:rPr>
+    </w:lvl>
+  </w:abstractNum>
+  <w:abstractNum w:abstractNumId="57" w15:restartNumberingAfterBreak="0">
+    <w:nsid w:val="79A915F7"/>
+    <w:multiLevelType w:val="multilevel"/>
+    <w:tmpl w:val="A67667F4"/>
+    <w:lvl w:ilvl="0">
+      <w:start w:val="1"/>
+      <w:numFmt w:val="bullet"/>
+      <w:lvlText w:val=""/>
+      <w:lvlJc w:val="left"/>
+      <w:pPr>
+        <w:tabs>
+          <w:tab w:val="num" w:pos="720"/>
+        </w:tabs>
+        <w:ind w:left="720" w:hanging="360"/>
+      </w:pPr>
+      <w:rPr>
+        <w:rFonts w:ascii="Symbol" w:hAnsi="Symbol" w:hint="default"/>
+        <w:sz w:val="20"/>
+      </w:rPr>
+    </w:lvl>
+    <w:lvl w:ilvl="1" w:tentative="1">
+      <w:start w:val="1"/>
+      <w:numFmt w:val="bullet"/>
+      <w:lvlText w:val="o"/>
+      <w:lvlJc w:val="left"/>
+      <w:pPr>
+        <w:tabs>
+          <w:tab w:val="num" w:pos="1440"/>
+        </w:tabs>
+        <w:ind w:left="1440" w:hanging="360"/>
+      </w:pPr>
+      <w:rPr>
+        <w:rFonts w:ascii="Courier New" w:hAnsi="Courier New" w:hint="default"/>
+        <w:sz w:val="20"/>
+      </w:rPr>
+    </w:lvl>
+    <w:lvl w:ilvl="2" w:tentative="1">
+      <w:start w:val="1"/>
+      <w:numFmt w:val="bullet"/>
+      <w:lvlText w:val=""/>
+      <w:lvlJc w:val="left"/>
+      <w:pPr>
+        <w:tabs>
+          <w:tab w:val="num" w:pos="2160"/>
+        </w:tabs>
+        <w:ind w:left="2160" w:hanging="360"/>
+      </w:pPr>
+      <w:rPr>
+        <w:rFonts w:ascii="Wingdings" w:hAnsi="Wingdings" w:hint="default"/>
+        <w:sz w:val="20"/>
+      </w:rPr>
+    </w:lvl>
+    <w:lvl w:ilvl="3" w:tentative="1">
+      <w:start w:val="1"/>
+      <w:numFmt w:val="bullet"/>
+      <w:lvlText w:val=""/>
+      <w:lvlJc w:val="left"/>
+      <w:pPr>
+        <w:tabs>
+          <w:tab w:val="num" w:pos="2880"/>
+        </w:tabs>
+        <w:ind w:left="2880" w:hanging="360"/>
+      </w:pPr>
+      <w:rPr>
+        <w:rFonts w:ascii="Wingdings" w:hAnsi="Wingdings" w:hint="default"/>
+        <w:sz w:val="20"/>
+      </w:rPr>
+    </w:lvl>
+    <w:lvl w:ilvl="4" w:tentative="1">
+      <w:start w:val="1"/>
+      <w:numFmt w:val="bullet"/>
+      <w:lvlText w:val=""/>
+      <w:lvlJc w:val="left"/>
+      <w:pPr>
+        <w:tabs>
+          <w:tab w:val="num" w:pos="3600"/>
+        </w:tabs>
+        <w:ind w:left="3600" w:hanging="360"/>
+      </w:pPr>
+      <w:rPr>
+        <w:rFonts w:ascii="Wingdings" w:hAnsi="Wingdings" w:hint="default"/>
+        <w:sz w:val="20"/>
+      </w:rPr>
+    </w:lvl>
+    <w:lvl w:ilvl="5" w:tentative="1">
+      <w:start w:val="1"/>
+      <w:numFmt w:val="bullet"/>
+      <w:lvlText w:val=""/>
+      <w:lvlJc w:val="left"/>
+      <w:pPr>
+        <w:tabs>
+          <w:tab w:val="num" w:pos="4320"/>
+        </w:tabs>
+        <w:ind w:left="4320" w:hanging="360"/>
+      </w:pPr>
+      <w:rPr>
+        <w:rFonts w:ascii="Wingdings" w:hAnsi="Wingdings" w:hint="default"/>
+        <w:sz w:val="20"/>
+      </w:rPr>
+    </w:lvl>
+    <w:lvl w:ilvl="6" w:tentative="1">
+      <w:start w:val="1"/>
+      <w:numFmt w:val="bullet"/>
+      <w:lvlText w:val=""/>
+      <w:lvlJc w:val="left"/>
+      <w:pPr>
+        <w:tabs>
+          <w:tab w:val="num" w:pos="5040"/>
+        </w:tabs>
+        <w:ind w:left="5040" w:hanging="360"/>
+      </w:pPr>
+      <w:rPr>
+        <w:rFonts w:ascii="Wingdings" w:hAnsi="Wingdings" w:hint="default"/>
+        <w:sz w:val="20"/>
+      </w:rPr>
+    </w:lvl>
+    <w:lvl w:ilvl="7" w:tentative="1">
+      <w:start w:val="1"/>
+      <w:numFmt w:val="bullet"/>
+      <w:lvlText w:val=""/>
+      <w:lvlJc w:val="left"/>
+      <w:pPr>
+        <w:tabs>
+          <w:tab w:val="num" w:pos="5760"/>
+        </w:tabs>
+        <w:ind w:left="5760" w:hanging="360"/>
+      </w:pPr>
+      <w:rPr>
+        <w:rFonts w:ascii="Wingdings" w:hAnsi="Wingdings" w:hint="default"/>
+        <w:sz w:val="20"/>
+      </w:rPr>
+    </w:lvl>
+    <w:lvl w:ilvl="8" w:tentative="1">
+      <w:start w:val="1"/>
+      <w:numFmt w:val="bullet"/>
+      <w:lvlText w:val=""/>
+      <w:lvlJc w:val="left"/>
+      <w:pPr>
+        <w:tabs>
+          <w:tab w:val="num" w:pos="6480"/>
+        </w:tabs>
+        <w:ind w:left="6480" w:hanging="360"/>
+      </w:pPr>
+      <w:rPr>
+        <w:rFonts w:ascii="Wingdings" w:hAnsi="Wingdings" w:hint="default"/>
+        <w:sz w:val="20"/>
+      </w:rPr>
+    </w:lvl>
+  </w:abstractNum>
+  <w:abstractNum w:abstractNumId="58" w15:restartNumberingAfterBreak="0">
+    <w:nsid w:val="79E9397F"/>
+    <w:multiLevelType w:val="multilevel"/>
+    <w:tmpl w:val="EC36650A"/>
+    <w:lvl w:ilvl="0">
+      <w:start w:val="1"/>
+      <w:numFmt w:val="bullet"/>
+      <w:lvlText w:val=""/>
+      <w:lvlJc w:val="left"/>
+      <w:pPr>
+        <w:tabs>
+          <w:tab w:val="num" w:pos="720"/>
+        </w:tabs>
+        <w:ind w:left="720" w:hanging="360"/>
+      </w:pPr>
+      <w:rPr>
+        <w:rFonts w:ascii="Symbol" w:hAnsi="Symbol" w:hint="default"/>
+        <w:sz w:val="20"/>
+      </w:rPr>
+    </w:lvl>
+    <w:lvl w:ilvl="1" w:tentative="1">
+      <w:start w:val="1"/>
+      <w:numFmt w:val="bullet"/>
+      <w:lvlText w:val="o"/>
+      <w:lvlJc w:val="left"/>
+      <w:pPr>
+        <w:tabs>
+          <w:tab w:val="num" w:pos="1440"/>
+        </w:tabs>
+        <w:ind w:left="1440" w:hanging="360"/>
+      </w:pPr>
+      <w:rPr>
+        <w:rFonts w:ascii="Courier New" w:hAnsi="Courier New" w:hint="default"/>
+        <w:sz w:val="20"/>
+      </w:rPr>
+    </w:lvl>
+    <w:lvl w:ilvl="2" w:tentative="1">
+      <w:start w:val="1"/>
+      <w:numFmt w:val="bullet"/>
+      <w:lvlText w:val=""/>
+      <w:lvlJc w:val="left"/>
+      <w:pPr>
+        <w:tabs>
+          <w:tab w:val="num" w:pos="2160"/>
+        </w:tabs>
+        <w:ind w:left="2160" w:hanging="360"/>
+      </w:pPr>
+      <w:rPr>
+        <w:rFonts w:ascii="Wingdings" w:hAnsi="Wingdings" w:hint="default"/>
+        <w:sz w:val="20"/>
+      </w:rPr>
+    </w:lvl>
+    <w:lvl w:ilvl="3" w:tentative="1">
+      <w:start w:val="1"/>
+      <w:numFmt w:val="bullet"/>
+      <w:lvlText w:val=""/>
+      <w:lvlJc w:val="left"/>
+      <w:pPr>
+        <w:tabs>
+          <w:tab w:val="num" w:pos="2880"/>
+        </w:tabs>
+        <w:ind w:left="2880" w:hanging="360"/>
+      </w:pPr>
+      <w:rPr>
+        <w:rFonts w:ascii="Wingdings" w:hAnsi="Wingdings" w:hint="default"/>
+        <w:sz w:val="20"/>
+      </w:rPr>
+    </w:lvl>
+    <w:lvl w:ilvl="4" w:tentative="1">
+      <w:start w:val="1"/>
+      <w:numFmt w:val="bullet"/>
+      <w:lvlText w:val=""/>
+      <w:lvlJc w:val="left"/>
+      <w:pPr>
+        <w:tabs>
+          <w:tab w:val="num" w:pos="3600"/>
+        </w:tabs>
+        <w:ind w:left="3600" w:hanging="360"/>
+      </w:pPr>
+      <w:rPr>
+        <w:rFonts w:ascii="Wingdings" w:hAnsi="Wingdings" w:hint="default"/>
+        <w:sz w:val="20"/>
+      </w:rPr>
+    </w:lvl>
+    <w:lvl w:ilvl="5" w:tentative="1">
+      <w:start w:val="1"/>
+      <w:numFmt w:val="bullet"/>
+      <w:lvlText w:val=""/>
+      <w:lvlJc w:val="left"/>
+      <w:pPr>
+        <w:tabs>
+          <w:tab w:val="num" w:pos="4320"/>
+        </w:tabs>
+        <w:ind w:left="4320" w:hanging="360"/>
+      </w:pPr>
+      <w:rPr>
+        <w:rFonts w:ascii="Wingdings" w:hAnsi="Wingdings" w:hint="default"/>
+        <w:sz w:val="20"/>
+      </w:rPr>
+    </w:lvl>
+    <w:lvl w:ilvl="6" w:tentative="1">
+      <w:start w:val="1"/>
+      <w:numFmt w:val="bullet"/>
+      <w:lvlText w:val=""/>
+      <w:lvlJc w:val="left"/>
+      <w:pPr>
+        <w:tabs>
+          <w:tab w:val="num" w:pos="5040"/>
+        </w:tabs>
+        <w:ind w:left="5040" w:hanging="360"/>
+      </w:pPr>
+      <w:rPr>
+        <w:rFonts w:ascii="Wingdings" w:hAnsi="Wingdings" w:hint="default"/>
+        <w:sz w:val="20"/>
+      </w:rPr>
+    </w:lvl>
+    <w:lvl w:ilvl="7" w:tentative="1">
+      <w:start w:val="1"/>
+      <w:numFmt w:val="bullet"/>
+      <w:lvlText w:val=""/>
+      <w:lvlJc w:val="left"/>
+      <w:pPr>
+        <w:tabs>
+          <w:tab w:val="num" w:pos="5760"/>
+        </w:tabs>
+        <w:ind w:left="5760" w:hanging="360"/>
+      </w:pPr>
+      <w:rPr>
+        <w:rFonts w:ascii="Wingdings" w:hAnsi="Wingdings" w:hint="default"/>
+        <w:sz w:val="20"/>
+      </w:rPr>
+    </w:lvl>
+    <w:lvl w:ilvl="8" w:tentative="1">
+      <w:start w:val="1"/>
+      <w:numFmt w:val="bullet"/>
+      <w:lvlText w:val=""/>
+      <w:lvlJc w:val="left"/>
+      <w:pPr>
+        <w:tabs>
+          <w:tab w:val="num" w:pos="6480"/>
+        </w:tabs>
+        <w:ind w:left="6480" w:hanging="360"/>
+      </w:pPr>
+      <w:rPr>
+        <w:rFonts w:ascii="Wingdings" w:hAnsi="Wingdings" w:hint="default"/>
+        <w:sz w:val="20"/>
+      </w:rPr>
+    </w:lvl>
+  </w:abstractNum>
+  <w:abstractNum w:abstractNumId="59" w15:restartNumberingAfterBreak="0">
+    <w:nsid w:val="7FB77431"/>
+    <w:multiLevelType w:val="multilevel"/>
+    <w:tmpl w:val="AC4EBC4E"/>
+    <w:lvl w:ilvl="0">
+      <w:start w:val="1"/>
+      <w:numFmt w:val="bullet"/>
+      <w:lvlText w:val=""/>
+      <w:lvlJc w:val="left"/>
+      <w:pPr>
+        <w:tabs>
+          <w:tab w:val="num" w:pos="720"/>
+        </w:tabs>
+        <w:ind w:left="720" w:hanging="360"/>
+      </w:pPr>
+      <w:rPr>
+        <w:rFonts w:ascii="Symbol" w:hAnsi="Symbol" w:hint="default"/>
+        <w:sz w:val="20"/>
+      </w:rPr>
+    </w:lvl>
+    <w:lvl w:ilvl="1" w:tentative="1">
+      <w:start w:val="1"/>
+      <w:numFmt w:val="bullet"/>
+      <w:lvlText w:val="o"/>
+      <w:lvlJc w:val="left"/>
+      <w:pPr>
+        <w:tabs>
+          <w:tab w:val="num" w:pos="1440"/>
+        </w:tabs>
+        <w:ind w:left="1440" w:hanging="360"/>
+      </w:pPr>
+      <w:rPr>
+        <w:rFonts w:ascii="Courier New" w:hAnsi="Courier New" w:hint="default"/>
+        <w:sz w:val="20"/>
+      </w:rPr>
+    </w:lvl>
+    <w:lvl w:ilvl="2" w:tentative="1">
+      <w:start w:val="1"/>
+      <w:numFmt w:val="bullet"/>
+      <w:lvlText w:val=""/>
+      <w:lvlJc w:val="left"/>
+      <w:pPr>
+        <w:tabs>
+          <w:tab w:val="num" w:pos="2160"/>
+        </w:tabs>
+        <w:ind w:left="2160" w:hanging="360"/>
+      </w:pPr>
+      <w:rPr>
+        <w:rFonts w:ascii="Wingdings" w:hAnsi="Wingdings" w:hint="default"/>
+        <w:sz w:val="20"/>
+      </w:rPr>
+    </w:lvl>
+    <w:lvl w:ilvl="3" w:tentative="1">
+      <w:start w:val="1"/>
+      <w:numFmt w:val="bullet"/>
+      <w:lvlText w:val=""/>
+      <w:lvlJc w:val="left"/>
+      <w:pPr>
+        <w:tabs>
+          <w:tab w:val="num" w:pos="2880"/>
+        </w:tabs>
+        <w:ind w:left="2880" w:hanging="360"/>
+      </w:pPr>
+      <w:rPr>
+        <w:rFonts w:ascii="Wingdings" w:hAnsi="Wingdings" w:hint="default"/>
+        <w:sz w:val="20"/>
+      </w:rPr>
+    </w:lvl>
+    <w:lvl w:ilvl="4" w:tentative="1">
+      <w:start w:val="1"/>
+      <w:numFmt w:val="bullet"/>
+      <w:lvlText w:val=""/>
+      <w:lvlJc w:val="left"/>
+      <w:pPr>
+        <w:tabs>
+          <w:tab w:val="num" w:pos="3600"/>
+        </w:tabs>
+        <w:ind w:left="3600" w:hanging="360"/>
+      </w:pPr>
+      <w:rPr>
+        <w:rFonts w:ascii="Wingdings" w:hAnsi="Wingdings" w:hint="default"/>
+        <w:sz w:val="20"/>
+      </w:rPr>
+    </w:lvl>
+    <w:lvl w:ilvl="5" w:tentative="1">
+      <w:start w:val="1"/>
+      <w:numFmt w:val="bullet"/>
+      <w:lvlText w:val=""/>
+      <w:lvlJc w:val="left"/>
+      <w:pPr>
+        <w:tabs>
+          <w:tab w:val="num" w:pos="4320"/>
+        </w:tabs>
+        <w:ind w:left="4320" w:hanging="360"/>
+      </w:pPr>
+      <w:rPr>
+        <w:rFonts w:ascii="Wingdings" w:hAnsi="Wingdings" w:hint="default"/>
+        <w:sz w:val="20"/>
+      </w:rPr>
+    </w:lvl>
+    <w:lvl w:ilvl="6" w:tentative="1">
+      <w:start w:val="1"/>
+      <w:numFmt w:val="bullet"/>
+      <w:lvlText w:val=""/>
+      <w:lvlJc w:val="left"/>
+      <w:pPr>
+        <w:tabs>
+          <w:tab w:val="num" w:pos="5040"/>
+        </w:tabs>
+        <w:ind w:left="5040" w:hanging="360"/>
+      </w:pPr>
+      <w:rPr>
+        <w:rFonts w:ascii="Wingdings" w:hAnsi="Wingdings" w:hint="default"/>
+        <w:sz w:val="20"/>
+      </w:rPr>
+    </w:lvl>
+    <w:lvl w:ilvl="7" w:tentative="1">
+      <w:start w:val="1"/>
+      <w:numFmt w:val="bullet"/>
+      <w:lvlText w:val=""/>
+      <w:lvlJc w:val="left"/>
+      <w:pPr>
+        <w:tabs>
+          <w:tab w:val="num" w:pos="5760"/>
+        </w:tabs>
+        <w:ind w:left="5760" w:hanging="360"/>
+      </w:pPr>
+      <w:rPr>
+        <w:rFonts w:ascii="Wingdings" w:hAnsi="Wingdings" w:hint="default"/>
+        <w:sz w:val="20"/>
+      </w:rPr>
+    </w:lvl>
+    <w:lvl w:ilvl="8" w:tentative="1">
+      <w:start w:val="1"/>
+      <w:numFmt w:val="bullet"/>
+      <w:lvlText w:val=""/>
+      <w:lvlJc w:val="left"/>
+      <w:pPr>
+        <w:tabs>
+          <w:tab w:val="num" w:pos="6480"/>
+        </w:tabs>
+        <w:ind w:left="6480" w:hanging="360"/>
+      </w:pPr>
+      <w:rPr>
+        <w:rFonts w:ascii="Wingdings" w:hAnsi="Wingdings" w:hint="default"/>
+        <w:sz w:val="20"/>
       </w:rPr>
     </w:lvl>
   </w:abstractNum>
@@ -943,6 +8615,159 @@
   </w:num>
   <w:num w:numId="9" w16cid:durableId="733158557">
     <w:abstractNumId w:val="0"/>
+  </w:num>
+  <w:num w:numId="10" w16cid:durableId="824786554">
+    <w:abstractNumId w:val="12"/>
+  </w:num>
+  <w:num w:numId="11" w16cid:durableId="1547377461">
+    <w:abstractNumId w:val="29"/>
+  </w:num>
+  <w:num w:numId="12" w16cid:durableId="1365910163">
+    <w:abstractNumId w:val="21"/>
+  </w:num>
+  <w:num w:numId="13" w16cid:durableId="1810322406">
+    <w:abstractNumId w:val="48"/>
+  </w:num>
+  <w:num w:numId="14" w16cid:durableId="930703042">
+    <w:abstractNumId w:val="26"/>
+  </w:num>
+  <w:num w:numId="15" w16cid:durableId="1720012641">
+    <w:abstractNumId w:val="44"/>
+  </w:num>
+  <w:num w:numId="16" w16cid:durableId="1104959781">
+    <w:abstractNumId w:val="33"/>
+  </w:num>
+  <w:num w:numId="17" w16cid:durableId="848373318">
+    <w:abstractNumId w:val="23"/>
+  </w:num>
+  <w:num w:numId="18" w16cid:durableId="1369724021">
+    <w:abstractNumId w:val="53"/>
+  </w:num>
+  <w:num w:numId="19" w16cid:durableId="1711496720">
+    <w:abstractNumId w:val="45"/>
+  </w:num>
+  <w:num w:numId="20" w16cid:durableId="1251040154">
+    <w:abstractNumId w:val="43"/>
+  </w:num>
+  <w:num w:numId="21" w16cid:durableId="950088900">
+    <w:abstractNumId w:val="16"/>
+  </w:num>
+  <w:num w:numId="22" w16cid:durableId="2095592644">
+    <w:abstractNumId w:val="20"/>
+  </w:num>
+  <w:num w:numId="23" w16cid:durableId="1268390972">
+    <w:abstractNumId w:val="47"/>
+  </w:num>
+  <w:num w:numId="24" w16cid:durableId="1290161758">
+    <w:abstractNumId w:val="35"/>
+  </w:num>
+  <w:num w:numId="25" w16cid:durableId="2074162110">
+    <w:abstractNumId w:val="36"/>
+  </w:num>
+  <w:num w:numId="26" w16cid:durableId="444351516">
+    <w:abstractNumId w:val="37"/>
+  </w:num>
+  <w:num w:numId="27" w16cid:durableId="1786341499">
+    <w:abstractNumId w:val="17"/>
+  </w:num>
+  <w:num w:numId="28" w16cid:durableId="138575452">
+    <w:abstractNumId w:val="25"/>
+  </w:num>
+  <w:num w:numId="29" w16cid:durableId="626669550">
+    <w:abstractNumId w:val="14"/>
+  </w:num>
+  <w:num w:numId="30" w16cid:durableId="1501382748">
+    <w:abstractNumId w:val="22"/>
+  </w:num>
+  <w:num w:numId="31" w16cid:durableId="700589766">
+    <w:abstractNumId w:val="57"/>
+  </w:num>
+  <w:num w:numId="32" w16cid:durableId="1484005878">
+    <w:abstractNumId w:val="32"/>
+  </w:num>
+  <w:num w:numId="33" w16cid:durableId="1248467861">
+    <w:abstractNumId w:val="15"/>
+  </w:num>
+  <w:num w:numId="34" w16cid:durableId="1976522019">
+    <w:abstractNumId w:val="46"/>
+  </w:num>
+  <w:num w:numId="35" w16cid:durableId="1033266876">
+    <w:abstractNumId w:val="41"/>
+  </w:num>
+  <w:num w:numId="36" w16cid:durableId="1440295417">
+    <w:abstractNumId w:val="55"/>
+  </w:num>
+  <w:num w:numId="37" w16cid:durableId="1695812114">
+    <w:abstractNumId w:val="50"/>
+  </w:num>
+  <w:num w:numId="38" w16cid:durableId="282657662">
+    <w:abstractNumId w:val="24"/>
+  </w:num>
+  <w:num w:numId="39" w16cid:durableId="152138092">
+    <w:abstractNumId w:val="30"/>
+  </w:num>
+  <w:num w:numId="40" w16cid:durableId="1283809618">
+    <w:abstractNumId w:val="49"/>
+  </w:num>
+  <w:num w:numId="41" w16cid:durableId="1458910070">
+    <w:abstractNumId w:val="18"/>
+  </w:num>
+  <w:num w:numId="42" w16cid:durableId="505439631">
+    <w:abstractNumId w:val="31"/>
+  </w:num>
+  <w:num w:numId="43" w16cid:durableId="1971671369">
+    <w:abstractNumId w:val="9"/>
+  </w:num>
+  <w:num w:numId="44" w16cid:durableId="621806158">
+    <w:abstractNumId w:val="28"/>
+  </w:num>
+  <w:num w:numId="45" w16cid:durableId="1713847023">
+    <w:abstractNumId w:val="56"/>
+  </w:num>
+  <w:num w:numId="46" w16cid:durableId="1623535194">
+    <w:abstractNumId w:val="40"/>
+  </w:num>
+  <w:num w:numId="47" w16cid:durableId="135883392">
+    <w:abstractNumId w:val="54"/>
+  </w:num>
+  <w:num w:numId="48" w16cid:durableId="1020545359">
+    <w:abstractNumId w:val="52"/>
+  </w:num>
+  <w:num w:numId="49" w16cid:durableId="187989737">
+    <w:abstractNumId w:val="38"/>
+  </w:num>
+  <w:num w:numId="50" w16cid:durableId="83652865">
+    <w:abstractNumId w:val="39"/>
+  </w:num>
+  <w:num w:numId="51" w16cid:durableId="1635721678">
+    <w:abstractNumId w:val="34"/>
+  </w:num>
+  <w:num w:numId="52" w16cid:durableId="319892683">
+    <w:abstractNumId w:val="11"/>
+  </w:num>
+  <w:num w:numId="53" w16cid:durableId="1895778286">
+    <w:abstractNumId w:val="42"/>
+  </w:num>
+  <w:num w:numId="54" w16cid:durableId="1263224070">
+    <w:abstractNumId w:val="27"/>
+  </w:num>
+  <w:num w:numId="55" w16cid:durableId="1362706300">
+    <w:abstractNumId w:val="19"/>
+  </w:num>
+  <w:num w:numId="56" w16cid:durableId="810367322">
+    <w:abstractNumId w:val="51"/>
+  </w:num>
+  <w:num w:numId="57" w16cid:durableId="614870481">
+    <w:abstractNumId w:val="13"/>
+  </w:num>
+  <w:num w:numId="58" w16cid:durableId="1125923844">
+    <w:abstractNumId w:val="58"/>
+  </w:num>
+  <w:num w:numId="59" w16cid:durableId="962031233">
+    <w:abstractNumId w:val="59"/>
+  </w:num>
+  <w:num w:numId="60" w16cid:durableId="842159679">
+    <w:abstractNumId w:val="10"/>
   </w:num>
 </w:numbering>
 </file>
@@ -1550,7 +9375,6 @@
   <w:style w:type="character" w:default="1" w:styleId="DefaultParagraphFont">
     <w:name w:val="Default Paragraph Font"/>
     <w:uiPriority w:val="1"/>
-    <w:semiHidden/>
     <w:unhideWhenUsed/>
   </w:style>
   <w:style w:type="table" w:default="1" w:styleId="TableNormal">

--- a/public/assets/Kenny-C-Cummings-Resume.docx
+++ b/public/assets/Kenny-C-Cummings-Resume.docx
@@ -1,14 +1,13 @@
 
 <file path=word/document.xml><?xml version="1.0" encoding="utf-8"?>
-<w:document xmlns:wpc="http://schemas.microsoft.com/office/word/2010/wordprocessingCanvas" xmlns:cx="http://schemas.microsoft.com/office/drawing/2014/chartex" xmlns:cx1="http://schemas.microsoft.com/office/drawing/2015/9/8/chartex" xmlns:cx2="http://schemas.microsoft.com/office/drawing/2015/10/21/chartex" xmlns:cx3="http://schemas.microsoft.com/office/drawing/2016/5/9/chartex" xmlns:cx4="http://schemas.microsoft.com/office/drawing/2016/5/10/chartex" xmlns:cx5="http://schemas.microsoft.com/office/drawing/2016/5/11/chartex" xmlns:cx6="http://schemas.microsoft.com/office/drawing/2016/5/12/chartex" xmlns:cx7="http://schemas.microsoft.com/office/drawing/2016/5/13/chartex" xmlns:cx8="http://schemas.microsoft.com/office/drawing/2016/5/14/chartex" xmlns:mc="http://schemas.openxmlformats.org/markup-compatibility/2006" xmlns:aink="http://schemas.microsoft.com/office/drawing/2016/ink" xmlns:am3d="http://schemas.microsoft.com/office/drawing/2017/model3d" xmlns:o="urn:schemas-microsoft-com:office:office" xmlns:oel="http://schemas.microsoft.com/office/2019/extlst" xmlns:r="http://schemas.openxmlformats.org/officeDocument/2006/relationships" xmlns:m="http://schemas.openxmlformats.org/officeDocument/2006/math" xmlns:v="urn:schemas-microsoft-com:vml" xmlns:wp14="http://schemas.microsoft.com/office/word/2010/wordprocessingDrawing" xmlns:wp="http://schemas.openxmlformats.org/drawingml/2006/wordprocessingDrawing" xmlns:w10="urn:schemas-microsoft-com:office:word" xmlns:w="http://schemas.openxmlformats.org/wordprocessingml/2006/main" xmlns:w14="http://schemas.microsoft.com/office/word/2010/wordml" xmlns:w15="http://schemas.microsoft.com/office/word/2012/wordml" xmlns:w16cex="http://schemas.microsoft.com/office/word/2018/wordml/cex" xmlns:w16cid="http://schemas.microsoft.com/office/word/2016/wordml/cid" xmlns:w16="http://schemas.microsoft.com/office/word/2018/wordml" xmlns:w16du="http://schemas.microsoft.com/office/word/2023/wordml/word16du" xmlns:w16sdtdh="http://schemas.microsoft.com/office/word/2020/wordml/sdtdatahash" xmlns:w16sdtfl="http://schemas.microsoft.com/office/word/2024/wordml/sdtformatlock" xmlns:w16se="http://schemas.microsoft.com/office/word/2015/wordml/symex" xmlns:wpg="http://schemas.microsoft.com/office/word/2010/wordprocessingGroup" xmlns:wpi="http://schemas.microsoft.com/office/word/2010/wordprocessingInk" xmlns:wne="http://schemas.microsoft.com/office/word/2006/wordml" xmlns:wps="http://schemas.microsoft.com/office/word/2010/wordprocessingShape" mc:Ignorable="w14 w15 w16se w16cid w16 w16cex w16sdtdh w16sdtfl w16du wp14">
+<w:document xmlns:wpc="http://schemas.microsoft.com/office/word/2010/wordprocessingCanvas" xmlns:cx="http://schemas.microsoft.com/office/drawing/2014/chartex" xmlns:cx1="http://schemas.microsoft.com/office/drawing/2015/9/8/chartex" xmlns:cx2="http://schemas.microsoft.com/office/drawing/2015/10/21/chartex" xmlns:cx3="http://schemas.microsoft.com/office/drawing/2016/5/9/chartex" xmlns:cx4="http://schemas.microsoft.com/office/drawing/2016/5/10/chartex" xmlns:cx5="http://schemas.microsoft.com/office/drawing/2016/5/11/chartex" xmlns:cx6="http://schemas.microsoft.com/office/drawing/2016/5/12/chartex" xmlns:cx7="http://schemas.microsoft.com/office/drawing/2016/5/13/chartex" xmlns:cx8="http://schemas.microsoft.com/office/drawing/2016/5/14/chartex" xmlns:mc="http://schemas.openxmlformats.org/markup-compatibility/2006" xmlns:m="http://schemas.openxmlformats.org/officeDocument/2006/math" xmlns:aink="http://schemas.microsoft.com/office/drawing/2016/ink" xmlns:am3d="http://schemas.microsoft.com/office/drawing/2017/model3d" xmlns:oel="http://schemas.microsoft.com/office/2019/extlst" xmlns:r="http://schemas.openxmlformats.org/officeDocument/2006/relationships" xmlns:wp14="http://schemas.microsoft.com/office/word/2010/wordprocessingDrawing" xmlns:wp="http://schemas.openxmlformats.org/drawingml/2006/wordprocessingDrawing" xmlns:wpg="http://schemas.microsoft.com/office/word/2010/wordprocessingGroup" xmlns:wpi="http://schemas.microsoft.com/office/word/2010/wordprocessingInk" xmlns:wps="http://schemas.microsoft.com/office/word/2010/wordprocessingShape" xmlns:o="urn:schemas-microsoft-com:office:office" xmlns:v="urn:schemas-microsoft-com:vml" xmlns:w10="urn:schemas-microsoft-com:office:word" xmlns:w="http://schemas.openxmlformats.org/wordprocessingml/2006/main" xmlns:w14="http://schemas.microsoft.com/office/word/2010/wordml" xmlns:w15="http://schemas.microsoft.com/office/word/2012/wordml" xmlns:w16cex="http://schemas.microsoft.com/office/word/2018/wordml/cex" xmlns:w16cid="http://schemas.microsoft.com/office/word/2016/wordml/cid" xmlns:w16="http://schemas.microsoft.com/office/word/2018/wordml" xmlns:w16sdtdh="http://schemas.microsoft.com/office/word/2020/wordml/sdtdatahash" xmlns:w16sdtfl="http://schemas.microsoft.com/office/word/2024/wordml/sdtformatlock" xmlns:w16se="http://schemas.microsoft.com/office/word/2015/wordml/symex" xmlns:w16du="http://schemas.microsoft.com/office/word/2023/wordml/word16du" xmlns:wne="http://schemas.microsoft.com/office/word/2006/wordml" mc:Ignorable="w14 w15 w16se w16cid w16 w16cex w16sdtdh w16sdtfl w16du wp14">
   <w:body>
     <w:p>
       <w:pPr>
+        <w:spacing w:after="40"/>
         <w:jc w:val="center"/>
         <w:rPr>
           <w:rFonts w:asciiTheme="majorHAnsi" w:hAnsiTheme="majorHAnsi" w:cstheme="majorHAnsi"/>
-          <w:sz w:val="28"/>
-          <w:szCs w:val="28"/>
         </w:rPr>
       </w:pPr>
       <w:r>
@@ -23,17 +22,15 @@
     </w:p>
     <w:p>
       <w:pPr>
+        <w:spacing w:after="20"/>
         <w:jc w:val="center"/>
         <w:rPr>
           <w:rFonts w:asciiTheme="majorHAnsi" w:hAnsiTheme="majorHAnsi" w:cstheme="majorHAnsi"/>
-          <w:sz w:val="24"/>
-          <w:szCs w:val="24"/>
         </w:rPr>
       </w:pPr>
       <w:r>
         <w:rPr>
           <w:rFonts w:asciiTheme="majorHAnsi" w:hAnsiTheme="majorHAnsi" w:cstheme="majorHAnsi"/>
-          <w:sz w:val="21"/>
           <w:szCs w:val="24"/>
         </w:rPr>
         <w:t>Warrington, PA | kennethccummings@gmail.com | 215.432.0306</w:t>
@@ -41,18 +38,15 @@
     </w:p>
     <w:p>
       <w:pPr>
-        <w:spacing w:after="240"/>
+        <w:spacing w:after="140"/>
         <w:jc w:val="center"/>
         <w:rPr>
           <w:rFonts w:asciiTheme="majorHAnsi" w:hAnsiTheme="majorHAnsi" w:cstheme="majorHAnsi"/>
-          <w:sz w:val="24"/>
-          <w:szCs w:val="24"/>
         </w:rPr>
       </w:pPr>
       <w:r>
         <w:rPr>
           <w:rFonts w:asciiTheme="majorHAnsi" w:hAnsiTheme="majorHAnsi" w:cstheme="majorHAnsi"/>
-          <w:sz w:val="21"/>
           <w:szCs w:val="21"/>
         </w:rPr>
         <w:t>kennycummingsportfolio.netlify.app | linkedin.com/in/kennycummings | github.com/kennycummings</w:t>
@@ -81,15 +75,49 @@
     </w:p>
     <w:p>
       <w:pPr>
+        <w:spacing w:after="120"/>
         <w:rPr>
-          <w:rFonts w:eastAsia="Times New Roman"/>
+          <w:rFonts w:asciiTheme="majorHAnsi" w:hAnsiTheme="majorHAnsi" w:cstheme="majorHAnsi"/>
         </w:rPr>
       </w:pPr>
       <w:r>
-        <w:rPr>
-          <w:rFonts w:ascii="Calibri" w:eastAsia="Times New Roman" w:hAnsi="Calibri" w:cs="Calibri"/>
-        </w:rPr>
-        <w:t>AEM Web Content Author and front-end content developer with experience supporting high-traffic e-commerce and financial-services experiences. Expert in Adobe Experience Manager (AEM) component-based authoring, reusable content patterns, and asset management, with a focus on accessibility, responsive execution, and content quality. Skilled in HTML/CSS/JavaScript updates, SEO metadata, and cross-functional Agile delivery using Workfront and JIRA.</w:t>
+        <w:t xml:space="preserve">AEM Web Content Author and front-end developer with experience supporting high-traffic financial-services </w:t>
+      </w:r>
+      <w:r>
+        <w:t xml:space="preserve">and e-commerce </w:t>
+      </w:r>
+      <w:r>
+        <w:t>experiences</w:t>
+      </w:r>
+      <w:r>
+        <w:t xml:space="preserve"> and developing cross-platform applications. Experienced</w:t>
+      </w:r>
+      <w:r>
+        <w:t xml:space="preserve"> in Adobe Experience Manager (AEM) component-based authoring, reusable content patterns, asset management, </w:t>
+      </w:r>
+      <w:r>
+        <w:t xml:space="preserve">and </w:t>
+      </w:r>
+      <w:r>
+        <w:t xml:space="preserve">responsive </w:t>
+      </w:r>
+      <w:r>
+        <w:t>front-end development.</w:t>
+      </w:r>
+      <w:r>
+        <w:t xml:space="preserve"> Skilled in JavaScript</w:t>
+      </w:r>
+      <w:r>
+        <w:t>, TypeScript, React Native, HTML/CSS</w:t>
+      </w:r>
+      <w:r>
+        <w:t>, SEO</w:t>
+      </w:r>
+      <w:r>
+        <w:t>, Git-based workflows</w:t>
+      </w:r>
+      <w:r>
+        <w:t>, and cross-functional Agile delivery using Workfront and JIRA.</w:t>
       </w:r>
     </w:p>
     <w:p>
@@ -337,7 +365,6 @@
         <w:rPr>
           <w:rFonts w:asciiTheme="majorHAnsi" w:hAnsiTheme="majorHAnsi" w:cstheme="majorHAnsi"/>
         </w:rPr>
-        <w:lastRenderedPageBreak/>
         <w:t>Led the critical host migration from Shopify to Magento, including designing a captivating new homepage and managing all content apps.</w:t>
       </w:r>
     </w:p>
@@ -372,23 +399,12 @@
     <w:p>
       <w:r>
         <w:rPr>
-          <w:rFonts w:ascii="Calibri" w:hAnsi="Calibri" w:cs="Calibri"/>
           <w:b/>
           <w:bCs/>
         </w:rPr>
-        <w:t>ROOM SERVICE 360°</w:t>
+        <w:t xml:space="preserve">ROOM SERVICE 360° </w:t>
       </w:r>
       <w:r>
-        <w:rPr>
-          <w:b/>
-          <w:bCs/>
-        </w:rPr>
-        <w:t xml:space="preserve"> </w:t>
-      </w:r>
-      <w:r>
-        <w:rPr>
-          <w:rFonts w:ascii="Calibri" w:hAnsi="Calibri" w:cs="Calibri"/>
-        </w:rPr>
         <w:t>| Philadelphia, PA</w:t>
       </w:r>
     </w:p>
@@ -482,7 +498,78 @@
           <w:sz w:val="24"/>
           <w:szCs w:val="24"/>
         </w:rPr>
+        <w:lastRenderedPageBreak/>
         <w:t>TECHNICAL PROJECTS</w:t>
+      </w:r>
+    </w:p>
+    <w:p>
+      <w:pPr>
+        <w:rPr>
+          <w:rFonts w:asciiTheme="majorHAnsi" w:hAnsiTheme="majorHAnsi" w:cstheme="majorHAnsi"/>
+          <w:i/>
+        </w:rPr>
+      </w:pPr>
+      <w:r>
+        <w:rPr>
+          <w:rFonts w:asciiTheme="majorHAnsi" w:hAnsiTheme="majorHAnsi" w:cstheme="majorHAnsi"/>
+          <w:b/>
+        </w:rPr>
+        <w:t xml:space="preserve">DAILY QUEST FITNESS </w:t>
+      </w:r>
+      <w:r>
+        <w:rPr>
+          <w:rFonts w:asciiTheme="majorHAnsi" w:hAnsiTheme="majorHAnsi" w:cstheme="majorHAnsi"/>
+        </w:rPr>
+        <w:t xml:space="preserve">| </w:t>
+      </w:r>
+      <w:r>
+        <w:rPr>
+          <w:rFonts w:asciiTheme="majorHAnsi" w:hAnsiTheme="majorHAnsi" w:cstheme="majorHAnsi"/>
+          <w:i/>
+        </w:rPr>
+        <w:t>Lead Developer</w:t>
+      </w:r>
+    </w:p>
+    <w:p>
+      <w:pPr>
+        <w:pStyle w:val="ListBullet"/>
+        <w:rPr>
+          <w:rFonts w:asciiTheme="majorHAnsi" w:hAnsiTheme="majorHAnsi" w:cstheme="majorHAnsi"/>
+        </w:rPr>
+      </w:pPr>
+      <w:r>
+        <w:rPr>
+          <w:rFonts w:asciiTheme="majorHAnsi" w:hAnsiTheme="majorHAnsi" w:cstheme="majorHAnsi"/>
+        </w:rPr>
+        <w:t>Architected and developed a monetized cross-platform fitness application using React Native and TypeScript, featuring dynamically generated daily workout programming, progression systems, exercise dosing logic, and a 100+ exercise library.</w:t>
+      </w:r>
+    </w:p>
+    <w:p>
+      <w:pPr>
+        <w:pStyle w:val="ListBullet"/>
+        <w:rPr>
+          <w:rFonts w:asciiTheme="majorHAnsi" w:hAnsiTheme="majorHAnsi" w:cstheme="majorHAnsi"/>
+        </w:rPr>
+      </w:pPr>
+      <w:r>
+        <w:rPr>
+          <w:rFonts w:asciiTheme="majorHAnsi" w:hAnsiTheme="majorHAnsi" w:cstheme="majorHAnsi"/>
+        </w:rPr>
+        <w:t xml:space="preserve">Built reusable UI components and data-driven programming systems to adapt workouts by training path, exercise role, equipment availability, and intensity while maintaining responsive mobile experiences. </w:t>
+      </w:r>
+    </w:p>
+    <w:p>
+      <w:pPr>
+        <w:pStyle w:val="ListBullet"/>
+        <w:rPr>
+          <w:rFonts w:asciiTheme="majorHAnsi" w:hAnsiTheme="majorHAnsi" w:cstheme="majorHAnsi"/>
+        </w:rPr>
+      </w:pPr>
+      <w:r>
+        <w:rPr>
+          <w:rFonts w:asciiTheme="majorHAnsi" w:hAnsiTheme="majorHAnsi" w:cstheme="majorHAnsi"/>
+        </w:rPr>
+        <w:t>Implemented application state, persistent profile data, entitlement logic, and testing workflows; used Git-based version control and iterative QA to troubleshoot programming, UI, and cross-platform issues.</w:t>
       </w:r>
     </w:p>
     <w:p>
@@ -520,10 +607,7 @@
         </w:rPr>
       </w:pPr>
       <w:r>
-        <w:rPr>
-          <w:rFonts w:asciiTheme="majorHAnsi" w:hAnsiTheme="majorHAnsi" w:cstheme="majorHAnsi"/>
-        </w:rPr>
-        <w:t>Developing a 2D JRPG video game using the Godot Engine.</w:t>
+        <w:t>Developing a cross-platform 2D JRPG using Godot Engine and GDScript, with custom gameplay systems and Android deployment workflows.</w:t>
       </w:r>
     </w:p>
     <w:p>
@@ -537,7 +621,25 @@
         <w:rPr>
           <w:rFonts w:asciiTheme="majorHAnsi" w:hAnsiTheme="majorHAnsi" w:cstheme="majorHAnsi"/>
         </w:rPr>
-        <w:t>Programmed custom combat logic, inventory systems, and UI interactions using GDScript.</w:t>
+        <w:t xml:space="preserve">Programmed custom combat logic, inventory systems, and </w:t>
+      </w:r>
+      <w:r>
+        <w:t xml:space="preserve">responsive </w:t>
+      </w:r>
+      <w:r>
+        <w:rPr>
+          <w:rFonts w:asciiTheme="majorHAnsi" w:hAnsiTheme="majorHAnsi" w:cstheme="majorHAnsi"/>
+        </w:rPr>
+        <w:t>UI interactions</w:t>
+      </w:r>
+      <w:r>
+        <w:t>, including mobile control and platform-specific gameplay workflows</w:t>
+      </w:r>
+      <w:r>
+        <w:rPr>
+          <w:rFonts w:asciiTheme="majorHAnsi" w:hAnsiTheme="majorHAnsi" w:cstheme="majorHAnsi"/>
+        </w:rPr>
+        <w:t>.</w:t>
       </w:r>
     </w:p>
     <w:p>
@@ -574,7 +676,6 @@
           <w:rFonts w:asciiTheme="majorHAnsi" w:hAnsiTheme="majorHAnsi" w:cstheme="majorHAnsi"/>
           <w:b/>
           <w:bCs/>
-          <w:sz w:val="21"/>
           <w:szCs w:val="21"/>
         </w:rPr>
         <w:t xml:space="preserve">AEM &amp; Content Ops: </w:t>
@@ -582,7 +683,6 @@
       <w:r>
         <w:rPr>
           <w:rFonts w:asciiTheme="majorHAnsi" w:hAnsiTheme="majorHAnsi" w:cstheme="majorHAnsi"/>
-          <w:sz w:val="21"/>
           <w:szCs w:val="21"/>
         </w:rPr>
         <w:t>Adobe Experience Manager (AEM), Adobe Digital Asset Manager (DAM), Adobe Workfront, JIRA, SEO metadata/optimization, semantic HTML</w:t>
@@ -600,18 +700,19 @@
           <w:rFonts w:asciiTheme="majorHAnsi" w:hAnsiTheme="majorHAnsi" w:cstheme="majorHAnsi"/>
           <w:b/>
           <w:bCs/>
-          <w:sz w:val="21"/>
           <w:szCs w:val="21"/>
         </w:rPr>
         <w:t xml:space="preserve">Front-End &amp; Engineering: </w:t>
       </w:r>
       <w:r>
+        <w:t xml:space="preserve">JavaScript (ES6+), TypeScript, React Native, </w:t>
+      </w:r>
+      <w:r>
         <w:rPr>
           <w:rFonts w:asciiTheme="majorHAnsi" w:hAnsiTheme="majorHAnsi" w:cstheme="majorHAnsi"/>
-          <w:sz w:val="21"/>
           <w:szCs w:val="21"/>
         </w:rPr>
-        <w:t>HTML5, CSS3, JavaScript, jQuery, JSON, Git, APIs, SQL, NoSQL, MVC</w:t>
+        <w:t>HTML5, CSS3, jQuery, JSON, Git, APIs, SQL, NoSQL, MVC</w:t>
       </w:r>
     </w:p>
     <w:p>
@@ -626,7 +727,6 @@
           <w:rFonts w:asciiTheme="majorHAnsi" w:hAnsiTheme="majorHAnsi" w:cstheme="majorHAnsi"/>
           <w:b/>
           <w:bCs/>
-          <w:sz w:val="21"/>
           <w:szCs w:val="21"/>
         </w:rPr>
         <w:t xml:space="preserve">Additional CMS/Platforms: </w:t>
@@ -634,7 +734,6 @@
       <w:r>
         <w:rPr>
           <w:rFonts w:asciiTheme="majorHAnsi" w:hAnsiTheme="majorHAnsi" w:cstheme="majorHAnsi"/>
-          <w:sz w:val="21"/>
           <w:szCs w:val="21"/>
         </w:rPr>
         <w:t>Magento, WordPress, Shopify Liquid, Squarespace</w:t>
@@ -645,7 +744,6 @@
         <w:spacing w:after="40"/>
         <w:rPr>
           <w:rFonts w:asciiTheme="majorHAnsi" w:hAnsiTheme="majorHAnsi" w:cstheme="majorHAnsi"/>
-          <w:sz w:val="21"/>
           <w:szCs w:val="21"/>
         </w:rPr>
       </w:pPr>
@@ -654,7 +752,6 @@
           <w:rFonts w:asciiTheme="majorHAnsi" w:hAnsiTheme="majorHAnsi" w:cstheme="majorHAnsi"/>
           <w:b/>
           <w:bCs/>
-          <w:sz w:val="21"/>
           <w:szCs w:val="21"/>
         </w:rPr>
         <w:t xml:space="preserve">Analytics &amp; Paid Media: </w:t>
@@ -662,21 +759,10 @@
       <w:r>
         <w:rPr>
           <w:rFonts w:asciiTheme="majorHAnsi" w:hAnsiTheme="majorHAnsi" w:cstheme="majorHAnsi"/>
-          <w:sz w:val="21"/>
           <w:szCs w:val="21"/>
         </w:rPr>
         <w:t>Google Analytics, Google Ads</w:t>
       </w:r>
-    </w:p>
-    <w:p>
-      <w:pPr>
-        <w:spacing w:after="40"/>
-        <w:rPr>
-          <w:rFonts w:asciiTheme="majorHAnsi" w:hAnsiTheme="majorHAnsi" w:cstheme="majorHAnsi"/>
-          <w:sz w:val="21"/>
-          <w:szCs w:val="21"/>
-        </w:rPr>
-      </w:pPr>
     </w:p>
     <w:p>
       <w:pPr>
@@ -702,47 +788,59 @@
     </w:p>
     <w:p>
       <w:pPr>
+        <w:spacing w:after="40"/>
         <w:rPr>
           <w:rFonts w:asciiTheme="majorHAnsi" w:hAnsiTheme="majorHAnsi" w:cstheme="majorHAnsi"/>
+          <w:sz w:val="24"/>
+          <w:szCs w:val="24"/>
         </w:rPr>
       </w:pPr>
       <w:r>
         <w:rPr>
           <w:rFonts w:asciiTheme="majorHAnsi" w:hAnsiTheme="majorHAnsi" w:cstheme="majorHAnsi"/>
           <w:b/>
+          <w:bCs/>
+          <w:sz w:val="22"/>
         </w:rPr>
-        <w:t>UNIVERSITY OF PENNSYLVANIA</w:t>
+        <w:t xml:space="preserve">UNIVERSITY OF PENNSYLVANIA </w:t>
       </w:r>
       <w:r>
         <w:rPr>
           <w:rFonts w:asciiTheme="majorHAnsi" w:hAnsiTheme="majorHAnsi" w:cstheme="majorHAnsi"/>
+          <w:sz w:val="22"/>
         </w:rPr>
-        <w:t xml:space="preserve"> | Philadelphia, PA</w:t>
+        <w:t>| Philadelphia, PA</w:t>
       </w:r>
     </w:p>
     <w:p>
       <w:pPr>
+        <w:spacing w:after="40"/>
         <w:rPr>
           <w:rFonts w:asciiTheme="majorHAnsi" w:hAnsiTheme="majorHAnsi" w:cstheme="majorHAnsi"/>
+          <w:sz w:val="24"/>
+          <w:szCs w:val="24"/>
         </w:rPr>
       </w:pPr>
       <w:r>
         <w:rPr>
           <w:rFonts w:asciiTheme="majorHAnsi" w:hAnsiTheme="majorHAnsi" w:cstheme="majorHAnsi"/>
           <w:i/>
+          <w:iCs/>
+          <w:sz w:val="22"/>
         </w:rPr>
-        <w:t>Full Stack Web Developer Bootcamp Certificate</w:t>
+        <w:t xml:space="preserve">Full Stack Web Developer Bootcamp Certificate </w:t>
       </w:r>
       <w:r>
         <w:rPr>
           <w:rFonts w:asciiTheme="majorHAnsi" w:hAnsiTheme="majorHAnsi" w:cstheme="majorHAnsi"/>
+          <w:sz w:val="22"/>
         </w:rPr>
-        <w:t xml:space="preserve"> (Feb 2024)</w:t>
+        <w:t>(Feb 2024)</w:t>
       </w:r>
     </w:p>
     <w:p>
       <w:pPr>
-        <w:spacing w:after="160"/>
+        <w:spacing w:after="40"/>
         <w:rPr>
           <w:rFonts w:asciiTheme="majorHAnsi" w:hAnsiTheme="majorHAnsi" w:cstheme="majorHAnsi"/>
         </w:rPr>
@@ -750,52 +848,65 @@
       <w:r>
         <w:rPr>
           <w:rFonts w:asciiTheme="majorHAnsi" w:hAnsiTheme="majorHAnsi" w:cstheme="majorHAnsi"/>
+          <w:sz w:val="22"/>
         </w:rPr>
         <w:t>GPA: 4.00</w:t>
       </w:r>
     </w:p>
     <w:p>
       <w:pPr>
+        <w:spacing w:after="40"/>
         <w:rPr>
           <w:rFonts w:asciiTheme="majorHAnsi" w:hAnsiTheme="majorHAnsi" w:cstheme="majorHAnsi"/>
+          <w:sz w:val="24"/>
+          <w:szCs w:val="24"/>
         </w:rPr>
       </w:pPr>
       <w:r>
         <w:rPr>
           <w:rFonts w:asciiTheme="majorHAnsi" w:hAnsiTheme="majorHAnsi" w:cstheme="majorHAnsi"/>
           <w:b/>
+          <w:bCs/>
+          <w:sz w:val="22"/>
         </w:rPr>
-        <w:t>LOYOLA UNIVERSITY MARYLAND</w:t>
+        <w:t xml:space="preserve">LOYOLA UNIVERSITY MARYLAND </w:t>
       </w:r>
       <w:r>
         <w:rPr>
           <w:rFonts w:asciiTheme="majorHAnsi" w:hAnsiTheme="majorHAnsi" w:cstheme="majorHAnsi"/>
+          <w:sz w:val="22"/>
         </w:rPr>
-        <w:t xml:space="preserve"> | Baltimore, MD</w:t>
+        <w:t>| Baltimore, MD</w:t>
       </w:r>
     </w:p>
     <w:p>
       <w:pPr>
+        <w:spacing w:after="40"/>
         <w:rPr>
           <w:rFonts w:asciiTheme="majorHAnsi" w:hAnsiTheme="majorHAnsi" w:cstheme="majorHAnsi"/>
+          <w:sz w:val="22"/>
         </w:rPr>
       </w:pPr>
       <w:r>
         <w:rPr>
           <w:rFonts w:asciiTheme="majorHAnsi" w:hAnsiTheme="majorHAnsi" w:cstheme="majorHAnsi"/>
           <w:i/>
+          <w:iCs/>
+          <w:sz w:val="22"/>
         </w:rPr>
-        <w:t>Bachelor of Business Administration</w:t>
+        <w:t xml:space="preserve">Bachelor of Business Administration </w:t>
       </w:r>
       <w:r>
         <w:rPr>
           <w:rFonts w:asciiTheme="majorHAnsi" w:hAnsiTheme="majorHAnsi" w:cstheme="majorHAnsi"/>
+          <w:sz w:val="22"/>
         </w:rPr>
-        <w:t xml:space="preserve"> (May 2014)</w:t>
+        <w:t>(May 2014)</w:t>
       </w:r>
     </w:p>
     <w:p>
       <w:pPr>
+        <w:spacing w:after="40"/>
         <w:rPr>
           <w:rFonts w:asciiTheme="majorHAnsi" w:hAnsiTheme="majorHAnsi" w:cstheme="majorHAnsi"/>
         </w:rPr>
@@ -803,13 +914,14 @@
       <w:r>
         <w:rPr>
           <w:rFonts w:asciiTheme="majorHAnsi" w:hAnsiTheme="majorHAnsi" w:cstheme="majorHAnsi"/>
+          <w:sz w:val="22"/>
         </w:rPr>
         <w:t>Major: General Business | Cum Laude (GPA: 3.63)</w:t>
       </w:r>
     </w:p>
     <w:sectPr>
       <w:pgSz w:w="12240" w:h="15840"/>
-      <w:pgMar w:top="720" w:right="864" w:bottom="720" w:left="864" w:header="720" w:footer="720" w:gutter="0"/>
+      <w:pgMar w:top="576" w:right="720" w:bottom="576" w:left="720" w:header="720" w:footer="720" w:gutter="0"/>
       <w:cols w:space="720"/>
       <w:docGrid w:linePitch="360"/>
     </w:sectPr>
@@ -818,42 +930,8 @@
 </file>
 
 <file path=word/numbering.xml><?xml version="1.0" encoding="utf-8"?>
-<w:numbering xmlns:wpc="http://schemas.microsoft.com/office/word/2010/wordprocessingCanvas" xmlns:cx="http://schemas.microsoft.com/office/drawing/2014/chartex" xmlns:cx1="http://schemas.microsoft.com/office/drawing/2015/9/8/chartex" xmlns:cx2="http://schemas.microsoft.com/office/drawing/2015/10/21/chartex" xmlns:cx3="http://schemas.microsoft.com/office/drawing/2016/5/9/chartex" xmlns:cx4="http://schemas.microsoft.com/office/drawing/2016/5/10/chartex" xmlns:cx5="http://schemas.microsoft.com/office/drawing/2016/5/11/chartex" xmlns:cx6="http://schemas.microsoft.com/office/drawing/2016/5/12/chartex" xmlns:cx7="http://schemas.microsoft.com/office/drawing/2016/5/13/chartex" xmlns:cx8="http://schemas.microsoft.com/office/drawing/2016/5/14/chartex" xmlns:mc="http://schemas.openxmlformats.org/markup-compatibility/2006" xmlns:aink="http://schemas.microsoft.com/office/drawing/2016/ink" xmlns:am3d="http://schemas.microsoft.com/office/drawing/2017/model3d" xmlns:o="urn:schemas-microsoft-com:office:office" xmlns:oel="http://schemas.microsoft.com/office/2019/extlst" xmlns:r="http://schemas.openxmlformats.org/officeDocument/2006/relationships" xmlns:m="http://schemas.openxmlformats.org/officeDocument/2006/math" xmlns:v="urn:schemas-microsoft-com:vml" xmlns:wp14="http://schemas.microsoft.com/office/word/2010/wordprocessingDrawing" xmlns:wp="http://schemas.openxmlformats.org/drawingml/2006/wordprocessingDrawing" xmlns:w10="urn:schemas-microsoft-com:office:word" xmlns:w="http://schemas.openxmlformats.org/wordprocessingml/2006/main" xmlns:w14="http://schemas.microsoft.com/office/word/2010/wordml" xmlns:w15="http://schemas.microsoft.com/office/word/2012/wordml" xmlns:w16cex="http://schemas.microsoft.com/office/word/2018/wordml/cex" xmlns:w16cid="http://schemas.microsoft.com/office/word/2016/wordml/cid" xmlns:w16="http://schemas.microsoft.com/office/word/2018/wordml" xmlns:w16du="http://schemas.microsoft.com/office/word/2023/wordml/word16du" xmlns:w16sdtdh="http://schemas.microsoft.com/office/word/2020/wordml/sdtdatahash" xmlns:w16sdtfl="http://schemas.microsoft.com/office/word/2024/wordml/sdtformatlock" xmlns:w16se="http://schemas.microsoft.com/office/word/2015/wordml/symex" xmlns:wpg="http://schemas.microsoft.com/office/word/2010/wordprocessingGroup" xmlns:wpi="http://schemas.microsoft.com/office/word/2010/wordprocessingInk" xmlns:wne="http://schemas.microsoft.com/office/word/2006/wordml" xmlns:wps="http://schemas.microsoft.com/office/word/2010/wordprocessingShape" mc:Ignorable="w14 w15 w16se w16cid w16 w16cex w16sdtdh w16sdtfl w16du wp14">
+<w:numbering xmlns:wpc="http://schemas.microsoft.com/office/word/2010/wordprocessingCanvas" xmlns:cx="http://schemas.microsoft.com/office/drawing/2014/chartex" xmlns:cx1="http://schemas.microsoft.com/office/drawing/2015/9/8/chartex" xmlns:cx2="http://schemas.microsoft.com/office/drawing/2015/10/21/chartex" xmlns:cx3="http://schemas.microsoft.com/office/drawing/2016/5/9/chartex" xmlns:cx4="http://schemas.microsoft.com/office/drawing/2016/5/10/chartex" xmlns:cx5="http://schemas.microsoft.com/office/drawing/2016/5/11/chartex" xmlns:cx6="http://schemas.microsoft.com/office/drawing/2016/5/12/chartex" xmlns:cx7="http://schemas.microsoft.com/office/drawing/2016/5/13/chartex" xmlns:cx8="http://schemas.microsoft.com/office/drawing/2016/5/14/chartex" xmlns:mc="http://schemas.openxmlformats.org/markup-compatibility/2006" xmlns:m="http://schemas.openxmlformats.org/officeDocument/2006/math" xmlns:aink="http://schemas.microsoft.com/office/drawing/2016/ink" xmlns:am3d="http://schemas.microsoft.com/office/drawing/2017/model3d" xmlns:oel="http://schemas.microsoft.com/office/2019/extlst" xmlns:r="http://schemas.openxmlformats.org/officeDocument/2006/relationships" xmlns:wp14="http://schemas.microsoft.com/office/word/2010/wordprocessingDrawing" xmlns:wp="http://schemas.openxmlformats.org/drawingml/2006/wordprocessingDrawing" xmlns:wpg="http://schemas.microsoft.com/office/word/2010/wordprocessingGroup" xmlns:wpi="http://schemas.microsoft.com/office/word/2010/wordprocessingInk" xmlns:wps="http://schemas.microsoft.com/office/word/2010/wordprocessingShape" xmlns:o="urn:schemas-microsoft-com:office:office" xmlns:v="urn:schemas-microsoft-com:vml" xmlns:w10="urn:schemas-microsoft-com:office:word" xmlns:w="http://schemas.openxmlformats.org/wordprocessingml/2006/main" xmlns:w14="http://schemas.microsoft.com/office/word/2010/wordml" xmlns:w15="http://schemas.microsoft.com/office/word/2012/wordml" xmlns:w16cex="http://schemas.microsoft.com/office/word/2018/wordml/cex" xmlns:w16cid="http://schemas.microsoft.com/office/word/2016/wordml/cid" xmlns:w16="http://schemas.microsoft.com/office/word/2018/wordml" xmlns:w16sdtdh="http://schemas.microsoft.com/office/word/2020/wordml/sdtdatahash" xmlns:w16sdtfl="http://schemas.microsoft.com/office/word/2024/wordml/sdtformatlock" xmlns:w16se="http://schemas.microsoft.com/office/word/2015/wordml/symex" xmlns:w16du="http://schemas.microsoft.com/office/word/2023/wordml/word16du" xmlns:wne="http://schemas.microsoft.com/office/word/2006/wordml" mc:Ignorable="w14 w15 w16se w16cid w16 w16cex w16sdtdh w16sdtfl w16du wp14">
   <w:abstractNum w:abstractNumId="0" w15:restartNumberingAfterBreak="0">
-    <w:nsid w:val="FFFFFF7C"/>
-    <w:multiLevelType w:val="singleLevel"/>
-    <w:tmpl w:val="C310EC42"/>
-    <w:lvl w:ilvl="0">
-      <w:start w:val="1"/>
-      <w:numFmt w:val="decimal"/>
-      <w:lvlText w:val="%1."/>
-      <w:lvlJc w:val="left"/>
-      <w:pPr>
-        <w:tabs>
-          <w:tab w:val="num" w:pos="1800"/>
-        </w:tabs>
-        <w:ind w:left="1800" w:hanging="360"/>
-      </w:pPr>
-    </w:lvl>
-  </w:abstractNum>
-  <w:abstractNum w:abstractNumId="1" w15:restartNumberingAfterBreak="0">
-    <w:nsid w:val="FFFFFF7D"/>
-    <w:multiLevelType w:val="singleLevel"/>
-    <w:tmpl w:val="E4089024"/>
-    <w:lvl w:ilvl="0">
-      <w:start w:val="1"/>
-      <w:numFmt w:val="decimal"/>
-      <w:lvlText w:val="%1."/>
-      <w:lvlJc w:val="left"/>
-      <w:pPr>
-        <w:tabs>
-          <w:tab w:val="num" w:pos="1440"/>
-        </w:tabs>
-        <w:ind w:left="1440" w:hanging="360"/>
-      </w:pPr>
-    </w:lvl>
-  </w:abstractNum>
-  <w:abstractNum w:abstractNumId="2" w15:restartNumberingAfterBreak="0">
     <w:nsid w:val="FFFFFF7E"/>
     <w:multiLevelType w:val="singleLevel"/>
     <w:tmpl w:val="FB12693A"/>
@@ -871,7 +949,7 @@
       </w:pPr>
     </w:lvl>
   </w:abstractNum>
-  <w:abstractNum w:abstractNumId="3" w15:restartNumberingAfterBreak="0">
+  <w:abstractNum w:abstractNumId="1" w15:restartNumberingAfterBreak="0">
     <w:nsid w:val="FFFFFF7F"/>
     <w:multiLevelType w:val="singleLevel"/>
     <w:tmpl w:val="38441652"/>
@@ -889,27 +967,7 @@
       </w:pPr>
     </w:lvl>
   </w:abstractNum>
-  <w:abstractNum w:abstractNumId="4" w15:restartNumberingAfterBreak="0">
-    <w:nsid w:val="FFFFFF81"/>
-    <w:multiLevelType w:val="singleLevel"/>
-    <w:tmpl w:val="171AC3A4"/>
-    <w:lvl w:ilvl="0">
-      <w:start w:val="1"/>
-      <w:numFmt w:val="bullet"/>
-      <w:lvlText w:val=""/>
-      <w:lvlJc w:val="left"/>
-      <w:pPr>
-        <w:tabs>
-          <w:tab w:val="num" w:pos="1440"/>
-        </w:tabs>
-        <w:ind w:left="1440" w:hanging="360"/>
-      </w:pPr>
-      <w:rPr>
-        <w:rFonts w:ascii="Symbol" w:hAnsi="Symbol" w:hint="default"/>
-      </w:rPr>
-    </w:lvl>
-  </w:abstractNum>
-  <w:abstractNum w:abstractNumId="5" w15:restartNumberingAfterBreak="0">
+  <w:abstractNum w:abstractNumId="2" w15:restartNumberingAfterBreak="0">
     <w:nsid w:val="FFFFFF82"/>
     <w:multiLevelType w:val="singleLevel"/>
     <w:tmpl w:val="F3EAFDEC"/>
@@ -930,7 +988,7 @@
       </w:rPr>
     </w:lvl>
   </w:abstractNum>
-  <w:abstractNum w:abstractNumId="6" w15:restartNumberingAfterBreak="0">
+  <w:abstractNum w:abstractNumId="3" w15:restartNumberingAfterBreak="0">
     <w:nsid w:val="FFFFFF83"/>
     <w:multiLevelType w:val="singleLevel"/>
     <w:tmpl w:val="3D1EFFD4"/>
@@ -951,7 +1009,7 @@
       </w:rPr>
     </w:lvl>
   </w:abstractNum>
-  <w:abstractNum w:abstractNumId="7" w15:restartNumberingAfterBreak="0">
+  <w:abstractNum w:abstractNumId="4" w15:restartNumberingAfterBreak="0">
     <w:nsid w:val="FFFFFF88"/>
     <w:multiLevelType w:val="singleLevel"/>
     <w:tmpl w:val="D0A62B40"/>
@@ -969,7 +1027,7 @@
       </w:pPr>
     </w:lvl>
   </w:abstractNum>
-  <w:abstractNum w:abstractNumId="8" w15:restartNumberingAfterBreak="0">
+  <w:abstractNum w:abstractNumId="5" w15:restartNumberingAfterBreak="0">
     <w:nsid w:val="FFFFFF89"/>
     <w:multiLevelType w:val="singleLevel"/>
     <w:tmpl w:val="29761A62"/>
@@ -990,10 +1048,10 @@
       </w:rPr>
     </w:lvl>
   </w:abstractNum>
-  <w:abstractNum w:abstractNumId="9" w15:restartNumberingAfterBreak="0">
-    <w:nsid w:val="04E73F4C"/>
+  <w:abstractNum w:abstractNumId="6" w15:restartNumberingAfterBreak="0">
+    <w:nsid w:val="244B0162"/>
     <w:multiLevelType w:val="multilevel"/>
-    <w:tmpl w:val="221AADFA"/>
+    <w:tmpl w:val="8AB82C6C"/>
     <w:lvl w:ilvl="0">
       <w:start w:val="1"/>
       <w:numFmt w:val="bullet"/>
@@ -1139,10 +1197,10 @@
       </w:rPr>
     </w:lvl>
   </w:abstractNum>
-  <w:abstractNum w:abstractNumId="10" w15:restartNumberingAfterBreak="0">
-    <w:nsid w:val="07AE59A4"/>
+  <w:abstractNum w:abstractNumId="7" w15:restartNumberingAfterBreak="0">
+    <w:nsid w:val="5C352040"/>
     <w:multiLevelType w:val="multilevel"/>
-    <w:tmpl w:val="6FF4651C"/>
+    <w:tmpl w:val="C6C2AEBC"/>
     <w:lvl w:ilvl="0">
       <w:start w:val="1"/>
       <w:numFmt w:val="bullet"/>
@@ -1288,7492 +1346,36 @@
       </w:rPr>
     </w:lvl>
   </w:abstractNum>
-  <w:abstractNum w:abstractNumId="11" w15:restartNumberingAfterBreak="0">
-    <w:nsid w:val="08D20922"/>
-    <w:multiLevelType w:val="multilevel"/>
-    <w:tmpl w:val="0D003164"/>
-    <w:lvl w:ilvl="0">
-      <w:start w:val="1"/>
-      <w:numFmt w:val="bullet"/>
-      <w:lvlText w:val=""/>
-      <w:lvlJc w:val="left"/>
-      <w:pPr>
-        <w:tabs>
-          <w:tab w:val="num" w:pos="720"/>
-        </w:tabs>
-        <w:ind w:left="720" w:hanging="360"/>
-      </w:pPr>
-      <w:rPr>
-        <w:rFonts w:ascii="Symbol" w:hAnsi="Symbol" w:hint="default"/>
-        <w:sz w:val="20"/>
-      </w:rPr>
-    </w:lvl>
-    <w:lvl w:ilvl="1" w:tentative="1">
-      <w:start w:val="1"/>
-      <w:numFmt w:val="bullet"/>
-      <w:lvlText w:val="o"/>
-      <w:lvlJc w:val="left"/>
-      <w:pPr>
-        <w:tabs>
-          <w:tab w:val="num" w:pos="1440"/>
-        </w:tabs>
-        <w:ind w:left="1440" w:hanging="360"/>
-      </w:pPr>
-      <w:rPr>
-        <w:rFonts w:ascii="Courier New" w:hAnsi="Courier New" w:hint="default"/>
-        <w:sz w:val="20"/>
-      </w:rPr>
-    </w:lvl>
-    <w:lvl w:ilvl="2" w:tentative="1">
-      <w:start w:val="1"/>
-      <w:numFmt w:val="bullet"/>
-      <w:lvlText w:val=""/>
-      <w:lvlJc w:val="left"/>
-      <w:pPr>
-        <w:tabs>
-          <w:tab w:val="num" w:pos="2160"/>
-        </w:tabs>
-        <w:ind w:left="2160" w:hanging="360"/>
-      </w:pPr>
-      <w:rPr>
-        <w:rFonts w:ascii="Wingdings" w:hAnsi="Wingdings" w:hint="default"/>
-        <w:sz w:val="20"/>
-      </w:rPr>
-    </w:lvl>
-    <w:lvl w:ilvl="3" w:tentative="1">
-      <w:start w:val="1"/>
-      <w:numFmt w:val="bullet"/>
-      <w:lvlText w:val=""/>
-      <w:lvlJc w:val="left"/>
-      <w:pPr>
-        <w:tabs>
-          <w:tab w:val="num" w:pos="2880"/>
-        </w:tabs>
-        <w:ind w:left="2880" w:hanging="360"/>
-      </w:pPr>
-      <w:rPr>
-        <w:rFonts w:ascii="Wingdings" w:hAnsi="Wingdings" w:hint="default"/>
-        <w:sz w:val="20"/>
-      </w:rPr>
-    </w:lvl>
-    <w:lvl w:ilvl="4" w:tentative="1">
-      <w:start w:val="1"/>
-      <w:numFmt w:val="bullet"/>
-      <w:lvlText w:val=""/>
-      <w:lvlJc w:val="left"/>
-      <w:pPr>
-        <w:tabs>
-          <w:tab w:val="num" w:pos="3600"/>
-        </w:tabs>
-        <w:ind w:left="3600" w:hanging="360"/>
-      </w:pPr>
-      <w:rPr>
-        <w:rFonts w:ascii="Wingdings" w:hAnsi="Wingdings" w:hint="default"/>
-        <w:sz w:val="20"/>
-      </w:rPr>
-    </w:lvl>
-    <w:lvl w:ilvl="5" w:tentative="1">
-      <w:start w:val="1"/>
-      <w:numFmt w:val="bullet"/>
-      <w:lvlText w:val=""/>
-      <w:lvlJc w:val="left"/>
-      <w:pPr>
-        <w:tabs>
-          <w:tab w:val="num" w:pos="4320"/>
-        </w:tabs>
-        <w:ind w:left="4320" w:hanging="360"/>
-      </w:pPr>
-      <w:rPr>
-        <w:rFonts w:ascii="Wingdings" w:hAnsi="Wingdings" w:hint="default"/>
-        <w:sz w:val="20"/>
-      </w:rPr>
-    </w:lvl>
-    <w:lvl w:ilvl="6" w:tentative="1">
-      <w:start w:val="1"/>
-      <w:numFmt w:val="bullet"/>
-      <w:lvlText w:val=""/>
-      <w:lvlJc w:val="left"/>
-      <w:pPr>
-        <w:tabs>
-          <w:tab w:val="num" w:pos="5040"/>
-        </w:tabs>
-        <w:ind w:left="5040" w:hanging="360"/>
-      </w:pPr>
-      <w:rPr>
-        <w:rFonts w:ascii="Wingdings" w:hAnsi="Wingdings" w:hint="default"/>
-        <w:sz w:val="20"/>
-      </w:rPr>
-    </w:lvl>
-    <w:lvl w:ilvl="7" w:tentative="1">
-      <w:start w:val="1"/>
-      <w:numFmt w:val="bullet"/>
-      <w:lvlText w:val=""/>
-      <w:lvlJc w:val="left"/>
-      <w:pPr>
-        <w:tabs>
-          <w:tab w:val="num" w:pos="5760"/>
-        </w:tabs>
-        <w:ind w:left="5760" w:hanging="360"/>
-      </w:pPr>
-      <w:rPr>
-        <w:rFonts w:ascii="Wingdings" w:hAnsi="Wingdings" w:hint="default"/>
-        <w:sz w:val="20"/>
-      </w:rPr>
-    </w:lvl>
-    <w:lvl w:ilvl="8" w:tentative="1">
-      <w:start w:val="1"/>
-      <w:numFmt w:val="bullet"/>
-      <w:lvlText w:val=""/>
-      <w:lvlJc w:val="left"/>
-      <w:pPr>
-        <w:tabs>
-          <w:tab w:val="num" w:pos="6480"/>
-        </w:tabs>
-        <w:ind w:left="6480" w:hanging="360"/>
-      </w:pPr>
-      <w:rPr>
-        <w:rFonts w:ascii="Wingdings" w:hAnsi="Wingdings" w:hint="default"/>
-        <w:sz w:val="20"/>
-      </w:rPr>
-    </w:lvl>
-  </w:abstractNum>
-  <w:abstractNum w:abstractNumId="12" w15:restartNumberingAfterBreak="0">
-    <w:nsid w:val="0B5031DD"/>
-    <w:multiLevelType w:val="multilevel"/>
-    <w:tmpl w:val="7472DBDE"/>
-    <w:lvl w:ilvl="0">
-      <w:start w:val="1"/>
-      <w:numFmt w:val="bullet"/>
-      <w:lvlText w:val=""/>
-      <w:lvlJc w:val="left"/>
-      <w:pPr>
-        <w:tabs>
-          <w:tab w:val="num" w:pos="720"/>
-        </w:tabs>
-        <w:ind w:left="720" w:hanging="360"/>
-      </w:pPr>
-      <w:rPr>
-        <w:rFonts w:ascii="Symbol" w:hAnsi="Symbol" w:hint="default"/>
-        <w:sz w:val="20"/>
-      </w:rPr>
-    </w:lvl>
-    <w:lvl w:ilvl="1" w:tentative="1">
-      <w:start w:val="1"/>
-      <w:numFmt w:val="bullet"/>
-      <w:lvlText w:val="o"/>
-      <w:lvlJc w:val="left"/>
-      <w:pPr>
-        <w:tabs>
-          <w:tab w:val="num" w:pos="1440"/>
-        </w:tabs>
-        <w:ind w:left="1440" w:hanging="360"/>
-      </w:pPr>
-      <w:rPr>
-        <w:rFonts w:ascii="Courier New" w:hAnsi="Courier New" w:hint="default"/>
-        <w:sz w:val="20"/>
-      </w:rPr>
-    </w:lvl>
-    <w:lvl w:ilvl="2" w:tentative="1">
-      <w:start w:val="1"/>
-      <w:numFmt w:val="bullet"/>
-      <w:lvlText w:val=""/>
-      <w:lvlJc w:val="left"/>
-      <w:pPr>
-        <w:tabs>
-          <w:tab w:val="num" w:pos="2160"/>
-        </w:tabs>
-        <w:ind w:left="2160" w:hanging="360"/>
-      </w:pPr>
-      <w:rPr>
-        <w:rFonts w:ascii="Wingdings" w:hAnsi="Wingdings" w:hint="default"/>
-        <w:sz w:val="20"/>
-      </w:rPr>
-    </w:lvl>
-    <w:lvl w:ilvl="3" w:tentative="1">
-      <w:start w:val="1"/>
-      <w:numFmt w:val="bullet"/>
-      <w:lvlText w:val=""/>
-      <w:lvlJc w:val="left"/>
-      <w:pPr>
-        <w:tabs>
-          <w:tab w:val="num" w:pos="2880"/>
-        </w:tabs>
-        <w:ind w:left="2880" w:hanging="360"/>
-      </w:pPr>
-      <w:rPr>
-        <w:rFonts w:ascii="Wingdings" w:hAnsi="Wingdings" w:hint="default"/>
-        <w:sz w:val="20"/>
-      </w:rPr>
-    </w:lvl>
-    <w:lvl w:ilvl="4" w:tentative="1">
-      <w:start w:val="1"/>
-      <w:numFmt w:val="bullet"/>
-      <w:lvlText w:val=""/>
-      <w:lvlJc w:val="left"/>
-      <w:pPr>
-        <w:tabs>
-          <w:tab w:val="num" w:pos="3600"/>
-        </w:tabs>
-        <w:ind w:left="3600" w:hanging="360"/>
-      </w:pPr>
-      <w:rPr>
-        <w:rFonts w:ascii="Wingdings" w:hAnsi="Wingdings" w:hint="default"/>
-        <w:sz w:val="20"/>
-      </w:rPr>
-    </w:lvl>
-    <w:lvl w:ilvl="5" w:tentative="1">
-      <w:start w:val="1"/>
-      <w:numFmt w:val="bullet"/>
-      <w:lvlText w:val=""/>
-      <w:lvlJc w:val="left"/>
-      <w:pPr>
-        <w:tabs>
-          <w:tab w:val="num" w:pos="4320"/>
-        </w:tabs>
-        <w:ind w:left="4320" w:hanging="360"/>
-      </w:pPr>
-      <w:rPr>
-        <w:rFonts w:ascii="Wingdings" w:hAnsi="Wingdings" w:hint="default"/>
-        <w:sz w:val="20"/>
-      </w:rPr>
-    </w:lvl>
-    <w:lvl w:ilvl="6" w:tentative="1">
-      <w:start w:val="1"/>
-      <w:numFmt w:val="bullet"/>
-      <w:lvlText w:val=""/>
-      <w:lvlJc w:val="left"/>
-      <w:pPr>
-        <w:tabs>
-          <w:tab w:val="num" w:pos="5040"/>
-        </w:tabs>
-        <w:ind w:left="5040" w:hanging="360"/>
-      </w:pPr>
-      <w:rPr>
-        <w:rFonts w:ascii="Wingdings" w:hAnsi="Wingdings" w:hint="default"/>
-        <w:sz w:val="20"/>
-      </w:rPr>
-    </w:lvl>
-    <w:lvl w:ilvl="7" w:tentative="1">
-      <w:start w:val="1"/>
-      <w:numFmt w:val="bullet"/>
-      <w:lvlText w:val=""/>
-      <w:lvlJc w:val="left"/>
-      <w:pPr>
-        <w:tabs>
-          <w:tab w:val="num" w:pos="5760"/>
-        </w:tabs>
-        <w:ind w:left="5760" w:hanging="360"/>
-      </w:pPr>
-      <w:rPr>
-        <w:rFonts w:ascii="Wingdings" w:hAnsi="Wingdings" w:hint="default"/>
-        <w:sz w:val="20"/>
-      </w:rPr>
-    </w:lvl>
-    <w:lvl w:ilvl="8" w:tentative="1">
-      <w:start w:val="1"/>
-      <w:numFmt w:val="bullet"/>
-      <w:lvlText w:val=""/>
-      <w:lvlJc w:val="left"/>
-      <w:pPr>
-        <w:tabs>
-          <w:tab w:val="num" w:pos="6480"/>
-        </w:tabs>
-        <w:ind w:left="6480" w:hanging="360"/>
-      </w:pPr>
-      <w:rPr>
-        <w:rFonts w:ascii="Wingdings" w:hAnsi="Wingdings" w:hint="default"/>
-        <w:sz w:val="20"/>
-      </w:rPr>
-    </w:lvl>
-  </w:abstractNum>
-  <w:abstractNum w:abstractNumId="13" w15:restartNumberingAfterBreak="0">
-    <w:nsid w:val="0E9638A7"/>
-    <w:multiLevelType w:val="multilevel"/>
-    <w:tmpl w:val="2E06E3E4"/>
-    <w:lvl w:ilvl="0">
-      <w:start w:val="1"/>
-      <w:numFmt w:val="bullet"/>
-      <w:lvlText w:val=""/>
-      <w:lvlJc w:val="left"/>
-      <w:pPr>
-        <w:tabs>
-          <w:tab w:val="num" w:pos="720"/>
-        </w:tabs>
-        <w:ind w:left="720" w:hanging="360"/>
-      </w:pPr>
-      <w:rPr>
-        <w:rFonts w:ascii="Symbol" w:hAnsi="Symbol" w:hint="default"/>
-        <w:sz w:val="20"/>
-      </w:rPr>
-    </w:lvl>
-    <w:lvl w:ilvl="1" w:tentative="1">
-      <w:start w:val="1"/>
-      <w:numFmt w:val="bullet"/>
-      <w:lvlText w:val="o"/>
-      <w:lvlJc w:val="left"/>
-      <w:pPr>
-        <w:tabs>
-          <w:tab w:val="num" w:pos="1440"/>
-        </w:tabs>
-        <w:ind w:left="1440" w:hanging="360"/>
-      </w:pPr>
-      <w:rPr>
-        <w:rFonts w:ascii="Courier New" w:hAnsi="Courier New" w:hint="default"/>
-        <w:sz w:val="20"/>
-      </w:rPr>
-    </w:lvl>
-    <w:lvl w:ilvl="2" w:tentative="1">
-      <w:start w:val="1"/>
-      <w:numFmt w:val="bullet"/>
-      <w:lvlText w:val=""/>
-      <w:lvlJc w:val="left"/>
-      <w:pPr>
-        <w:tabs>
-          <w:tab w:val="num" w:pos="2160"/>
-        </w:tabs>
-        <w:ind w:left="2160" w:hanging="360"/>
-      </w:pPr>
-      <w:rPr>
-        <w:rFonts w:ascii="Wingdings" w:hAnsi="Wingdings" w:hint="default"/>
-        <w:sz w:val="20"/>
-      </w:rPr>
-    </w:lvl>
-    <w:lvl w:ilvl="3" w:tentative="1">
-      <w:start w:val="1"/>
-      <w:numFmt w:val="bullet"/>
-      <w:lvlText w:val=""/>
-      <w:lvlJc w:val="left"/>
-      <w:pPr>
-        <w:tabs>
-          <w:tab w:val="num" w:pos="2880"/>
-        </w:tabs>
-        <w:ind w:left="2880" w:hanging="360"/>
-      </w:pPr>
-      <w:rPr>
-        <w:rFonts w:ascii="Wingdings" w:hAnsi="Wingdings" w:hint="default"/>
-        <w:sz w:val="20"/>
-      </w:rPr>
-    </w:lvl>
-    <w:lvl w:ilvl="4" w:tentative="1">
-      <w:start w:val="1"/>
-      <w:numFmt w:val="bullet"/>
-      <w:lvlText w:val=""/>
-      <w:lvlJc w:val="left"/>
-      <w:pPr>
-        <w:tabs>
-          <w:tab w:val="num" w:pos="3600"/>
-        </w:tabs>
-        <w:ind w:left="3600" w:hanging="360"/>
-      </w:pPr>
-      <w:rPr>
-        <w:rFonts w:ascii="Wingdings" w:hAnsi="Wingdings" w:hint="default"/>
-        <w:sz w:val="20"/>
-      </w:rPr>
-    </w:lvl>
-    <w:lvl w:ilvl="5" w:tentative="1">
-      <w:start w:val="1"/>
-      <w:numFmt w:val="bullet"/>
-      <w:lvlText w:val=""/>
-      <w:lvlJc w:val="left"/>
-      <w:pPr>
-        <w:tabs>
-          <w:tab w:val="num" w:pos="4320"/>
-        </w:tabs>
-        <w:ind w:left="4320" w:hanging="360"/>
-      </w:pPr>
-      <w:rPr>
-        <w:rFonts w:ascii="Wingdings" w:hAnsi="Wingdings" w:hint="default"/>
-        <w:sz w:val="20"/>
-      </w:rPr>
-    </w:lvl>
-    <w:lvl w:ilvl="6" w:tentative="1">
-      <w:start w:val="1"/>
-      <w:numFmt w:val="bullet"/>
-      <w:lvlText w:val=""/>
-      <w:lvlJc w:val="left"/>
-      <w:pPr>
-        <w:tabs>
-          <w:tab w:val="num" w:pos="5040"/>
-        </w:tabs>
-        <w:ind w:left="5040" w:hanging="360"/>
-      </w:pPr>
-      <w:rPr>
-        <w:rFonts w:ascii="Wingdings" w:hAnsi="Wingdings" w:hint="default"/>
-        <w:sz w:val="20"/>
-      </w:rPr>
-    </w:lvl>
-    <w:lvl w:ilvl="7" w:tentative="1">
-      <w:start w:val="1"/>
-      <w:numFmt w:val="bullet"/>
-      <w:lvlText w:val=""/>
-      <w:lvlJc w:val="left"/>
-      <w:pPr>
-        <w:tabs>
-          <w:tab w:val="num" w:pos="5760"/>
-        </w:tabs>
-        <w:ind w:left="5760" w:hanging="360"/>
-      </w:pPr>
-      <w:rPr>
-        <w:rFonts w:ascii="Wingdings" w:hAnsi="Wingdings" w:hint="default"/>
-        <w:sz w:val="20"/>
-      </w:rPr>
-    </w:lvl>
-    <w:lvl w:ilvl="8" w:tentative="1">
-      <w:start w:val="1"/>
-      <w:numFmt w:val="bullet"/>
-      <w:lvlText w:val=""/>
-      <w:lvlJc w:val="left"/>
-      <w:pPr>
-        <w:tabs>
-          <w:tab w:val="num" w:pos="6480"/>
-        </w:tabs>
-        <w:ind w:left="6480" w:hanging="360"/>
-      </w:pPr>
-      <w:rPr>
-        <w:rFonts w:ascii="Wingdings" w:hAnsi="Wingdings" w:hint="default"/>
-        <w:sz w:val="20"/>
-      </w:rPr>
-    </w:lvl>
-  </w:abstractNum>
-  <w:abstractNum w:abstractNumId="14" w15:restartNumberingAfterBreak="0">
-    <w:nsid w:val="13CE70E3"/>
-    <w:multiLevelType w:val="multilevel"/>
-    <w:tmpl w:val="12D4BB48"/>
-    <w:lvl w:ilvl="0">
-      <w:start w:val="1"/>
-      <w:numFmt w:val="bullet"/>
-      <w:lvlText w:val=""/>
-      <w:lvlJc w:val="left"/>
-      <w:pPr>
-        <w:tabs>
-          <w:tab w:val="num" w:pos="720"/>
-        </w:tabs>
-        <w:ind w:left="720" w:hanging="360"/>
-      </w:pPr>
-      <w:rPr>
-        <w:rFonts w:ascii="Symbol" w:hAnsi="Symbol" w:hint="default"/>
-        <w:sz w:val="20"/>
-      </w:rPr>
-    </w:lvl>
-    <w:lvl w:ilvl="1" w:tentative="1">
-      <w:start w:val="1"/>
-      <w:numFmt w:val="bullet"/>
-      <w:lvlText w:val="o"/>
-      <w:lvlJc w:val="left"/>
-      <w:pPr>
-        <w:tabs>
-          <w:tab w:val="num" w:pos="1440"/>
-        </w:tabs>
-        <w:ind w:left="1440" w:hanging="360"/>
-      </w:pPr>
-      <w:rPr>
-        <w:rFonts w:ascii="Courier New" w:hAnsi="Courier New" w:hint="default"/>
-        <w:sz w:val="20"/>
-      </w:rPr>
-    </w:lvl>
-    <w:lvl w:ilvl="2" w:tentative="1">
-      <w:start w:val="1"/>
-      <w:numFmt w:val="bullet"/>
-      <w:lvlText w:val=""/>
-      <w:lvlJc w:val="left"/>
-      <w:pPr>
-        <w:tabs>
-          <w:tab w:val="num" w:pos="2160"/>
-        </w:tabs>
-        <w:ind w:left="2160" w:hanging="360"/>
-      </w:pPr>
-      <w:rPr>
-        <w:rFonts w:ascii="Wingdings" w:hAnsi="Wingdings" w:hint="default"/>
-        <w:sz w:val="20"/>
-      </w:rPr>
-    </w:lvl>
-    <w:lvl w:ilvl="3" w:tentative="1">
-      <w:start w:val="1"/>
-      <w:numFmt w:val="bullet"/>
-      <w:lvlText w:val=""/>
-      <w:lvlJc w:val="left"/>
-      <w:pPr>
-        <w:tabs>
-          <w:tab w:val="num" w:pos="2880"/>
-        </w:tabs>
-        <w:ind w:left="2880" w:hanging="360"/>
-      </w:pPr>
-      <w:rPr>
-        <w:rFonts w:ascii="Wingdings" w:hAnsi="Wingdings" w:hint="default"/>
-        <w:sz w:val="20"/>
-      </w:rPr>
-    </w:lvl>
-    <w:lvl w:ilvl="4" w:tentative="1">
-      <w:start w:val="1"/>
-      <w:numFmt w:val="bullet"/>
-      <w:lvlText w:val=""/>
-      <w:lvlJc w:val="left"/>
-      <w:pPr>
-        <w:tabs>
-          <w:tab w:val="num" w:pos="3600"/>
-        </w:tabs>
-        <w:ind w:left="3600" w:hanging="360"/>
-      </w:pPr>
-      <w:rPr>
-        <w:rFonts w:ascii="Wingdings" w:hAnsi="Wingdings" w:hint="default"/>
-        <w:sz w:val="20"/>
-      </w:rPr>
-    </w:lvl>
-    <w:lvl w:ilvl="5" w:tentative="1">
-      <w:start w:val="1"/>
-      <w:numFmt w:val="bullet"/>
-      <w:lvlText w:val=""/>
-      <w:lvlJc w:val="left"/>
-      <w:pPr>
-        <w:tabs>
-          <w:tab w:val="num" w:pos="4320"/>
-        </w:tabs>
-        <w:ind w:left="4320" w:hanging="360"/>
-      </w:pPr>
-      <w:rPr>
-        <w:rFonts w:ascii="Wingdings" w:hAnsi="Wingdings" w:hint="default"/>
-        <w:sz w:val="20"/>
-      </w:rPr>
-    </w:lvl>
-    <w:lvl w:ilvl="6" w:tentative="1">
-      <w:start w:val="1"/>
-      <w:numFmt w:val="bullet"/>
-      <w:lvlText w:val=""/>
-      <w:lvlJc w:val="left"/>
-      <w:pPr>
-        <w:tabs>
-          <w:tab w:val="num" w:pos="5040"/>
-        </w:tabs>
-        <w:ind w:left="5040" w:hanging="360"/>
-      </w:pPr>
-      <w:rPr>
-        <w:rFonts w:ascii="Wingdings" w:hAnsi="Wingdings" w:hint="default"/>
-        <w:sz w:val="20"/>
-      </w:rPr>
-    </w:lvl>
-    <w:lvl w:ilvl="7" w:tentative="1">
-      <w:start w:val="1"/>
-      <w:numFmt w:val="bullet"/>
-      <w:lvlText w:val=""/>
-      <w:lvlJc w:val="left"/>
-      <w:pPr>
-        <w:tabs>
-          <w:tab w:val="num" w:pos="5760"/>
-        </w:tabs>
-        <w:ind w:left="5760" w:hanging="360"/>
-      </w:pPr>
-      <w:rPr>
-        <w:rFonts w:ascii="Wingdings" w:hAnsi="Wingdings" w:hint="default"/>
-        <w:sz w:val="20"/>
-      </w:rPr>
-    </w:lvl>
-    <w:lvl w:ilvl="8" w:tentative="1">
-      <w:start w:val="1"/>
-      <w:numFmt w:val="bullet"/>
-      <w:lvlText w:val=""/>
-      <w:lvlJc w:val="left"/>
-      <w:pPr>
-        <w:tabs>
-          <w:tab w:val="num" w:pos="6480"/>
-        </w:tabs>
-        <w:ind w:left="6480" w:hanging="360"/>
-      </w:pPr>
-      <w:rPr>
-        <w:rFonts w:ascii="Wingdings" w:hAnsi="Wingdings" w:hint="default"/>
-        <w:sz w:val="20"/>
-      </w:rPr>
-    </w:lvl>
-  </w:abstractNum>
-  <w:abstractNum w:abstractNumId="15" w15:restartNumberingAfterBreak="0">
-    <w:nsid w:val="13DA48DD"/>
-    <w:multiLevelType w:val="multilevel"/>
-    <w:tmpl w:val="0CA0A244"/>
-    <w:lvl w:ilvl="0">
-      <w:start w:val="1"/>
-      <w:numFmt w:val="bullet"/>
-      <w:lvlText w:val=""/>
-      <w:lvlJc w:val="left"/>
-      <w:pPr>
-        <w:tabs>
-          <w:tab w:val="num" w:pos="720"/>
-        </w:tabs>
-        <w:ind w:left="720" w:hanging="360"/>
-      </w:pPr>
-      <w:rPr>
-        <w:rFonts w:ascii="Symbol" w:hAnsi="Symbol" w:hint="default"/>
-        <w:sz w:val="20"/>
-      </w:rPr>
-    </w:lvl>
-    <w:lvl w:ilvl="1" w:tentative="1">
-      <w:start w:val="1"/>
-      <w:numFmt w:val="bullet"/>
-      <w:lvlText w:val="o"/>
-      <w:lvlJc w:val="left"/>
-      <w:pPr>
-        <w:tabs>
-          <w:tab w:val="num" w:pos="1440"/>
-        </w:tabs>
-        <w:ind w:left="1440" w:hanging="360"/>
-      </w:pPr>
-      <w:rPr>
-        <w:rFonts w:ascii="Courier New" w:hAnsi="Courier New" w:hint="default"/>
-        <w:sz w:val="20"/>
-      </w:rPr>
-    </w:lvl>
-    <w:lvl w:ilvl="2" w:tentative="1">
-      <w:start w:val="1"/>
-      <w:numFmt w:val="bullet"/>
-      <w:lvlText w:val=""/>
-      <w:lvlJc w:val="left"/>
-      <w:pPr>
-        <w:tabs>
-          <w:tab w:val="num" w:pos="2160"/>
-        </w:tabs>
-        <w:ind w:left="2160" w:hanging="360"/>
-      </w:pPr>
-      <w:rPr>
-        <w:rFonts w:ascii="Wingdings" w:hAnsi="Wingdings" w:hint="default"/>
-        <w:sz w:val="20"/>
-      </w:rPr>
-    </w:lvl>
-    <w:lvl w:ilvl="3" w:tentative="1">
-      <w:start w:val="1"/>
-      <w:numFmt w:val="bullet"/>
-      <w:lvlText w:val=""/>
-      <w:lvlJc w:val="left"/>
-      <w:pPr>
-        <w:tabs>
-          <w:tab w:val="num" w:pos="2880"/>
-        </w:tabs>
-        <w:ind w:left="2880" w:hanging="360"/>
-      </w:pPr>
-      <w:rPr>
-        <w:rFonts w:ascii="Wingdings" w:hAnsi="Wingdings" w:hint="default"/>
-        <w:sz w:val="20"/>
-      </w:rPr>
-    </w:lvl>
-    <w:lvl w:ilvl="4" w:tentative="1">
-      <w:start w:val="1"/>
-      <w:numFmt w:val="bullet"/>
-      <w:lvlText w:val=""/>
-      <w:lvlJc w:val="left"/>
-      <w:pPr>
-        <w:tabs>
-          <w:tab w:val="num" w:pos="3600"/>
-        </w:tabs>
-        <w:ind w:left="3600" w:hanging="360"/>
-      </w:pPr>
-      <w:rPr>
-        <w:rFonts w:ascii="Wingdings" w:hAnsi="Wingdings" w:hint="default"/>
-        <w:sz w:val="20"/>
-      </w:rPr>
-    </w:lvl>
-    <w:lvl w:ilvl="5" w:tentative="1">
-      <w:start w:val="1"/>
-      <w:numFmt w:val="bullet"/>
-      <w:lvlText w:val=""/>
-      <w:lvlJc w:val="left"/>
-      <w:pPr>
-        <w:tabs>
-          <w:tab w:val="num" w:pos="4320"/>
-        </w:tabs>
-        <w:ind w:left="4320" w:hanging="360"/>
-      </w:pPr>
-      <w:rPr>
-        <w:rFonts w:ascii="Wingdings" w:hAnsi="Wingdings" w:hint="default"/>
-        <w:sz w:val="20"/>
-      </w:rPr>
-    </w:lvl>
-    <w:lvl w:ilvl="6" w:tentative="1">
-      <w:start w:val="1"/>
-      <w:numFmt w:val="bullet"/>
-      <w:lvlText w:val=""/>
-      <w:lvlJc w:val="left"/>
-      <w:pPr>
-        <w:tabs>
-          <w:tab w:val="num" w:pos="5040"/>
-        </w:tabs>
-        <w:ind w:left="5040" w:hanging="360"/>
-      </w:pPr>
-      <w:rPr>
-        <w:rFonts w:ascii="Wingdings" w:hAnsi="Wingdings" w:hint="default"/>
-        <w:sz w:val="20"/>
-      </w:rPr>
-    </w:lvl>
-    <w:lvl w:ilvl="7" w:tentative="1">
-      <w:start w:val="1"/>
-      <w:numFmt w:val="bullet"/>
-      <w:lvlText w:val=""/>
-      <w:lvlJc w:val="left"/>
-      <w:pPr>
-        <w:tabs>
-          <w:tab w:val="num" w:pos="5760"/>
-        </w:tabs>
-        <w:ind w:left="5760" w:hanging="360"/>
-      </w:pPr>
-      <w:rPr>
-        <w:rFonts w:ascii="Wingdings" w:hAnsi="Wingdings" w:hint="default"/>
-        <w:sz w:val="20"/>
-      </w:rPr>
-    </w:lvl>
-    <w:lvl w:ilvl="8" w:tentative="1">
-      <w:start w:val="1"/>
-      <w:numFmt w:val="bullet"/>
-      <w:lvlText w:val=""/>
-      <w:lvlJc w:val="left"/>
-      <w:pPr>
-        <w:tabs>
-          <w:tab w:val="num" w:pos="6480"/>
-        </w:tabs>
-        <w:ind w:left="6480" w:hanging="360"/>
-      </w:pPr>
-      <w:rPr>
-        <w:rFonts w:ascii="Wingdings" w:hAnsi="Wingdings" w:hint="default"/>
-        <w:sz w:val="20"/>
-      </w:rPr>
-    </w:lvl>
-  </w:abstractNum>
-  <w:abstractNum w:abstractNumId="16" w15:restartNumberingAfterBreak="0">
-    <w:nsid w:val="150641D9"/>
-    <w:multiLevelType w:val="multilevel"/>
-    <w:tmpl w:val="D9BA373C"/>
-    <w:lvl w:ilvl="0">
-      <w:start w:val="1"/>
-      <w:numFmt w:val="bullet"/>
-      <w:lvlText w:val=""/>
-      <w:lvlJc w:val="left"/>
-      <w:pPr>
-        <w:tabs>
-          <w:tab w:val="num" w:pos="720"/>
-        </w:tabs>
-        <w:ind w:left="720" w:hanging="360"/>
-      </w:pPr>
-      <w:rPr>
-        <w:rFonts w:ascii="Symbol" w:hAnsi="Symbol" w:hint="default"/>
-        <w:sz w:val="20"/>
-      </w:rPr>
-    </w:lvl>
-    <w:lvl w:ilvl="1" w:tentative="1">
-      <w:start w:val="1"/>
-      <w:numFmt w:val="bullet"/>
-      <w:lvlText w:val="o"/>
-      <w:lvlJc w:val="left"/>
-      <w:pPr>
-        <w:tabs>
-          <w:tab w:val="num" w:pos="1440"/>
-        </w:tabs>
-        <w:ind w:left="1440" w:hanging="360"/>
-      </w:pPr>
-      <w:rPr>
-        <w:rFonts w:ascii="Courier New" w:hAnsi="Courier New" w:hint="default"/>
-        <w:sz w:val="20"/>
-      </w:rPr>
-    </w:lvl>
-    <w:lvl w:ilvl="2" w:tentative="1">
-      <w:start w:val="1"/>
-      <w:numFmt w:val="bullet"/>
-      <w:lvlText w:val=""/>
-      <w:lvlJc w:val="left"/>
-      <w:pPr>
-        <w:tabs>
-          <w:tab w:val="num" w:pos="2160"/>
-        </w:tabs>
-        <w:ind w:left="2160" w:hanging="360"/>
-      </w:pPr>
-      <w:rPr>
-        <w:rFonts w:ascii="Wingdings" w:hAnsi="Wingdings" w:hint="default"/>
-        <w:sz w:val="20"/>
-      </w:rPr>
-    </w:lvl>
-    <w:lvl w:ilvl="3" w:tentative="1">
-      <w:start w:val="1"/>
-      <w:numFmt w:val="bullet"/>
-      <w:lvlText w:val=""/>
-      <w:lvlJc w:val="left"/>
-      <w:pPr>
-        <w:tabs>
-          <w:tab w:val="num" w:pos="2880"/>
-        </w:tabs>
-        <w:ind w:left="2880" w:hanging="360"/>
-      </w:pPr>
-      <w:rPr>
-        <w:rFonts w:ascii="Wingdings" w:hAnsi="Wingdings" w:hint="default"/>
-        <w:sz w:val="20"/>
-      </w:rPr>
-    </w:lvl>
-    <w:lvl w:ilvl="4" w:tentative="1">
-      <w:start w:val="1"/>
-      <w:numFmt w:val="bullet"/>
-      <w:lvlText w:val=""/>
-      <w:lvlJc w:val="left"/>
-      <w:pPr>
-        <w:tabs>
-          <w:tab w:val="num" w:pos="3600"/>
-        </w:tabs>
-        <w:ind w:left="3600" w:hanging="360"/>
-      </w:pPr>
-      <w:rPr>
-        <w:rFonts w:ascii="Wingdings" w:hAnsi="Wingdings" w:hint="default"/>
-        <w:sz w:val="20"/>
-      </w:rPr>
-    </w:lvl>
-    <w:lvl w:ilvl="5" w:tentative="1">
-      <w:start w:val="1"/>
-      <w:numFmt w:val="bullet"/>
-      <w:lvlText w:val=""/>
-      <w:lvlJc w:val="left"/>
-      <w:pPr>
-        <w:tabs>
-          <w:tab w:val="num" w:pos="4320"/>
-        </w:tabs>
-        <w:ind w:left="4320" w:hanging="360"/>
-      </w:pPr>
-      <w:rPr>
-        <w:rFonts w:ascii="Wingdings" w:hAnsi="Wingdings" w:hint="default"/>
-        <w:sz w:val="20"/>
-      </w:rPr>
-    </w:lvl>
-    <w:lvl w:ilvl="6" w:tentative="1">
-      <w:start w:val="1"/>
-      <w:numFmt w:val="bullet"/>
-      <w:lvlText w:val=""/>
-      <w:lvlJc w:val="left"/>
-      <w:pPr>
-        <w:tabs>
-          <w:tab w:val="num" w:pos="5040"/>
-        </w:tabs>
-        <w:ind w:left="5040" w:hanging="360"/>
-      </w:pPr>
-      <w:rPr>
-        <w:rFonts w:ascii="Wingdings" w:hAnsi="Wingdings" w:hint="default"/>
-        <w:sz w:val="20"/>
-      </w:rPr>
-    </w:lvl>
-    <w:lvl w:ilvl="7" w:tentative="1">
-      <w:start w:val="1"/>
-      <w:numFmt w:val="bullet"/>
-      <w:lvlText w:val=""/>
-      <w:lvlJc w:val="left"/>
-      <w:pPr>
-        <w:tabs>
-          <w:tab w:val="num" w:pos="5760"/>
-        </w:tabs>
-        <w:ind w:left="5760" w:hanging="360"/>
-      </w:pPr>
-      <w:rPr>
-        <w:rFonts w:ascii="Wingdings" w:hAnsi="Wingdings" w:hint="default"/>
-        <w:sz w:val="20"/>
-      </w:rPr>
-    </w:lvl>
-    <w:lvl w:ilvl="8" w:tentative="1">
-      <w:start w:val="1"/>
-      <w:numFmt w:val="bullet"/>
-      <w:lvlText w:val=""/>
-      <w:lvlJc w:val="left"/>
-      <w:pPr>
-        <w:tabs>
-          <w:tab w:val="num" w:pos="6480"/>
-        </w:tabs>
-        <w:ind w:left="6480" w:hanging="360"/>
-      </w:pPr>
-      <w:rPr>
-        <w:rFonts w:ascii="Wingdings" w:hAnsi="Wingdings" w:hint="default"/>
-        <w:sz w:val="20"/>
-      </w:rPr>
-    </w:lvl>
-  </w:abstractNum>
-  <w:abstractNum w:abstractNumId="17" w15:restartNumberingAfterBreak="0">
-    <w:nsid w:val="17D44F3C"/>
-    <w:multiLevelType w:val="multilevel"/>
-    <w:tmpl w:val="F8AEB706"/>
-    <w:lvl w:ilvl="0">
-      <w:start w:val="1"/>
-      <w:numFmt w:val="bullet"/>
-      <w:lvlText w:val=""/>
-      <w:lvlJc w:val="left"/>
-      <w:pPr>
-        <w:tabs>
-          <w:tab w:val="num" w:pos="720"/>
-        </w:tabs>
-        <w:ind w:left="720" w:hanging="360"/>
-      </w:pPr>
-      <w:rPr>
-        <w:rFonts w:ascii="Symbol" w:hAnsi="Symbol" w:hint="default"/>
-        <w:sz w:val="20"/>
-      </w:rPr>
-    </w:lvl>
-    <w:lvl w:ilvl="1" w:tentative="1">
-      <w:start w:val="1"/>
-      <w:numFmt w:val="bullet"/>
-      <w:lvlText w:val="o"/>
-      <w:lvlJc w:val="left"/>
-      <w:pPr>
-        <w:tabs>
-          <w:tab w:val="num" w:pos="1440"/>
-        </w:tabs>
-        <w:ind w:left="1440" w:hanging="360"/>
-      </w:pPr>
-      <w:rPr>
-        <w:rFonts w:ascii="Courier New" w:hAnsi="Courier New" w:hint="default"/>
-        <w:sz w:val="20"/>
-      </w:rPr>
-    </w:lvl>
-    <w:lvl w:ilvl="2" w:tentative="1">
-      <w:start w:val="1"/>
-      <w:numFmt w:val="bullet"/>
-      <w:lvlText w:val=""/>
-      <w:lvlJc w:val="left"/>
-      <w:pPr>
-        <w:tabs>
-          <w:tab w:val="num" w:pos="2160"/>
-        </w:tabs>
-        <w:ind w:left="2160" w:hanging="360"/>
-      </w:pPr>
-      <w:rPr>
-        <w:rFonts w:ascii="Wingdings" w:hAnsi="Wingdings" w:hint="default"/>
-        <w:sz w:val="20"/>
-      </w:rPr>
-    </w:lvl>
-    <w:lvl w:ilvl="3" w:tentative="1">
-      <w:start w:val="1"/>
-      <w:numFmt w:val="bullet"/>
-      <w:lvlText w:val=""/>
-      <w:lvlJc w:val="left"/>
-      <w:pPr>
-        <w:tabs>
-          <w:tab w:val="num" w:pos="2880"/>
-        </w:tabs>
-        <w:ind w:left="2880" w:hanging="360"/>
-      </w:pPr>
-      <w:rPr>
-        <w:rFonts w:ascii="Wingdings" w:hAnsi="Wingdings" w:hint="default"/>
-        <w:sz w:val="20"/>
-      </w:rPr>
-    </w:lvl>
-    <w:lvl w:ilvl="4" w:tentative="1">
-      <w:start w:val="1"/>
-      <w:numFmt w:val="bullet"/>
-      <w:lvlText w:val=""/>
-      <w:lvlJc w:val="left"/>
-      <w:pPr>
-        <w:tabs>
-          <w:tab w:val="num" w:pos="3600"/>
-        </w:tabs>
-        <w:ind w:left="3600" w:hanging="360"/>
-      </w:pPr>
-      <w:rPr>
-        <w:rFonts w:ascii="Wingdings" w:hAnsi="Wingdings" w:hint="default"/>
-        <w:sz w:val="20"/>
-      </w:rPr>
-    </w:lvl>
-    <w:lvl w:ilvl="5" w:tentative="1">
-      <w:start w:val="1"/>
-      <w:numFmt w:val="bullet"/>
-      <w:lvlText w:val=""/>
-      <w:lvlJc w:val="left"/>
-      <w:pPr>
-        <w:tabs>
-          <w:tab w:val="num" w:pos="4320"/>
-        </w:tabs>
-        <w:ind w:left="4320" w:hanging="360"/>
-      </w:pPr>
-      <w:rPr>
-        <w:rFonts w:ascii="Wingdings" w:hAnsi="Wingdings" w:hint="default"/>
-        <w:sz w:val="20"/>
-      </w:rPr>
-    </w:lvl>
-    <w:lvl w:ilvl="6" w:tentative="1">
-      <w:start w:val="1"/>
-      <w:numFmt w:val="bullet"/>
-      <w:lvlText w:val=""/>
-      <w:lvlJc w:val="left"/>
-      <w:pPr>
-        <w:tabs>
-          <w:tab w:val="num" w:pos="5040"/>
-        </w:tabs>
-        <w:ind w:left="5040" w:hanging="360"/>
-      </w:pPr>
-      <w:rPr>
-        <w:rFonts w:ascii="Wingdings" w:hAnsi="Wingdings" w:hint="default"/>
-        <w:sz w:val="20"/>
-      </w:rPr>
-    </w:lvl>
-    <w:lvl w:ilvl="7" w:tentative="1">
-      <w:start w:val="1"/>
-      <w:numFmt w:val="bullet"/>
-      <w:lvlText w:val=""/>
-      <w:lvlJc w:val="left"/>
-      <w:pPr>
-        <w:tabs>
-          <w:tab w:val="num" w:pos="5760"/>
-        </w:tabs>
-        <w:ind w:left="5760" w:hanging="360"/>
-      </w:pPr>
-      <w:rPr>
-        <w:rFonts w:ascii="Wingdings" w:hAnsi="Wingdings" w:hint="default"/>
-        <w:sz w:val="20"/>
-      </w:rPr>
-    </w:lvl>
-    <w:lvl w:ilvl="8" w:tentative="1">
-      <w:start w:val="1"/>
-      <w:numFmt w:val="bullet"/>
-      <w:lvlText w:val=""/>
-      <w:lvlJc w:val="left"/>
-      <w:pPr>
-        <w:tabs>
-          <w:tab w:val="num" w:pos="6480"/>
-        </w:tabs>
-        <w:ind w:left="6480" w:hanging="360"/>
-      </w:pPr>
-      <w:rPr>
-        <w:rFonts w:ascii="Wingdings" w:hAnsi="Wingdings" w:hint="default"/>
-        <w:sz w:val="20"/>
-      </w:rPr>
-    </w:lvl>
-  </w:abstractNum>
-  <w:abstractNum w:abstractNumId="18" w15:restartNumberingAfterBreak="0">
-    <w:nsid w:val="1A777874"/>
-    <w:multiLevelType w:val="multilevel"/>
-    <w:tmpl w:val="989E7276"/>
-    <w:lvl w:ilvl="0">
-      <w:start w:val="1"/>
-      <w:numFmt w:val="bullet"/>
-      <w:lvlText w:val=""/>
-      <w:lvlJc w:val="left"/>
-      <w:pPr>
-        <w:tabs>
-          <w:tab w:val="num" w:pos="720"/>
-        </w:tabs>
-        <w:ind w:left="720" w:hanging="360"/>
-      </w:pPr>
-      <w:rPr>
-        <w:rFonts w:ascii="Symbol" w:hAnsi="Symbol" w:hint="default"/>
-        <w:sz w:val="20"/>
-      </w:rPr>
-    </w:lvl>
-    <w:lvl w:ilvl="1" w:tentative="1">
-      <w:start w:val="1"/>
-      <w:numFmt w:val="bullet"/>
-      <w:lvlText w:val="o"/>
-      <w:lvlJc w:val="left"/>
-      <w:pPr>
-        <w:tabs>
-          <w:tab w:val="num" w:pos="1440"/>
-        </w:tabs>
-        <w:ind w:left="1440" w:hanging="360"/>
-      </w:pPr>
-      <w:rPr>
-        <w:rFonts w:ascii="Courier New" w:hAnsi="Courier New" w:hint="default"/>
-        <w:sz w:val="20"/>
-      </w:rPr>
-    </w:lvl>
-    <w:lvl w:ilvl="2" w:tentative="1">
-      <w:start w:val="1"/>
-      <w:numFmt w:val="bullet"/>
-      <w:lvlText w:val=""/>
-      <w:lvlJc w:val="left"/>
-      <w:pPr>
-        <w:tabs>
-          <w:tab w:val="num" w:pos="2160"/>
-        </w:tabs>
-        <w:ind w:left="2160" w:hanging="360"/>
-      </w:pPr>
-      <w:rPr>
-        <w:rFonts w:ascii="Wingdings" w:hAnsi="Wingdings" w:hint="default"/>
-        <w:sz w:val="20"/>
-      </w:rPr>
-    </w:lvl>
-    <w:lvl w:ilvl="3" w:tentative="1">
-      <w:start w:val="1"/>
-      <w:numFmt w:val="bullet"/>
-      <w:lvlText w:val=""/>
-      <w:lvlJc w:val="left"/>
-      <w:pPr>
-        <w:tabs>
-          <w:tab w:val="num" w:pos="2880"/>
-        </w:tabs>
-        <w:ind w:left="2880" w:hanging="360"/>
-      </w:pPr>
-      <w:rPr>
-        <w:rFonts w:ascii="Wingdings" w:hAnsi="Wingdings" w:hint="default"/>
-        <w:sz w:val="20"/>
-      </w:rPr>
-    </w:lvl>
-    <w:lvl w:ilvl="4" w:tentative="1">
-      <w:start w:val="1"/>
-      <w:numFmt w:val="bullet"/>
-      <w:lvlText w:val=""/>
-      <w:lvlJc w:val="left"/>
-      <w:pPr>
-        <w:tabs>
-          <w:tab w:val="num" w:pos="3600"/>
-        </w:tabs>
-        <w:ind w:left="3600" w:hanging="360"/>
-      </w:pPr>
-      <w:rPr>
-        <w:rFonts w:ascii="Wingdings" w:hAnsi="Wingdings" w:hint="default"/>
-        <w:sz w:val="20"/>
-      </w:rPr>
-    </w:lvl>
-    <w:lvl w:ilvl="5" w:tentative="1">
-      <w:start w:val="1"/>
-      <w:numFmt w:val="bullet"/>
-      <w:lvlText w:val=""/>
-      <w:lvlJc w:val="left"/>
-      <w:pPr>
-        <w:tabs>
-          <w:tab w:val="num" w:pos="4320"/>
-        </w:tabs>
-        <w:ind w:left="4320" w:hanging="360"/>
-      </w:pPr>
-      <w:rPr>
-        <w:rFonts w:ascii="Wingdings" w:hAnsi="Wingdings" w:hint="default"/>
-        <w:sz w:val="20"/>
-      </w:rPr>
-    </w:lvl>
-    <w:lvl w:ilvl="6" w:tentative="1">
-      <w:start w:val="1"/>
-      <w:numFmt w:val="bullet"/>
-      <w:lvlText w:val=""/>
-      <w:lvlJc w:val="left"/>
-      <w:pPr>
-        <w:tabs>
-          <w:tab w:val="num" w:pos="5040"/>
-        </w:tabs>
-        <w:ind w:left="5040" w:hanging="360"/>
-      </w:pPr>
-      <w:rPr>
-        <w:rFonts w:ascii="Wingdings" w:hAnsi="Wingdings" w:hint="default"/>
-        <w:sz w:val="20"/>
-      </w:rPr>
-    </w:lvl>
-    <w:lvl w:ilvl="7" w:tentative="1">
-      <w:start w:val="1"/>
-      <w:numFmt w:val="bullet"/>
-      <w:lvlText w:val=""/>
-      <w:lvlJc w:val="left"/>
-      <w:pPr>
-        <w:tabs>
-          <w:tab w:val="num" w:pos="5760"/>
-        </w:tabs>
-        <w:ind w:left="5760" w:hanging="360"/>
-      </w:pPr>
-      <w:rPr>
-        <w:rFonts w:ascii="Wingdings" w:hAnsi="Wingdings" w:hint="default"/>
-        <w:sz w:val="20"/>
-      </w:rPr>
-    </w:lvl>
-    <w:lvl w:ilvl="8" w:tentative="1">
-      <w:start w:val="1"/>
-      <w:numFmt w:val="bullet"/>
-      <w:lvlText w:val=""/>
-      <w:lvlJc w:val="left"/>
-      <w:pPr>
-        <w:tabs>
-          <w:tab w:val="num" w:pos="6480"/>
-        </w:tabs>
-        <w:ind w:left="6480" w:hanging="360"/>
-      </w:pPr>
-      <w:rPr>
-        <w:rFonts w:ascii="Wingdings" w:hAnsi="Wingdings" w:hint="default"/>
-        <w:sz w:val="20"/>
-      </w:rPr>
-    </w:lvl>
-  </w:abstractNum>
-  <w:abstractNum w:abstractNumId="19" w15:restartNumberingAfterBreak="0">
-    <w:nsid w:val="1AE86B5E"/>
-    <w:multiLevelType w:val="multilevel"/>
-    <w:tmpl w:val="6B12FB5C"/>
-    <w:lvl w:ilvl="0">
-      <w:start w:val="1"/>
-      <w:numFmt w:val="bullet"/>
-      <w:lvlText w:val=""/>
-      <w:lvlJc w:val="left"/>
-      <w:pPr>
-        <w:tabs>
-          <w:tab w:val="num" w:pos="720"/>
-        </w:tabs>
-        <w:ind w:left="720" w:hanging="360"/>
-      </w:pPr>
-      <w:rPr>
-        <w:rFonts w:ascii="Symbol" w:hAnsi="Symbol" w:hint="default"/>
-        <w:sz w:val="20"/>
-      </w:rPr>
-    </w:lvl>
-    <w:lvl w:ilvl="1" w:tentative="1">
-      <w:start w:val="1"/>
-      <w:numFmt w:val="bullet"/>
-      <w:lvlText w:val="o"/>
-      <w:lvlJc w:val="left"/>
-      <w:pPr>
-        <w:tabs>
-          <w:tab w:val="num" w:pos="1440"/>
-        </w:tabs>
-        <w:ind w:left="1440" w:hanging="360"/>
-      </w:pPr>
-      <w:rPr>
-        <w:rFonts w:ascii="Courier New" w:hAnsi="Courier New" w:hint="default"/>
-        <w:sz w:val="20"/>
-      </w:rPr>
-    </w:lvl>
-    <w:lvl w:ilvl="2" w:tentative="1">
-      <w:start w:val="1"/>
-      <w:numFmt w:val="bullet"/>
-      <w:lvlText w:val=""/>
-      <w:lvlJc w:val="left"/>
-      <w:pPr>
-        <w:tabs>
-          <w:tab w:val="num" w:pos="2160"/>
-        </w:tabs>
-        <w:ind w:left="2160" w:hanging="360"/>
-      </w:pPr>
-      <w:rPr>
-        <w:rFonts w:ascii="Wingdings" w:hAnsi="Wingdings" w:hint="default"/>
-        <w:sz w:val="20"/>
-      </w:rPr>
-    </w:lvl>
-    <w:lvl w:ilvl="3" w:tentative="1">
-      <w:start w:val="1"/>
-      <w:numFmt w:val="bullet"/>
-      <w:lvlText w:val=""/>
-      <w:lvlJc w:val="left"/>
-      <w:pPr>
-        <w:tabs>
-          <w:tab w:val="num" w:pos="2880"/>
-        </w:tabs>
-        <w:ind w:left="2880" w:hanging="360"/>
-      </w:pPr>
-      <w:rPr>
-        <w:rFonts w:ascii="Wingdings" w:hAnsi="Wingdings" w:hint="default"/>
-        <w:sz w:val="20"/>
-      </w:rPr>
-    </w:lvl>
-    <w:lvl w:ilvl="4" w:tentative="1">
-      <w:start w:val="1"/>
-      <w:numFmt w:val="bullet"/>
-      <w:lvlText w:val=""/>
-      <w:lvlJc w:val="left"/>
-      <w:pPr>
-        <w:tabs>
-          <w:tab w:val="num" w:pos="3600"/>
-        </w:tabs>
-        <w:ind w:left="3600" w:hanging="360"/>
-      </w:pPr>
-      <w:rPr>
-        <w:rFonts w:ascii="Wingdings" w:hAnsi="Wingdings" w:hint="default"/>
-        <w:sz w:val="20"/>
-      </w:rPr>
-    </w:lvl>
-    <w:lvl w:ilvl="5" w:tentative="1">
-      <w:start w:val="1"/>
-      <w:numFmt w:val="bullet"/>
-      <w:lvlText w:val=""/>
-      <w:lvlJc w:val="left"/>
-      <w:pPr>
-        <w:tabs>
-          <w:tab w:val="num" w:pos="4320"/>
-        </w:tabs>
-        <w:ind w:left="4320" w:hanging="360"/>
-      </w:pPr>
-      <w:rPr>
-        <w:rFonts w:ascii="Wingdings" w:hAnsi="Wingdings" w:hint="default"/>
-        <w:sz w:val="20"/>
-      </w:rPr>
-    </w:lvl>
-    <w:lvl w:ilvl="6" w:tentative="1">
-      <w:start w:val="1"/>
-      <w:numFmt w:val="bullet"/>
-      <w:lvlText w:val=""/>
-      <w:lvlJc w:val="left"/>
-      <w:pPr>
-        <w:tabs>
-          <w:tab w:val="num" w:pos="5040"/>
-        </w:tabs>
-        <w:ind w:left="5040" w:hanging="360"/>
-      </w:pPr>
-      <w:rPr>
-        <w:rFonts w:ascii="Wingdings" w:hAnsi="Wingdings" w:hint="default"/>
-        <w:sz w:val="20"/>
-      </w:rPr>
-    </w:lvl>
-    <w:lvl w:ilvl="7" w:tentative="1">
-      <w:start w:val="1"/>
-      <w:numFmt w:val="bullet"/>
-      <w:lvlText w:val=""/>
-      <w:lvlJc w:val="left"/>
-      <w:pPr>
-        <w:tabs>
-          <w:tab w:val="num" w:pos="5760"/>
-        </w:tabs>
-        <w:ind w:left="5760" w:hanging="360"/>
-      </w:pPr>
-      <w:rPr>
-        <w:rFonts w:ascii="Wingdings" w:hAnsi="Wingdings" w:hint="default"/>
-        <w:sz w:val="20"/>
-      </w:rPr>
-    </w:lvl>
-    <w:lvl w:ilvl="8" w:tentative="1">
-      <w:start w:val="1"/>
-      <w:numFmt w:val="bullet"/>
-      <w:lvlText w:val=""/>
-      <w:lvlJc w:val="left"/>
-      <w:pPr>
-        <w:tabs>
-          <w:tab w:val="num" w:pos="6480"/>
-        </w:tabs>
-        <w:ind w:left="6480" w:hanging="360"/>
-      </w:pPr>
-      <w:rPr>
-        <w:rFonts w:ascii="Wingdings" w:hAnsi="Wingdings" w:hint="default"/>
-        <w:sz w:val="20"/>
-      </w:rPr>
-    </w:lvl>
-  </w:abstractNum>
-  <w:abstractNum w:abstractNumId="20" w15:restartNumberingAfterBreak="0">
-    <w:nsid w:val="1CF0479D"/>
-    <w:multiLevelType w:val="multilevel"/>
-    <w:tmpl w:val="3D94CF0E"/>
-    <w:lvl w:ilvl="0">
-      <w:start w:val="1"/>
-      <w:numFmt w:val="bullet"/>
-      <w:lvlText w:val=""/>
-      <w:lvlJc w:val="left"/>
-      <w:pPr>
-        <w:tabs>
-          <w:tab w:val="num" w:pos="720"/>
-        </w:tabs>
-        <w:ind w:left="720" w:hanging="360"/>
-      </w:pPr>
-      <w:rPr>
-        <w:rFonts w:ascii="Symbol" w:hAnsi="Symbol" w:hint="default"/>
-        <w:sz w:val="20"/>
-      </w:rPr>
-    </w:lvl>
-    <w:lvl w:ilvl="1" w:tentative="1">
-      <w:start w:val="1"/>
-      <w:numFmt w:val="bullet"/>
-      <w:lvlText w:val="o"/>
-      <w:lvlJc w:val="left"/>
-      <w:pPr>
-        <w:tabs>
-          <w:tab w:val="num" w:pos="1440"/>
-        </w:tabs>
-        <w:ind w:left="1440" w:hanging="360"/>
-      </w:pPr>
-      <w:rPr>
-        <w:rFonts w:ascii="Courier New" w:hAnsi="Courier New" w:hint="default"/>
-        <w:sz w:val="20"/>
-      </w:rPr>
-    </w:lvl>
-    <w:lvl w:ilvl="2" w:tentative="1">
-      <w:start w:val="1"/>
-      <w:numFmt w:val="bullet"/>
-      <w:lvlText w:val=""/>
-      <w:lvlJc w:val="left"/>
-      <w:pPr>
-        <w:tabs>
-          <w:tab w:val="num" w:pos="2160"/>
-        </w:tabs>
-        <w:ind w:left="2160" w:hanging="360"/>
-      </w:pPr>
-      <w:rPr>
-        <w:rFonts w:ascii="Wingdings" w:hAnsi="Wingdings" w:hint="default"/>
-        <w:sz w:val="20"/>
-      </w:rPr>
-    </w:lvl>
-    <w:lvl w:ilvl="3" w:tentative="1">
-      <w:start w:val="1"/>
-      <w:numFmt w:val="bullet"/>
-      <w:lvlText w:val=""/>
-      <w:lvlJc w:val="left"/>
-      <w:pPr>
-        <w:tabs>
-          <w:tab w:val="num" w:pos="2880"/>
-        </w:tabs>
-        <w:ind w:left="2880" w:hanging="360"/>
-      </w:pPr>
-      <w:rPr>
-        <w:rFonts w:ascii="Wingdings" w:hAnsi="Wingdings" w:hint="default"/>
-        <w:sz w:val="20"/>
-      </w:rPr>
-    </w:lvl>
-    <w:lvl w:ilvl="4" w:tentative="1">
-      <w:start w:val="1"/>
-      <w:numFmt w:val="bullet"/>
-      <w:lvlText w:val=""/>
-      <w:lvlJc w:val="left"/>
-      <w:pPr>
-        <w:tabs>
-          <w:tab w:val="num" w:pos="3600"/>
-        </w:tabs>
-        <w:ind w:left="3600" w:hanging="360"/>
-      </w:pPr>
-      <w:rPr>
-        <w:rFonts w:ascii="Wingdings" w:hAnsi="Wingdings" w:hint="default"/>
-        <w:sz w:val="20"/>
-      </w:rPr>
-    </w:lvl>
-    <w:lvl w:ilvl="5" w:tentative="1">
-      <w:start w:val="1"/>
-      <w:numFmt w:val="bullet"/>
-      <w:lvlText w:val=""/>
-      <w:lvlJc w:val="left"/>
-      <w:pPr>
-        <w:tabs>
-          <w:tab w:val="num" w:pos="4320"/>
-        </w:tabs>
-        <w:ind w:left="4320" w:hanging="360"/>
-      </w:pPr>
-      <w:rPr>
-        <w:rFonts w:ascii="Wingdings" w:hAnsi="Wingdings" w:hint="default"/>
-        <w:sz w:val="20"/>
-      </w:rPr>
-    </w:lvl>
-    <w:lvl w:ilvl="6" w:tentative="1">
-      <w:start w:val="1"/>
-      <w:numFmt w:val="bullet"/>
-      <w:lvlText w:val=""/>
-      <w:lvlJc w:val="left"/>
-      <w:pPr>
-        <w:tabs>
-          <w:tab w:val="num" w:pos="5040"/>
-        </w:tabs>
-        <w:ind w:left="5040" w:hanging="360"/>
-      </w:pPr>
-      <w:rPr>
-        <w:rFonts w:ascii="Wingdings" w:hAnsi="Wingdings" w:hint="default"/>
-        <w:sz w:val="20"/>
-      </w:rPr>
-    </w:lvl>
-    <w:lvl w:ilvl="7" w:tentative="1">
-      <w:start w:val="1"/>
-      <w:numFmt w:val="bullet"/>
-      <w:lvlText w:val=""/>
-      <w:lvlJc w:val="left"/>
-      <w:pPr>
-        <w:tabs>
-          <w:tab w:val="num" w:pos="5760"/>
-        </w:tabs>
-        <w:ind w:left="5760" w:hanging="360"/>
-      </w:pPr>
-      <w:rPr>
-        <w:rFonts w:ascii="Wingdings" w:hAnsi="Wingdings" w:hint="default"/>
-        <w:sz w:val="20"/>
-      </w:rPr>
-    </w:lvl>
-    <w:lvl w:ilvl="8" w:tentative="1">
-      <w:start w:val="1"/>
-      <w:numFmt w:val="bullet"/>
-      <w:lvlText w:val=""/>
-      <w:lvlJc w:val="left"/>
-      <w:pPr>
-        <w:tabs>
-          <w:tab w:val="num" w:pos="6480"/>
-        </w:tabs>
-        <w:ind w:left="6480" w:hanging="360"/>
-      </w:pPr>
-      <w:rPr>
-        <w:rFonts w:ascii="Wingdings" w:hAnsi="Wingdings" w:hint="default"/>
-        <w:sz w:val="20"/>
-      </w:rPr>
-    </w:lvl>
-  </w:abstractNum>
-  <w:abstractNum w:abstractNumId="21" w15:restartNumberingAfterBreak="0">
-    <w:nsid w:val="21BC5442"/>
-    <w:multiLevelType w:val="multilevel"/>
-    <w:tmpl w:val="6E64818E"/>
-    <w:lvl w:ilvl="0">
-      <w:start w:val="1"/>
-      <w:numFmt w:val="bullet"/>
-      <w:lvlText w:val=""/>
-      <w:lvlJc w:val="left"/>
-      <w:pPr>
-        <w:tabs>
-          <w:tab w:val="num" w:pos="720"/>
-        </w:tabs>
-        <w:ind w:left="720" w:hanging="360"/>
-      </w:pPr>
-      <w:rPr>
-        <w:rFonts w:ascii="Symbol" w:hAnsi="Symbol" w:hint="default"/>
-        <w:sz w:val="20"/>
-      </w:rPr>
-    </w:lvl>
-    <w:lvl w:ilvl="1" w:tentative="1">
-      <w:start w:val="1"/>
-      <w:numFmt w:val="bullet"/>
-      <w:lvlText w:val="o"/>
-      <w:lvlJc w:val="left"/>
-      <w:pPr>
-        <w:tabs>
-          <w:tab w:val="num" w:pos="1440"/>
-        </w:tabs>
-        <w:ind w:left="1440" w:hanging="360"/>
-      </w:pPr>
-      <w:rPr>
-        <w:rFonts w:ascii="Courier New" w:hAnsi="Courier New" w:hint="default"/>
-        <w:sz w:val="20"/>
-      </w:rPr>
-    </w:lvl>
-    <w:lvl w:ilvl="2" w:tentative="1">
-      <w:start w:val="1"/>
-      <w:numFmt w:val="bullet"/>
-      <w:lvlText w:val=""/>
-      <w:lvlJc w:val="left"/>
-      <w:pPr>
-        <w:tabs>
-          <w:tab w:val="num" w:pos="2160"/>
-        </w:tabs>
-        <w:ind w:left="2160" w:hanging="360"/>
-      </w:pPr>
-      <w:rPr>
-        <w:rFonts w:ascii="Wingdings" w:hAnsi="Wingdings" w:hint="default"/>
-        <w:sz w:val="20"/>
-      </w:rPr>
-    </w:lvl>
-    <w:lvl w:ilvl="3" w:tentative="1">
-      <w:start w:val="1"/>
-      <w:numFmt w:val="bullet"/>
-      <w:lvlText w:val=""/>
-      <w:lvlJc w:val="left"/>
-      <w:pPr>
-        <w:tabs>
-          <w:tab w:val="num" w:pos="2880"/>
-        </w:tabs>
-        <w:ind w:left="2880" w:hanging="360"/>
-      </w:pPr>
-      <w:rPr>
-        <w:rFonts w:ascii="Wingdings" w:hAnsi="Wingdings" w:hint="default"/>
-        <w:sz w:val="20"/>
-      </w:rPr>
-    </w:lvl>
-    <w:lvl w:ilvl="4" w:tentative="1">
-      <w:start w:val="1"/>
-      <w:numFmt w:val="bullet"/>
-      <w:lvlText w:val=""/>
-      <w:lvlJc w:val="left"/>
-      <w:pPr>
-        <w:tabs>
-          <w:tab w:val="num" w:pos="3600"/>
-        </w:tabs>
-        <w:ind w:left="3600" w:hanging="360"/>
-      </w:pPr>
-      <w:rPr>
-        <w:rFonts w:ascii="Wingdings" w:hAnsi="Wingdings" w:hint="default"/>
-        <w:sz w:val="20"/>
-      </w:rPr>
-    </w:lvl>
-    <w:lvl w:ilvl="5" w:tentative="1">
-      <w:start w:val="1"/>
-      <w:numFmt w:val="bullet"/>
-      <w:lvlText w:val=""/>
-      <w:lvlJc w:val="left"/>
-      <w:pPr>
-        <w:tabs>
-          <w:tab w:val="num" w:pos="4320"/>
-        </w:tabs>
-        <w:ind w:left="4320" w:hanging="360"/>
-      </w:pPr>
-      <w:rPr>
-        <w:rFonts w:ascii="Wingdings" w:hAnsi="Wingdings" w:hint="default"/>
-        <w:sz w:val="20"/>
-      </w:rPr>
-    </w:lvl>
-    <w:lvl w:ilvl="6" w:tentative="1">
-      <w:start w:val="1"/>
-      <w:numFmt w:val="bullet"/>
-      <w:lvlText w:val=""/>
-      <w:lvlJc w:val="left"/>
-      <w:pPr>
-        <w:tabs>
-          <w:tab w:val="num" w:pos="5040"/>
-        </w:tabs>
-        <w:ind w:left="5040" w:hanging="360"/>
-      </w:pPr>
-      <w:rPr>
-        <w:rFonts w:ascii="Wingdings" w:hAnsi="Wingdings" w:hint="default"/>
-        <w:sz w:val="20"/>
-      </w:rPr>
-    </w:lvl>
-    <w:lvl w:ilvl="7" w:tentative="1">
-      <w:start w:val="1"/>
-      <w:numFmt w:val="bullet"/>
-      <w:lvlText w:val=""/>
-      <w:lvlJc w:val="left"/>
-      <w:pPr>
-        <w:tabs>
-          <w:tab w:val="num" w:pos="5760"/>
-        </w:tabs>
-        <w:ind w:left="5760" w:hanging="360"/>
-      </w:pPr>
-      <w:rPr>
-        <w:rFonts w:ascii="Wingdings" w:hAnsi="Wingdings" w:hint="default"/>
-        <w:sz w:val="20"/>
-      </w:rPr>
-    </w:lvl>
-    <w:lvl w:ilvl="8" w:tentative="1">
-      <w:start w:val="1"/>
-      <w:numFmt w:val="bullet"/>
-      <w:lvlText w:val=""/>
-      <w:lvlJc w:val="left"/>
-      <w:pPr>
-        <w:tabs>
-          <w:tab w:val="num" w:pos="6480"/>
-        </w:tabs>
-        <w:ind w:left="6480" w:hanging="360"/>
-      </w:pPr>
-      <w:rPr>
-        <w:rFonts w:ascii="Wingdings" w:hAnsi="Wingdings" w:hint="default"/>
-        <w:sz w:val="20"/>
-      </w:rPr>
-    </w:lvl>
-  </w:abstractNum>
-  <w:abstractNum w:abstractNumId="22" w15:restartNumberingAfterBreak="0">
-    <w:nsid w:val="23507438"/>
-    <w:multiLevelType w:val="multilevel"/>
-    <w:tmpl w:val="A54C07EE"/>
-    <w:lvl w:ilvl="0">
-      <w:start w:val="1"/>
-      <w:numFmt w:val="bullet"/>
-      <w:lvlText w:val=""/>
-      <w:lvlJc w:val="left"/>
-      <w:pPr>
-        <w:tabs>
-          <w:tab w:val="num" w:pos="720"/>
-        </w:tabs>
-        <w:ind w:left="720" w:hanging="360"/>
-      </w:pPr>
-      <w:rPr>
-        <w:rFonts w:ascii="Symbol" w:hAnsi="Symbol" w:hint="default"/>
-        <w:sz w:val="20"/>
-      </w:rPr>
-    </w:lvl>
-    <w:lvl w:ilvl="1" w:tentative="1">
-      <w:start w:val="1"/>
-      <w:numFmt w:val="bullet"/>
-      <w:lvlText w:val="o"/>
-      <w:lvlJc w:val="left"/>
-      <w:pPr>
-        <w:tabs>
-          <w:tab w:val="num" w:pos="1440"/>
-        </w:tabs>
-        <w:ind w:left="1440" w:hanging="360"/>
-      </w:pPr>
-      <w:rPr>
-        <w:rFonts w:ascii="Courier New" w:hAnsi="Courier New" w:hint="default"/>
-        <w:sz w:val="20"/>
-      </w:rPr>
-    </w:lvl>
-    <w:lvl w:ilvl="2" w:tentative="1">
-      <w:start w:val="1"/>
-      <w:numFmt w:val="bullet"/>
-      <w:lvlText w:val=""/>
-      <w:lvlJc w:val="left"/>
-      <w:pPr>
-        <w:tabs>
-          <w:tab w:val="num" w:pos="2160"/>
-        </w:tabs>
-        <w:ind w:left="2160" w:hanging="360"/>
-      </w:pPr>
-      <w:rPr>
-        <w:rFonts w:ascii="Wingdings" w:hAnsi="Wingdings" w:hint="default"/>
-        <w:sz w:val="20"/>
-      </w:rPr>
-    </w:lvl>
-    <w:lvl w:ilvl="3" w:tentative="1">
-      <w:start w:val="1"/>
-      <w:numFmt w:val="bullet"/>
-      <w:lvlText w:val=""/>
-      <w:lvlJc w:val="left"/>
-      <w:pPr>
-        <w:tabs>
-          <w:tab w:val="num" w:pos="2880"/>
-        </w:tabs>
-        <w:ind w:left="2880" w:hanging="360"/>
-      </w:pPr>
-      <w:rPr>
-        <w:rFonts w:ascii="Wingdings" w:hAnsi="Wingdings" w:hint="default"/>
-        <w:sz w:val="20"/>
-      </w:rPr>
-    </w:lvl>
-    <w:lvl w:ilvl="4" w:tentative="1">
-      <w:start w:val="1"/>
-      <w:numFmt w:val="bullet"/>
-      <w:lvlText w:val=""/>
-      <w:lvlJc w:val="left"/>
-      <w:pPr>
-        <w:tabs>
-          <w:tab w:val="num" w:pos="3600"/>
-        </w:tabs>
-        <w:ind w:left="3600" w:hanging="360"/>
-      </w:pPr>
-      <w:rPr>
-        <w:rFonts w:ascii="Wingdings" w:hAnsi="Wingdings" w:hint="default"/>
-        <w:sz w:val="20"/>
-      </w:rPr>
-    </w:lvl>
-    <w:lvl w:ilvl="5" w:tentative="1">
-      <w:start w:val="1"/>
-      <w:numFmt w:val="bullet"/>
-      <w:lvlText w:val=""/>
-      <w:lvlJc w:val="left"/>
-      <w:pPr>
-        <w:tabs>
-          <w:tab w:val="num" w:pos="4320"/>
-        </w:tabs>
-        <w:ind w:left="4320" w:hanging="360"/>
-      </w:pPr>
-      <w:rPr>
-        <w:rFonts w:ascii="Wingdings" w:hAnsi="Wingdings" w:hint="default"/>
-        <w:sz w:val="20"/>
-      </w:rPr>
-    </w:lvl>
-    <w:lvl w:ilvl="6" w:tentative="1">
-      <w:start w:val="1"/>
-      <w:numFmt w:val="bullet"/>
-      <w:lvlText w:val=""/>
-      <w:lvlJc w:val="left"/>
-      <w:pPr>
-        <w:tabs>
-          <w:tab w:val="num" w:pos="5040"/>
-        </w:tabs>
-        <w:ind w:left="5040" w:hanging="360"/>
-      </w:pPr>
-      <w:rPr>
-        <w:rFonts w:ascii="Wingdings" w:hAnsi="Wingdings" w:hint="default"/>
-        <w:sz w:val="20"/>
-      </w:rPr>
-    </w:lvl>
-    <w:lvl w:ilvl="7" w:tentative="1">
-      <w:start w:val="1"/>
-      <w:numFmt w:val="bullet"/>
-      <w:lvlText w:val=""/>
-      <w:lvlJc w:val="left"/>
-      <w:pPr>
-        <w:tabs>
-          <w:tab w:val="num" w:pos="5760"/>
-        </w:tabs>
-        <w:ind w:left="5760" w:hanging="360"/>
-      </w:pPr>
-      <w:rPr>
-        <w:rFonts w:ascii="Wingdings" w:hAnsi="Wingdings" w:hint="default"/>
-        <w:sz w:val="20"/>
-      </w:rPr>
-    </w:lvl>
-    <w:lvl w:ilvl="8" w:tentative="1">
-      <w:start w:val="1"/>
-      <w:numFmt w:val="bullet"/>
-      <w:lvlText w:val=""/>
-      <w:lvlJc w:val="left"/>
-      <w:pPr>
-        <w:tabs>
-          <w:tab w:val="num" w:pos="6480"/>
-        </w:tabs>
-        <w:ind w:left="6480" w:hanging="360"/>
-      </w:pPr>
-      <w:rPr>
-        <w:rFonts w:ascii="Wingdings" w:hAnsi="Wingdings" w:hint="default"/>
-        <w:sz w:val="20"/>
-      </w:rPr>
-    </w:lvl>
-  </w:abstractNum>
-  <w:abstractNum w:abstractNumId="23" w15:restartNumberingAfterBreak="0">
-    <w:nsid w:val="24B86931"/>
-    <w:multiLevelType w:val="multilevel"/>
-    <w:tmpl w:val="AA0CFBE6"/>
-    <w:lvl w:ilvl="0">
-      <w:start w:val="1"/>
-      <w:numFmt w:val="bullet"/>
-      <w:lvlText w:val=""/>
-      <w:lvlJc w:val="left"/>
-      <w:pPr>
-        <w:tabs>
-          <w:tab w:val="num" w:pos="720"/>
-        </w:tabs>
-        <w:ind w:left="720" w:hanging="360"/>
-      </w:pPr>
-      <w:rPr>
-        <w:rFonts w:ascii="Symbol" w:hAnsi="Symbol" w:hint="default"/>
-        <w:sz w:val="20"/>
-      </w:rPr>
-    </w:lvl>
-    <w:lvl w:ilvl="1" w:tentative="1">
-      <w:start w:val="1"/>
-      <w:numFmt w:val="bullet"/>
-      <w:lvlText w:val="o"/>
-      <w:lvlJc w:val="left"/>
-      <w:pPr>
-        <w:tabs>
-          <w:tab w:val="num" w:pos="1440"/>
-        </w:tabs>
-        <w:ind w:left="1440" w:hanging="360"/>
-      </w:pPr>
-      <w:rPr>
-        <w:rFonts w:ascii="Courier New" w:hAnsi="Courier New" w:hint="default"/>
-        <w:sz w:val="20"/>
-      </w:rPr>
-    </w:lvl>
-    <w:lvl w:ilvl="2" w:tentative="1">
-      <w:start w:val="1"/>
-      <w:numFmt w:val="bullet"/>
-      <w:lvlText w:val=""/>
-      <w:lvlJc w:val="left"/>
-      <w:pPr>
-        <w:tabs>
-          <w:tab w:val="num" w:pos="2160"/>
-        </w:tabs>
-        <w:ind w:left="2160" w:hanging="360"/>
-      </w:pPr>
-      <w:rPr>
-        <w:rFonts w:ascii="Wingdings" w:hAnsi="Wingdings" w:hint="default"/>
-        <w:sz w:val="20"/>
-      </w:rPr>
-    </w:lvl>
-    <w:lvl w:ilvl="3" w:tentative="1">
-      <w:start w:val="1"/>
-      <w:numFmt w:val="bullet"/>
-      <w:lvlText w:val=""/>
-      <w:lvlJc w:val="left"/>
-      <w:pPr>
-        <w:tabs>
-          <w:tab w:val="num" w:pos="2880"/>
-        </w:tabs>
-        <w:ind w:left="2880" w:hanging="360"/>
-      </w:pPr>
-      <w:rPr>
-        <w:rFonts w:ascii="Wingdings" w:hAnsi="Wingdings" w:hint="default"/>
-        <w:sz w:val="20"/>
-      </w:rPr>
-    </w:lvl>
-    <w:lvl w:ilvl="4" w:tentative="1">
-      <w:start w:val="1"/>
-      <w:numFmt w:val="bullet"/>
-      <w:lvlText w:val=""/>
-      <w:lvlJc w:val="left"/>
-      <w:pPr>
-        <w:tabs>
-          <w:tab w:val="num" w:pos="3600"/>
-        </w:tabs>
-        <w:ind w:left="3600" w:hanging="360"/>
-      </w:pPr>
-      <w:rPr>
-        <w:rFonts w:ascii="Wingdings" w:hAnsi="Wingdings" w:hint="default"/>
-        <w:sz w:val="20"/>
-      </w:rPr>
-    </w:lvl>
-    <w:lvl w:ilvl="5" w:tentative="1">
-      <w:start w:val="1"/>
-      <w:numFmt w:val="bullet"/>
-      <w:lvlText w:val=""/>
-      <w:lvlJc w:val="left"/>
-      <w:pPr>
-        <w:tabs>
-          <w:tab w:val="num" w:pos="4320"/>
-        </w:tabs>
-        <w:ind w:left="4320" w:hanging="360"/>
-      </w:pPr>
-      <w:rPr>
-        <w:rFonts w:ascii="Wingdings" w:hAnsi="Wingdings" w:hint="default"/>
-        <w:sz w:val="20"/>
-      </w:rPr>
-    </w:lvl>
-    <w:lvl w:ilvl="6" w:tentative="1">
-      <w:start w:val="1"/>
-      <w:numFmt w:val="bullet"/>
-      <w:lvlText w:val=""/>
-      <w:lvlJc w:val="left"/>
-      <w:pPr>
-        <w:tabs>
-          <w:tab w:val="num" w:pos="5040"/>
-        </w:tabs>
-        <w:ind w:left="5040" w:hanging="360"/>
-      </w:pPr>
-      <w:rPr>
-        <w:rFonts w:ascii="Wingdings" w:hAnsi="Wingdings" w:hint="default"/>
-        <w:sz w:val="20"/>
-      </w:rPr>
-    </w:lvl>
-    <w:lvl w:ilvl="7" w:tentative="1">
-      <w:start w:val="1"/>
-      <w:numFmt w:val="bullet"/>
-      <w:lvlText w:val=""/>
-      <w:lvlJc w:val="left"/>
-      <w:pPr>
-        <w:tabs>
-          <w:tab w:val="num" w:pos="5760"/>
-        </w:tabs>
-        <w:ind w:left="5760" w:hanging="360"/>
-      </w:pPr>
-      <w:rPr>
-        <w:rFonts w:ascii="Wingdings" w:hAnsi="Wingdings" w:hint="default"/>
-        <w:sz w:val="20"/>
-      </w:rPr>
-    </w:lvl>
-    <w:lvl w:ilvl="8" w:tentative="1">
-      <w:start w:val="1"/>
-      <w:numFmt w:val="bullet"/>
-      <w:lvlText w:val=""/>
-      <w:lvlJc w:val="left"/>
-      <w:pPr>
-        <w:tabs>
-          <w:tab w:val="num" w:pos="6480"/>
-        </w:tabs>
-        <w:ind w:left="6480" w:hanging="360"/>
-      </w:pPr>
-      <w:rPr>
-        <w:rFonts w:ascii="Wingdings" w:hAnsi="Wingdings" w:hint="default"/>
-        <w:sz w:val="20"/>
-      </w:rPr>
-    </w:lvl>
-  </w:abstractNum>
-  <w:abstractNum w:abstractNumId="24" w15:restartNumberingAfterBreak="0">
-    <w:nsid w:val="24FB5C7E"/>
-    <w:multiLevelType w:val="multilevel"/>
-    <w:tmpl w:val="38B28D66"/>
-    <w:lvl w:ilvl="0">
-      <w:start w:val="1"/>
-      <w:numFmt w:val="bullet"/>
-      <w:lvlText w:val=""/>
-      <w:lvlJc w:val="left"/>
-      <w:pPr>
-        <w:tabs>
-          <w:tab w:val="num" w:pos="720"/>
-        </w:tabs>
-        <w:ind w:left="720" w:hanging="360"/>
-      </w:pPr>
-      <w:rPr>
-        <w:rFonts w:ascii="Symbol" w:hAnsi="Symbol" w:hint="default"/>
-        <w:sz w:val="20"/>
-      </w:rPr>
-    </w:lvl>
-    <w:lvl w:ilvl="1" w:tentative="1">
-      <w:start w:val="1"/>
-      <w:numFmt w:val="bullet"/>
-      <w:lvlText w:val="o"/>
-      <w:lvlJc w:val="left"/>
-      <w:pPr>
-        <w:tabs>
-          <w:tab w:val="num" w:pos="1440"/>
-        </w:tabs>
-        <w:ind w:left="1440" w:hanging="360"/>
-      </w:pPr>
-      <w:rPr>
-        <w:rFonts w:ascii="Courier New" w:hAnsi="Courier New" w:hint="default"/>
-        <w:sz w:val="20"/>
-      </w:rPr>
-    </w:lvl>
-    <w:lvl w:ilvl="2" w:tentative="1">
-      <w:start w:val="1"/>
-      <w:numFmt w:val="bullet"/>
-      <w:lvlText w:val=""/>
-      <w:lvlJc w:val="left"/>
-      <w:pPr>
-        <w:tabs>
-          <w:tab w:val="num" w:pos="2160"/>
-        </w:tabs>
-        <w:ind w:left="2160" w:hanging="360"/>
-      </w:pPr>
-      <w:rPr>
-        <w:rFonts w:ascii="Wingdings" w:hAnsi="Wingdings" w:hint="default"/>
-        <w:sz w:val="20"/>
-      </w:rPr>
-    </w:lvl>
-    <w:lvl w:ilvl="3" w:tentative="1">
-      <w:start w:val="1"/>
-      <w:numFmt w:val="bullet"/>
-      <w:lvlText w:val=""/>
-      <w:lvlJc w:val="left"/>
-      <w:pPr>
-        <w:tabs>
-          <w:tab w:val="num" w:pos="2880"/>
-        </w:tabs>
-        <w:ind w:left="2880" w:hanging="360"/>
-      </w:pPr>
-      <w:rPr>
-        <w:rFonts w:ascii="Wingdings" w:hAnsi="Wingdings" w:hint="default"/>
-        <w:sz w:val="20"/>
-      </w:rPr>
-    </w:lvl>
-    <w:lvl w:ilvl="4" w:tentative="1">
-      <w:start w:val="1"/>
-      <w:numFmt w:val="bullet"/>
-      <w:lvlText w:val=""/>
-      <w:lvlJc w:val="left"/>
-      <w:pPr>
-        <w:tabs>
-          <w:tab w:val="num" w:pos="3600"/>
-        </w:tabs>
-        <w:ind w:left="3600" w:hanging="360"/>
-      </w:pPr>
-      <w:rPr>
-        <w:rFonts w:ascii="Wingdings" w:hAnsi="Wingdings" w:hint="default"/>
-        <w:sz w:val="20"/>
-      </w:rPr>
-    </w:lvl>
-    <w:lvl w:ilvl="5" w:tentative="1">
-      <w:start w:val="1"/>
-      <w:numFmt w:val="bullet"/>
-      <w:lvlText w:val=""/>
-      <w:lvlJc w:val="left"/>
-      <w:pPr>
-        <w:tabs>
-          <w:tab w:val="num" w:pos="4320"/>
-        </w:tabs>
-        <w:ind w:left="4320" w:hanging="360"/>
-      </w:pPr>
-      <w:rPr>
-        <w:rFonts w:ascii="Wingdings" w:hAnsi="Wingdings" w:hint="default"/>
-        <w:sz w:val="20"/>
-      </w:rPr>
-    </w:lvl>
-    <w:lvl w:ilvl="6" w:tentative="1">
-      <w:start w:val="1"/>
-      <w:numFmt w:val="bullet"/>
-      <w:lvlText w:val=""/>
-      <w:lvlJc w:val="left"/>
-      <w:pPr>
-        <w:tabs>
-          <w:tab w:val="num" w:pos="5040"/>
-        </w:tabs>
-        <w:ind w:left="5040" w:hanging="360"/>
-      </w:pPr>
-      <w:rPr>
-        <w:rFonts w:ascii="Wingdings" w:hAnsi="Wingdings" w:hint="default"/>
-        <w:sz w:val="20"/>
-      </w:rPr>
-    </w:lvl>
-    <w:lvl w:ilvl="7" w:tentative="1">
-      <w:start w:val="1"/>
-      <w:numFmt w:val="bullet"/>
-      <w:lvlText w:val=""/>
-      <w:lvlJc w:val="left"/>
-      <w:pPr>
-        <w:tabs>
-          <w:tab w:val="num" w:pos="5760"/>
-        </w:tabs>
-        <w:ind w:left="5760" w:hanging="360"/>
-      </w:pPr>
-      <w:rPr>
-        <w:rFonts w:ascii="Wingdings" w:hAnsi="Wingdings" w:hint="default"/>
-        <w:sz w:val="20"/>
-      </w:rPr>
-    </w:lvl>
-    <w:lvl w:ilvl="8" w:tentative="1">
-      <w:start w:val="1"/>
-      <w:numFmt w:val="bullet"/>
-      <w:lvlText w:val=""/>
-      <w:lvlJc w:val="left"/>
-      <w:pPr>
-        <w:tabs>
-          <w:tab w:val="num" w:pos="6480"/>
-        </w:tabs>
-        <w:ind w:left="6480" w:hanging="360"/>
-      </w:pPr>
-      <w:rPr>
-        <w:rFonts w:ascii="Wingdings" w:hAnsi="Wingdings" w:hint="default"/>
-        <w:sz w:val="20"/>
-      </w:rPr>
-    </w:lvl>
-  </w:abstractNum>
-  <w:abstractNum w:abstractNumId="25" w15:restartNumberingAfterBreak="0">
-    <w:nsid w:val="25AB5599"/>
-    <w:multiLevelType w:val="multilevel"/>
-    <w:tmpl w:val="53208CEE"/>
-    <w:lvl w:ilvl="0">
-      <w:start w:val="1"/>
-      <w:numFmt w:val="bullet"/>
-      <w:lvlText w:val=""/>
-      <w:lvlJc w:val="left"/>
-      <w:pPr>
-        <w:tabs>
-          <w:tab w:val="num" w:pos="720"/>
-        </w:tabs>
-        <w:ind w:left="720" w:hanging="360"/>
-      </w:pPr>
-      <w:rPr>
-        <w:rFonts w:ascii="Symbol" w:hAnsi="Symbol" w:hint="default"/>
-        <w:sz w:val="20"/>
-      </w:rPr>
-    </w:lvl>
-    <w:lvl w:ilvl="1" w:tentative="1">
-      <w:start w:val="1"/>
-      <w:numFmt w:val="bullet"/>
-      <w:lvlText w:val="o"/>
-      <w:lvlJc w:val="left"/>
-      <w:pPr>
-        <w:tabs>
-          <w:tab w:val="num" w:pos="1440"/>
-        </w:tabs>
-        <w:ind w:left="1440" w:hanging="360"/>
-      </w:pPr>
-      <w:rPr>
-        <w:rFonts w:ascii="Courier New" w:hAnsi="Courier New" w:hint="default"/>
-        <w:sz w:val="20"/>
-      </w:rPr>
-    </w:lvl>
-    <w:lvl w:ilvl="2" w:tentative="1">
-      <w:start w:val="1"/>
-      <w:numFmt w:val="bullet"/>
-      <w:lvlText w:val=""/>
-      <w:lvlJc w:val="left"/>
-      <w:pPr>
-        <w:tabs>
-          <w:tab w:val="num" w:pos="2160"/>
-        </w:tabs>
-        <w:ind w:left="2160" w:hanging="360"/>
-      </w:pPr>
-      <w:rPr>
-        <w:rFonts w:ascii="Wingdings" w:hAnsi="Wingdings" w:hint="default"/>
-        <w:sz w:val="20"/>
-      </w:rPr>
-    </w:lvl>
-    <w:lvl w:ilvl="3" w:tentative="1">
-      <w:start w:val="1"/>
-      <w:numFmt w:val="bullet"/>
-      <w:lvlText w:val=""/>
-      <w:lvlJc w:val="left"/>
-      <w:pPr>
-        <w:tabs>
-          <w:tab w:val="num" w:pos="2880"/>
-        </w:tabs>
-        <w:ind w:left="2880" w:hanging="360"/>
-      </w:pPr>
-      <w:rPr>
-        <w:rFonts w:ascii="Wingdings" w:hAnsi="Wingdings" w:hint="default"/>
-        <w:sz w:val="20"/>
-      </w:rPr>
-    </w:lvl>
-    <w:lvl w:ilvl="4" w:tentative="1">
-      <w:start w:val="1"/>
-      <w:numFmt w:val="bullet"/>
-      <w:lvlText w:val=""/>
-      <w:lvlJc w:val="left"/>
-      <w:pPr>
-        <w:tabs>
-          <w:tab w:val="num" w:pos="3600"/>
-        </w:tabs>
-        <w:ind w:left="3600" w:hanging="360"/>
-      </w:pPr>
-      <w:rPr>
-        <w:rFonts w:ascii="Wingdings" w:hAnsi="Wingdings" w:hint="default"/>
-        <w:sz w:val="20"/>
-      </w:rPr>
-    </w:lvl>
-    <w:lvl w:ilvl="5" w:tentative="1">
-      <w:start w:val="1"/>
-      <w:numFmt w:val="bullet"/>
-      <w:lvlText w:val=""/>
-      <w:lvlJc w:val="left"/>
-      <w:pPr>
-        <w:tabs>
-          <w:tab w:val="num" w:pos="4320"/>
-        </w:tabs>
-        <w:ind w:left="4320" w:hanging="360"/>
-      </w:pPr>
-      <w:rPr>
-        <w:rFonts w:ascii="Wingdings" w:hAnsi="Wingdings" w:hint="default"/>
-        <w:sz w:val="20"/>
-      </w:rPr>
-    </w:lvl>
-    <w:lvl w:ilvl="6" w:tentative="1">
-      <w:start w:val="1"/>
-      <w:numFmt w:val="bullet"/>
-      <w:lvlText w:val=""/>
-      <w:lvlJc w:val="left"/>
-      <w:pPr>
-        <w:tabs>
-          <w:tab w:val="num" w:pos="5040"/>
-        </w:tabs>
-        <w:ind w:left="5040" w:hanging="360"/>
-      </w:pPr>
-      <w:rPr>
-        <w:rFonts w:ascii="Wingdings" w:hAnsi="Wingdings" w:hint="default"/>
-        <w:sz w:val="20"/>
-      </w:rPr>
-    </w:lvl>
-    <w:lvl w:ilvl="7" w:tentative="1">
-      <w:start w:val="1"/>
-      <w:numFmt w:val="bullet"/>
-      <w:lvlText w:val=""/>
-      <w:lvlJc w:val="left"/>
-      <w:pPr>
-        <w:tabs>
-          <w:tab w:val="num" w:pos="5760"/>
-        </w:tabs>
-        <w:ind w:left="5760" w:hanging="360"/>
-      </w:pPr>
-      <w:rPr>
-        <w:rFonts w:ascii="Wingdings" w:hAnsi="Wingdings" w:hint="default"/>
-        <w:sz w:val="20"/>
-      </w:rPr>
-    </w:lvl>
-    <w:lvl w:ilvl="8" w:tentative="1">
-      <w:start w:val="1"/>
-      <w:numFmt w:val="bullet"/>
-      <w:lvlText w:val=""/>
-      <w:lvlJc w:val="left"/>
-      <w:pPr>
-        <w:tabs>
-          <w:tab w:val="num" w:pos="6480"/>
-        </w:tabs>
-        <w:ind w:left="6480" w:hanging="360"/>
-      </w:pPr>
-      <w:rPr>
-        <w:rFonts w:ascii="Wingdings" w:hAnsi="Wingdings" w:hint="default"/>
-        <w:sz w:val="20"/>
-      </w:rPr>
-    </w:lvl>
-  </w:abstractNum>
-  <w:abstractNum w:abstractNumId="26" w15:restartNumberingAfterBreak="0">
-    <w:nsid w:val="28563188"/>
-    <w:multiLevelType w:val="multilevel"/>
-    <w:tmpl w:val="E39A215E"/>
-    <w:lvl w:ilvl="0">
-      <w:start w:val="1"/>
-      <w:numFmt w:val="bullet"/>
-      <w:lvlText w:val=""/>
-      <w:lvlJc w:val="left"/>
-      <w:pPr>
-        <w:tabs>
-          <w:tab w:val="num" w:pos="720"/>
-        </w:tabs>
-        <w:ind w:left="720" w:hanging="360"/>
-      </w:pPr>
-      <w:rPr>
-        <w:rFonts w:ascii="Symbol" w:hAnsi="Symbol" w:hint="default"/>
-        <w:sz w:val="20"/>
-      </w:rPr>
-    </w:lvl>
-    <w:lvl w:ilvl="1" w:tentative="1">
-      <w:start w:val="1"/>
-      <w:numFmt w:val="bullet"/>
-      <w:lvlText w:val="o"/>
-      <w:lvlJc w:val="left"/>
-      <w:pPr>
-        <w:tabs>
-          <w:tab w:val="num" w:pos="1440"/>
-        </w:tabs>
-        <w:ind w:left="1440" w:hanging="360"/>
-      </w:pPr>
-      <w:rPr>
-        <w:rFonts w:ascii="Courier New" w:hAnsi="Courier New" w:hint="default"/>
-        <w:sz w:val="20"/>
-      </w:rPr>
-    </w:lvl>
-    <w:lvl w:ilvl="2" w:tentative="1">
-      <w:start w:val="1"/>
-      <w:numFmt w:val="bullet"/>
-      <w:lvlText w:val=""/>
-      <w:lvlJc w:val="left"/>
-      <w:pPr>
-        <w:tabs>
-          <w:tab w:val="num" w:pos="2160"/>
-        </w:tabs>
-        <w:ind w:left="2160" w:hanging="360"/>
-      </w:pPr>
-      <w:rPr>
-        <w:rFonts w:ascii="Wingdings" w:hAnsi="Wingdings" w:hint="default"/>
-        <w:sz w:val="20"/>
-      </w:rPr>
-    </w:lvl>
-    <w:lvl w:ilvl="3" w:tentative="1">
-      <w:start w:val="1"/>
-      <w:numFmt w:val="bullet"/>
-      <w:lvlText w:val=""/>
-      <w:lvlJc w:val="left"/>
-      <w:pPr>
-        <w:tabs>
-          <w:tab w:val="num" w:pos="2880"/>
-        </w:tabs>
-        <w:ind w:left="2880" w:hanging="360"/>
-      </w:pPr>
-      <w:rPr>
-        <w:rFonts w:ascii="Wingdings" w:hAnsi="Wingdings" w:hint="default"/>
-        <w:sz w:val="20"/>
-      </w:rPr>
-    </w:lvl>
-    <w:lvl w:ilvl="4" w:tentative="1">
-      <w:start w:val="1"/>
-      <w:numFmt w:val="bullet"/>
-      <w:lvlText w:val=""/>
-      <w:lvlJc w:val="left"/>
-      <w:pPr>
-        <w:tabs>
-          <w:tab w:val="num" w:pos="3600"/>
-        </w:tabs>
-        <w:ind w:left="3600" w:hanging="360"/>
-      </w:pPr>
-      <w:rPr>
-        <w:rFonts w:ascii="Wingdings" w:hAnsi="Wingdings" w:hint="default"/>
-        <w:sz w:val="20"/>
-      </w:rPr>
-    </w:lvl>
-    <w:lvl w:ilvl="5" w:tentative="1">
-      <w:start w:val="1"/>
-      <w:numFmt w:val="bullet"/>
-      <w:lvlText w:val=""/>
-      <w:lvlJc w:val="left"/>
-      <w:pPr>
-        <w:tabs>
-          <w:tab w:val="num" w:pos="4320"/>
-        </w:tabs>
-        <w:ind w:left="4320" w:hanging="360"/>
-      </w:pPr>
-      <w:rPr>
-        <w:rFonts w:ascii="Wingdings" w:hAnsi="Wingdings" w:hint="default"/>
-        <w:sz w:val="20"/>
-      </w:rPr>
-    </w:lvl>
-    <w:lvl w:ilvl="6" w:tentative="1">
-      <w:start w:val="1"/>
-      <w:numFmt w:val="bullet"/>
-      <w:lvlText w:val=""/>
-      <w:lvlJc w:val="left"/>
-      <w:pPr>
-        <w:tabs>
-          <w:tab w:val="num" w:pos="5040"/>
-        </w:tabs>
-        <w:ind w:left="5040" w:hanging="360"/>
-      </w:pPr>
-      <w:rPr>
-        <w:rFonts w:ascii="Wingdings" w:hAnsi="Wingdings" w:hint="default"/>
-        <w:sz w:val="20"/>
-      </w:rPr>
-    </w:lvl>
-    <w:lvl w:ilvl="7" w:tentative="1">
-      <w:start w:val="1"/>
-      <w:numFmt w:val="bullet"/>
-      <w:lvlText w:val=""/>
-      <w:lvlJc w:val="left"/>
-      <w:pPr>
-        <w:tabs>
-          <w:tab w:val="num" w:pos="5760"/>
-        </w:tabs>
-        <w:ind w:left="5760" w:hanging="360"/>
-      </w:pPr>
-      <w:rPr>
-        <w:rFonts w:ascii="Wingdings" w:hAnsi="Wingdings" w:hint="default"/>
-        <w:sz w:val="20"/>
-      </w:rPr>
-    </w:lvl>
-    <w:lvl w:ilvl="8" w:tentative="1">
-      <w:start w:val="1"/>
-      <w:numFmt w:val="bullet"/>
-      <w:lvlText w:val=""/>
-      <w:lvlJc w:val="left"/>
-      <w:pPr>
-        <w:tabs>
-          <w:tab w:val="num" w:pos="6480"/>
-        </w:tabs>
-        <w:ind w:left="6480" w:hanging="360"/>
-      </w:pPr>
-      <w:rPr>
-        <w:rFonts w:ascii="Wingdings" w:hAnsi="Wingdings" w:hint="default"/>
-        <w:sz w:val="20"/>
-      </w:rPr>
-    </w:lvl>
-  </w:abstractNum>
-  <w:abstractNum w:abstractNumId="27" w15:restartNumberingAfterBreak="0">
-    <w:nsid w:val="28B1422B"/>
-    <w:multiLevelType w:val="multilevel"/>
-    <w:tmpl w:val="637A9FC4"/>
-    <w:lvl w:ilvl="0">
-      <w:start w:val="1"/>
-      <w:numFmt w:val="bullet"/>
-      <w:lvlText w:val=""/>
-      <w:lvlJc w:val="left"/>
-      <w:pPr>
-        <w:tabs>
-          <w:tab w:val="num" w:pos="720"/>
-        </w:tabs>
-        <w:ind w:left="720" w:hanging="360"/>
-      </w:pPr>
-      <w:rPr>
-        <w:rFonts w:ascii="Symbol" w:hAnsi="Symbol" w:hint="default"/>
-        <w:sz w:val="20"/>
-      </w:rPr>
-    </w:lvl>
-    <w:lvl w:ilvl="1" w:tentative="1">
-      <w:start w:val="1"/>
-      <w:numFmt w:val="bullet"/>
-      <w:lvlText w:val="o"/>
-      <w:lvlJc w:val="left"/>
-      <w:pPr>
-        <w:tabs>
-          <w:tab w:val="num" w:pos="1440"/>
-        </w:tabs>
-        <w:ind w:left="1440" w:hanging="360"/>
-      </w:pPr>
-      <w:rPr>
-        <w:rFonts w:ascii="Courier New" w:hAnsi="Courier New" w:hint="default"/>
-        <w:sz w:val="20"/>
-      </w:rPr>
-    </w:lvl>
-    <w:lvl w:ilvl="2" w:tentative="1">
-      <w:start w:val="1"/>
-      <w:numFmt w:val="bullet"/>
-      <w:lvlText w:val=""/>
-      <w:lvlJc w:val="left"/>
-      <w:pPr>
-        <w:tabs>
-          <w:tab w:val="num" w:pos="2160"/>
-        </w:tabs>
-        <w:ind w:left="2160" w:hanging="360"/>
-      </w:pPr>
-      <w:rPr>
-        <w:rFonts w:ascii="Wingdings" w:hAnsi="Wingdings" w:hint="default"/>
-        <w:sz w:val="20"/>
-      </w:rPr>
-    </w:lvl>
-    <w:lvl w:ilvl="3" w:tentative="1">
-      <w:start w:val="1"/>
-      <w:numFmt w:val="bullet"/>
-      <w:lvlText w:val=""/>
-      <w:lvlJc w:val="left"/>
-      <w:pPr>
-        <w:tabs>
-          <w:tab w:val="num" w:pos="2880"/>
-        </w:tabs>
-        <w:ind w:left="2880" w:hanging="360"/>
-      </w:pPr>
-      <w:rPr>
-        <w:rFonts w:ascii="Wingdings" w:hAnsi="Wingdings" w:hint="default"/>
-        <w:sz w:val="20"/>
-      </w:rPr>
-    </w:lvl>
-    <w:lvl w:ilvl="4" w:tentative="1">
-      <w:start w:val="1"/>
-      <w:numFmt w:val="bullet"/>
-      <w:lvlText w:val=""/>
-      <w:lvlJc w:val="left"/>
-      <w:pPr>
-        <w:tabs>
-          <w:tab w:val="num" w:pos="3600"/>
-        </w:tabs>
-        <w:ind w:left="3600" w:hanging="360"/>
-      </w:pPr>
-      <w:rPr>
-        <w:rFonts w:ascii="Wingdings" w:hAnsi="Wingdings" w:hint="default"/>
-        <w:sz w:val="20"/>
-      </w:rPr>
-    </w:lvl>
-    <w:lvl w:ilvl="5" w:tentative="1">
-      <w:start w:val="1"/>
-      <w:numFmt w:val="bullet"/>
-      <w:lvlText w:val=""/>
-      <w:lvlJc w:val="left"/>
-      <w:pPr>
-        <w:tabs>
-          <w:tab w:val="num" w:pos="4320"/>
-        </w:tabs>
-        <w:ind w:left="4320" w:hanging="360"/>
-      </w:pPr>
-      <w:rPr>
-        <w:rFonts w:ascii="Wingdings" w:hAnsi="Wingdings" w:hint="default"/>
-        <w:sz w:val="20"/>
-      </w:rPr>
-    </w:lvl>
-    <w:lvl w:ilvl="6" w:tentative="1">
-      <w:start w:val="1"/>
-      <w:numFmt w:val="bullet"/>
-      <w:lvlText w:val=""/>
-      <w:lvlJc w:val="left"/>
-      <w:pPr>
-        <w:tabs>
-          <w:tab w:val="num" w:pos="5040"/>
-        </w:tabs>
-        <w:ind w:left="5040" w:hanging="360"/>
-      </w:pPr>
-      <w:rPr>
-        <w:rFonts w:ascii="Wingdings" w:hAnsi="Wingdings" w:hint="default"/>
-        <w:sz w:val="20"/>
-      </w:rPr>
-    </w:lvl>
-    <w:lvl w:ilvl="7" w:tentative="1">
-      <w:start w:val="1"/>
-      <w:numFmt w:val="bullet"/>
-      <w:lvlText w:val=""/>
-      <w:lvlJc w:val="left"/>
-      <w:pPr>
-        <w:tabs>
-          <w:tab w:val="num" w:pos="5760"/>
-        </w:tabs>
-        <w:ind w:left="5760" w:hanging="360"/>
-      </w:pPr>
-      <w:rPr>
-        <w:rFonts w:ascii="Wingdings" w:hAnsi="Wingdings" w:hint="default"/>
-        <w:sz w:val="20"/>
-      </w:rPr>
-    </w:lvl>
-    <w:lvl w:ilvl="8" w:tentative="1">
-      <w:start w:val="1"/>
-      <w:numFmt w:val="bullet"/>
-      <w:lvlText w:val=""/>
-      <w:lvlJc w:val="left"/>
-      <w:pPr>
-        <w:tabs>
-          <w:tab w:val="num" w:pos="6480"/>
-        </w:tabs>
-        <w:ind w:left="6480" w:hanging="360"/>
-      </w:pPr>
-      <w:rPr>
-        <w:rFonts w:ascii="Wingdings" w:hAnsi="Wingdings" w:hint="default"/>
-        <w:sz w:val="20"/>
-      </w:rPr>
-    </w:lvl>
-  </w:abstractNum>
-  <w:abstractNum w:abstractNumId="28" w15:restartNumberingAfterBreak="0">
-    <w:nsid w:val="2C531B6D"/>
-    <w:multiLevelType w:val="multilevel"/>
-    <w:tmpl w:val="9300DBC2"/>
-    <w:lvl w:ilvl="0">
-      <w:start w:val="1"/>
-      <w:numFmt w:val="bullet"/>
-      <w:lvlText w:val=""/>
-      <w:lvlJc w:val="left"/>
-      <w:pPr>
-        <w:tabs>
-          <w:tab w:val="num" w:pos="720"/>
-        </w:tabs>
-        <w:ind w:left="720" w:hanging="360"/>
-      </w:pPr>
-      <w:rPr>
-        <w:rFonts w:ascii="Symbol" w:hAnsi="Symbol" w:hint="default"/>
-        <w:sz w:val="20"/>
-      </w:rPr>
-    </w:lvl>
-    <w:lvl w:ilvl="1" w:tentative="1">
-      <w:start w:val="1"/>
-      <w:numFmt w:val="bullet"/>
-      <w:lvlText w:val="o"/>
-      <w:lvlJc w:val="left"/>
-      <w:pPr>
-        <w:tabs>
-          <w:tab w:val="num" w:pos="1440"/>
-        </w:tabs>
-        <w:ind w:left="1440" w:hanging="360"/>
-      </w:pPr>
-      <w:rPr>
-        <w:rFonts w:ascii="Courier New" w:hAnsi="Courier New" w:hint="default"/>
-        <w:sz w:val="20"/>
-      </w:rPr>
-    </w:lvl>
-    <w:lvl w:ilvl="2" w:tentative="1">
-      <w:start w:val="1"/>
-      <w:numFmt w:val="bullet"/>
-      <w:lvlText w:val=""/>
-      <w:lvlJc w:val="left"/>
-      <w:pPr>
-        <w:tabs>
-          <w:tab w:val="num" w:pos="2160"/>
-        </w:tabs>
-        <w:ind w:left="2160" w:hanging="360"/>
-      </w:pPr>
-      <w:rPr>
-        <w:rFonts w:ascii="Wingdings" w:hAnsi="Wingdings" w:hint="default"/>
-        <w:sz w:val="20"/>
-      </w:rPr>
-    </w:lvl>
-    <w:lvl w:ilvl="3" w:tentative="1">
-      <w:start w:val="1"/>
-      <w:numFmt w:val="bullet"/>
-      <w:lvlText w:val=""/>
-      <w:lvlJc w:val="left"/>
-      <w:pPr>
-        <w:tabs>
-          <w:tab w:val="num" w:pos="2880"/>
-        </w:tabs>
-        <w:ind w:left="2880" w:hanging="360"/>
-      </w:pPr>
-      <w:rPr>
-        <w:rFonts w:ascii="Wingdings" w:hAnsi="Wingdings" w:hint="default"/>
-        <w:sz w:val="20"/>
-      </w:rPr>
-    </w:lvl>
-    <w:lvl w:ilvl="4" w:tentative="1">
-      <w:start w:val="1"/>
-      <w:numFmt w:val="bullet"/>
-      <w:lvlText w:val=""/>
-      <w:lvlJc w:val="left"/>
-      <w:pPr>
-        <w:tabs>
-          <w:tab w:val="num" w:pos="3600"/>
-        </w:tabs>
-        <w:ind w:left="3600" w:hanging="360"/>
-      </w:pPr>
-      <w:rPr>
-        <w:rFonts w:ascii="Wingdings" w:hAnsi="Wingdings" w:hint="default"/>
-        <w:sz w:val="20"/>
-      </w:rPr>
-    </w:lvl>
-    <w:lvl w:ilvl="5" w:tentative="1">
-      <w:start w:val="1"/>
-      <w:numFmt w:val="bullet"/>
-      <w:lvlText w:val=""/>
-      <w:lvlJc w:val="left"/>
-      <w:pPr>
-        <w:tabs>
-          <w:tab w:val="num" w:pos="4320"/>
-        </w:tabs>
-        <w:ind w:left="4320" w:hanging="360"/>
-      </w:pPr>
-      <w:rPr>
-        <w:rFonts w:ascii="Wingdings" w:hAnsi="Wingdings" w:hint="default"/>
-        <w:sz w:val="20"/>
-      </w:rPr>
-    </w:lvl>
-    <w:lvl w:ilvl="6" w:tentative="1">
-      <w:start w:val="1"/>
-      <w:numFmt w:val="bullet"/>
-      <w:lvlText w:val=""/>
-      <w:lvlJc w:val="left"/>
-      <w:pPr>
-        <w:tabs>
-          <w:tab w:val="num" w:pos="5040"/>
-        </w:tabs>
-        <w:ind w:left="5040" w:hanging="360"/>
-      </w:pPr>
-      <w:rPr>
-        <w:rFonts w:ascii="Wingdings" w:hAnsi="Wingdings" w:hint="default"/>
-        <w:sz w:val="20"/>
-      </w:rPr>
-    </w:lvl>
-    <w:lvl w:ilvl="7" w:tentative="1">
-      <w:start w:val="1"/>
-      <w:numFmt w:val="bullet"/>
-      <w:lvlText w:val=""/>
-      <w:lvlJc w:val="left"/>
-      <w:pPr>
-        <w:tabs>
-          <w:tab w:val="num" w:pos="5760"/>
-        </w:tabs>
-        <w:ind w:left="5760" w:hanging="360"/>
-      </w:pPr>
-      <w:rPr>
-        <w:rFonts w:ascii="Wingdings" w:hAnsi="Wingdings" w:hint="default"/>
-        <w:sz w:val="20"/>
-      </w:rPr>
-    </w:lvl>
-    <w:lvl w:ilvl="8" w:tentative="1">
-      <w:start w:val="1"/>
-      <w:numFmt w:val="bullet"/>
-      <w:lvlText w:val=""/>
-      <w:lvlJc w:val="left"/>
-      <w:pPr>
-        <w:tabs>
-          <w:tab w:val="num" w:pos="6480"/>
-        </w:tabs>
-        <w:ind w:left="6480" w:hanging="360"/>
-      </w:pPr>
-      <w:rPr>
-        <w:rFonts w:ascii="Wingdings" w:hAnsi="Wingdings" w:hint="default"/>
-        <w:sz w:val="20"/>
-      </w:rPr>
-    </w:lvl>
-  </w:abstractNum>
-  <w:abstractNum w:abstractNumId="29" w15:restartNumberingAfterBreak="0">
-    <w:nsid w:val="2F85341F"/>
-    <w:multiLevelType w:val="multilevel"/>
-    <w:tmpl w:val="913E76A2"/>
-    <w:lvl w:ilvl="0">
-      <w:start w:val="1"/>
-      <w:numFmt w:val="bullet"/>
-      <w:lvlText w:val=""/>
-      <w:lvlJc w:val="left"/>
-      <w:pPr>
-        <w:tabs>
-          <w:tab w:val="num" w:pos="720"/>
-        </w:tabs>
-        <w:ind w:left="720" w:hanging="360"/>
-      </w:pPr>
-      <w:rPr>
-        <w:rFonts w:ascii="Symbol" w:hAnsi="Symbol" w:hint="default"/>
-        <w:sz w:val="20"/>
-      </w:rPr>
-    </w:lvl>
-    <w:lvl w:ilvl="1" w:tentative="1">
-      <w:start w:val="1"/>
-      <w:numFmt w:val="bullet"/>
-      <w:lvlText w:val="o"/>
-      <w:lvlJc w:val="left"/>
-      <w:pPr>
-        <w:tabs>
-          <w:tab w:val="num" w:pos="1440"/>
-        </w:tabs>
-        <w:ind w:left="1440" w:hanging="360"/>
-      </w:pPr>
-      <w:rPr>
-        <w:rFonts w:ascii="Courier New" w:hAnsi="Courier New" w:hint="default"/>
-        <w:sz w:val="20"/>
-      </w:rPr>
-    </w:lvl>
-    <w:lvl w:ilvl="2" w:tentative="1">
-      <w:start w:val="1"/>
-      <w:numFmt w:val="bullet"/>
-      <w:lvlText w:val=""/>
-      <w:lvlJc w:val="left"/>
-      <w:pPr>
-        <w:tabs>
-          <w:tab w:val="num" w:pos="2160"/>
-        </w:tabs>
-        <w:ind w:left="2160" w:hanging="360"/>
-      </w:pPr>
-      <w:rPr>
-        <w:rFonts w:ascii="Wingdings" w:hAnsi="Wingdings" w:hint="default"/>
-        <w:sz w:val="20"/>
-      </w:rPr>
-    </w:lvl>
-    <w:lvl w:ilvl="3" w:tentative="1">
-      <w:start w:val="1"/>
-      <w:numFmt w:val="bullet"/>
-      <w:lvlText w:val=""/>
-      <w:lvlJc w:val="left"/>
-      <w:pPr>
-        <w:tabs>
-          <w:tab w:val="num" w:pos="2880"/>
-        </w:tabs>
-        <w:ind w:left="2880" w:hanging="360"/>
-      </w:pPr>
-      <w:rPr>
-        <w:rFonts w:ascii="Wingdings" w:hAnsi="Wingdings" w:hint="default"/>
-        <w:sz w:val="20"/>
-      </w:rPr>
-    </w:lvl>
-    <w:lvl w:ilvl="4" w:tentative="1">
-      <w:start w:val="1"/>
-      <w:numFmt w:val="bullet"/>
-      <w:lvlText w:val=""/>
-      <w:lvlJc w:val="left"/>
-      <w:pPr>
-        <w:tabs>
-          <w:tab w:val="num" w:pos="3600"/>
-        </w:tabs>
-        <w:ind w:left="3600" w:hanging="360"/>
-      </w:pPr>
-      <w:rPr>
-        <w:rFonts w:ascii="Wingdings" w:hAnsi="Wingdings" w:hint="default"/>
-        <w:sz w:val="20"/>
-      </w:rPr>
-    </w:lvl>
-    <w:lvl w:ilvl="5" w:tentative="1">
-      <w:start w:val="1"/>
-      <w:numFmt w:val="bullet"/>
-      <w:lvlText w:val=""/>
-      <w:lvlJc w:val="left"/>
-      <w:pPr>
-        <w:tabs>
-          <w:tab w:val="num" w:pos="4320"/>
-        </w:tabs>
-        <w:ind w:left="4320" w:hanging="360"/>
-      </w:pPr>
-      <w:rPr>
-        <w:rFonts w:ascii="Wingdings" w:hAnsi="Wingdings" w:hint="default"/>
-        <w:sz w:val="20"/>
-      </w:rPr>
-    </w:lvl>
-    <w:lvl w:ilvl="6" w:tentative="1">
-      <w:start w:val="1"/>
-      <w:numFmt w:val="bullet"/>
-      <w:lvlText w:val=""/>
-      <w:lvlJc w:val="left"/>
-      <w:pPr>
-        <w:tabs>
-          <w:tab w:val="num" w:pos="5040"/>
-        </w:tabs>
-        <w:ind w:left="5040" w:hanging="360"/>
-      </w:pPr>
-      <w:rPr>
-        <w:rFonts w:ascii="Wingdings" w:hAnsi="Wingdings" w:hint="default"/>
-        <w:sz w:val="20"/>
-      </w:rPr>
-    </w:lvl>
-    <w:lvl w:ilvl="7" w:tentative="1">
-      <w:start w:val="1"/>
-      <w:numFmt w:val="bullet"/>
-      <w:lvlText w:val=""/>
-      <w:lvlJc w:val="left"/>
-      <w:pPr>
-        <w:tabs>
-          <w:tab w:val="num" w:pos="5760"/>
-        </w:tabs>
-        <w:ind w:left="5760" w:hanging="360"/>
-      </w:pPr>
-      <w:rPr>
-        <w:rFonts w:ascii="Wingdings" w:hAnsi="Wingdings" w:hint="default"/>
-        <w:sz w:val="20"/>
-      </w:rPr>
-    </w:lvl>
-    <w:lvl w:ilvl="8" w:tentative="1">
-      <w:start w:val="1"/>
-      <w:numFmt w:val="bullet"/>
-      <w:lvlText w:val=""/>
-      <w:lvlJc w:val="left"/>
-      <w:pPr>
-        <w:tabs>
-          <w:tab w:val="num" w:pos="6480"/>
-        </w:tabs>
-        <w:ind w:left="6480" w:hanging="360"/>
-      </w:pPr>
-      <w:rPr>
-        <w:rFonts w:ascii="Wingdings" w:hAnsi="Wingdings" w:hint="default"/>
-        <w:sz w:val="20"/>
-      </w:rPr>
-    </w:lvl>
-  </w:abstractNum>
-  <w:abstractNum w:abstractNumId="30" w15:restartNumberingAfterBreak="0">
-    <w:nsid w:val="30085541"/>
-    <w:multiLevelType w:val="multilevel"/>
-    <w:tmpl w:val="D9981D36"/>
-    <w:lvl w:ilvl="0">
-      <w:start w:val="1"/>
-      <w:numFmt w:val="bullet"/>
-      <w:lvlText w:val=""/>
-      <w:lvlJc w:val="left"/>
-      <w:pPr>
-        <w:tabs>
-          <w:tab w:val="num" w:pos="720"/>
-        </w:tabs>
-        <w:ind w:left="720" w:hanging="360"/>
-      </w:pPr>
-      <w:rPr>
-        <w:rFonts w:ascii="Symbol" w:hAnsi="Symbol" w:hint="default"/>
-        <w:sz w:val="20"/>
-      </w:rPr>
-    </w:lvl>
-    <w:lvl w:ilvl="1" w:tentative="1">
-      <w:start w:val="1"/>
-      <w:numFmt w:val="bullet"/>
-      <w:lvlText w:val="o"/>
-      <w:lvlJc w:val="left"/>
-      <w:pPr>
-        <w:tabs>
-          <w:tab w:val="num" w:pos="1440"/>
-        </w:tabs>
-        <w:ind w:left="1440" w:hanging="360"/>
-      </w:pPr>
-      <w:rPr>
-        <w:rFonts w:ascii="Courier New" w:hAnsi="Courier New" w:hint="default"/>
-        <w:sz w:val="20"/>
-      </w:rPr>
-    </w:lvl>
-    <w:lvl w:ilvl="2" w:tentative="1">
-      <w:start w:val="1"/>
-      <w:numFmt w:val="bullet"/>
-      <w:lvlText w:val=""/>
-      <w:lvlJc w:val="left"/>
-      <w:pPr>
-        <w:tabs>
-          <w:tab w:val="num" w:pos="2160"/>
-        </w:tabs>
-        <w:ind w:left="2160" w:hanging="360"/>
-      </w:pPr>
-      <w:rPr>
-        <w:rFonts w:ascii="Wingdings" w:hAnsi="Wingdings" w:hint="default"/>
-        <w:sz w:val="20"/>
-      </w:rPr>
-    </w:lvl>
-    <w:lvl w:ilvl="3" w:tentative="1">
-      <w:start w:val="1"/>
-      <w:numFmt w:val="bullet"/>
-      <w:lvlText w:val=""/>
-      <w:lvlJc w:val="left"/>
-      <w:pPr>
-        <w:tabs>
-          <w:tab w:val="num" w:pos="2880"/>
-        </w:tabs>
-        <w:ind w:left="2880" w:hanging="360"/>
-      </w:pPr>
-      <w:rPr>
-        <w:rFonts w:ascii="Wingdings" w:hAnsi="Wingdings" w:hint="default"/>
-        <w:sz w:val="20"/>
-      </w:rPr>
-    </w:lvl>
-    <w:lvl w:ilvl="4" w:tentative="1">
-      <w:start w:val="1"/>
-      <w:numFmt w:val="bullet"/>
-      <w:lvlText w:val=""/>
-      <w:lvlJc w:val="left"/>
-      <w:pPr>
-        <w:tabs>
-          <w:tab w:val="num" w:pos="3600"/>
-        </w:tabs>
-        <w:ind w:left="3600" w:hanging="360"/>
-      </w:pPr>
-      <w:rPr>
-        <w:rFonts w:ascii="Wingdings" w:hAnsi="Wingdings" w:hint="default"/>
-        <w:sz w:val="20"/>
-      </w:rPr>
-    </w:lvl>
-    <w:lvl w:ilvl="5" w:tentative="1">
-      <w:start w:val="1"/>
-      <w:numFmt w:val="bullet"/>
-      <w:lvlText w:val=""/>
-      <w:lvlJc w:val="left"/>
-      <w:pPr>
-        <w:tabs>
-          <w:tab w:val="num" w:pos="4320"/>
-        </w:tabs>
-        <w:ind w:left="4320" w:hanging="360"/>
-      </w:pPr>
-      <w:rPr>
-        <w:rFonts w:ascii="Wingdings" w:hAnsi="Wingdings" w:hint="default"/>
-        <w:sz w:val="20"/>
-      </w:rPr>
-    </w:lvl>
-    <w:lvl w:ilvl="6" w:tentative="1">
-      <w:start w:val="1"/>
-      <w:numFmt w:val="bullet"/>
-      <w:lvlText w:val=""/>
-      <w:lvlJc w:val="left"/>
-      <w:pPr>
-        <w:tabs>
-          <w:tab w:val="num" w:pos="5040"/>
-        </w:tabs>
-        <w:ind w:left="5040" w:hanging="360"/>
-      </w:pPr>
-      <w:rPr>
-        <w:rFonts w:ascii="Wingdings" w:hAnsi="Wingdings" w:hint="default"/>
-        <w:sz w:val="20"/>
-      </w:rPr>
-    </w:lvl>
-    <w:lvl w:ilvl="7" w:tentative="1">
-      <w:start w:val="1"/>
-      <w:numFmt w:val="bullet"/>
-      <w:lvlText w:val=""/>
-      <w:lvlJc w:val="left"/>
-      <w:pPr>
-        <w:tabs>
-          <w:tab w:val="num" w:pos="5760"/>
-        </w:tabs>
-        <w:ind w:left="5760" w:hanging="360"/>
-      </w:pPr>
-      <w:rPr>
-        <w:rFonts w:ascii="Wingdings" w:hAnsi="Wingdings" w:hint="default"/>
-        <w:sz w:val="20"/>
-      </w:rPr>
-    </w:lvl>
-    <w:lvl w:ilvl="8" w:tentative="1">
-      <w:start w:val="1"/>
-      <w:numFmt w:val="bullet"/>
-      <w:lvlText w:val=""/>
-      <w:lvlJc w:val="left"/>
-      <w:pPr>
-        <w:tabs>
-          <w:tab w:val="num" w:pos="6480"/>
-        </w:tabs>
-        <w:ind w:left="6480" w:hanging="360"/>
-      </w:pPr>
-      <w:rPr>
-        <w:rFonts w:ascii="Wingdings" w:hAnsi="Wingdings" w:hint="default"/>
-        <w:sz w:val="20"/>
-      </w:rPr>
-    </w:lvl>
-  </w:abstractNum>
-  <w:abstractNum w:abstractNumId="31" w15:restartNumberingAfterBreak="0">
-    <w:nsid w:val="3228735B"/>
-    <w:multiLevelType w:val="multilevel"/>
-    <w:tmpl w:val="7DB28C64"/>
-    <w:lvl w:ilvl="0">
-      <w:start w:val="1"/>
-      <w:numFmt w:val="bullet"/>
-      <w:lvlText w:val=""/>
-      <w:lvlJc w:val="left"/>
-      <w:pPr>
-        <w:tabs>
-          <w:tab w:val="num" w:pos="720"/>
-        </w:tabs>
-        <w:ind w:left="720" w:hanging="360"/>
-      </w:pPr>
-      <w:rPr>
-        <w:rFonts w:ascii="Symbol" w:hAnsi="Symbol" w:hint="default"/>
-        <w:sz w:val="20"/>
-      </w:rPr>
-    </w:lvl>
-    <w:lvl w:ilvl="1" w:tentative="1">
-      <w:start w:val="1"/>
-      <w:numFmt w:val="bullet"/>
-      <w:lvlText w:val="o"/>
-      <w:lvlJc w:val="left"/>
-      <w:pPr>
-        <w:tabs>
-          <w:tab w:val="num" w:pos="1440"/>
-        </w:tabs>
-        <w:ind w:left="1440" w:hanging="360"/>
-      </w:pPr>
-      <w:rPr>
-        <w:rFonts w:ascii="Courier New" w:hAnsi="Courier New" w:hint="default"/>
-        <w:sz w:val="20"/>
-      </w:rPr>
-    </w:lvl>
-    <w:lvl w:ilvl="2" w:tentative="1">
-      <w:start w:val="1"/>
-      <w:numFmt w:val="bullet"/>
-      <w:lvlText w:val=""/>
-      <w:lvlJc w:val="left"/>
-      <w:pPr>
-        <w:tabs>
-          <w:tab w:val="num" w:pos="2160"/>
-        </w:tabs>
-        <w:ind w:left="2160" w:hanging="360"/>
-      </w:pPr>
-      <w:rPr>
-        <w:rFonts w:ascii="Wingdings" w:hAnsi="Wingdings" w:hint="default"/>
-        <w:sz w:val="20"/>
-      </w:rPr>
-    </w:lvl>
-    <w:lvl w:ilvl="3" w:tentative="1">
-      <w:start w:val="1"/>
-      <w:numFmt w:val="bullet"/>
-      <w:lvlText w:val=""/>
-      <w:lvlJc w:val="left"/>
-      <w:pPr>
-        <w:tabs>
-          <w:tab w:val="num" w:pos="2880"/>
-        </w:tabs>
-        <w:ind w:left="2880" w:hanging="360"/>
-      </w:pPr>
-      <w:rPr>
-        <w:rFonts w:ascii="Wingdings" w:hAnsi="Wingdings" w:hint="default"/>
-        <w:sz w:val="20"/>
-      </w:rPr>
-    </w:lvl>
-    <w:lvl w:ilvl="4" w:tentative="1">
-      <w:start w:val="1"/>
-      <w:numFmt w:val="bullet"/>
-      <w:lvlText w:val=""/>
-      <w:lvlJc w:val="left"/>
-      <w:pPr>
-        <w:tabs>
-          <w:tab w:val="num" w:pos="3600"/>
-        </w:tabs>
-        <w:ind w:left="3600" w:hanging="360"/>
-      </w:pPr>
-      <w:rPr>
-        <w:rFonts w:ascii="Wingdings" w:hAnsi="Wingdings" w:hint="default"/>
-        <w:sz w:val="20"/>
-      </w:rPr>
-    </w:lvl>
-    <w:lvl w:ilvl="5" w:tentative="1">
-      <w:start w:val="1"/>
-      <w:numFmt w:val="bullet"/>
-      <w:lvlText w:val=""/>
-      <w:lvlJc w:val="left"/>
-      <w:pPr>
-        <w:tabs>
-          <w:tab w:val="num" w:pos="4320"/>
-        </w:tabs>
-        <w:ind w:left="4320" w:hanging="360"/>
-      </w:pPr>
-      <w:rPr>
-        <w:rFonts w:ascii="Wingdings" w:hAnsi="Wingdings" w:hint="default"/>
-        <w:sz w:val="20"/>
-      </w:rPr>
-    </w:lvl>
-    <w:lvl w:ilvl="6" w:tentative="1">
-      <w:start w:val="1"/>
-      <w:numFmt w:val="bullet"/>
-      <w:lvlText w:val=""/>
-      <w:lvlJc w:val="left"/>
-      <w:pPr>
-        <w:tabs>
-          <w:tab w:val="num" w:pos="5040"/>
-        </w:tabs>
-        <w:ind w:left="5040" w:hanging="360"/>
-      </w:pPr>
-      <w:rPr>
-        <w:rFonts w:ascii="Wingdings" w:hAnsi="Wingdings" w:hint="default"/>
-        <w:sz w:val="20"/>
-      </w:rPr>
-    </w:lvl>
-    <w:lvl w:ilvl="7" w:tentative="1">
-      <w:start w:val="1"/>
-      <w:numFmt w:val="bullet"/>
-      <w:lvlText w:val=""/>
-      <w:lvlJc w:val="left"/>
-      <w:pPr>
-        <w:tabs>
-          <w:tab w:val="num" w:pos="5760"/>
-        </w:tabs>
-        <w:ind w:left="5760" w:hanging="360"/>
-      </w:pPr>
-      <w:rPr>
-        <w:rFonts w:ascii="Wingdings" w:hAnsi="Wingdings" w:hint="default"/>
-        <w:sz w:val="20"/>
-      </w:rPr>
-    </w:lvl>
-    <w:lvl w:ilvl="8" w:tentative="1">
-      <w:start w:val="1"/>
-      <w:numFmt w:val="bullet"/>
-      <w:lvlText w:val=""/>
-      <w:lvlJc w:val="left"/>
-      <w:pPr>
-        <w:tabs>
-          <w:tab w:val="num" w:pos="6480"/>
-        </w:tabs>
-        <w:ind w:left="6480" w:hanging="360"/>
-      </w:pPr>
-      <w:rPr>
-        <w:rFonts w:ascii="Wingdings" w:hAnsi="Wingdings" w:hint="default"/>
-        <w:sz w:val="20"/>
-      </w:rPr>
-    </w:lvl>
-  </w:abstractNum>
-  <w:abstractNum w:abstractNumId="32" w15:restartNumberingAfterBreak="0">
-    <w:nsid w:val="37F31E32"/>
-    <w:multiLevelType w:val="multilevel"/>
-    <w:tmpl w:val="4BAA184E"/>
-    <w:lvl w:ilvl="0">
-      <w:start w:val="1"/>
-      <w:numFmt w:val="bullet"/>
-      <w:lvlText w:val=""/>
-      <w:lvlJc w:val="left"/>
-      <w:pPr>
-        <w:tabs>
-          <w:tab w:val="num" w:pos="720"/>
-        </w:tabs>
-        <w:ind w:left="720" w:hanging="360"/>
-      </w:pPr>
-      <w:rPr>
-        <w:rFonts w:ascii="Symbol" w:hAnsi="Symbol" w:hint="default"/>
-        <w:sz w:val="20"/>
-      </w:rPr>
-    </w:lvl>
-    <w:lvl w:ilvl="1" w:tentative="1">
-      <w:start w:val="1"/>
-      <w:numFmt w:val="bullet"/>
-      <w:lvlText w:val="o"/>
-      <w:lvlJc w:val="left"/>
-      <w:pPr>
-        <w:tabs>
-          <w:tab w:val="num" w:pos="1440"/>
-        </w:tabs>
-        <w:ind w:left="1440" w:hanging="360"/>
-      </w:pPr>
-      <w:rPr>
-        <w:rFonts w:ascii="Courier New" w:hAnsi="Courier New" w:hint="default"/>
-        <w:sz w:val="20"/>
-      </w:rPr>
-    </w:lvl>
-    <w:lvl w:ilvl="2" w:tentative="1">
-      <w:start w:val="1"/>
-      <w:numFmt w:val="bullet"/>
-      <w:lvlText w:val=""/>
-      <w:lvlJc w:val="left"/>
-      <w:pPr>
-        <w:tabs>
-          <w:tab w:val="num" w:pos="2160"/>
-        </w:tabs>
-        <w:ind w:left="2160" w:hanging="360"/>
-      </w:pPr>
-      <w:rPr>
-        <w:rFonts w:ascii="Wingdings" w:hAnsi="Wingdings" w:hint="default"/>
-        <w:sz w:val="20"/>
-      </w:rPr>
-    </w:lvl>
-    <w:lvl w:ilvl="3" w:tentative="1">
-      <w:start w:val="1"/>
-      <w:numFmt w:val="bullet"/>
-      <w:lvlText w:val=""/>
-      <w:lvlJc w:val="left"/>
-      <w:pPr>
-        <w:tabs>
-          <w:tab w:val="num" w:pos="2880"/>
-        </w:tabs>
-        <w:ind w:left="2880" w:hanging="360"/>
-      </w:pPr>
-      <w:rPr>
-        <w:rFonts w:ascii="Wingdings" w:hAnsi="Wingdings" w:hint="default"/>
-        <w:sz w:val="20"/>
-      </w:rPr>
-    </w:lvl>
-    <w:lvl w:ilvl="4" w:tentative="1">
-      <w:start w:val="1"/>
-      <w:numFmt w:val="bullet"/>
-      <w:lvlText w:val=""/>
-      <w:lvlJc w:val="left"/>
-      <w:pPr>
-        <w:tabs>
-          <w:tab w:val="num" w:pos="3600"/>
-        </w:tabs>
-        <w:ind w:left="3600" w:hanging="360"/>
-      </w:pPr>
-      <w:rPr>
-        <w:rFonts w:ascii="Wingdings" w:hAnsi="Wingdings" w:hint="default"/>
-        <w:sz w:val="20"/>
-      </w:rPr>
-    </w:lvl>
-    <w:lvl w:ilvl="5" w:tentative="1">
-      <w:start w:val="1"/>
-      <w:numFmt w:val="bullet"/>
-      <w:lvlText w:val=""/>
-      <w:lvlJc w:val="left"/>
-      <w:pPr>
-        <w:tabs>
-          <w:tab w:val="num" w:pos="4320"/>
-        </w:tabs>
-        <w:ind w:left="4320" w:hanging="360"/>
-      </w:pPr>
-      <w:rPr>
-        <w:rFonts w:ascii="Wingdings" w:hAnsi="Wingdings" w:hint="default"/>
-        <w:sz w:val="20"/>
-      </w:rPr>
-    </w:lvl>
-    <w:lvl w:ilvl="6" w:tentative="1">
-      <w:start w:val="1"/>
-      <w:numFmt w:val="bullet"/>
-      <w:lvlText w:val=""/>
-      <w:lvlJc w:val="left"/>
-      <w:pPr>
-        <w:tabs>
-          <w:tab w:val="num" w:pos="5040"/>
-        </w:tabs>
-        <w:ind w:left="5040" w:hanging="360"/>
-      </w:pPr>
-      <w:rPr>
-        <w:rFonts w:ascii="Wingdings" w:hAnsi="Wingdings" w:hint="default"/>
-        <w:sz w:val="20"/>
-      </w:rPr>
-    </w:lvl>
-    <w:lvl w:ilvl="7" w:tentative="1">
-      <w:start w:val="1"/>
-      <w:numFmt w:val="bullet"/>
-      <w:lvlText w:val=""/>
-      <w:lvlJc w:val="left"/>
-      <w:pPr>
-        <w:tabs>
-          <w:tab w:val="num" w:pos="5760"/>
-        </w:tabs>
-        <w:ind w:left="5760" w:hanging="360"/>
-      </w:pPr>
-      <w:rPr>
-        <w:rFonts w:ascii="Wingdings" w:hAnsi="Wingdings" w:hint="default"/>
-        <w:sz w:val="20"/>
-      </w:rPr>
-    </w:lvl>
-    <w:lvl w:ilvl="8" w:tentative="1">
-      <w:start w:val="1"/>
-      <w:numFmt w:val="bullet"/>
-      <w:lvlText w:val=""/>
-      <w:lvlJc w:val="left"/>
-      <w:pPr>
-        <w:tabs>
-          <w:tab w:val="num" w:pos="6480"/>
-        </w:tabs>
-        <w:ind w:left="6480" w:hanging="360"/>
-      </w:pPr>
-      <w:rPr>
-        <w:rFonts w:ascii="Wingdings" w:hAnsi="Wingdings" w:hint="default"/>
-        <w:sz w:val="20"/>
-      </w:rPr>
-    </w:lvl>
-  </w:abstractNum>
-  <w:abstractNum w:abstractNumId="33" w15:restartNumberingAfterBreak="0">
-    <w:nsid w:val="380D795F"/>
-    <w:multiLevelType w:val="multilevel"/>
-    <w:tmpl w:val="07441D46"/>
-    <w:lvl w:ilvl="0">
-      <w:start w:val="1"/>
-      <w:numFmt w:val="bullet"/>
-      <w:lvlText w:val=""/>
-      <w:lvlJc w:val="left"/>
-      <w:pPr>
-        <w:tabs>
-          <w:tab w:val="num" w:pos="720"/>
-        </w:tabs>
-        <w:ind w:left="720" w:hanging="360"/>
-      </w:pPr>
-      <w:rPr>
-        <w:rFonts w:ascii="Symbol" w:hAnsi="Symbol" w:hint="default"/>
-        <w:sz w:val="20"/>
-      </w:rPr>
-    </w:lvl>
-    <w:lvl w:ilvl="1" w:tentative="1">
-      <w:start w:val="1"/>
-      <w:numFmt w:val="bullet"/>
-      <w:lvlText w:val="o"/>
-      <w:lvlJc w:val="left"/>
-      <w:pPr>
-        <w:tabs>
-          <w:tab w:val="num" w:pos="1440"/>
-        </w:tabs>
-        <w:ind w:left="1440" w:hanging="360"/>
-      </w:pPr>
-      <w:rPr>
-        <w:rFonts w:ascii="Courier New" w:hAnsi="Courier New" w:hint="default"/>
-        <w:sz w:val="20"/>
-      </w:rPr>
-    </w:lvl>
-    <w:lvl w:ilvl="2" w:tentative="1">
-      <w:start w:val="1"/>
-      <w:numFmt w:val="bullet"/>
-      <w:lvlText w:val=""/>
-      <w:lvlJc w:val="left"/>
-      <w:pPr>
-        <w:tabs>
-          <w:tab w:val="num" w:pos="2160"/>
-        </w:tabs>
-        <w:ind w:left="2160" w:hanging="360"/>
-      </w:pPr>
-      <w:rPr>
-        <w:rFonts w:ascii="Wingdings" w:hAnsi="Wingdings" w:hint="default"/>
-        <w:sz w:val="20"/>
-      </w:rPr>
-    </w:lvl>
-    <w:lvl w:ilvl="3" w:tentative="1">
-      <w:start w:val="1"/>
-      <w:numFmt w:val="bullet"/>
-      <w:lvlText w:val=""/>
-      <w:lvlJc w:val="left"/>
-      <w:pPr>
-        <w:tabs>
-          <w:tab w:val="num" w:pos="2880"/>
-        </w:tabs>
-        <w:ind w:left="2880" w:hanging="360"/>
-      </w:pPr>
-      <w:rPr>
-        <w:rFonts w:ascii="Wingdings" w:hAnsi="Wingdings" w:hint="default"/>
-        <w:sz w:val="20"/>
-      </w:rPr>
-    </w:lvl>
-    <w:lvl w:ilvl="4" w:tentative="1">
-      <w:start w:val="1"/>
-      <w:numFmt w:val="bullet"/>
-      <w:lvlText w:val=""/>
-      <w:lvlJc w:val="left"/>
-      <w:pPr>
-        <w:tabs>
-          <w:tab w:val="num" w:pos="3600"/>
-        </w:tabs>
-        <w:ind w:left="3600" w:hanging="360"/>
-      </w:pPr>
-      <w:rPr>
-        <w:rFonts w:ascii="Wingdings" w:hAnsi="Wingdings" w:hint="default"/>
-        <w:sz w:val="20"/>
-      </w:rPr>
-    </w:lvl>
-    <w:lvl w:ilvl="5" w:tentative="1">
-      <w:start w:val="1"/>
-      <w:numFmt w:val="bullet"/>
-      <w:lvlText w:val=""/>
-      <w:lvlJc w:val="left"/>
-      <w:pPr>
-        <w:tabs>
-          <w:tab w:val="num" w:pos="4320"/>
-        </w:tabs>
-        <w:ind w:left="4320" w:hanging="360"/>
-      </w:pPr>
-      <w:rPr>
-        <w:rFonts w:ascii="Wingdings" w:hAnsi="Wingdings" w:hint="default"/>
-        <w:sz w:val="20"/>
-      </w:rPr>
-    </w:lvl>
-    <w:lvl w:ilvl="6" w:tentative="1">
-      <w:start w:val="1"/>
-      <w:numFmt w:val="bullet"/>
-      <w:lvlText w:val=""/>
-      <w:lvlJc w:val="left"/>
-      <w:pPr>
-        <w:tabs>
-          <w:tab w:val="num" w:pos="5040"/>
-        </w:tabs>
-        <w:ind w:left="5040" w:hanging="360"/>
-      </w:pPr>
-      <w:rPr>
-        <w:rFonts w:ascii="Wingdings" w:hAnsi="Wingdings" w:hint="default"/>
-        <w:sz w:val="20"/>
-      </w:rPr>
-    </w:lvl>
-    <w:lvl w:ilvl="7" w:tentative="1">
-      <w:start w:val="1"/>
-      <w:numFmt w:val="bullet"/>
-      <w:lvlText w:val=""/>
-      <w:lvlJc w:val="left"/>
-      <w:pPr>
-        <w:tabs>
-          <w:tab w:val="num" w:pos="5760"/>
-        </w:tabs>
-        <w:ind w:left="5760" w:hanging="360"/>
-      </w:pPr>
-      <w:rPr>
-        <w:rFonts w:ascii="Wingdings" w:hAnsi="Wingdings" w:hint="default"/>
-        <w:sz w:val="20"/>
-      </w:rPr>
-    </w:lvl>
-    <w:lvl w:ilvl="8" w:tentative="1">
-      <w:start w:val="1"/>
-      <w:numFmt w:val="bullet"/>
-      <w:lvlText w:val=""/>
-      <w:lvlJc w:val="left"/>
-      <w:pPr>
-        <w:tabs>
-          <w:tab w:val="num" w:pos="6480"/>
-        </w:tabs>
-        <w:ind w:left="6480" w:hanging="360"/>
-      </w:pPr>
-      <w:rPr>
-        <w:rFonts w:ascii="Wingdings" w:hAnsi="Wingdings" w:hint="default"/>
-        <w:sz w:val="20"/>
-      </w:rPr>
-    </w:lvl>
-  </w:abstractNum>
-  <w:abstractNum w:abstractNumId="34" w15:restartNumberingAfterBreak="0">
-    <w:nsid w:val="39B34613"/>
-    <w:multiLevelType w:val="multilevel"/>
-    <w:tmpl w:val="F8847E90"/>
-    <w:lvl w:ilvl="0">
-      <w:start w:val="1"/>
-      <w:numFmt w:val="bullet"/>
-      <w:lvlText w:val=""/>
-      <w:lvlJc w:val="left"/>
-      <w:pPr>
-        <w:tabs>
-          <w:tab w:val="num" w:pos="720"/>
-        </w:tabs>
-        <w:ind w:left="720" w:hanging="360"/>
-      </w:pPr>
-      <w:rPr>
-        <w:rFonts w:ascii="Symbol" w:hAnsi="Symbol" w:hint="default"/>
-        <w:sz w:val="20"/>
-      </w:rPr>
-    </w:lvl>
-    <w:lvl w:ilvl="1" w:tentative="1">
-      <w:start w:val="1"/>
-      <w:numFmt w:val="bullet"/>
-      <w:lvlText w:val="o"/>
-      <w:lvlJc w:val="left"/>
-      <w:pPr>
-        <w:tabs>
-          <w:tab w:val="num" w:pos="1440"/>
-        </w:tabs>
-        <w:ind w:left="1440" w:hanging="360"/>
-      </w:pPr>
-      <w:rPr>
-        <w:rFonts w:ascii="Courier New" w:hAnsi="Courier New" w:hint="default"/>
-        <w:sz w:val="20"/>
-      </w:rPr>
-    </w:lvl>
-    <w:lvl w:ilvl="2" w:tentative="1">
-      <w:start w:val="1"/>
-      <w:numFmt w:val="bullet"/>
-      <w:lvlText w:val=""/>
-      <w:lvlJc w:val="left"/>
-      <w:pPr>
-        <w:tabs>
-          <w:tab w:val="num" w:pos="2160"/>
-        </w:tabs>
-        <w:ind w:left="2160" w:hanging="360"/>
-      </w:pPr>
-      <w:rPr>
-        <w:rFonts w:ascii="Wingdings" w:hAnsi="Wingdings" w:hint="default"/>
-        <w:sz w:val="20"/>
-      </w:rPr>
-    </w:lvl>
-    <w:lvl w:ilvl="3" w:tentative="1">
-      <w:start w:val="1"/>
-      <w:numFmt w:val="bullet"/>
-      <w:lvlText w:val=""/>
-      <w:lvlJc w:val="left"/>
-      <w:pPr>
-        <w:tabs>
-          <w:tab w:val="num" w:pos="2880"/>
-        </w:tabs>
-        <w:ind w:left="2880" w:hanging="360"/>
-      </w:pPr>
-      <w:rPr>
-        <w:rFonts w:ascii="Wingdings" w:hAnsi="Wingdings" w:hint="default"/>
-        <w:sz w:val="20"/>
-      </w:rPr>
-    </w:lvl>
-    <w:lvl w:ilvl="4" w:tentative="1">
-      <w:start w:val="1"/>
-      <w:numFmt w:val="bullet"/>
-      <w:lvlText w:val=""/>
-      <w:lvlJc w:val="left"/>
-      <w:pPr>
-        <w:tabs>
-          <w:tab w:val="num" w:pos="3600"/>
-        </w:tabs>
-        <w:ind w:left="3600" w:hanging="360"/>
-      </w:pPr>
-      <w:rPr>
-        <w:rFonts w:ascii="Wingdings" w:hAnsi="Wingdings" w:hint="default"/>
-        <w:sz w:val="20"/>
-      </w:rPr>
-    </w:lvl>
-    <w:lvl w:ilvl="5" w:tentative="1">
-      <w:start w:val="1"/>
-      <w:numFmt w:val="bullet"/>
-      <w:lvlText w:val=""/>
-      <w:lvlJc w:val="left"/>
-      <w:pPr>
-        <w:tabs>
-          <w:tab w:val="num" w:pos="4320"/>
-        </w:tabs>
-        <w:ind w:left="4320" w:hanging="360"/>
-      </w:pPr>
-      <w:rPr>
-        <w:rFonts w:ascii="Wingdings" w:hAnsi="Wingdings" w:hint="default"/>
-        <w:sz w:val="20"/>
-      </w:rPr>
-    </w:lvl>
-    <w:lvl w:ilvl="6" w:tentative="1">
-      <w:start w:val="1"/>
-      <w:numFmt w:val="bullet"/>
-      <w:lvlText w:val=""/>
-      <w:lvlJc w:val="left"/>
-      <w:pPr>
-        <w:tabs>
-          <w:tab w:val="num" w:pos="5040"/>
-        </w:tabs>
-        <w:ind w:left="5040" w:hanging="360"/>
-      </w:pPr>
-      <w:rPr>
-        <w:rFonts w:ascii="Wingdings" w:hAnsi="Wingdings" w:hint="default"/>
-        <w:sz w:val="20"/>
-      </w:rPr>
-    </w:lvl>
-    <w:lvl w:ilvl="7" w:tentative="1">
-      <w:start w:val="1"/>
-      <w:numFmt w:val="bullet"/>
-      <w:lvlText w:val=""/>
-      <w:lvlJc w:val="left"/>
-      <w:pPr>
-        <w:tabs>
-          <w:tab w:val="num" w:pos="5760"/>
-        </w:tabs>
-        <w:ind w:left="5760" w:hanging="360"/>
-      </w:pPr>
-      <w:rPr>
-        <w:rFonts w:ascii="Wingdings" w:hAnsi="Wingdings" w:hint="default"/>
-        <w:sz w:val="20"/>
-      </w:rPr>
-    </w:lvl>
-    <w:lvl w:ilvl="8" w:tentative="1">
-      <w:start w:val="1"/>
-      <w:numFmt w:val="bullet"/>
-      <w:lvlText w:val=""/>
-      <w:lvlJc w:val="left"/>
-      <w:pPr>
-        <w:tabs>
-          <w:tab w:val="num" w:pos="6480"/>
-        </w:tabs>
-        <w:ind w:left="6480" w:hanging="360"/>
-      </w:pPr>
-      <w:rPr>
-        <w:rFonts w:ascii="Wingdings" w:hAnsi="Wingdings" w:hint="default"/>
-        <w:sz w:val="20"/>
-      </w:rPr>
-    </w:lvl>
-  </w:abstractNum>
-  <w:abstractNum w:abstractNumId="35" w15:restartNumberingAfterBreak="0">
-    <w:nsid w:val="3BA7409E"/>
-    <w:multiLevelType w:val="multilevel"/>
-    <w:tmpl w:val="8168E66E"/>
-    <w:lvl w:ilvl="0">
-      <w:start w:val="1"/>
-      <w:numFmt w:val="bullet"/>
-      <w:lvlText w:val=""/>
-      <w:lvlJc w:val="left"/>
-      <w:pPr>
-        <w:tabs>
-          <w:tab w:val="num" w:pos="720"/>
-        </w:tabs>
-        <w:ind w:left="720" w:hanging="360"/>
-      </w:pPr>
-      <w:rPr>
-        <w:rFonts w:ascii="Symbol" w:hAnsi="Symbol" w:hint="default"/>
-        <w:sz w:val="20"/>
-      </w:rPr>
-    </w:lvl>
-    <w:lvl w:ilvl="1" w:tentative="1">
-      <w:start w:val="1"/>
-      <w:numFmt w:val="bullet"/>
-      <w:lvlText w:val="o"/>
-      <w:lvlJc w:val="left"/>
-      <w:pPr>
-        <w:tabs>
-          <w:tab w:val="num" w:pos="1440"/>
-        </w:tabs>
-        <w:ind w:left="1440" w:hanging="360"/>
-      </w:pPr>
-      <w:rPr>
-        <w:rFonts w:ascii="Courier New" w:hAnsi="Courier New" w:hint="default"/>
-        <w:sz w:val="20"/>
-      </w:rPr>
-    </w:lvl>
-    <w:lvl w:ilvl="2" w:tentative="1">
-      <w:start w:val="1"/>
-      <w:numFmt w:val="bullet"/>
-      <w:lvlText w:val=""/>
-      <w:lvlJc w:val="left"/>
-      <w:pPr>
-        <w:tabs>
-          <w:tab w:val="num" w:pos="2160"/>
-        </w:tabs>
-        <w:ind w:left="2160" w:hanging="360"/>
-      </w:pPr>
-      <w:rPr>
-        <w:rFonts w:ascii="Wingdings" w:hAnsi="Wingdings" w:hint="default"/>
-        <w:sz w:val="20"/>
-      </w:rPr>
-    </w:lvl>
-    <w:lvl w:ilvl="3" w:tentative="1">
-      <w:start w:val="1"/>
-      <w:numFmt w:val="bullet"/>
-      <w:lvlText w:val=""/>
-      <w:lvlJc w:val="left"/>
-      <w:pPr>
-        <w:tabs>
-          <w:tab w:val="num" w:pos="2880"/>
-        </w:tabs>
-        <w:ind w:left="2880" w:hanging="360"/>
-      </w:pPr>
-      <w:rPr>
-        <w:rFonts w:ascii="Wingdings" w:hAnsi="Wingdings" w:hint="default"/>
-        <w:sz w:val="20"/>
-      </w:rPr>
-    </w:lvl>
-    <w:lvl w:ilvl="4" w:tentative="1">
-      <w:start w:val="1"/>
-      <w:numFmt w:val="bullet"/>
-      <w:lvlText w:val=""/>
-      <w:lvlJc w:val="left"/>
-      <w:pPr>
-        <w:tabs>
-          <w:tab w:val="num" w:pos="3600"/>
-        </w:tabs>
-        <w:ind w:left="3600" w:hanging="360"/>
-      </w:pPr>
-      <w:rPr>
-        <w:rFonts w:ascii="Wingdings" w:hAnsi="Wingdings" w:hint="default"/>
-        <w:sz w:val="20"/>
-      </w:rPr>
-    </w:lvl>
-    <w:lvl w:ilvl="5" w:tentative="1">
-      <w:start w:val="1"/>
-      <w:numFmt w:val="bullet"/>
-      <w:lvlText w:val=""/>
-      <w:lvlJc w:val="left"/>
-      <w:pPr>
-        <w:tabs>
-          <w:tab w:val="num" w:pos="4320"/>
-        </w:tabs>
-        <w:ind w:left="4320" w:hanging="360"/>
-      </w:pPr>
-      <w:rPr>
-        <w:rFonts w:ascii="Wingdings" w:hAnsi="Wingdings" w:hint="default"/>
-        <w:sz w:val="20"/>
-      </w:rPr>
-    </w:lvl>
-    <w:lvl w:ilvl="6" w:tentative="1">
-      <w:start w:val="1"/>
-      <w:numFmt w:val="bullet"/>
-      <w:lvlText w:val=""/>
-      <w:lvlJc w:val="left"/>
-      <w:pPr>
-        <w:tabs>
-          <w:tab w:val="num" w:pos="5040"/>
-        </w:tabs>
-        <w:ind w:left="5040" w:hanging="360"/>
-      </w:pPr>
-      <w:rPr>
-        <w:rFonts w:ascii="Wingdings" w:hAnsi="Wingdings" w:hint="default"/>
-        <w:sz w:val="20"/>
-      </w:rPr>
-    </w:lvl>
-    <w:lvl w:ilvl="7" w:tentative="1">
-      <w:start w:val="1"/>
-      <w:numFmt w:val="bullet"/>
-      <w:lvlText w:val=""/>
-      <w:lvlJc w:val="left"/>
-      <w:pPr>
-        <w:tabs>
-          <w:tab w:val="num" w:pos="5760"/>
-        </w:tabs>
-        <w:ind w:left="5760" w:hanging="360"/>
-      </w:pPr>
-      <w:rPr>
-        <w:rFonts w:ascii="Wingdings" w:hAnsi="Wingdings" w:hint="default"/>
-        <w:sz w:val="20"/>
-      </w:rPr>
-    </w:lvl>
-    <w:lvl w:ilvl="8" w:tentative="1">
-      <w:start w:val="1"/>
-      <w:numFmt w:val="bullet"/>
-      <w:lvlText w:val=""/>
-      <w:lvlJc w:val="left"/>
-      <w:pPr>
-        <w:tabs>
-          <w:tab w:val="num" w:pos="6480"/>
-        </w:tabs>
-        <w:ind w:left="6480" w:hanging="360"/>
-      </w:pPr>
-      <w:rPr>
-        <w:rFonts w:ascii="Wingdings" w:hAnsi="Wingdings" w:hint="default"/>
-        <w:sz w:val="20"/>
-      </w:rPr>
-    </w:lvl>
-  </w:abstractNum>
-  <w:abstractNum w:abstractNumId="36" w15:restartNumberingAfterBreak="0">
-    <w:nsid w:val="3D076C3E"/>
-    <w:multiLevelType w:val="multilevel"/>
-    <w:tmpl w:val="A4584372"/>
-    <w:lvl w:ilvl="0">
-      <w:start w:val="1"/>
-      <w:numFmt w:val="bullet"/>
-      <w:lvlText w:val=""/>
-      <w:lvlJc w:val="left"/>
-      <w:pPr>
-        <w:tabs>
-          <w:tab w:val="num" w:pos="720"/>
-        </w:tabs>
-        <w:ind w:left="720" w:hanging="360"/>
-      </w:pPr>
-      <w:rPr>
-        <w:rFonts w:ascii="Symbol" w:hAnsi="Symbol" w:hint="default"/>
-        <w:sz w:val="20"/>
-      </w:rPr>
-    </w:lvl>
-    <w:lvl w:ilvl="1" w:tentative="1">
-      <w:start w:val="1"/>
-      <w:numFmt w:val="bullet"/>
-      <w:lvlText w:val="o"/>
-      <w:lvlJc w:val="left"/>
-      <w:pPr>
-        <w:tabs>
-          <w:tab w:val="num" w:pos="1440"/>
-        </w:tabs>
-        <w:ind w:left="1440" w:hanging="360"/>
-      </w:pPr>
-      <w:rPr>
-        <w:rFonts w:ascii="Courier New" w:hAnsi="Courier New" w:hint="default"/>
-        <w:sz w:val="20"/>
-      </w:rPr>
-    </w:lvl>
-    <w:lvl w:ilvl="2" w:tentative="1">
-      <w:start w:val="1"/>
-      <w:numFmt w:val="bullet"/>
-      <w:lvlText w:val=""/>
-      <w:lvlJc w:val="left"/>
-      <w:pPr>
-        <w:tabs>
-          <w:tab w:val="num" w:pos="2160"/>
-        </w:tabs>
-        <w:ind w:left="2160" w:hanging="360"/>
-      </w:pPr>
-      <w:rPr>
-        <w:rFonts w:ascii="Wingdings" w:hAnsi="Wingdings" w:hint="default"/>
-        <w:sz w:val="20"/>
-      </w:rPr>
-    </w:lvl>
-    <w:lvl w:ilvl="3" w:tentative="1">
-      <w:start w:val="1"/>
-      <w:numFmt w:val="bullet"/>
-      <w:lvlText w:val=""/>
-      <w:lvlJc w:val="left"/>
-      <w:pPr>
-        <w:tabs>
-          <w:tab w:val="num" w:pos="2880"/>
-        </w:tabs>
-        <w:ind w:left="2880" w:hanging="360"/>
-      </w:pPr>
-      <w:rPr>
-        <w:rFonts w:ascii="Wingdings" w:hAnsi="Wingdings" w:hint="default"/>
-        <w:sz w:val="20"/>
-      </w:rPr>
-    </w:lvl>
-    <w:lvl w:ilvl="4" w:tentative="1">
-      <w:start w:val="1"/>
-      <w:numFmt w:val="bullet"/>
-      <w:lvlText w:val=""/>
-      <w:lvlJc w:val="left"/>
-      <w:pPr>
-        <w:tabs>
-          <w:tab w:val="num" w:pos="3600"/>
-        </w:tabs>
-        <w:ind w:left="3600" w:hanging="360"/>
-      </w:pPr>
-      <w:rPr>
-        <w:rFonts w:ascii="Wingdings" w:hAnsi="Wingdings" w:hint="default"/>
-        <w:sz w:val="20"/>
-      </w:rPr>
-    </w:lvl>
-    <w:lvl w:ilvl="5" w:tentative="1">
-      <w:start w:val="1"/>
-      <w:numFmt w:val="bullet"/>
-      <w:lvlText w:val=""/>
-      <w:lvlJc w:val="left"/>
-      <w:pPr>
-        <w:tabs>
-          <w:tab w:val="num" w:pos="4320"/>
-        </w:tabs>
-        <w:ind w:left="4320" w:hanging="360"/>
-      </w:pPr>
-      <w:rPr>
-        <w:rFonts w:ascii="Wingdings" w:hAnsi="Wingdings" w:hint="default"/>
-        <w:sz w:val="20"/>
-      </w:rPr>
-    </w:lvl>
-    <w:lvl w:ilvl="6" w:tentative="1">
-      <w:start w:val="1"/>
-      <w:numFmt w:val="bullet"/>
-      <w:lvlText w:val=""/>
-      <w:lvlJc w:val="left"/>
-      <w:pPr>
-        <w:tabs>
-          <w:tab w:val="num" w:pos="5040"/>
-        </w:tabs>
-        <w:ind w:left="5040" w:hanging="360"/>
-      </w:pPr>
-      <w:rPr>
-        <w:rFonts w:ascii="Wingdings" w:hAnsi="Wingdings" w:hint="default"/>
-        <w:sz w:val="20"/>
-      </w:rPr>
-    </w:lvl>
-    <w:lvl w:ilvl="7" w:tentative="1">
-      <w:start w:val="1"/>
-      <w:numFmt w:val="bullet"/>
-      <w:lvlText w:val=""/>
-      <w:lvlJc w:val="left"/>
-      <w:pPr>
-        <w:tabs>
-          <w:tab w:val="num" w:pos="5760"/>
-        </w:tabs>
-        <w:ind w:left="5760" w:hanging="360"/>
-      </w:pPr>
-      <w:rPr>
-        <w:rFonts w:ascii="Wingdings" w:hAnsi="Wingdings" w:hint="default"/>
-        <w:sz w:val="20"/>
-      </w:rPr>
-    </w:lvl>
-    <w:lvl w:ilvl="8" w:tentative="1">
-      <w:start w:val="1"/>
-      <w:numFmt w:val="bullet"/>
-      <w:lvlText w:val=""/>
-      <w:lvlJc w:val="left"/>
-      <w:pPr>
-        <w:tabs>
-          <w:tab w:val="num" w:pos="6480"/>
-        </w:tabs>
-        <w:ind w:left="6480" w:hanging="360"/>
-      </w:pPr>
-      <w:rPr>
-        <w:rFonts w:ascii="Wingdings" w:hAnsi="Wingdings" w:hint="default"/>
-        <w:sz w:val="20"/>
-      </w:rPr>
-    </w:lvl>
-  </w:abstractNum>
-  <w:abstractNum w:abstractNumId="37" w15:restartNumberingAfterBreak="0">
-    <w:nsid w:val="3EC01D40"/>
-    <w:multiLevelType w:val="multilevel"/>
-    <w:tmpl w:val="A1A23330"/>
-    <w:lvl w:ilvl="0">
-      <w:start w:val="1"/>
-      <w:numFmt w:val="bullet"/>
-      <w:lvlText w:val=""/>
-      <w:lvlJc w:val="left"/>
-      <w:pPr>
-        <w:tabs>
-          <w:tab w:val="num" w:pos="720"/>
-        </w:tabs>
-        <w:ind w:left="720" w:hanging="360"/>
-      </w:pPr>
-      <w:rPr>
-        <w:rFonts w:ascii="Symbol" w:hAnsi="Symbol" w:hint="default"/>
-        <w:sz w:val="20"/>
-      </w:rPr>
-    </w:lvl>
-    <w:lvl w:ilvl="1" w:tentative="1">
-      <w:start w:val="1"/>
-      <w:numFmt w:val="bullet"/>
-      <w:lvlText w:val="o"/>
-      <w:lvlJc w:val="left"/>
-      <w:pPr>
-        <w:tabs>
-          <w:tab w:val="num" w:pos="1440"/>
-        </w:tabs>
-        <w:ind w:left="1440" w:hanging="360"/>
-      </w:pPr>
-      <w:rPr>
-        <w:rFonts w:ascii="Courier New" w:hAnsi="Courier New" w:hint="default"/>
-        <w:sz w:val="20"/>
-      </w:rPr>
-    </w:lvl>
-    <w:lvl w:ilvl="2" w:tentative="1">
-      <w:start w:val="1"/>
-      <w:numFmt w:val="bullet"/>
-      <w:lvlText w:val=""/>
-      <w:lvlJc w:val="left"/>
-      <w:pPr>
-        <w:tabs>
-          <w:tab w:val="num" w:pos="2160"/>
-        </w:tabs>
-        <w:ind w:left="2160" w:hanging="360"/>
-      </w:pPr>
-      <w:rPr>
-        <w:rFonts w:ascii="Wingdings" w:hAnsi="Wingdings" w:hint="default"/>
-        <w:sz w:val="20"/>
-      </w:rPr>
-    </w:lvl>
-    <w:lvl w:ilvl="3" w:tentative="1">
-      <w:start w:val="1"/>
-      <w:numFmt w:val="bullet"/>
-      <w:lvlText w:val=""/>
-      <w:lvlJc w:val="left"/>
-      <w:pPr>
-        <w:tabs>
-          <w:tab w:val="num" w:pos="2880"/>
-        </w:tabs>
-        <w:ind w:left="2880" w:hanging="360"/>
-      </w:pPr>
-      <w:rPr>
-        <w:rFonts w:ascii="Wingdings" w:hAnsi="Wingdings" w:hint="default"/>
-        <w:sz w:val="20"/>
-      </w:rPr>
-    </w:lvl>
-    <w:lvl w:ilvl="4" w:tentative="1">
-      <w:start w:val="1"/>
-      <w:numFmt w:val="bullet"/>
-      <w:lvlText w:val=""/>
-      <w:lvlJc w:val="left"/>
-      <w:pPr>
-        <w:tabs>
-          <w:tab w:val="num" w:pos="3600"/>
-        </w:tabs>
-        <w:ind w:left="3600" w:hanging="360"/>
-      </w:pPr>
-      <w:rPr>
-        <w:rFonts w:ascii="Wingdings" w:hAnsi="Wingdings" w:hint="default"/>
-        <w:sz w:val="20"/>
-      </w:rPr>
-    </w:lvl>
-    <w:lvl w:ilvl="5" w:tentative="1">
-      <w:start w:val="1"/>
-      <w:numFmt w:val="bullet"/>
-      <w:lvlText w:val=""/>
-      <w:lvlJc w:val="left"/>
-      <w:pPr>
-        <w:tabs>
-          <w:tab w:val="num" w:pos="4320"/>
-        </w:tabs>
-        <w:ind w:left="4320" w:hanging="360"/>
-      </w:pPr>
-      <w:rPr>
-        <w:rFonts w:ascii="Wingdings" w:hAnsi="Wingdings" w:hint="default"/>
-        <w:sz w:val="20"/>
-      </w:rPr>
-    </w:lvl>
-    <w:lvl w:ilvl="6" w:tentative="1">
-      <w:start w:val="1"/>
-      <w:numFmt w:val="bullet"/>
-      <w:lvlText w:val=""/>
-      <w:lvlJc w:val="left"/>
-      <w:pPr>
-        <w:tabs>
-          <w:tab w:val="num" w:pos="5040"/>
-        </w:tabs>
-        <w:ind w:left="5040" w:hanging="360"/>
-      </w:pPr>
-      <w:rPr>
-        <w:rFonts w:ascii="Wingdings" w:hAnsi="Wingdings" w:hint="default"/>
-        <w:sz w:val="20"/>
-      </w:rPr>
-    </w:lvl>
-    <w:lvl w:ilvl="7" w:tentative="1">
-      <w:start w:val="1"/>
-      <w:numFmt w:val="bullet"/>
-      <w:lvlText w:val=""/>
-      <w:lvlJc w:val="left"/>
-      <w:pPr>
-        <w:tabs>
-          <w:tab w:val="num" w:pos="5760"/>
-        </w:tabs>
-        <w:ind w:left="5760" w:hanging="360"/>
-      </w:pPr>
-      <w:rPr>
-        <w:rFonts w:ascii="Wingdings" w:hAnsi="Wingdings" w:hint="default"/>
-        <w:sz w:val="20"/>
-      </w:rPr>
-    </w:lvl>
-    <w:lvl w:ilvl="8" w:tentative="1">
-      <w:start w:val="1"/>
-      <w:numFmt w:val="bullet"/>
-      <w:lvlText w:val=""/>
-      <w:lvlJc w:val="left"/>
-      <w:pPr>
-        <w:tabs>
-          <w:tab w:val="num" w:pos="6480"/>
-        </w:tabs>
-        <w:ind w:left="6480" w:hanging="360"/>
-      </w:pPr>
-      <w:rPr>
-        <w:rFonts w:ascii="Wingdings" w:hAnsi="Wingdings" w:hint="default"/>
-        <w:sz w:val="20"/>
-      </w:rPr>
-    </w:lvl>
-  </w:abstractNum>
-  <w:abstractNum w:abstractNumId="38" w15:restartNumberingAfterBreak="0">
-    <w:nsid w:val="41A7583C"/>
-    <w:multiLevelType w:val="multilevel"/>
-    <w:tmpl w:val="7A44E288"/>
-    <w:lvl w:ilvl="0">
-      <w:start w:val="1"/>
-      <w:numFmt w:val="bullet"/>
-      <w:lvlText w:val=""/>
-      <w:lvlJc w:val="left"/>
-      <w:pPr>
-        <w:tabs>
-          <w:tab w:val="num" w:pos="720"/>
-        </w:tabs>
-        <w:ind w:left="720" w:hanging="360"/>
-      </w:pPr>
-      <w:rPr>
-        <w:rFonts w:ascii="Symbol" w:hAnsi="Symbol" w:hint="default"/>
-        <w:sz w:val="20"/>
-      </w:rPr>
-    </w:lvl>
-    <w:lvl w:ilvl="1" w:tentative="1">
-      <w:start w:val="1"/>
-      <w:numFmt w:val="bullet"/>
-      <w:lvlText w:val="o"/>
-      <w:lvlJc w:val="left"/>
-      <w:pPr>
-        <w:tabs>
-          <w:tab w:val="num" w:pos="1440"/>
-        </w:tabs>
-        <w:ind w:left="1440" w:hanging="360"/>
-      </w:pPr>
-      <w:rPr>
-        <w:rFonts w:ascii="Courier New" w:hAnsi="Courier New" w:hint="default"/>
-        <w:sz w:val="20"/>
-      </w:rPr>
-    </w:lvl>
-    <w:lvl w:ilvl="2" w:tentative="1">
-      <w:start w:val="1"/>
-      <w:numFmt w:val="bullet"/>
-      <w:lvlText w:val=""/>
-      <w:lvlJc w:val="left"/>
-      <w:pPr>
-        <w:tabs>
-          <w:tab w:val="num" w:pos="2160"/>
-        </w:tabs>
-        <w:ind w:left="2160" w:hanging="360"/>
-      </w:pPr>
-      <w:rPr>
-        <w:rFonts w:ascii="Wingdings" w:hAnsi="Wingdings" w:hint="default"/>
-        <w:sz w:val="20"/>
-      </w:rPr>
-    </w:lvl>
-    <w:lvl w:ilvl="3" w:tentative="1">
-      <w:start w:val="1"/>
-      <w:numFmt w:val="bullet"/>
-      <w:lvlText w:val=""/>
-      <w:lvlJc w:val="left"/>
-      <w:pPr>
-        <w:tabs>
-          <w:tab w:val="num" w:pos="2880"/>
-        </w:tabs>
-        <w:ind w:left="2880" w:hanging="360"/>
-      </w:pPr>
-      <w:rPr>
-        <w:rFonts w:ascii="Wingdings" w:hAnsi="Wingdings" w:hint="default"/>
-        <w:sz w:val="20"/>
-      </w:rPr>
-    </w:lvl>
-    <w:lvl w:ilvl="4" w:tentative="1">
-      <w:start w:val="1"/>
-      <w:numFmt w:val="bullet"/>
-      <w:lvlText w:val=""/>
-      <w:lvlJc w:val="left"/>
-      <w:pPr>
-        <w:tabs>
-          <w:tab w:val="num" w:pos="3600"/>
-        </w:tabs>
-        <w:ind w:left="3600" w:hanging="360"/>
-      </w:pPr>
-      <w:rPr>
-        <w:rFonts w:ascii="Wingdings" w:hAnsi="Wingdings" w:hint="default"/>
-        <w:sz w:val="20"/>
-      </w:rPr>
-    </w:lvl>
-    <w:lvl w:ilvl="5" w:tentative="1">
-      <w:start w:val="1"/>
-      <w:numFmt w:val="bullet"/>
-      <w:lvlText w:val=""/>
-      <w:lvlJc w:val="left"/>
-      <w:pPr>
-        <w:tabs>
-          <w:tab w:val="num" w:pos="4320"/>
-        </w:tabs>
-        <w:ind w:left="4320" w:hanging="360"/>
-      </w:pPr>
-      <w:rPr>
-        <w:rFonts w:ascii="Wingdings" w:hAnsi="Wingdings" w:hint="default"/>
-        <w:sz w:val="20"/>
-      </w:rPr>
-    </w:lvl>
-    <w:lvl w:ilvl="6" w:tentative="1">
-      <w:start w:val="1"/>
-      <w:numFmt w:val="bullet"/>
-      <w:lvlText w:val=""/>
-      <w:lvlJc w:val="left"/>
-      <w:pPr>
-        <w:tabs>
-          <w:tab w:val="num" w:pos="5040"/>
-        </w:tabs>
-        <w:ind w:left="5040" w:hanging="360"/>
-      </w:pPr>
-      <w:rPr>
-        <w:rFonts w:ascii="Wingdings" w:hAnsi="Wingdings" w:hint="default"/>
-        <w:sz w:val="20"/>
-      </w:rPr>
-    </w:lvl>
-    <w:lvl w:ilvl="7" w:tentative="1">
-      <w:start w:val="1"/>
-      <w:numFmt w:val="bullet"/>
-      <w:lvlText w:val=""/>
-      <w:lvlJc w:val="left"/>
-      <w:pPr>
-        <w:tabs>
-          <w:tab w:val="num" w:pos="5760"/>
-        </w:tabs>
-        <w:ind w:left="5760" w:hanging="360"/>
-      </w:pPr>
-      <w:rPr>
-        <w:rFonts w:ascii="Wingdings" w:hAnsi="Wingdings" w:hint="default"/>
-        <w:sz w:val="20"/>
-      </w:rPr>
-    </w:lvl>
-    <w:lvl w:ilvl="8" w:tentative="1">
-      <w:start w:val="1"/>
-      <w:numFmt w:val="bullet"/>
-      <w:lvlText w:val=""/>
-      <w:lvlJc w:val="left"/>
-      <w:pPr>
-        <w:tabs>
-          <w:tab w:val="num" w:pos="6480"/>
-        </w:tabs>
-        <w:ind w:left="6480" w:hanging="360"/>
-      </w:pPr>
-      <w:rPr>
-        <w:rFonts w:ascii="Wingdings" w:hAnsi="Wingdings" w:hint="default"/>
-        <w:sz w:val="20"/>
-      </w:rPr>
-    </w:lvl>
-  </w:abstractNum>
-  <w:abstractNum w:abstractNumId="39" w15:restartNumberingAfterBreak="0">
-    <w:nsid w:val="42A74D89"/>
-    <w:multiLevelType w:val="multilevel"/>
-    <w:tmpl w:val="911C73C6"/>
-    <w:lvl w:ilvl="0">
-      <w:start w:val="1"/>
-      <w:numFmt w:val="bullet"/>
-      <w:lvlText w:val=""/>
-      <w:lvlJc w:val="left"/>
-      <w:pPr>
-        <w:tabs>
-          <w:tab w:val="num" w:pos="720"/>
-        </w:tabs>
-        <w:ind w:left="720" w:hanging="360"/>
-      </w:pPr>
-      <w:rPr>
-        <w:rFonts w:ascii="Symbol" w:hAnsi="Symbol" w:hint="default"/>
-        <w:sz w:val="20"/>
-      </w:rPr>
-    </w:lvl>
-    <w:lvl w:ilvl="1" w:tentative="1">
-      <w:start w:val="1"/>
-      <w:numFmt w:val="bullet"/>
-      <w:lvlText w:val="o"/>
-      <w:lvlJc w:val="left"/>
-      <w:pPr>
-        <w:tabs>
-          <w:tab w:val="num" w:pos="1440"/>
-        </w:tabs>
-        <w:ind w:left="1440" w:hanging="360"/>
-      </w:pPr>
-      <w:rPr>
-        <w:rFonts w:ascii="Courier New" w:hAnsi="Courier New" w:hint="default"/>
-        <w:sz w:val="20"/>
-      </w:rPr>
-    </w:lvl>
-    <w:lvl w:ilvl="2" w:tentative="1">
-      <w:start w:val="1"/>
-      <w:numFmt w:val="bullet"/>
-      <w:lvlText w:val=""/>
-      <w:lvlJc w:val="left"/>
-      <w:pPr>
-        <w:tabs>
-          <w:tab w:val="num" w:pos="2160"/>
-        </w:tabs>
-        <w:ind w:left="2160" w:hanging="360"/>
-      </w:pPr>
-      <w:rPr>
-        <w:rFonts w:ascii="Wingdings" w:hAnsi="Wingdings" w:hint="default"/>
-        <w:sz w:val="20"/>
-      </w:rPr>
-    </w:lvl>
-    <w:lvl w:ilvl="3" w:tentative="1">
-      <w:start w:val="1"/>
-      <w:numFmt w:val="bullet"/>
-      <w:lvlText w:val=""/>
-      <w:lvlJc w:val="left"/>
-      <w:pPr>
-        <w:tabs>
-          <w:tab w:val="num" w:pos="2880"/>
-        </w:tabs>
-        <w:ind w:left="2880" w:hanging="360"/>
-      </w:pPr>
-      <w:rPr>
-        <w:rFonts w:ascii="Wingdings" w:hAnsi="Wingdings" w:hint="default"/>
-        <w:sz w:val="20"/>
-      </w:rPr>
-    </w:lvl>
-    <w:lvl w:ilvl="4" w:tentative="1">
-      <w:start w:val="1"/>
-      <w:numFmt w:val="bullet"/>
-      <w:lvlText w:val=""/>
-      <w:lvlJc w:val="left"/>
-      <w:pPr>
-        <w:tabs>
-          <w:tab w:val="num" w:pos="3600"/>
-        </w:tabs>
-        <w:ind w:left="3600" w:hanging="360"/>
-      </w:pPr>
-      <w:rPr>
-        <w:rFonts w:ascii="Wingdings" w:hAnsi="Wingdings" w:hint="default"/>
-        <w:sz w:val="20"/>
-      </w:rPr>
-    </w:lvl>
-    <w:lvl w:ilvl="5" w:tentative="1">
-      <w:start w:val="1"/>
-      <w:numFmt w:val="bullet"/>
-      <w:lvlText w:val=""/>
-      <w:lvlJc w:val="left"/>
-      <w:pPr>
-        <w:tabs>
-          <w:tab w:val="num" w:pos="4320"/>
-        </w:tabs>
-        <w:ind w:left="4320" w:hanging="360"/>
-      </w:pPr>
-      <w:rPr>
-        <w:rFonts w:ascii="Wingdings" w:hAnsi="Wingdings" w:hint="default"/>
-        <w:sz w:val="20"/>
-      </w:rPr>
-    </w:lvl>
-    <w:lvl w:ilvl="6" w:tentative="1">
-      <w:start w:val="1"/>
-      <w:numFmt w:val="bullet"/>
-      <w:lvlText w:val=""/>
-      <w:lvlJc w:val="left"/>
-      <w:pPr>
-        <w:tabs>
-          <w:tab w:val="num" w:pos="5040"/>
-        </w:tabs>
-        <w:ind w:left="5040" w:hanging="360"/>
-      </w:pPr>
-      <w:rPr>
-        <w:rFonts w:ascii="Wingdings" w:hAnsi="Wingdings" w:hint="default"/>
-        <w:sz w:val="20"/>
-      </w:rPr>
-    </w:lvl>
-    <w:lvl w:ilvl="7" w:tentative="1">
-      <w:start w:val="1"/>
-      <w:numFmt w:val="bullet"/>
-      <w:lvlText w:val=""/>
-      <w:lvlJc w:val="left"/>
-      <w:pPr>
-        <w:tabs>
-          <w:tab w:val="num" w:pos="5760"/>
-        </w:tabs>
-        <w:ind w:left="5760" w:hanging="360"/>
-      </w:pPr>
-      <w:rPr>
-        <w:rFonts w:ascii="Wingdings" w:hAnsi="Wingdings" w:hint="default"/>
-        <w:sz w:val="20"/>
-      </w:rPr>
-    </w:lvl>
-    <w:lvl w:ilvl="8" w:tentative="1">
-      <w:start w:val="1"/>
-      <w:numFmt w:val="bullet"/>
-      <w:lvlText w:val=""/>
-      <w:lvlJc w:val="left"/>
-      <w:pPr>
-        <w:tabs>
-          <w:tab w:val="num" w:pos="6480"/>
-        </w:tabs>
-        <w:ind w:left="6480" w:hanging="360"/>
-      </w:pPr>
-      <w:rPr>
-        <w:rFonts w:ascii="Wingdings" w:hAnsi="Wingdings" w:hint="default"/>
-        <w:sz w:val="20"/>
-      </w:rPr>
-    </w:lvl>
-  </w:abstractNum>
-  <w:abstractNum w:abstractNumId="40" w15:restartNumberingAfterBreak="0">
-    <w:nsid w:val="488B4F52"/>
-    <w:multiLevelType w:val="multilevel"/>
-    <w:tmpl w:val="9F70153A"/>
-    <w:lvl w:ilvl="0">
-      <w:start w:val="1"/>
-      <w:numFmt w:val="bullet"/>
-      <w:lvlText w:val=""/>
-      <w:lvlJc w:val="left"/>
-      <w:pPr>
-        <w:tabs>
-          <w:tab w:val="num" w:pos="720"/>
-        </w:tabs>
-        <w:ind w:left="720" w:hanging="360"/>
-      </w:pPr>
-      <w:rPr>
-        <w:rFonts w:ascii="Symbol" w:hAnsi="Symbol" w:hint="default"/>
-        <w:sz w:val="20"/>
-      </w:rPr>
-    </w:lvl>
-    <w:lvl w:ilvl="1" w:tentative="1">
-      <w:start w:val="1"/>
-      <w:numFmt w:val="bullet"/>
-      <w:lvlText w:val="o"/>
-      <w:lvlJc w:val="left"/>
-      <w:pPr>
-        <w:tabs>
-          <w:tab w:val="num" w:pos="1440"/>
-        </w:tabs>
-        <w:ind w:left="1440" w:hanging="360"/>
-      </w:pPr>
-      <w:rPr>
-        <w:rFonts w:ascii="Courier New" w:hAnsi="Courier New" w:hint="default"/>
-        <w:sz w:val="20"/>
-      </w:rPr>
-    </w:lvl>
-    <w:lvl w:ilvl="2" w:tentative="1">
-      <w:start w:val="1"/>
-      <w:numFmt w:val="bullet"/>
-      <w:lvlText w:val=""/>
-      <w:lvlJc w:val="left"/>
-      <w:pPr>
-        <w:tabs>
-          <w:tab w:val="num" w:pos="2160"/>
-        </w:tabs>
-        <w:ind w:left="2160" w:hanging="360"/>
-      </w:pPr>
-      <w:rPr>
-        <w:rFonts w:ascii="Wingdings" w:hAnsi="Wingdings" w:hint="default"/>
-        <w:sz w:val="20"/>
-      </w:rPr>
-    </w:lvl>
-    <w:lvl w:ilvl="3" w:tentative="1">
-      <w:start w:val="1"/>
-      <w:numFmt w:val="bullet"/>
-      <w:lvlText w:val=""/>
-      <w:lvlJc w:val="left"/>
-      <w:pPr>
-        <w:tabs>
-          <w:tab w:val="num" w:pos="2880"/>
-        </w:tabs>
-        <w:ind w:left="2880" w:hanging="360"/>
-      </w:pPr>
-      <w:rPr>
-        <w:rFonts w:ascii="Wingdings" w:hAnsi="Wingdings" w:hint="default"/>
-        <w:sz w:val="20"/>
-      </w:rPr>
-    </w:lvl>
-    <w:lvl w:ilvl="4" w:tentative="1">
-      <w:start w:val="1"/>
-      <w:numFmt w:val="bullet"/>
-      <w:lvlText w:val=""/>
-      <w:lvlJc w:val="left"/>
-      <w:pPr>
-        <w:tabs>
-          <w:tab w:val="num" w:pos="3600"/>
-        </w:tabs>
-        <w:ind w:left="3600" w:hanging="360"/>
-      </w:pPr>
-      <w:rPr>
-        <w:rFonts w:ascii="Wingdings" w:hAnsi="Wingdings" w:hint="default"/>
-        <w:sz w:val="20"/>
-      </w:rPr>
-    </w:lvl>
-    <w:lvl w:ilvl="5" w:tentative="1">
-      <w:start w:val="1"/>
-      <w:numFmt w:val="bullet"/>
-      <w:lvlText w:val=""/>
-      <w:lvlJc w:val="left"/>
-      <w:pPr>
-        <w:tabs>
-          <w:tab w:val="num" w:pos="4320"/>
-        </w:tabs>
-        <w:ind w:left="4320" w:hanging="360"/>
-      </w:pPr>
-      <w:rPr>
-        <w:rFonts w:ascii="Wingdings" w:hAnsi="Wingdings" w:hint="default"/>
-        <w:sz w:val="20"/>
-      </w:rPr>
-    </w:lvl>
-    <w:lvl w:ilvl="6" w:tentative="1">
-      <w:start w:val="1"/>
-      <w:numFmt w:val="bullet"/>
-      <w:lvlText w:val=""/>
-      <w:lvlJc w:val="left"/>
-      <w:pPr>
-        <w:tabs>
-          <w:tab w:val="num" w:pos="5040"/>
-        </w:tabs>
-        <w:ind w:left="5040" w:hanging="360"/>
-      </w:pPr>
-      <w:rPr>
-        <w:rFonts w:ascii="Wingdings" w:hAnsi="Wingdings" w:hint="default"/>
-        <w:sz w:val="20"/>
-      </w:rPr>
-    </w:lvl>
-    <w:lvl w:ilvl="7" w:tentative="1">
-      <w:start w:val="1"/>
-      <w:numFmt w:val="bullet"/>
-      <w:lvlText w:val=""/>
-      <w:lvlJc w:val="left"/>
-      <w:pPr>
-        <w:tabs>
-          <w:tab w:val="num" w:pos="5760"/>
-        </w:tabs>
-        <w:ind w:left="5760" w:hanging="360"/>
-      </w:pPr>
-      <w:rPr>
-        <w:rFonts w:ascii="Wingdings" w:hAnsi="Wingdings" w:hint="default"/>
-        <w:sz w:val="20"/>
-      </w:rPr>
-    </w:lvl>
-    <w:lvl w:ilvl="8" w:tentative="1">
-      <w:start w:val="1"/>
-      <w:numFmt w:val="bullet"/>
-      <w:lvlText w:val=""/>
-      <w:lvlJc w:val="left"/>
-      <w:pPr>
-        <w:tabs>
-          <w:tab w:val="num" w:pos="6480"/>
-        </w:tabs>
-        <w:ind w:left="6480" w:hanging="360"/>
-      </w:pPr>
-      <w:rPr>
-        <w:rFonts w:ascii="Wingdings" w:hAnsi="Wingdings" w:hint="default"/>
-        <w:sz w:val="20"/>
-      </w:rPr>
-    </w:lvl>
-  </w:abstractNum>
-  <w:abstractNum w:abstractNumId="41" w15:restartNumberingAfterBreak="0">
-    <w:nsid w:val="4C587FDA"/>
-    <w:multiLevelType w:val="multilevel"/>
-    <w:tmpl w:val="309C3DE2"/>
-    <w:lvl w:ilvl="0">
-      <w:start w:val="1"/>
-      <w:numFmt w:val="bullet"/>
-      <w:lvlText w:val=""/>
-      <w:lvlJc w:val="left"/>
-      <w:pPr>
-        <w:tabs>
-          <w:tab w:val="num" w:pos="720"/>
-        </w:tabs>
-        <w:ind w:left="720" w:hanging="360"/>
-      </w:pPr>
-      <w:rPr>
-        <w:rFonts w:ascii="Symbol" w:hAnsi="Symbol" w:hint="default"/>
-        <w:sz w:val="20"/>
-      </w:rPr>
-    </w:lvl>
-    <w:lvl w:ilvl="1" w:tentative="1">
-      <w:start w:val="1"/>
-      <w:numFmt w:val="bullet"/>
-      <w:lvlText w:val="o"/>
-      <w:lvlJc w:val="left"/>
-      <w:pPr>
-        <w:tabs>
-          <w:tab w:val="num" w:pos="1440"/>
-        </w:tabs>
-        <w:ind w:left="1440" w:hanging="360"/>
-      </w:pPr>
-      <w:rPr>
-        <w:rFonts w:ascii="Courier New" w:hAnsi="Courier New" w:hint="default"/>
-        <w:sz w:val="20"/>
-      </w:rPr>
-    </w:lvl>
-    <w:lvl w:ilvl="2" w:tentative="1">
-      <w:start w:val="1"/>
-      <w:numFmt w:val="bullet"/>
-      <w:lvlText w:val=""/>
-      <w:lvlJc w:val="left"/>
-      <w:pPr>
-        <w:tabs>
-          <w:tab w:val="num" w:pos="2160"/>
-        </w:tabs>
-        <w:ind w:left="2160" w:hanging="360"/>
-      </w:pPr>
-      <w:rPr>
-        <w:rFonts w:ascii="Wingdings" w:hAnsi="Wingdings" w:hint="default"/>
-        <w:sz w:val="20"/>
-      </w:rPr>
-    </w:lvl>
-    <w:lvl w:ilvl="3" w:tentative="1">
-      <w:start w:val="1"/>
-      <w:numFmt w:val="bullet"/>
-      <w:lvlText w:val=""/>
-      <w:lvlJc w:val="left"/>
-      <w:pPr>
-        <w:tabs>
-          <w:tab w:val="num" w:pos="2880"/>
-        </w:tabs>
-        <w:ind w:left="2880" w:hanging="360"/>
-      </w:pPr>
-      <w:rPr>
-        <w:rFonts w:ascii="Wingdings" w:hAnsi="Wingdings" w:hint="default"/>
-        <w:sz w:val="20"/>
-      </w:rPr>
-    </w:lvl>
-    <w:lvl w:ilvl="4" w:tentative="1">
-      <w:start w:val="1"/>
-      <w:numFmt w:val="bullet"/>
-      <w:lvlText w:val=""/>
-      <w:lvlJc w:val="left"/>
-      <w:pPr>
-        <w:tabs>
-          <w:tab w:val="num" w:pos="3600"/>
-        </w:tabs>
-        <w:ind w:left="3600" w:hanging="360"/>
-      </w:pPr>
-      <w:rPr>
-        <w:rFonts w:ascii="Wingdings" w:hAnsi="Wingdings" w:hint="default"/>
-        <w:sz w:val="20"/>
-      </w:rPr>
-    </w:lvl>
-    <w:lvl w:ilvl="5" w:tentative="1">
-      <w:start w:val="1"/>
-      <w:numFmt w:val="bullet"/>
-      <w:lvlText w:val=""/>
-      <w:lvlJc w:val="left"/>
-      <w:pPr>
-        <w:tabs>
-          <w:tab w:val="num" w:pos="4320"/>
-        </w:tabs>
-        <w:ind w:left="4320" w:hanging="360"/>
-      </w:pPr>
-      <w:rPr>
-        <w:rFonts w:ascii="Wingdings" w:hAnsi="Wingdings" w:hint="default"/>
-        <w:sz w:val="20"/>
-      </w:rPr>
-    </w:lvl>
-    <w:lvl w:ilvl="6" w:tentative="1">
-      <w:start w:val="1"/>
-      <w:numFmt w:val="bullet"/>
-      <w:lvlText w:val=""/>
-      <w:lvlJc w:val="left"/>
-      <w:pPr>
-        <w:tabs>
-          <w:tab w:val="num" w:pos="5040"/>
-        </w:tabs>
-        <w:ind w:left="5040" w:hanging="360"/>
-      </w:pPr>
-      <w:rPr>
-        <w:rFonts w:ascii="Wingdings" w:hAnsi="Wingdings" w:hint="default"/>
-        <w:sz w:val="20"/>
-      </w:rPr>
-    </w:lvl>
-    <w:lvl w:ilvl="7" w:tentative="1">
-      <w:start w:val="1"/>
-      <w:numFmt w:val="bullet"/>
-      <w:lvlText w:val=""/>
-      <w:lvlJc w:val="left"/>
-      <w:pPr>
-        <w:tabs>
-          <w:tab w:val="num" w:pos="5760"/>
-        </w:tabs>
-        <w:ind w:left="5760" w:hanging="360"/>
-      </w:pPr>
-      <w:rPr>
-        <w:rFonts w:ascii="Wingdings" w:hAnsi="Wingdings" w:hint="default"/>
-        <w:sz w:val="20"/>
-      </w:rPr>
-    </w:lvl>
-    <w:lvl w:ilvl="8" w:tentative="1">
-      <w:start w:val="1"/>
-      <w:numFmt w:val="bullet"/>
-      <w:lvlText w:val=""/>
-      <w:lvlJc w:val="left"/>
-      <w:pPr>
-        <w:tabs>
-          <w:tab w:val="num" w:pos="6480"/>
-        </w:tabs>
-        <w:ind w:left="6480" w:hanging="360"/>
-      </w:pPr>
-      <w:rPr>
-        <w:rFonts w:ascii="Wingdings" w:hAnsi="Wingdings" w:hint="default"/>
-        <w:sz w:val="20"/>
-      </w:rPr>
-    </w:lvl>
-  </w:abstractNum>
-  <w:abstractNum w:abstractNumId="42" w15:restartNumberingAfterBreak="0">
-    <w:nsid w:val="4D161A3F"/>
-    <w:multiLevelType w:val="multilevel"/>
-    <w:tmpl w:val="20B648A2"/>
-    <w:lvl w:ilvl="0">
-      <w:start w:val="1"/>
-      <w:numFmt w:val="bullet"/>
-      <w:lvlText w:val=""/>
-      <w:lvlJc w:val="left"/>
-      <w:pPr>
-        <w:tabs>
-          <w:tab w:val="num" w:pos="720"/>
-        </w:tabs>
-        <w:ind w:left="720" w:hanging="360"/>
-      </w:pPr>
-      <w:rPr>
-        <w:rFonts w:ascii="Symbol" w:hAnsi="Symbol" w:hint="default"/>
-        <w:sz w:val="20"/>
-      </w:rPr>
-    </w:lvl>
-    <w:lvl w:ilvl="1" w:tentative="1">
-      <w:start w:val="1"/>
-      <w:numFmt w:val="bullet"/>
-      <w:lvlText w:val="o"/>
-      <w:lvlJc w:val="left"/>
-      <w:pPr>
-        <w:tabs>
-          <w:tab w:val="num" w:pos="1440"/>
-        </w:tabs>
-        <w:ind w:left="1440" w:hanging="360"/>
-      </w:pPr>
-      <w:rPr>
-        <w:rFonts w:ascii="Courier New" w:hAnsi="Courier New" w:hint="default"/>
-        <w:sz w:val="20"/>
-      </w:rPr>
-    </w:lvl>
-    <w:lvl w:ilvl="2" w:tentative="1">
-      <w:start w:val="1"/>
-      <w:numFmt w:val="bullet"/>
-      <w:lvlText w:val=""/>
-      <w:lvlJc w:val="left"/>
-      <w:pPr>
-        <w:tabs>
-          <w:tab w:val="num" w:pos="2160"/>
-        </w:tabs>
-        <w:ind w:left="2160" w:hanging="360"/>
-      </w:pPr>
-      <w:rPr>
-        <w:rFonts w:ascii="Wingdings" w:hAnsi="Wingdings" w:hint="default"/>
-        <w:sz w:val="20"/>
-      </w:rPr>
-    </w:lvl>
-    <w:lvl w:ilvl="3" w:tentative="1">
-      <w:start w:val="1"/>
-      <w:numFmt w:val="bullet"/>
-      <w:lvlText w:val=""/>
-      <w:lvlJc w:val="left"/>
-      <w:pPr>
-        <w:tabs>
-          <w:tab w:val="num" w:pos="2880"/>
-        </w:tabs>
-        <w:ind w:left="2880" w:hanging="360"/>
-      </w:pPr>
-      <w:rPr>
-        <w:rFonts w:ascii="Wingdings" w:hAnsi="Wingdings" w:hint="default"/>
-        <w:sz w:val="20"/>
-      </w:rPr>
-    </w:lvl>
-    <w:lvl w:ilvl="4" w:tentative="1">
-      <w:start w:val="1"/>
-      <w:numFmt w:val="bullet"/>
-      <w:lvlText w:val=""/>
-      <w:lvlJc w:val="left"/>
-      <w:pPr>
-        <w:tabs>
-          <w:tab w:val="num" w:pos="3600"/>
-        </w:tabs>
-        <w:ind w:left="3600" w:hanging="360"/>
-      </w:pPr>
-      <w:rPr>
-        <w:rFonts w:ascii="Wingdings" w:hAnsi="Wingdings" w:hint="default"/>
-        <w:sz w:val="20"/>
-      </w:rPr>
-    </w:lvl>
-    <w:lvl w:ilvl="5" w:tentative="1">
-      <w:start w:val="1"/>
-      <w:numFmt w:val="bullet"/>
-      <w:lvlText w:val=""/>
-      <w:lvlJc w:val="left"/>
-      <w:pPr>
-        <w:tabs>
-          <w:tab w:val="num" w:pos="4320"/>
-        </w:tabs>
-        <w:ind w:left="4320" w:hanging="360"/>
-      </w:pPr>
-      <w:rPr>
-        <w:rFonts w:ascii="Wingdings" w:hAnsi="Wingdings" w:hint="default"/>
-        <w:sz w:val="20"/>
-      </w:rPr>
-    </w:lvl>
-    <w:lvl w:ilvl="6" w:tentative="1">
-      <w:start w:val="1"/>
-      <w:numFmt w:val="bullet"/>
-      <w:lvlText w:val=""/>
-      <w:lvlJc w:val="left"/>
-      <w:pPr>
-        <w:tabs>
-          <w:tab w:val="num" w:pos="5040"/>
-        </w:tabs>
-        <w:ind w:left="5040" w:hanging="360"/>
-      </w:pPr>
-      <w:rPr>
-        <w:rFonts w:ascii="Wingdings" w:hAnsi="Wingdings" w:hint="default"/>
-        <w:sz w:val="20"/>
-      </w:rPr>
-    </w:lvl>
-    <w:lvl w:ilvl="7" w:tentative="1">
-      <w:start w:val="1"/>
-      <w:numFmt w:val="bullet"/>
-      <w:lvlText w:val=""/>
-      <w:lvlJc w:val="left"/>
-      <w:pPr>
-        <w:tabs>
-          <w:tab w:val="num" w:pos="5760"/>
-        </w:tabs>
-        <w:ind w:left="5760" w:hanging="360"/>
-      </w:pPr>
-      <w:rPr>
-        <w:rFonts w:ascii="Wingdings" w:hAnsi="Wingdings" w:hint="default"/>
-        <w:sz w:val="20"/>
-      </w:rPr>
-    </w:lvl>
-    <w:lvl w:ilvl="8" w:tentative="1">
-      <w:start w:val="1"/>
-      <w:numFmt w:val="bullet"/>
-      <w:lvlText w:val=""/>
-      <w:lvlJc w:val="left"/>
-      <w:pPr>
-        <w:tabs>
-          <w:tab w:val="num" w:pos="6480"/>
-        </w:tabs>
-        <w:ind w:left="6480" w:hanging="360"/>
-      </w:pPr>
-      <w:rPr>
-        <w:rFonts w:ascii="Wingdings" w:hAnsi="Wingdings" w:hint="default"/>
-        <w:sz w:val="20"/>
-      </w:rPr>
-    </w:lvl>
-  </w:abstractNum>
-  <w:abstractNum w:abstractNumId="43" w15:restartNumberingAfterBreak="0">
-    <w:nsid w:val="4EB83473"/>
-    <w:multiLevelType w:val="multilevel"/>
-    <w:tmpl w:val="C2083B12"/>
-    <w:lvl w:ilvl="0">
-      <w:start w:val="1"/>
-      <w:numFmt w:val="bullet"/>
-      <w:lvlText w:val=""/>
-      <w:lvlJc w:val="left"/>
-      <w:pPr>
-        <w:tabs>
-          <w:tab w:val="num" w:pos="720"/>
-        </w:tabs>
-        <w:ind w:left="720" w:hanging="360"/>
-      </w:pPr>
-      <w:rPr>
-        <w:rFonts w:ascii="Symbol" w:hAnsi="Symbol" w:hint="default"/>
-        <w:sz w:val="20"/>
-      </w:rPr>
-    </w:lvl>
-    <w:lvl w:ilvl="1" w:tentative="1">
-      <w:start w:val="1"/>
-      <w:numFmt w:val="bullet"/>
-      <w:lvlText w:val="o"/>
-      <w:lvlJc w:val="left"/>
-      <w:pPr>
-        <w:tabs>
-          <w:tab w:val="num" w:pos="1440"/>
-        </w:tabs>
-        <w:ind w:left="1440" w:hanging="360"/>
-      </w:pPr>
-      <w:rPr>
-        <w:rFonts w:ascii="Courier New" w:hAnsi="Courier New" w:hint="default"/>
-        <w:sz w:val="20"/>
-      </w:rPr>
-    </w:lvl>
-    <w:lvl w:ilvl="2" w:tentative="1">
-      <w:start w:val="1"/>
-      <w:numFmt w:val="bullet"/>
-      <w:lvlText w:val=""/>
-      <w:lvlJc w:val="left"/>
-      <w:pPr>
-        <w:tabs>
-          <w:tab w:val="num" w:pos="2160"/>
-        </w:tabs>
-        <w:ind w:left="2160" w:hanging="360"/>
-      </w:pPr>
-      <w:rPr>
-        <w:rFonts w:ascii="Wingdings" w:hAnsi="Wingdings" w:hint="default"/>
-        <w:sz w:val="20"/>
-      </w:rPr>
-    </w:lvl>
-    <w:lvl w:ilvl="3" w:tentative="1">
-      <w:start w:val="1"/>
-      <w:numFmt w:val="bullet"/>
-      <w:lvlText w:val=""/>
-      <w:lvlJc w:val="left"/>
-      <w:pPr>
-        <w:tabs>
-          <w:tab w:val="num" w:pos="2880"/>
-        </w:tabs>
-        <w:ind w:left="2880" w:hanging="360"/>
-      </w:pPr>
-      <w:rPr>
-        <w:rFonts w:ascii="Wingdings" w:hAnsi="Wingdings" w:hint="default"/>
-        <w:sz w:val="20"/>
-      </w:rPr>
-    </w:lvl>
-    <w:lvl w:ilvl="4" w:tentative="1">
-      <w:start w:val="1"/>
-      <w:numFmt w:val="bullet"/>
-      <w:lvlText w:val=""/>
-      <w:lvlJc w:val="left"/>
-      <w:pPr>
-        <w:tabs>
-          <w:tab w:val="num" w:pos="3600"/>
-        </w:tabs>
-        <w:ind w:left="3600" w:hanging="360"/>
-      </w:pPr>
-      <w:rPr>
-        <w:rFonts w:ascii="Wingdings" w:hAnsi="Wingdings" w:hint="default"/>
-        <w:sz w:val="20"/>
-      </w:rPr>
-    </w:lvl>
-    <w:lvl w:ilvl="5" w:tentative="1">
-      <w:start w:val="1"/>
-      <w:numFmt w:val="bullet"/>
-      <w:lvlText w:val=""/>
-      <w:lvlJc w:val="left"/>
-      <w:pPr>
-        <w:tabs>
-          <w:tab w:val="num" w:pos="4320"/>
-        </w:tabs>
-        <w:ind w:left="4320" w:hanging="360"/>
-      </w:pPr>
-      <w:rPr>
-        <w:rFonts w:ascii="Wingdings" w:hAnsi="Wingdings" w:hint="default"/>
-        <w:sz w:val="20"/>
-      </w:rPr>
-    </w:lvl>
-    <w:lvl w:ilvl="6" w:tentative="1">
-      <w:start w:val="1"/>
-      <w:numFmt w:val="bullet"/>
-      <w:lvlText w:val=""/>
-      <w:lvlJc w:val="left"/>
-      <w:pPr>
-        <w:tabs>
-          <w:tab w:val="num" w:pos="5040"/>
-        </w:tabs>
-        <w:ind w:left="5040" w:hanging="360"/>
-      </w:pPr>
-      <w:rPr>
-        <w:rFonts w:ascii="Wingdings" w:hAnsi="Wingdings" w:hint="default"/>
-        <w:sz w:val="20"/>
-      </w:rPr>
-    </w:lvl>
-    <w:lvl w:ilvl="7" w:tentative="1">
-      <w:start w:val="1"/>
-      <w:numFmt w:val="bullet"/>
-      <w:lvlText w:val=""/>
-      <w:lvlJc w:val="left"/>
-      <w:pPr>
-        <w:tabs>
-          <w:tab w:val="num" w:pos="5760"/>
-        </w:tabs>
-        <w:ind w:left="5760" w:hanging="360"/>
-      </w:pPr>
-      <w:rPr>
-        <w:rFonts w:ascii="Wingdings" w:hAnsi="Wingdings" w:hint="default"/>
-        <w:sz w:val="20"/>
-      </w:rPr>
-    </w:lvl>
-    <w:lvl w:ilvl="8" w:tentative="1">
-      <w:start w:val="1"/>
-      <w:numFmt w:val="bullet"/>
-      <w:lvlText w:val=""/>
-      <w:lvlJc w:val="left"/>
-      <w:pPr>
-        <w:tabs>
-          <w:tab w:val="num" w:pos="6480"/>
-        </w:tabs>
-        <w:ind w:left="6480" w:hanging="360"/>
-      </w:pPr>
-      <w:rPr>
-        <w:rFonts w:ascii="Wingdings" w:hAnsi="Wingdings" w:hint="default"/>
-        <w:sz w:val="20"/>
-      </w:rPr>
-    </w:lvl>
-  </w:abstractNum>
-  <w:abstractNum w:abstractNumId="44" w15:restartNumberingAfterBreak="0">
-    <w:nsid w:val="4EB947D1"/>
-    <w:multiLevelType w:val="multilevel"/>
-    <w:tmpl w:val="AF725792"/>
-    <w:lvl w:ilvl="0">
-      <w:start w:val="1"/>
-      <w:numFmt w:val="bullet"/>
-      <w:lvlText w:val=""/>
-      <w:lvlJc w:val="left"/>
-      <w:pPr>
-        <w:tabs>
-          <w:tab w:val="num" w:pos="720"/>
-        </w:tabs>
-        <w:ind w:left="720" w:hanging="360"/>
-      </w:pPr>
-      <w:rPr>
-        <w:rFonts w:ascii="Symbol" w:hAnsi="Symbol" w:hint="default"/>
-        <w:sz w:val="20"/>
-      </w:rPr>
-    </w:lvl>
-    <w:lvl w:ilvl="1" w:tentative="1">
-      <w:start w:val="1"/>
-      <w:numFmt w:val="bullet"/>
-      <w:lvlText w:val="o"/>
-      <w:lvlJc w:val="left"/>
-      <w:pPr>
-        <w:tabs>
-          <w:tab w:val="num" w:pos="1440"/>
-        </w:tabs>
-        <w:ind w:left="1440" w:hanging="360"/>
-      </w:pPr>
-      <w:rPr>
-        <w:rFonts w:ascii="Courier New" w:hAnsi="Courier New" w:hint="default"/>
-        <w:sz w:val="20"/>
-      </w:rPr>
-    </w:lvl>
-    <w:lvl w:ilvl="2" w:tentative="1">
-      <w:start w:val="1"/>
-      <w:numFmt w:val="bullet"/>
-      <w:lvlText w:val=""/>
-      <w:lvlJc w:val="left"/>
-      <w:pPr>
-        <w:tabs>
-          <w:tab w:val="num" w:pos="2160"/>
-        </w:tabs>
-        <w:ind w:left="2160" w:hanging="360"/>
-      </w:pPr>
-      <w:rPr>
-        <w:rFonts w:ascii="Wingdings" w:hAnsi="Wingdings" w:hint="default"/>
-        <w:sz w:val="20"/>
-      </w:rPr>
-    </w:lvl>
-    <w:lvl w:ilvl="3" w:tentative="1">
-      <w:start w:val="1"/>
-      <w:numFmt w:val="bullet"/>
-      <w:lvlText w:val=""/>
-      <w:lvlJc w:val="left"/>
-      <w:pPr>
-        <w:tabs>
-          <w:tab w:val="num" w:pos="2880"/>
-        </w:tabs>
-        <w:ind w:left="2880" w:hanging="360"/>
-      </w:pPr>
-      <w:rPr>
-        <w:rFonts w:ascii="Wingdings" w:hAnsi="Wingdings" w:hint="default"/>
-        <w:sz w:val="20"/>
-      </w:rPr>
-    </w:lvl>
-    <w:lvl w:ilvl="4" w:tentative="1">
-      <w:start w:val="1"/>
-      <w:numFmt w:val="bullet"/>
-      <w:lvlText w:val=""/>
-      <w:lvlJc w:val="left"/>
-      <w:pPr>
-        <w:tabs>
-          <w:tab w:val="num" w:pos="3600"/>
-        </w:tabs>
-        <w:ind w:left="3600" w:hanging="360"/>
-      </w:pPr>
-      <w:rPr>
-        <w:rFonts w:ascii="Wingdings" w:hAnsi="Wingdings" w:hint="default"/>
-        <w:sz w:val="20"/>
-      </w:rPr>
-    </w:lvl>
-    <w:lvl w:ilvl="5" w:tentative="1">
-      <w:start w:val="1"/>
-      <w:numFmt w:val="bullet"/>
-      <w:lvlText w:val=""/>
-      <w:lvlJc w:val="left"/>
-      <w:pPr>
-        <w:tabs>
-          <w:tab w:val="num" w:pos="4320"/>
-        </w:tabs>
-        <w:ind w:left="4320" w:hanging="360"/>
-      </w:pPr>
-      <w:rPr>
-        <w:rFonts w:ascii="Wingdings" w:hAnsi="Wingdings" w:hint="default"/>
-        <w:sz w:val="20"/>
-      </w:rPr>
-    </w:lvl>
-    <w:lvl w:ilvl="6" w:tentative="1">
-      <w:start w:val="1"/>
-      <w:numFmt w:val="bullet"/>
-      <w:lvlText w:val=""/>
-      <w:lvlJc w:val="left"/>
-      <w:pPr>
-        <w:tabs>
-          <w:tab w:val="num" w:pos="5040"/>
-        </w:tabs>
-        <w:ind w:left="5040" w:hanging="360"/>
-      </w:pPr>
-      <w:rPr>
-        <w:rFonts w:ascii="Wingdings" w:hAnsi="Wingdings" w:hint="default"/>
-        <w:sz w:val="20"/>
-      </w:rPr>
-    </w:lvl>
-    <w:lvl w:ilvl="7" w:tentative="1">
-      <w:start w:val="1"/>
-      <w:numFmt w:val="bullet"/>
-      <w:lvlText w:val=""/>
-      <w:lvlJc w:val="left"/>
-      <w:pPr>
-        <w:tabs>
-          <w:tab w:val="num" w:pos="5760"/>
-        </w:tabs>
-        <w:ind w:left="5760" w:hanging="360"/>
-      </w:pPr>
-      <w:rPr>
-        <w:rFonts w:ascii="Wingdings" w:hAnsi="Wingdings" w:hint="default"/>
-        <w:sz w:val="20"/>
-      </w:rPr>
-    </w:lvl>
-    <w:lvl w:ilvl="8" w:tentative="1">
-      <w:start w:val="1"/>
-      <w:numFmt w:val="bullet"/>
-      <w:lvlText w:val=""/>
-      <w:lvlJc w:val="left"/>
-      <w:pPr>
-        <w:tabs>
-          <w:tab w:val="num" w:pos="6480"/>
-        </w:tabs>
-        <w:ind w:left="6480" w:hanging="360"/>
-      </w:pPr>
-      <w:rPr>
-        <w:rFonts w:ascii="Wingdings" w:hAnsi="Wingdings" w:hint="default"/>
-        <w:sz w:val="20"/>
-      </w:rPr>
-    </w:lvl>
-  </w:abstractNum>
-  <w:abstractNum w:abstractNumId="45" w15:restartNumberingAfterBreak="0">
-    <w:nsid w:val="52BC4B3F"/>
-    <w:multiLevelType w:val="multilevel"/>
-    <w:tmpl w:val="E60AD22E"/>
-    <w:lvl w:ilvl="0">
-      <w:start w:val="1"/>
-      <w:numFmt w:val="bullet"/>
-      <w:lvlText w:val=""/>
-      <w:lvlJc w:val="left"/>
-      <w:pPr>
-        <w:tabs>
-          <w:tab w:val="num" w:pos="720"/>
-        </w:tabs>
-        <w:ind w:left="720" w:hanging="360"/>
-      </w:pPr>
-      <w:rPr>
-        <w:rFonts w:ascii="Symbol" w:hAnsi="Symbol" w:hint="default"/>
-        <w:sz w:val="20"/>
-      </w:rPr>
-    </w:lvl>
-    <w:lvl w:ilvl="1" w:tentative="1">
-      <w:start w:val="1"/>
-      <w:numFmt w:val="bullet"/>
-      <w:lvlText w:val="o"/>
-      <w:lvlJc w:val="left"/>
-      <w:pPr>
-        <w:tabs>
-          <w:tab w:val="num" w:pos="1440"/>
-        </w:tabs>
-        <w:ind w:left="1440" w:hanging="360"/>
-      </w:pPr>
-      <w:rPr>
-        <w:rFonts w:ascii="Courier New" w:hAnsi="Courier New" w:hint="default"/>
-        <w:sz w:val="20"/>
-      </w:rPr>
-    </w:lvl>
-    <w:lvl w:ilvl="2" w:tentative="1">
-      <w:start w:val="1"/>
-      <w:numFmt w:val="bullet"/>
-      <w:lvlText w:val=""/>
-      <w:lvlJc w:val="left"/>
-      <w:pPr>
-        <w:tabs>
-          <w:tab w:val="num" w:pos="2160"/>
-        </w:tabs>
-        <w:ind w:left="2160" w:hanging="360"/>
-      </w:pPr>
-      <w:rPr>
-        <w:rFonts w:ascii="Wingdings" w:hAnsi="Wingdings" w:hint="default"/>
-        <w:sz w:val="20"/>
-      </w:rPr>
-    </w:lvl>
-    <w:lvl w:ilvl="3" w:tentative="1">
-      <w:start w:val="1"/>
-      <w:numFmt w:val="bullet"/>
-      <w:lvlText w:val=""/>
-      <w:lvlJc w:val="left"/>
-      <w:pPr>
-        <w:tabs>
-          <w:tab w:val="num" w:pos="2880"/>
-        </w:tabs>
-        <w:ind w:left="2880" w:hanging="360"/>
-      </w:pPr>
-      <w:rPr>
-        <w:rFonts w:ascii="Wingdings" w:hAnsi="Wingdings" w:hint="default"/>
-        <w:sz w:val="20"/>
-      </w:rPr>
-    </w:lvl>
-    <w:lvl w:ilvl="4" w:tentative="1">
-      <w:start w:val="1"/>
-      <w:numFmt w:val="bullet"/>
-      <w:lvlText w:val=""/>
-      <w:lvlJc w:val="left"/>
-      <w:pPr>
-        <w:tabs>
-          <w:tab w:val="num" w:pos="3600"/>
-        </w:tabs>
-        <w:ind w:left="3600" w:hanging="360"/>
-      </w:pPr>
-      <w:rPr>
-        <w:rFonts w:ascii="Wingdings" w:hAnsi="Wingdings" w:hint="default"/>
-        <w:sz w:val="20"/>
-      </w:rPr>
-    </w:lvl>
-    <w:lvl w:ilvl="5" w:tentative="1">
-      <w:start w:val="1"/>
-      <w:numFmt w:val="bullet"/>
-      <w:lvlText w:val=""/>
-      <w:lvlJc w:val="left"/>
-      <w:pPr>
-        <w:tabs>
-          <w:tab w:val="num" w:pos="4320"/>
-        </w:tabs>
-        <w:ind w:left="4320" w:hanging="360"/>
-      </w:pPr>
-      <w:rPr>
-        <w:rFonts w:ascii="Wingdings" w:hAnsi="Wingdings" w:hint="default"/>
-        <w:sz w:val="20"/>
-      </w:rPr>
-    </w:lvl>
-    <w:lvl w:ilvl="6" w:tentative="1">
-      <w:start w:val="1"/>
-      <w:numFmt w:val="bullet"/>
-      <w:lvlText w:val=""/>
-      <w:lvlJc w:val="left"/>
-      <w:pPr>
-        <w:tabs>
-          <w:tab w:val="num" w:pos="5040"/>
-        </w:tabs>
-        <w:ind w:left="5040" w:hanging="360"/>
-      </w:pPr>
-      <w:rPr>
-        <w:rFonts w:ascii="Wingdings" w:hAnsi="Wingdings" w:hint="default"/>
-        <w:sz w:val="20"/>
-      </w:rPr>
-    </w:lvl>
-    <w:lvl w:ilvl="7" w:tentative="1">
-      <w:start w:val="1"/>
-      <w:numFmt w:val="bullet"/>
-      <w:lvlText w:val=""/>
-      <w:lvlJc w:val="left"/>
-      <w:pPr>
-        <w:tabs>
-          <w:tab w:val="num" w:pos="5760"/>
-        </w:tabs>
-        <w:ind w:left="5760" w:hanging="360"/>
-      </w:pPr>
-      <w:rPr>
-        <w:rFonts w:ascii="Wingdings" w:hAnsi="Wingdings" w:hint="default"/>
-        <w:sz w:val="20"/>
-      </w:rPr>
-    </w:lvl>
-    <w:lvl w:ilvl="8" w:tentative="1">
-      <w:start w:val="1"/>
-      <w:numFmt w:val="bullet"/>
-      <w:lvlText w:val=""/>
-      <w:lvlJc w:val="left"/>
-      <w:pPr>
-        <w:tabs>
-          <w:tab w:val="num" w:pos="6480"/>
-        </w:tabs>
-        <w:ind w:left="6480" w:hanging="360"/>
-      </w:pPr>
-      <w:rPr>
-        <w:rFonts w:ascii="Wingdings" w:hAnsi="Wingdings" w:hint="default"/>
-        <w:sz w:val="20"/>
-      </w:rPr>
-    </w:lvl>
-  </w:abstractNum>
-  <w:abstractNum w:abstractNumId="46" w15:restartNumberingAfterBreak="0">
-    <w:nsid w:val="55A90DEA"/>
-    <w:multiLevelType w:val="multilevel"/>
-    <w:tmpl w:val="1C705C2E"/>
-    <w:lvl w:ilvl="0">
-      <w:start w:val="1"/>
-      <w:numFmt w:val="bullet"/>
-      <w:lvlText w:val=""/>
-      <w:lvlJc w:val="left"/>
-      <w:pPr>
-        <w:tabs>
-          <w:tab w:val="num" w:pos="720"/>
-        </w:tabs>
-        <w:ind w:left="720" w:hanging="360"/>
-      </w:pPr>
-      <w:rPr>
-        <w:rFonts w:ascii="Symbol" w:hAnsi="Symbol" w:hint="default"/>
-        <w:sz w:val="20"/>
-      </w:rPr>
-    </w:lvl>
-    <w:lvl w:ilvl="1" w:tentative="1">
-      <w:start w:val="1"/>
-      <w:numFmt w:val="bullet"/>
-      <w:lvlText w:val="o"/>
-      <w:lvlJc w:val="left"/>
-      <w:pPr>
-        <w:tabs>
-          <w:tab w:val="num" w:pos="1440"/>
-        </w:tabs>
-        <w:ind w:left="1440" w:hanging="360"/>
-      </w:pPr>
-      <w:rPr>
-        <w:rFonts w:ascii="Courier New" w:hAnsi="Courier New" w:hint="default"/>
-        <w:sz w:val="20"/>
-      </w:rPr>
-    </w:lvl>
-    <w:lvl w:ilvl="2" w:tentative="1">
-      <w:start w:val="1"/>
-      <w:numFmt w:val="bullet"/>
-      <w:lvlText w:val=""/>
-      <w:lvlJc w:val="left"/>
-      <w:pPr>
-        <w:tabs>
-          <w:tab w:val="num" w:pos="2160"/>
-        </w:tabs>
-        <w:ind w:left="2160" w:hanging="360"/>
-      </w:pPr>
-      <w:rPr>
-        <w:rFonts w:ascii="Wingdings" w:hAnsi="Wingdings" w:hint="default"/>
-        <w:sz w:val="20"/>
-      </w:rPr>
-    </w:lvl>
-    <w:lvl w:ilvl="3" w:tentative="1">
-      <w:start w:val="1"/>
-      <w:numFmt w:val="bullet"/>
-      <w:lvlText w:val=""/>
-      <w:lvlJc w:val="left"/>
-      <w:pPr>
-        <w:tabs>
-          <w:tab w:val="num" w:pos="2880"/>
-        </w:tabs>
-        <w:ind w:left="2880" w:hanging="360"/>
-      </w:pPr>
-      <w:rPr>
-        <w:rFonts w:ascii="Wingdings" w:hAnsi="Wingdings" w:hint="default"/>
-        <w:sz w:val="20"/>
-      </w:rPr>
-    </w:lvl>
-    <w:lvl w:ilvl="4" w:tentative="1">
-      <w:start w:val="1"/>
-      <w:numFmt w:val="bullet"/>
-      <w:lvlText w:val=""/>
-      <w:lvlJc w:val="left"/>
-      <w:pPr>
-        <w:tabs>
-          <w:tab w:val="num" w:pos="3600"/>
-        </w:tabs>
-        <w:ind w:left="3600" w:hanging="360"/>
-      </w:pPr>
-      <w:rPr>
-        <w:rFonts w:ascii="Wingdings" w:hAnsi="Wingdings" w:hint="default"/>
-        <w:sz w:val="20"/>
-      </w:rPr>
-    </w:lvl>
-    <w:lvl w:ilvl="5" w:tentative="1">
-      <w:start w:val="1"/>
-      <w:numFmt w:val="bullet"/>
-      <w:lvlText w:val=""/>
-      <w:lvlJc w:val="left"/>
-      <w:pPr>
-        <w:tabs>
-          <w:tab w:val="num" w:pos="4320"/>
-        </w:tabs>
-        <w:ind w:left="4320" w:hanging="360"/>
-      </w:pPr>
-      <w:rPr>
-        <w:rFonts w:ascii="Wingdings" w:hAnsi="Wingdings" w:hint="default"/>
-        <w:sz w:val="20"/>
-      </w:rPr>
-    </w:lvl>
-    <w:lvl w:ilvl="6" w:tentative="1">
-      <w:start w:val="1"/>
-      <w:numFmt w:val="bullet"/>
-      <w:lvlText w:val=""/>
-      <w:lvlJc w:val="left"/>
-      <w:pPr>
-        <w:tabs>
-          <w:tab w:val="num" w:pos="5040"/>
-        </w:tabs>
-        <w:ind w:left="5040" w:hanging="360"/>
-      </w:pPr>
-      <w:rPr>
-        <w:rFonts w:ascii="Wingdings" w:hAnsi="Wingdings" w:hint="default"/>
-        <w:sz w:val="20"/>
-      </w:rPr>
-    </w:lvl>
-    <w:lvl w:ilvl="7" w:tentative="1">
-      <w:start w:val="1"/>
-      <w:numFmt w:val="bullet"/>
-      <w:lvlText w:val=""/>
-      <w:lvlJc w:val="left"/>
-      <w:pPr>
-        <w:tabs>
-          <w:tab w:val="num" w:pos="5760"/>
-        </w:tabs>
-        <w:ind w:left="5760" w:hanging="360"/>
-      </w:pPr>
-      <w:rPr>
-        <w:rFonts w:ascii="Wingdings" w:hAnsi="Wingdings" w:hint="default"/>
-        <w:sz w:val="20"/>
-      </w:rPr>
-    </w:lvl>
-    <w:lvl w:ilvl="8" w:tentative="1">
-      <w:start w:val="1"/>
-      <w:numFmt w:val="bullet"/>
-      <w:lvlText w:val=""/>
-      <w:lvlJc w:val="left"/>
-      <w:pPr>
-        <w:tabs>
-          <w:tab w:val="num" w:pos="6480"/>
-        </w:tabs>
-        <w:ind w:left="6480" w:hanging="360"/>
-      </w:pPr>
-      <w:rPr>
-        <w:rFonts w:ascii="Wingdings" w:hAnsi="Wingdings" w:hint="default"/>
-        <w:sz w:val="20"/>
-      </w:rPr>
-    </w:lvl>
-  </w:abstractNum>
-  <w:abstractNum w:abstractNumId="47" w15:restartNumberingAfterBreak="0">
-    <w:nsid w:val="57616220"/>
-    <w:multiLevelType w:val="multilevel"/>
-    <w:tmpl w:val="826CE4FE"/>
-    <w:lvl w:ilvl="0">
-      <w:start w:val="1"/>
-      <w:numFmt w:val="bullet"/>
-      <w:lvlText w:val=""/>
-      <w:lvlJc w:val="left"/>
-      <w:pPr>
-        <w:tabs>
-          <w:tab w:val="num" w:pos="720"/>
-        </w:tabs>
-        <w:ind w:left="720" w:hanging="360"/>
-      </w:pPr>
-      <w:rPr>
-        <w:rFonts w:ascii="Symbol" w:hAnsi="Symbol" w:hint="default"/>
-        <w:sz w:val="20"/>
-      </w:rPr>
-    </w:lvl>
-    <w:lvl w:ilvl="1" w:tentative="1">
-      <w:start w:val="1"/>
-      <w:numFmt w:val="bullet"/>
-      <w:lvlText w:val="o"/>
-      <w:lvlJc w:val="left"/>
-      <w:pPr>
-        <w:tabs>
-          <w:tab w:val="num" w:pos="1440"/>
-        </w:tabs>
-        <w:ind w:left="1440" w:hanging="360"/>
-      </w:pPr>
-      <w:rPr>
-        <w:rFonts w:ascii="Courier New" w:hAnsi="Courier New" w:hint="default"/>
-        <w:sz w:val="20"/>
-      </w:rPr>
-    </w:lvl>
-    <w:lvl w:ilvl="2" w:tentative="1">
-      <w:start w:val="1"/>
-      <w:numFmt w:val="bullet"/>
-      <w:lvlText w:val=""/>
-      <w:lvlJc w:val="left"/>
-      <w:pPr>
-        <w:tabs>
-          <w:tab w:val="num" w:pos="2160"/>
-        </w:tabs>
-        <w:ind w:left="2160" w:hanging="360"/>
-      </w:pPr>
-      <w:rPr>
-        <w:rFonts w:ascii="Wingdings" w:hAnsi="Wingdings" w:hint="default"/>
-        <w:sz w:val="20"/>
-      </w:rPr>
-    </w:lvl>
-    <w:lvl w:ilvl="3" w:tentative="1">
-      <w:start w:val="1"/>
-      <w:numFmt w:val="bullet"/>
-      <w:lvlText w:val=""/>
-      <w:lvlJc w:val="left"/>
-      <w:pPr>
-        <w:tabs>
-          <w:tab w:val="num" w:pos="2880"/>
-        </w:tabs>
-        <w:ind w:left="2880" w:hanging="360"/>
-      </w:pPr>
-      <w:rPr>
-        <w:rFonts w:ascii="Wingdings" w:hAnsi="Wingdings" w:hint="default"/>
-        <w:sz w:val="20"/>
-      </w:rPr>
-    </w:lvl>
-    <w:lvl w:ilvl="4" w:tentative="1">
-      <w:start w:val="1"/>
-      <w:numFmt w:val="bullet"/>
-      <w:lvlText w:val=""/>
-      <w:lvlJc w:val="left"/>
-      <w:pPr>
-        <w:tabs>
-          <w:tab w:val="num" w:pos="3600"/>
-        </w:tabs>
-        <w:ind w:left="3600" w:hanging="360"/>
-      </w:pPr>
-      <w:rPr>
-        <w:rFonts w:ascii="Wingdings" w:hAnsi="Wingdings" w:hint="default"/>
-        <w:sz w:val="20"/>
-      </w:rPr>
-    </w:lvl>
-    <w:lvl w:ilvl="5" w:tentative="1">
-      <w:start w:val="1"/>
-      <w:numFmt w:val="bullet"/>
-      <w:lvlText w:val=""/>
-      <w:lvlJc w:val="left"/>
-      <w:pPr>
-        <w:tabs>
-          <w:tab w:val="num" w:pos="4320"/>
-        </w:tabs>
-        <w:ind w:left="4320" w:hanging="360"/>
-      </w:pPr>
-      <w:rPr>
-        <w:rFonts w:ascii="Wingdings" w:hAnsi="Wingdings" w:hint="default"/>
-        <w:sz w:val="20"/>
-      </w:rPr>
-    </w:lvl>
-    <w:lvl w:ilvl="6" w:tentative="1">
-      <w:start w:val="1"/>
-      <w:numFmt w:val="bullet"/>
-      <w:lvlText w:val=""/>
-      <w:lvlJc w:val="left"/>
-      <w:pPr>
-        <w:tabs>
-          <w:tab w:val="num" w:pos="5040"/>
-        </w:tabs>
-        <w:ind w:left="5040" w:hanging="360"/>
-      </w:pPr>
-      <w:rPr>
-        <w:rFonts w:ascii="Wingdings" w:hAnsi="Wingdings" w:hint="default"/>
-        <w:sz w:val="20"/>
-      </w:rPr>
-    </w:lvl>
-    <w:lvl w:ilvl="7" w:tentative="1">
-      <w:start w:val="1"/>
-      <w:numFmt w:val="bullet"/>
-      <w:lvlText w:val=""/>
-      <w:lvlJc w:val="left"/>
-      <w:pPr>
-        <w:tabs>
-          <w:tab w:val="num" w:pos="5760"/>
-        </w:tabs>
-        <w:ind w:left="5760" w:hanging="360"/>
-      </w:pPr>
-      <w:rPr>
-        <w:rFonts w:ascii="Wingdings" w:hAnsi="Wingdings" w:hint="default"/>
-        <w:sz w:val="20"/>
-      </w:rPr>
-    </w:lvl>
-    <w:lvl w:ilvl="8" w:tentative="1">
-      <w:start w:val="1"/>
-      <w:numFmt w:val="bullet"/>
-      <w:lvlText w:val=""/>
-      <w:lvlJc w:val="left"/>
-      <w:pPr>
-        <w:tabs>
-          <w:tab w:val="num" w:pos="6480"/>
-        </w:tabs>
-        <w:ind w:left="6480" w:hanging="360"/>
-      </w:pPr>
-      <w:rPr>
-        <w:rFonts w:ascii="Wingdings" w:hAnsi="Wingdings" w:hint="default"/>
-        <w:sz w:val="20"/>
-      </w:rPr>
-    </w:lvl>
-  </w:abstractNum>
-  <w:abstractNum w:abstractNumId="48" w15:restartNumberingAfterBreak="0">
-    <w:nsid w:val="5E442DDB"/>
-    <w:multiLevelType w:val="multilevel"/>
-    <w:tmpl w:val="EBDCDBA4"/>
-    <w:lvl w:ilvl="0">
-      <w:start w:val="1"/>
-      <w:numFmt w:val="bullet"/>
-      <w:lvlText w:val=""/>
-      <w:lvlJc w:val="left"/>
-      <w:pPr>
-        <w:tabs>
-          <w:tab w:val="num" w:pos="720"/>
-        </w:tabs>
-        <w:ind w:left="720" w:hanging="360"/>
-      </w:pPr>
-      <w:rPr>
-        <w:rFonts w:ascii="Symbol" w:hAnsi="Symbol" w:hint="default"/>
-        <w:sz w:val="20"/>
-      </w:rPr>
-    </w:lvl>
-    <w:lvl w:ilvl="1" w:tentative="1">
-      <w:start w:val="1"/>
-      <w:numFmt w:val="bullet"/>
-      <w:lvlText w:val="o"/>
-      <w:lvlJc w:val="left"/>
-      <w:pPr>
-        <w:tabs>
-          <w:tab w:val="num" w:pos="1440"/>
-        </w:tabs>
-        <w:ind w:left="1440" w:hanging="360"/>
-      </w:pPr>
-      <w:rPr>
-        <w:rFonts w:ascii="Courier New" w:hAnsi="Courier New" w:hint="default"/>
-        <w:sz w:val="20"/>
-      </w:rPr>
-    </w:lvl>
-    <w:lvl w:ilvl="2" w:tentative="1">
-      <w:start w:val="1"/>
-      <w:numFmt w:val="bullet"/>
-      <w:lvlText w:val=""/>
-      <w:lvlJc w:val="left"/>
-      <w:pPr>
-        <w:tabs>
-          <w:tab w:val="num" w:pos="2160"/>
-        </w:tabs>
-        <w:ind w:left="2160" w:hanging="360"/>
-      </w:pPr>
-      <w:rPr>
-        <w:rFonts w:ascii="Wingdings" w:hAnsi="Wingdings" w:hint="default"/>
-        <w:sz w:val="20"/>
-      </w:rPr>
-    </w:lvl>
-    <w:lvl w:ilvl="3" w:tentative="1">
-      <w:start w:val="1"/>
-      <w:numFmt w:val="bullet"/>
-      <w:lvlText w:val=""/>
-      <w:lvlJc w:val="left"/>
-      <w:pPr>
-        <w:tabs>
-          <w:tab w:val="num" w:pos="2880"/>
-        </w:tabs>
-        <w:ind w:left="2880" w:hanging="360"/>
-      </w:pPr>
-      <w:rPr>
-        <w:rFonts w:ascii="Wingdings" w:hAnsi="Wingdings" w:hint="default"/>
-        <w:sz w:val="20"/>
-      </w:rPr>
-    </w:lvl>
-    <w:lvl w:ilvl="4" w:tentative="1">
-      <w:start w:val="1"/>
-      <w:numFmt w:val="bullet"/>
-      <w:lvlText w:val=""/>
-      <w:lvlJc w:val="left"/>
-      <w:pPr>
-        <w:tabs>
-          <w:tab w:val="num" w:pos="3600"/>
-        </w:tabs>
-        <w:ind w:left="3600" w:hanging="360"/>
-      </w:pPr>
-      <w:rPr>
-        <w:rFonts w:ascii="Wingdings" w:hAnsi="Wingdings" w:hint="default"/>
-        <w:sz w:val="20"/>
-      </w:rPr>
-    </w:lvl>
-    <w:lvl w:ilvl="5" w:tentative="1">
-      <w:start w:val="1"/>
-      <w:numFmt w:val="bullet"/>
-      <w:lvlText w:val=""/>
-      <w:lvlJc w:val="left"/>
-      <w:pPr>
-        <w:tabs>
-          <w:tab w:val="num" w:pos="4320"/>
-        </w:tabs>
-        <w:ind w:left="4320" w:hanging="360"/>
-      </w:pPr>
-      <w:rPr>
-        <w:rFonts w:ascii="Wingdings" w:hAnsi="Wingdings" w:hint="default"/>
-        <w:sz w:val="20"/>
-      </w:rPr>
-    </w:lvl>
-    <w:lvl w:ilvl="6" w:tentative="1">
-      <w:start w:val="1"/>
-      <w:numFmt w:val="bullet"/>
-      <w:lvlText w:val=""/>
-      <w:lvlJc w:val="left"/>
-      <w:pPr>
-        <w:tabs>
-          <w:tab w:val="num" w:pos="5040"/>
-        </w:tabs>
-        <w:ind w:left="5040" w:hanging="360"/>
-      </w:pPr>
-      <w:rPr>
-        <w:rFonts w:ascii="Wingdings" w:hAnsi="Wingdings" w:hint="default"/>
-        <w:sz w:val="20"/>
-      </w:rPr>
-    </w:lvl>
-    <w:lvl w:ilvl="7" w:tentative="1">
-      <w:start w:val="1"/>
-      <w:numFmt w:val="bullet"/>
-      <w:lvlText w:val=""/>
-      <w:lvlJc w:val="left"/>
-      <w:pPr>
-        <w:tabs>
-          <w:tab w:val="num" w:pos="5760"/>
-        </w:tabs>
-        <w:ind w:left="5760" w:hanging="360"/>
-      </w:pPr>
-      <w:rPr>
-        <w:rFonts w:ascii="Wingdings" w:hAnsi="Wingdings" w:hint="default"/>
-        <w:sz w:val="20"/>
-      </w:rPr>
-    </w:lvl>
-    <w:lvl w:ilvl="8" w:tentative="1">
-      <w:start w:val="1"/>
-      <w:numFmt w:val="bullet"/>
-      <w:lvlText w:val=""/>
-      <w:lvlJc w:val="left"/>
-      <w:pPr>
-        <w:tabs>
-          <w:tab w:val="num" w:pos="6480"/>
-        </w:tabs>
-        <w:ind w:left="6480" w:hanging="360"/>
-      </w:pPr>
-      <w:rPr>
-        <w:rFonts w:ascii="Wingdings" w:hAnsi="Wingdings" w:hint="default"/>
-        <w:sz w:val="20"/>
-      </w:rPr>
-    </w:lvl>
-  </w:abstractNum>
-  <w:abstractNum w:abstractNumId="49" w15:restartNumberingAfterBreak="0">
-    <w:nsid w:val="5EC20827"/>
-    <w:multiLevelType w:val="multilevel"/>
-    <w:tmpl w:val="DFDA7016"/>
-    <w:lvl w:ilvl="0">
-      <w:start w:val="1"/>
-      <w:numFmt w:val="bullet"/>
-      <w:lvlText w:val=""/>
-      <w:lvlJc w:val="left"/>
-      <w:pPr>
-        <w:tabs>
-          <w:tab w:val="num" w:pos="720"/>
-        </w:tabs>
-        <w:ind w:left="720" w:hanging="360"/>
-      </w:pPr>
-      <w:rPr>
-        <w:rFonts w:ascii="Symbol" w:hAnsi="Symbol" w:hint="default"/>
-        <w:sz w:val="20"/>
-      </w:rPr>
-    </w:lvl>
-    <w:lvl w:ilvl="1" w:tentative="1">
-      <w:start w:val="1"/>
-      <w:numFmt w:val="bullet"/>
-      <w:lvlText w:val="o"/>
-      <w:lvlJc w:val="left"/>
-      <w:pPr>
-        <w:tabs>
-          <w:tab w:val="num" w:pos="1440"/>
-        </w:tabs>
-        <w:ind w:left="1440" w:hanging="360"/>
-      </w:pPr>
-      <w:rPr>
-        <w:rFonts w:ascii="Courier New" w:hAnsi="Courier New" w:hint="default"/>
-        <w:sz w:val="20"/>
-      </w:rPr>
-    </w:lvl>
-    <w:lvl w:ilvl="2" w:tentative="1">
-      <w:start w:val="1"/>
-      <w:numFmt w:val="bullet"/>
-      <w:lvlText w:val=""/>
-      <w:lvlJc w:val="left"/>
-      <w:pPr>
-        <w:tabs>
-          <w:tab w:val="num" w:pos="2160"/>
-        </w:tabs>
-        <w:ind w:left="2160" w:hanging="360"/>
-      </w:pPr>
-      <w:rPr>
-        <w:rFonts w:ascii="Wingdings" w:hAnsi="Wingdings" w:hint="default"/>
-        <w:sz w:val="20"/>
-      </w:rPr>
-    </w:lvl>
-    <w:lvl w:ilvl="3" w:tentative="1">
-      <w:start w:val="1"/>
-      <w:numFmt w:val="bullet"/>
-      <w:lvlText w:val=""/>
-      <w:lvlJc w:val="left"/>
-      <w:pPr>
-        <w:tabs>
-          <w:tab w:val="num" w:pos="2880"/>
-        </w:tabs>
-        <w:ind w:left="2880" w:hanging="360"/>
-      </w:pPr>
-      <w:rPr>
-        <w:rFonts w:ascii="Wingdings" w:hAnsi="Wingdings" w:hint="default"/>
-        <w:sz w:val="20"/>
-      </w:rPr>
-    </w:lvl>
-    <w:lvl w:ilvl="4" w:tentative="1">
-      <w:start w:val="1"/>
-      <w:numFmt w:val="bullet"/>
-      <w:lvlText w:val=""/>
-      <w:lvlJc w:val="left"/>
-      <w:pPr>
-        <w:tabs>
-          <w:tab w:val="num" w:pos="3600"/>
-        </w:tabs>
-        <w:ind w:left="3600" w:hanging="360"/>
-      </w:pPr>
-      <w:rPr>
-        <w:rFonts w:ascii="Wingdings" w:hAnsi="Wingdings" w:hint="default"/>
-        <w:sz w:val="20"/>
-      </w:rPr>
-    </w:lvl>
-    <w:lvl w:ilvl="5" w:tentative="1">
-      <w:start w:val="1"/>
-      <w:numFmt w:val="bullet"/>
-      <w:lvlText w:val=""/>
-      <w:lvlJc w:val="left"/>
-      <w:pPr>
-        <w:tabs>
-          <w:tab w:val="num" w:pos="4320"/>
-        </w:tabs>
-        <w:ind w:left="4320" w:hanging="360"/>
-      </w:pPr>
-      <w:rPr>
-        <w:rFonts w:ascii="Wingdings" w:hAnsi="Wingdings" w:hint="default"/>
-        <w:sz w:val="20"/>
-      </w:rPr>
-    </w:lvl>
-    <w:lvl w:ilvl="6" w:tentative="1">
-      <w:start w:val="1"/>
-      <w:numFmt w:val="bullet"/>
-      <w:lvlText w:val=""/>
-      <w:lvlJc w:val="left"/>
-      <w:pPr>
-        <w:tabs>
-          <w:tab w:val="num" w:pos="5040"/>
-        </w:tabs>
-        <w:ind w:left="5040" w:hanging="360"/>
-      </w:pPr>
-      <w:rPr>
-        <w:rFonts w:ascii="Wingdings" w:hAnsi="Wingdings" w:hint="default"/>
-        <w:sz w:val="20"/>
-      </w:rPr>
-    </w:lvl>
-    <w:lvl w:ilvl="7" w:tentative="1">
-      <w:start w:val="1"/>
-      <w:numFmt w:val="bullet"/>
-      <w:lvlText w:val=""/>
-      <w:lvlJc w:val="left"/>
-      <w:pPr>
-        <w:tabs>
-          <w:tab w:val="num" w:pos="5760"/>
-        </w:tabs>
-        <w:ind w:left="5760" w:hanging="360"/>
-      </w:pPr>
-      <w:rPr>
-        <w:rFonts w:ascii="Wingdings" w:hAnsi="Wingdings" w:hint="default"/>
-        <w:sz w:val="20"/>
-      </w:rPr>
-    </w:lvl>
-    <w:lvl w:ilvl="8" w:tentative="1">
-      <w:start w:val="1"/>
-      <w:numFmt w:val="bullet"/>
-      <w:lvlText w:val=""/>
-      <w:lvlJc w:val="left"/>
-      <w:pPr>
-        <w:tabs>
-          <w:tab w:val="num" w:pos="6480"/>
-        </w:tabs>
-        <w:ind w:left="6480" w:hanging="360"/>
-      </w:pPr>
-      <w:rPr>
-        <w:rFonts w:ascii="Wingdings" w:hAnsi="Wingdings" w:hint="default"/>
-        <w:sz w:val="20"/>
-      </w:rPr>
-    </w:lvl>
-  </w:abstractNum>
-  <w:abstractNum w:abstractNumId="50" w15:restartNumberingAfterBreak="0">
-    <w:nsid w:val="5EF94969"/>
-    <w:multiLevelType w:val="multilevel"/>
-    <w:tmpl w:val="019E8CF2"/>
-    <w:lvl w:ilvl="0">
-      <w:start w:val="1"/>
-      <w:numFmt w:val="bullet"/>
-      <w:lvlText w:val=""/>
-      <w:lvlJc w:val="left"/>
-      <w:pPr>
-        <w:tabs>
-          <w:tab w:val="num" w:pos="720"/>
-        </w:tabs>
-        <w:ind w:left="720" w:hanging="360"/>
-      </w:pPr>
-      <w:rPr>
-        <w:rFonts w:ascii="Symbol" w:hAnsi="Symbol" w:hint="default"/>
-        <w:sz w:val="20"/>
-      </w:rPr>
-    </w:lvl>
-    <w:lvl w:ilvl="1" w:tentative="1">
-      <w:start w:val="1"/>
-      <w:numFmt w:val="bullet"/>
-      <w:lvlText w:val="o"/>
-      <w:lvlJc w:val="left"/>
-      <w:pPr>
-        <w:tabs>
-          <w:tab w:val="num" w:pos="1440"/>
-        </w:tabs>
-        <w:ind w:left="1440" w:hanging="360"/>
-      </w:pPr>
-      <w:rPr>
-        <w:rFonts w:ascii="Courier New" w:hAnsi="Courier New" w:hint="default"/>
-        <w:sz w:val="20"/>
-      </w:rPr>
-    </w:lvl>
-    <w:lvl w:ilvl="2" w:tentative="1">
-      <w:start w:val="1"/>
-      <w:numFmt w:val="bullet"/>
-      <w:lvlText w:val=""/>
-      <w:lvlJc w:val="left"/>
-      <w:pPr>
-        <w:tabs>
-          <w:tab w:val="num" w:pos="2160"/>
-        </w:tabs>
-        <w:ind w:left="2160" w:hanging="360"/>
-      </w:pPr>
-      <w:rPr>
-        <w:rFonts w:ascii="Wingdings" w:hAnsi="Wingdings" w:hint="default"/>
-        <w:sz w:val="20"/>
-      </w:rPr>
-    </w:lvl>
-    <w:lvl w:ilvl="3" w:tentative="1">
-      <w:start w:val="1"/>
-      <w:numFmt w:val="bullet"/>
-      <w:lvlText w:val=""/>
-      <w:lvlJc w:val="left"/>
-      <w:pPr>
-        <w:tabs>
-          <w:tab w:val="num" w:pos="2880"/>
-        </w:tabs>
-        <w:ind w:left="2880" w:hanging="360"/>
-      </w:pPr>
-      <w:rPr>
-        <w:rFonts w:ascii="Wingdings" w:hAnsi="Wingdings" w:hint="default"/>
-        <w:sz w:val="20"/>
-      </w:rPr>
-    </w:lvl>
-    <w:lvl w:ilvl="4" w:tentative="1">
-      <w:start w:val="1"/>
-      <w:numFmt w:val="bullet"/>
-      <w:lvlText w:val=""/>
-      <w:lvlJc w:val="left"/>
-      <w:pPr>
-        <w:tabs>
-          <w:tab w:val="num" w:pos="3600"/>
-        </w:tabs>
-        <w:ind w:left="3600" w:hanging="360"/>
-      </w:pPr>
-      <w:rPr>
-        <w:rFonts w:ascii="Wingdings" w:hAnsi="Wingdings" w:hint="default"/>
-        <w:sz w:val="20"/>
-      </w:rPr>
-    </w:lvl>
-    <w:lvl w:ilvl="5" w:tentative="1">
-      <w:start w:val="1"/>
-      <w:numFmt w:val="bullet"/>
-      <w:lvlText w:val=""/>
-      <w:lvlJc w:val="left"/>
-      <w:pPr>
-        <w:tabs>
-          <w:tab w:val="num" w:pos="4320"/>
-        </w:tabs>
-        <w:ind w:left="4320" w:hanging="360"/>
-      </w:pPr>
-      <w:rPr>
-        <w:rFonts w:ascii="Wingdings" w:hAnsi="Wingdings" w:hint="default"/>
-        <w:sz w:val="20"/>
-      </w:rPr>
-    </w:lvl>
-    <w:lvl w:ilvl="6" w:tentative="1">
-      <w:start w:val="1"/>
-      <w:numFmt w:val="bullet"/>
-      <w:lvlText w:val=""/>
-      <w:lvlJc w:val="left"/>
-      <w:pPr>
-        <w:tabs>
-          <w:tab w:val="num" w:pos="5040"/>
-        </w:tabs>
-        <w:ind w:left="5040" w:hanging="360"/>
-      </w:pPr>
-      <w:rPr>
-        <w:rFonts w:ascii="Wingdings" w:hAnsi="Wingdings" w:hint="default"/>
-        <w:sz w:val="20"/>
-      </w:rPr>
-    </w:lvl>
-    <w:lvl w:ilvl="7" w:tentative="1">
-      <w:start w:val="1"/>
-      <w:numFmt w:val="bullet"/>
-      <w:lvlText w:val=""/>
-      <w:lvlJc w:val="left"/>
-      <w:pPr>
-        <w:tabs>
-          <w:tab w:val="num" w:pos="5760"/>
-        </w:tabs>
-        <w:ind w:left="5760" w:hanging="360"/>
-      </w:pPr>
-      <w:rPr>
-        <w:rFonts w:ascii="Wingdings" w:hAnsi="Wingdings" w:hint="default"/>
-        <w:sz w:val="20"/>
-      </w:rPr>
-    </w:lvl>
-    <w:lvl w:ilvl="8" w:tentative="1">
-      <w:start w:val="1"/>
-      <w:numFmt w:val="bullet"/>
-      <w:lvlText w:val=""/>
-      <w:lvlJc w:val="left"/>
-      <w:pPr>
-        <w:tabs>
-          <w:tab w:val="num" w:pos="6480"/>
-        </w:tabs>
-        <w:ind w:left="6480" w:hanging="360"/>
-      </w:pPr>
-      <w:rPr>
-        <w:rFonts w:ascii="Wingdings" w:hAnsi="Wingdings" w:hint="default"/>
-        <w:sz w:val="20"/>
-      </w:rPr>
-    </w:lvl>
-  </w:abstractNum>
-  <w:abstractNum w:abstractNumId="51" w15:restartNumberingAfterBreak="0">
-    <w:nsid w:val="60A97857"/>
-    <w:multiLevelType w:val="multilevel"/>
-    <w:tmpl w:val="0A3E6036"/>
-    <w:lvl w:ilvl="0">
-      <w:start w:val="1"/>
-      <w:numFmt w:val="bullet"/>
-      <w:lvlText w:val=""/>
-      <w:lvlJc w:val="left"/>
-      <w:pPr>
-        <w:tabs>
-          <w:tab w:val="num" w:pos="720"/>
-        </w:tabs>
-        <w:ind w:left="720" w:hanging="360"/>
-      </w:pPr>
-      <w:rPr>
-        <w:rFonts w:ascii="Symbol" w:hAnsi="Symbol" w:hint="default"/>
-        <w:sz w:val="20"/>
-      </w:rPr>
-    </w:lvl>
-    <w:lvl w:ilvl="1" w:tentative="1">
-      <w:start w:val="1"/>
-      <w:numFmt w:val="bullet"/>
-      <w:lvlText w:val="o"/>
-      <w:lvlJc w:val="left"/>
-      <w:pPr>
-        <w:tabs>
-          <w:tab w:val="num" w:pos="1440"/>
-        </w:tabs>
-        <w:ind w:left="1440" w:hanging="360"/>
-      </w:pPr>
-      <w:rPr>
-        <w:rFonts w:ascii="Courier New" w:hAnsi="Courier New" w:hint="default"/>
-        <w:sz w:val="20"/>
-      </w:rPr>
-    </w:lvl>
-    <w:lvl w:ilvl="2" w:tentative="1">
-      <w:start w:val="1"/>
-      <w:numFmt w:val="bullet"/>
-      <w:lvlText w:val=""/>
-      <w:lvlJc w:val="left"/>
-      <w:pPr>
-        <w:tabs>
-          <w:tab w:val="num" w:pos="2160"/>
-        </w:tabs>
-        <w:ind w:left="2160" w:hanging="360"/>
-      </w:pPr>
-      <w:rPr>
-        <w:rFonts w:ascii="Wingdings" w:hAnsi="Wingdings" w:hint="default"/>
-        <w:sz w:val="20"/>
-      </w:rPr>
-    </w:lvl>
-    <w:lvl w:ilvl="3" w:tentative="1">
-      <w:start w:val="1"/>
-      <w:numFmt w:val="bullet"/>
-      <w:lvlText w:val=""/>
-      <w:lvlJc w:val="left"/>
-      <w:pPr>
-        <w:tabs>
-          <w:tab w:val="num" w:pos="2880"/>
-        </w:tabs>
-        <w:ind w:left="2880" w:hanging="360"/>
-      </w:pPr>
-      <w:rPr>
-        <w:rFonts w:ascii="Wingdings" w:hAnsi="Wingdings" w:hint="default"/>
-        <w:sz w:val="20"/>
-      </w:rPr>
-    </w:lvl>
-    <w:lvl w:ilvl="4" w:tentative="1">
-      <w:start w:val="1"/>
-      <w:numFmt w:val="bullet"/>
-      <w:lvlText w:val=""/>
-      <w:lvlJc w:val="left"/>
-      <w:pPr>
-        <w:tabs>
-          <w:tab w:val="num" w:pos="3600"/>
-        </w:tabs>
-        <w:ind w:left="3600" w:hanging="360"/>
-      </w:pPr>
-      <w:rPr>
-        <w:rFonts w:ascii="Wingdings" w:hAnsi="Wingdings" w:hint="default"/>
-        <w:sz w:val="20"/>
-      </w:rPr>
-    </w:lvl>
-    <w:lvl w:ilvl="5" w:tentative="1">
-      <w:start w:val="1"/>
-      <w:numFmt w:val="bullet"/>
-      <w:lvlText w:val=""/>
-      <w:lvlJc w:val="left"/>
-      <w:pPr>
-        <w:tabs>
-          <w:tab w:val="num" w:pos="4320"/>
-        </w:tabs>
-        <w:ind w:left="4320" w:hanging="360"/>
-      </w:pPr>
-      <w:rPr>
-        <w:rFonts w:ascii="Wingdings" w:hAnsi="Wingdings" w:hint="default"/>
-        <w:sz w:val="20"/>
-      </w:rPr>
-    </w:lvl>
-    <w:lvl w:ilvl="6" w:tentative="1">
-      <w:start w:val="1"/>
-      <w:numFmt w:val="bullet"/>
-      <w:lvlText w:val=""/>
-      <w:lvlJc w:val="left"/>
-      <w:pPr>
-        <w:tabs>
-          <w:tab w:val="num" w:pos="5040"/>
-        </w:tabs>
-        <w:ind w:left="5040" w:hanging="360"/>
-      </w:pPr>
-      <w:rPr>
-        <w:rFonts w:ascii="Wingdings" w:hAnsi="Wingdings" w:hint="default"/>
-        <w:sz w:val="20"/>
-      </w:rPr>
-    </w:lvl>
-    <w:lvl w:ilvl="7" w:tentative="1">
-      <w:start w:val="1"/>
-      <w:numFmt w:val="bullet"/>
-      <w:lvlText w:val=""/>
-      <w:lvlJc w:val="left"/>
-      <w:pPr>
-        <w:tabs>
-          <w:tab w:val="num" w:pos="5760"/>
-        </w:tabs>
-        <w:ind w:left="5760" w:hanging="360"/>
-      </w:pPr>
-      <w:rPr>
-        <w:rFonts w:ascii="Wingdings" w:hAnsi="Wingdings" w:hint="default"/>
-        <w:sz w:val="20"/>
-      </w:rPr>
-    </w:lvl>
-    <w:lvl w:ilvl="8" w:tentative="1">
-      <w:start w:val="1"/>
-      <w:numFmt w:val="bullet"/>
-      <w:lvlText w:val=""/>
-      <w:lvlJc w:val="left"/>
-      <w:pPr>
-        <w:tabs>
-          <w:tab w:val="num" w:pos="6480"/>
-        </w:tabs>
-        <w:ind w:left="6480" w:hanging="360"/>
-      </w:pPr>
-      <w:rPr>
-        <w:rFonts w:ascii="Wingdings" w:hAnsi="Wingdings" w:hint="default"/>
-        <w:sz w:val="20"/>
-      </w:rPr>
-    </w:lvl>
-  </w:abstractNum>
-  <w:abstractNum w:abstractNumId="52" w15:restartNumberingAfterBreak="0">
-    <w:nsid w:val="63840ED6"/>
-    <w:multiLevelType w:val="multilevel"/>
-    <w:tmpl w:val="919207C6"/>
-    <w:lvl w:ilvl="0">
-      <w:start w:val="1"/>
-      <w:numFmt w:val="bullet"/>
-      <w:lvlText w:val=""/>
-      <w:lvlJc w:val="left"/>
-      <w:pPr>
-        <w:tabs>
-          <w:tab w:val="num" w:pos="720"/>
-        </w:tabs>
-        <w:ind w:left="720" w:hanging="360"/>
-      </w:pPr>
-      <w:rPr>
-        <w:rFonts w:ascii="Symbol" w:hAnsi="Symbol" w:hint="default"/>
-        <w:sz w:val="20"/>
-      </w:rPr>
-    </w:lvl>
-    <w:lvl w:ilvl="1" w:tentative="1">
-      <w:start w:val="1"/>
-      <w:numFmt w:val="bullet"/>
-      <w:lvlText w:val="o"/>
-      <w:lvlJc w:val="left"/>
-      <w:pPr>
-        <w:tabs>
-          <w:tab w:val="num" w:pos="1440"/>
-        </w:tabs>
-        <w:ind w:left="1440" w:hanging="360"/>
-      </w:pPr>
-      <w:rPr>
-        <w:rFonts w:ascii="Courier New" w:hAnsi="Courier New" w:hint="default"/>
-        <w:sz w:val="20"/>
-      </w:rPr>
-    </w:lvl>
-    <w:lvl w:ilvl="2" w:tentative="1">
-      <w:start w:val="1"/>
-      <w:numFmt w:val="bullet"/>
-      <w:lvlText w:val=""/>
-      <w:lvlJc w:val="left"/>
-      <w:pPr>
-        <w:tabs>
-          <w:tab w:val="num" w:pos="2160"/>
-        </w:tabs>
-        <w:ind w:left="2160" w:hanging="360"/>
-      </w:pPr>
-      <w:rPr>
-        <w:rFonts w:ascii="Wingdings" w:hAnsi="Wingdings" w:hint="default"/>
-        <w:sz w:val="20"/>
-      </w:rPr>
-    </w:lvl>
-    <w:lvl w:ilvl="3" w:tentative="1">
-      <w:start w:val="1"/>
-      <w:numFmt w:val="bullet"/>
-      <w:lvlText w:val=""/>
-      <w:lvlJc w:val="left"/>
-      <w:pPr>
-        <w:tabs>
-          <w:tab w:val="num" w:pos="2880"/>
-        </w:tabs>
-        <w:ind w:left="2880" w:hanging="360"/>
-      </w:pPr>
-      <w:rPr>
-        <w:rFonts w:ascii="Wingdings" w:hAnsi="Wingdings" w:hint="default"/>
-        <w:sz w:val="20"/>
-      </w:rPr>
-    </w:lvl>
-    <w:lvl w:ilvl="4" w:tentative="1">
-      <w:start w:val="1"/>
-      <w:numFmt w:val="bullet"/>
-      <w:lvlText w:val=""/>
-      <w:lvlJc w:val="left"/>
-      <w:pPr>
-        <w:tabs>
-          <w:tab w:val="num" w:pos="3600"/>
-        </w:tabs>
-        <w:ind w:left="3600" w:hanging="360"/>
-      </w:pPr>
-      <w:rPr>
-        <w:rFonts w:ascii="Wingdings" w:hAnsi="Wingdings" w:hint="default"/>
-        <w:sz w:val="20"/>
-      </w:rPr>
-    </w:lvl>
-    <w:lvl w:ilvl="5" w:tentative="1">
-      <w:start w:val="1"/>
-      <w:numFmt w:val="bullet"/>
-      <w:lvlText w:val=""/>
-      <w:lvlJc w:val="left"/>
-      <w:pPr>
-        <w:tabs>
-          <w:tab w:val="num" w:pos="4320"/>
-        </w:tabs>
-        <w:ind w:left="4320" w:hanging="360"/>
-      </w:pPr>
-      <w:rPr>
-        <w:rFonts w:ascii="Wingdings" w:hAnsi="Wingdings" w:hint="default"/>
-        <w:sz w:val="20"/>
-      </w:rPr>
-    </w:lvl>
-    <w:lvl w:ilvl="6" w:tentative="1">
-      <w:start w:val="1"/>
-      <w:numFmt w:val="bullet"/>
-      <w:lvlText w:val=""/>
-      <w:lvlJc w:val="left"/>
-      <w:pPr>
-        <w:tabs>
-          <w:tab w:val="num" w:pos="5040"/>
-        </w:tabs>
-        <w:ind w:left="5040" w:hanging="360"/>
-      </w:pPr>
-      <w:rPr>
-        <w:rFonts w:ascii="Wingdings" w:hAnsi="Wingdings" w:hint="default"/>
-        <w:sz w:val="20"/>
-      </w:rPr>
-    </w:lvl>
-    <w:lvl w:ilvl="7" w:tentative="1">
-      <w:start w:val="1"/>
-      <w:numFmt w:val="bullet"/>
-      <w:lvlText w:val=""/>
-      <w:lvlJc w:val="left"/>
-      <w:pPr>
-        <w:tabs>
-          <w:tab w:val="num" w:pos="5760"/>
-        </w:tabs>
-        <w:ind w:left="5760" w:hanging="360"/>
-      </w:pPr>
-      <w:rPr>
-        <w:rFonts w:ascii="Wingdings" w:hAnsi="Wingdings" w:hint="default"/>
-        <w:sz w:val="20"/>
-      </w:rPr>
-    </w:lvl>
-    <w:lvl w:ilvl="8" w:tentative="1">
-      <w:start w:val="1"/>
-      <w:numFmt w:val="bullet"/>
-      <w:lvlText w:val=""/>
-      <w:lvlJc w:val="left"/>
-      <w:pPr>
-        <w:tabs>
-          <w:tab w:val="num" w:pos="6480"/>
-        </w:tabs>
-        <w:ind w:left="6480" w:hanging="360"/>
-      </w:pPr>
-      <w:rPr>
-        <w:rFonts w:ascii="Wingdings" w:hAnsi="Wingdings" w:hint="default"/>
-        <w:sz w:val="20"/>
-      </w:rPr>
-    </w:lvl>
-  </w:abstractNum>
-  <w:abstractNum w:abstractNumId="53" w15:restartNumberingAfterBreak="0">
-    <w:nsid w:val="68206811"/>
-    <w:multiLevelType w:val="multilevel"/>
-    <w:tmpl w:val="25BC080A"/>
-    <w:lvl w:ilvl="0">
-      <w:start w:val="1"/>
-      <w:numFmt w:val="bullet"/>
-      <w:lvlText w:val=""/>
-      <w:lvlJc w:val="left"/>
-      <w:pPr>
-        <w:tabs>
-          <w:tab w:val="num" w:pos="720"/>
-        </w:tabs>
-        <w:ind w:left="720" w:hanging="360"/>
-      </w:pPr>
-      <w:rPr>
-        <w:rFonts w:ascii="Symbol" w:hAnsi="Symbol" w:hint="default"/>
-        <w:sz w:val="20"/>
-      </w:rPr>
-    </w:lvl>
-    <w:lvl w:ilvl="1" w:tentative="1">
-      <w:start w:val="1"/>
-      <w:numFmt w:val="bullet"/>
-      <w:lvlText w:val="o"/>
-      <w:lvlJc w:val="left"/>
-      <w:pPr>
-        <w:tabs>
-          <w:tab w:val="num" w:pos="1440"/>
-        </w:tabs>
-        <w:ind w:left="1440" w:hanging="360"/>
-      </w:pPr>
-      <w:rPr>
-        <w:rFonts w:ascii="Courier New" w:hAnsi="Courier New" w:hint="default"/>
-        <w:sz w:val="20"/>
-      </w:rPr>
-    </w:lvl>
-    <w:lvl w:ilvl="2" w:tentative="1">
-      <w:start w:val="1"/>
-      <w:numFmt w:val="bullet"/>
-      <w:lvlText w:val=""/>
-      <w:lvlJc w:val="left"/>
-      <w:pPr>
-        <w:tabs>
-          <w:tab w:val="num" w:pos="2160"/>
-        </w:tabs>
-        <w:ind w:left="2160" w:hanging="360"/>
-      </w:pPr>
-      <w:rPr>
-        <w:rFonts w:ascii="Wingdings" w:hAnsi="Wingdings" w:hint="default"/>
-        <w:sz w:val="20"/>
-      </w:rPr>
-    </w:lvl>
-    <w:lvl w:ilvl="3" w:tentative="1">
-      <w:start w:val="1"/>
-      <w:numFmt w:val="bullet"/>
-      <w:lvlText w:val=""/>
-      <w:lvlJc w:val="left"/>
-      <w:pPr>
-        <w:tabs>
-          <w:tab w:val="num" w:pos="2880"/>
-        </w:tabs>
-        <w:ind w:left="2880" w:hanging="360"/>
-      </w:pPr>
-      <w:rPr>
-        <w:rFonts w:ascii="Wingdings" w:hAnsi="Wingdings" w:hint="default"/>
-        <w:sz w:val="20"/>
-      </w:rPr>
-    </w:lvl>
-    <w:lvl w:ilvl="4" w:tentative="1">
-      <w:start w:val="1"/>
-      <w:numFmt w:val="bullet"/>
-      <w:lvlText w:val=""/>
-      <w:lvlJc w:val="left"/>
-      <w:pPr>
-        <w:tabs>
-          <w:tab w:val="num" w:pos="3600"/>
-        </w:tabs>
-        <w:ind w:left="3600" w:hanging="360"/>
-      </w:pPr>
-      <w:rPr>
-        <w:rFonts w:ascii="Wingdings" w:hAnsi="Wingdings" w:hint="default"/>
-        <w:sz w:val="20"/>
-      </w:rPr>
-    </w:lvl>
-    <w:lvl w:ilvl="5" w:tentative="1">
-      <w:start w:val="1"/>
-      <w:numFmt w:val="bullet"/>
-      <w:lvlText w:val=""/>
-      <w:lvlJc w:val="left"/>
-      <w:pPr>
-        <w:tabs>
-          <w:tab w:val="num" w:pos="4320"/>
-        </w:tabs>
-        <w:ind w:left="4320" w:hanging="360"/>
-      </w:pPr>
-      <w:rPr>
-        <w:rFonts w:ascii="Wingdings" w:hAnsi="Wingdings" w:hint="default"/>
-        <w:sz w:val="20"/>
-      </w:rPr>
-    </w:lvl>
-    <w:lvl w:ilvl="6" w:tentative="1">
-      <w:start w:val="1"/>
-      <w:numFmt w:val="bullet"/>
-      <w:lvlText w:val=""/>
-      <w:lvlJc w:val="left"/>
-      <w:pPr>
-        <w:tabs>
-          <w:tab w:val="num" w:pos="5040"/>
-        </w:tabs>
-        <w:ind w:left="5040" w:hanging="360"/>
-      </w:pPr>
-      <w:rPr>
-        <w:rFonts w:ascii="Wingdings" w:hAnsi="Wingdings" w:hint="default"/>
-        <w:sz w:val="20"/>
-      </w:rPr>
-    </w:lvl>
-    <w:lvl w:ilvl="7" w:tentative="1">
-      <w:start w:val="1"/>
-      <w:numFmt w:val="bullet"/>
-      <w:lvlText w:val=""/>
-      <w:lvlJc w:val="left"/>
-      <w:pPr>
-        <w:tabs>
-          <w:tab w:val="num" w:pos="5760"/>
-        </w:tabs>
-        <w:ind w:left="5760" w:hanging="360"/>
-      </w:pPr>
-      <w:rPr>
-        <w:rFonts w:ascii="Wingdings" w:hAnsi="Wingdings" w:hint="default"/>
-        <w:sz w:val="20"/>
-      </w:rPr>
-    </w:lvl>
-    <w:lvl w:ilvl="8" w:tentative="1">
-      <w:start w:val="1"/>
-      <w:numFmt w:val="bullet"/>
-      <w:lvlText w:val=""/>
-      <w:lvlJc w:val="left"/>
-      <w:pPr>
-        <w:tabs>
-          <w:tab w:val="num" w:pos="6480"/>
-        </w:tabs>
-        <w:ind w:left="6480" w:hanging="360"/>
-      </w:pPr>
-      <w:rPr>
-        <w:rFonts w:ascii="Wingdings" w:hAnsi="Wingdings" w:hint="default"/>
-        <w:sz w:val="20"/>
-      </w:rPr>
-    </w:lvl>
-  </w:abstractNum>
-  <w:abstractNum w:abstractNumId="54" w15:restartNumberingAfterBreak="0">
-    <w:nsid w:val="72F97F13"/>
-    <w:multiLevelType w:val="multilevel"/>
-    <w:tmpl w:val="7B0CF94A"/>
-    <w:lvl w:ilvl="0">
-      <w:start w:val="1"/>
-      <w:numFmt w:val="bullet"/>
-      <w:lvlText w:val=""/>
-      <w:lvlJc w:val="left"/>
-      <w:pPr>
-        <w:tabs>
-          <w:tab w:val="num" w:pos="720"/>
-        </w:tabs>
-        <w:ind w:left="720" w:hanging="360"/>
-      </w:pPr>
-      <w:rPr>
-        <w:rFonts w:ascii="Symbol" w:hAnsi="Symbol" w:hint="default"/>
-        <w:sz w:val="20"/>
-      </w:rPr>
-    </w:lvl>
-    <w:lvl w:ilvl="1" w:tentative="1">
-      <w:start w:val="1"/>
-      <w:numFmt w:val="bullet"/>
-      <w:lvlText w:val="o"/>
-      <w:lvlJc w:val="left"/>
-      <w:pPr>
-        <w:tabs>
-          <w:tab w:val="num" w:pos="1440"/>
-        </w:tabs>
-        <w:ind w:left="1440" w:hanging="360"/>
-      </w:pPr>
-      <w:rPr>
-        <w:rFonts w:ascii="Courier New" w:hAnsi="Courier New" w:hint="default"/>
-        <w:sz w:val="20"/>
-      </w:rPr>
-    </w:lvl>
-    <w:lvl w:ilvl="2" w:tentative="1">
-      <w:start w:val="1"/>
-      <w:numFmt w:val="bullet"/>
-      <w:lvlText w:val=""/>
-      <w:lvlJc w:val="left"/>
-      <w:pPr>
-        <w:tabs>
-          <w:tab w:val="num" w:pos="2160"/>
-        </w:tabs>
-        <w:ind w:left="2160" w:hanging="360"/>
-      </w:pPr>
-      <w:rPr>
-        <w:rFonts w:ascii="Wingdings" w:hAnsi="Wingdings" w:hint="default"/>
-        <w:sz w:val="20"/>
-      </w:rPr>
-    </w:lvl>
-    <w:lvl w:ilvl="3" w:tentative="1">
-      <w:start w:val="1"/>
-      <w:numFmt w:val="bullet"/>
-      <w:lvlText w:val=""/>
-      <w:lvlJc w:val="left"/>
-      <w:pPr>
-        <w:tabs>
-          <w:tab w:val="num" w:pos="2880"/>
-        </w:tabs>
-        <w:ind w:left="2880" w:hanging="360"/>
-      </w:pPr>
-      <w:rPr>
-        <w:rFonts w:ascii="Wingdings" w:hAnsi="Wingdings" w:hint="default"/>
-        <w:sz w:val="20"/>
-      </w:rPr>
-    </w:lvl>
-    <w:lvl w:ilvl="4" w:tentative="1">
-      <w:start w:val="1"/>
-      <w:numFmt w:val="bullet"/>
-      <w:lvlText w:val=""/>
-      <w:lvlJc w:val="left"/>
-      <w:pPr>
-        <w:tabs>
-          <w:tab w:val="num" w:pos="3600"/>
-        </w:tabs>
-        <w:ind w:left="3600" w:hanging="360"/>
-      </w:pPr>
-      <w:rPr>
-        <w:rFonts w:ascii="Wingdings" w:hAnsi="Wingdings" w:hint="default"/>
-        <w:sz w:val="20"/>
-      </w:rPr>
-    </w:lvl>
-    <w:lvl w:ilvl="5" w:tentative="1">
-      <w:start w:val="1"/>
-      <w:numFmt w:val="bullet"/>
-      <w:lvlText w:val=""/>
-      <w:lvlJc w:val="left"/>
-      <w:pPr>
-        <w:tabs>
-          <w:tab w:val="num" w:pos="4320"/>
-        </w:tabs>
-        <w:ind w:left="4320" w:hanging="360"/>
-      </w:pPr>
-      <w:rPr>
-        <w:rFonts w:ascii="Wingdings" w:hAnsi="Wingdings" w:hint="default"/>
-        <w:sz w:val="20"/>
-      </w:rPr>
-    </w:lvl>
-    <w:lvl w:ilvl="6" w:tentative="1">
-      <w:start w:val="1"/>
-      <w:numFmt w:val="bullet"/>
-      <w:lvlText w:val=""/>
-      <w:lvlJc w:val="left"/>
-      <w:pPr>
-        <w:tabs>
-          <w:tab w:val="num" w:pos="5040"/>
-        </w:tabs>
-        <w:ind w:left="5040" w:hanging="360"/>
-      </w:pPr>
-      <w:rPr>
-        <w:rFonts w:ascii="Wingdings" w:hAnsi="Wingdings" w:hint="default"/>
-        <w:sz w:val="20"/>
-      </w:rPr>
-    </w:lvl>
-    <w:lvl w:ilvl="7" w:tentative="1">
-      <w:start w:val="1"/>
-      <w:numFmt w:val="bullet"/>
-      <w:lvlText w:val=""/>
-      <w:lvlJc w:val="left"/>
-      <w:pPr>
-        <w:tabs>
-          <w:tab w:val="num" w:pos="5760"/>
-        </w:tabs>
-        <w:ind w:left="5760" w:hanging="360"/>
-      </w:pPr>
-      <w:rPr>
-        <w:rFonts w:ascii="Wingdings" w:hAnsi="Wingdings" w:hint="default"/>
-        <w:sz w:val="20"/>
-      </w:rPr>
-    </w:lvl>
-    <w:lvl w:ilvl="8" w:tentative="1">
-      <w:start w:val="1"/>
-      <w:numFmt w:val="bullet"/>
-      <w:lvlText w:val=""/>
-      <w:lvlJc w:val="left"/>
-      <w:pPr>
-        <w:tabs>
-          <w:tab w:val="num" w:pos="6480"/>
-        </w:tabs>
-        <w:ind w:left="6480" w:hanging="360"/>
-      </w:pPr>
-      <w:rPr>
-        <w:rFonts w:ascii="Wingdings" w:hAnsi="Wingdings" w:hint="default"/>
-        <w:sz w:val="20"/>
-      </w:rPr>
-    </w:lvl>
-  </w:abstractNum>
-  <w:abstractNum w:abstractNumId="55" w15:restartNumberingAfterBreak="0">
-    <w:nsid w:val="73EA2A12"/>
-    <w:multiLevelType w:val="multilevel"/>
-    <w:tmpl w:val="81262BDA"/>
-    <w:lvl w:ilvl="0">
-      <w:start w:val="1"/>
-      <w:numFmt w:val="bullet"/>
-      <w:lvlText w:val=""/>
-      <w:lvlJc w:val="left"/>
-      <w:pPr>
-        <w:tabs>
-          <w:tab w:val="num" w:pos="720"/>
-        </w:tabs>
-        <w:ind w:left="720" w:hanging="360"/>
-      </w:pPr>
-      <w:rPr>
-        <w:rFonts w:ascii="Symbol" w:hAnsi="Symbol" w:hint="default"/>
-        <w:sz w:val="20"/>
-      </w:rPr>
-    </w:lvl>
-    <w:lvl w:ilvl="1" w:tentative="1">
-      <w:start w:val="1"/>
-      <w:numFmt w:val="bullet"/>
-      <w:lvlText w:val="o"/>
-      <w:lvlJc w:val="left"/>
-      <w:pPr>
-        <w:tabs>
-          <w:tab w:val="num" w:pos="1440"/>
-        </w:tabs>
-        <w:ind w:left="1440" w:hanging="360"/>
-      </w:pPr>
-      <w:rPr>
-        <w:rFonts w:ascii="Courier New" w:hAnsi="Courier New" w:hint="default"/>
-        <w:sz w:val="20"/>
-      </w:rPr>
-    </w:lvl>
-    <w:lvl w:ilvl="2" w:tentative="1">
-      <w:start w:val="1"/>
-      <w:numFmt w:val="bullet"/>
-      <w:lvlText w:val=""/>
-      <w:lvlJc w:val="left"/>
-      <w:pPr>
-        <w:tabs>
-          <w:tab w:val="num" w:pos="2160"/>
-        </w:tabs>
-        <w:ind w:left="2160" w:hanging="360"/>
-      </w:pPr>
-      <w:rPr>
-        <w:rFonts w:ascii="Wingdings" w:hAnsi="Wingdings" w:hint="default"/>
-        <w:sz w:val="20"/>
-      </w:rPr>
-    </w:lvl>
-    <w:lvl w:ilvl="3" w:tentative="1">
-      <w:start w:val="1"/>
-      <w:numFmt w:val="bullet"/>
-      <w:lvlText w:val=""/>
-      <w:lvlJc w:val="left"/>
-      <w:pPr>
-        <w:tabs>
-          <w:tab w:val="num" w:pos="2880"/>
-        </w:tabs>
-        <w:ind w:left="2880" w:hanging="360"/>
-      </w:pPr>
-      <w:rPr>
-        <w:rFonts w:ascii="Wingdings" w:hAnsi="Wingdings" w:hint="default"/>
-        <w:sz w:val="20"/>
-      </w:rPr>
-    </w:lvl>
-    <w:lvl w:ilvl="4" w:tentative="1">
-      <w:start w:val="1"/>
-      <w:numFmt w:val="bullet"/>
-      <w:lvlText w:val=""/>
-      <w:lvlJc w:val="left"/>
-      <w:pPr>
-        <w:tabs>
-          <w:tab w:val="num" w:pos="3600"/>
-        </w:tabs>
-        <w:ind w:left="3600" w:hanging="360"/>
-      </w:pPr>
-      <w:rPr>
-        <w:rFonts w:ascii="Wingdings" w:hAnsi="Wingdings" w:hint="default"/>
-        <w:sz w:val="20"/>
-      </w:rPr>
-    </w:lvl>
-    <w:lvl w:ilvl="5" w:tentative="1">
-      <w:start w:val="1"/>
-      <w:numFmt w:val="bullet"/>
-      <w:lvlText w:val=""/>
-      <w:lvlJc w:val="left"/>
-      <w:pPr>
-        <w:tabs>
-          <w:tab w:val="num" w:pos="4320"/>
-        </w:tabs>
-        <w:ind w:left="4320" w:hanging="360"/>
-      </w:pPr>
-      <w:rPr>
-        <w:rFonts w:ascii="Wingdings" w:hAnsi="Wingdings" w:hint="default"/>
-        <w:sz w:val="20"/>
-      </w:rPr>
-    </w:lvl>
-    <w:lvl w:ilvl="6" w:tentative="1">
-      <w:start w:val="1"/>
-      <w:numFmt w:val="bullet"/>
-      <w:lvlText w:val=""/>
-      <w:lvlJc w:val="left"/>
-      <w:pPr>
-        <w:tabs>
-          <w:tab w:val="num" w:pos="5040"/>
-        </w:tabs>
-        <w:ind w:left="5040" w:hanging="360"/>
-      </w:pPr>
-      <w:rPr>
-        <w:rFonts w:ascii="Wingdings" w:hAnsi="Wingdings" w:hint="default"/>
-        <w:sz w:val="20"/>
-      </w:rPr>
-    </w:lvl>
-    <w:lvl w:ilvl="7" w:tentative="1">
-      <w:start w:val="1"/>
-      <w:numFmt w:val="bullet"/>
-      <w:lvlText w:val=""/>
-      <w:lvlJc w:val="left"/>
-      <w:pPr>
-        <w:tabs>
-          <w:tab w:val="num" w:pos="5760"/>
-        </w:tabs>
-        <w:ind w:left="5760" w:hanging="360"/>
-      </w:pPr>
-      <w:rPr>
-        <w:rFonts w:ascii="Wingdings" w:hAnsi="Wingdings" w:hint="default"/>
-        <w:sz w:val="20"/>
-      </w:rPr>
-    </w:lvl>
-    <w:lvl w:ilvl="8" w:tentative="1">
-      <w:start w:val="1"/>
-      <w:numFmt w:val="bullet"/>
-      <w:lvlText w:val=""/>
-      <w:lvlJc w:val="left"/>
-      <w:pPr>
-        <w:tabs>
-          <w:tab w:val="num" w:pos="6480"/>
-        </w:tabs>
-        <w:ind w:left="6480" w:hanging="360"/>
-      </w:pPr>
-      <w:rPr>
-        <w:rFonts w:ascii="Wingdings" w:hAnsi="Wingdings" w:hint="default"/>
-        <w:sz w:val="20"/>
-      </w:rPr>
-    </w:lvl>
-  </w:abstractNum>
-  <w:abstractNum w:abstractNumId="56" w15:restartNumberingAfterBreak="0">
-    <w:nsid w:val="76B72E33"/>
-    <w:multiLevelType w:val="multilevel"/>
-    <w:tmpl w:val="44C4687C"/>
-    <w:lvl w:ilvl="0">
-      <w:start w:val="1"/>
-      <w:numFmt w:val="bullet"/>
-      <w:lvlText w:val=""/>
-      <w:lvlJc w:val="left"/>
-      <w:pPr>
-        <w:tabs>
-          <w:tab w:val="num" w:pos="720"/>
-        </w:tabs>
-        <w:ind w:left="720" w:hanging="360"/>
-      </w:pPr>
-      <w:rPr>
-        <w:rFonts w:ascii="Symbol" w:hAnsi="Symbol" w:hint="default"/>
-        <w:sz w:val="20"/>
-      </w:rPr>
-    </w:lvl>
-    <w:lvl w:ilvl="1" w:tentative="1">
-      <w:start w:val="1"/>
-      <w:numFmt w:val="bullet"/>
-      <w:lvlText w:val="o"/>
-      <w:lvlJc w:val="left"/>
-      <w:pPr>
-        <w:tabs>
-          <w:tab w:val="num" w:pos="1440"/>
-        </w:tabs>
-        <w:ind w:left="1440" w:hanging="360"/>
-      </w:pPr>
-      <w:rPr>
-        <w:rFonts w:ascii="Courier New" w:hAnsi="Courier New" w:hint="default"/>
-        <w:sz w:val="20"/>
-      </w:rPr>
-    </w:lvl>
-    <w:lvl w:ilvl="2" w:tentative="1">
-      <w:start w:val="1"/>
-      <w:numFmt w:val="bullet"/>
-      <w:lvlText w:val=""/>
-      <w:lvlJc w:val="left"/>
-      <w:pPr>
-        <w:tabs>
-          <w:tab w:val="num" w:pos="2160"/>
-        </w:tabs>
-        <w:ind w:left="2160" w:hanging="360"/>
-      </w:pPr>
-      <w:rPr>
-        <w:rFonts w:ascii="Wingdings" w:hAnsi="Wingdings" w:hint="default"/>
-        <w:sz w:val="20"/>
-      </w:rPr>
-    </w:lvl>
-    <w:lvl w:ilvl="3" w:tentative="1">
-      <w:start w:val="1"/>
-      <w:numFmt w:val="bullet"/>
-      <w:lvlText w:val=""/>
-      <w:lvlJc w:val="left"/>
-      <w:pPr>
-        <w:tabs>
-          <w:tab w:val="num" w:pos="2880"/>
-        </w:tabs>
-        <w:ind w:left="2880" w:hanging="360"/>
-      </w:pPr>
-      <w:rPr>
-        <w:rFonts w:ascii="Wingdings" w:hAnsi="Wingdings" w:hint="default"/>
-        <w:sz w:val="20"/>
-      </w:rPr>
-    </w:lvl>
-    <w:lvl w:ilvl="4" w:tentative="1">
-      <w:start w:val="1"/>
-      <w:numFmt w:val="bullet"/>
-      <w:lvlText w:val=""/>
-      <w:lvlJc w:val="left"/>
-      <w:pPr>
-        <w:tabs>
-          <w:tab w:val="num" w:pos="3600"/>
-        </w:tabs>
-        <w:ind w:left="3600" w:hanging="360"/>
-      </w:pPr>
-      <w:rPr>
-        <w:rFonts w:ascii="Wingdings" w:hAnsi="Wingdings" w:hint="default"/>
-        <w:sz w:val="20"/>
-      </w:rPr>
-    </w:lvl>
-    <w:lvl w:ilvl="5" w:tentative="1">
-      <w:start w:val="1"/>
-      <w:numFmt w:val="bullet"/>
-      <w:lvlText w:val=""/>
-      <w:lvlJc w:val="left"/>
-      <w:pPr>
-        <w:tabs>
-          <w:tab w:val="num" w:pos="4320"/>
-        </w:tabs>
-        <w:ind w:left="4320" w:hanging="360"/>
-      </w:pPr>
-      <w:rPr>
-        <w:rFonts w:ascii="Wingdings" w:hAnsi="Wingdings" w:hint="default"/>
-        <w:sz w:val="20"/>
-      </w:rPr>
-    </w:lvl>
-    <w:lvl w:ilvl="6" w:tentative="1">
-      <w:start w:val="1"/>
-      <w:numFmt w:val="bullet"/>
-      <w:lvlText w:val=""/>
-      <w:lvlJc w:val="left"/>
-      <w:pPr>
-        <w:tabs>
-          <w:tab w:val="num" w:pos="5040"/>
-        </w:tabs>
-        <w:ind w:left="5040" w:hanging="360"/>
-      </w:pPr>
-      <w:rPr>
-        <w:rFonts w:ascii="Wingdings" w:hAnsi="Wingdings" w:hint="default"/>
-        <w:sz w:val="20"/>
-      </w:rPr>
-    </w:lvl>
-    <w:lvl w:ilvl="7" w:tentative="1">
-      <w:start w:val="1"/>
-      <w:numFmt w:val="bullet"/>
-      <w:lvlText w:val=""/>
-      <w:lvlJc w:val="left"/>
-      <w:pPr>
-        <w:tabs>
-          <w:tab w:val="num" w:pos="5760"/>
-        </w:tabs>
-        <w:ind w:left="5760" w:hanging="360"/>
-      </w:pPr>
-      <w:rPr>
-        <w:rFonts w:ascii="Wingdings" w:hAnsi="Wingdings" w:hint="default"/>
-        <w:sz w:val="20"/>
-      </w:rPr>
-    </w:lvl>
-    <w:lvl w:ilvl="8" w:tentative="1">
-      <w:start w:val="1"/>
-      <w:numFmt w:val="bullet"/>
-      <w:lvlText w:val=""/>
-      <w:lvlJc w:val="left"/>
-      <w:pPr>
-        <w:tabs>
-          <w:tab w:val="num" w:pos="6480"/>
-        </w:tabs>
-        <w:ind w:left="6480" w:hanging="360"/>
-      </w:pPr>
-      <w:rPr>
-        <w:rFonts w:ascii="Wingdings" w:hAnsi="Wingdings" w:hint="default"/>
-        <w:sz w:val="20"/>
-      </w:rPr>
-    </w:lvl>
-  </w:abstractNum>
-  <w:abstractNum w:abstractNumId="57" w15:restartNumberingAfterBreak="0">
-    <w:nsid w:val="79A915F7"/>
-    <w:multiLevelType w:val="multilevel"/>
-    <w:tmpl w:val="A67667F4"/>
-    <w:lvl w:ilvl="0">
-      <w:start w:val="1"/>
-      <w:numFmt w:val="bullet"/>
-      <w:lvlText w:val=""/>
-      <w:lvlJc w:val="left"/>
-      <w:pPr>
-        <w:tabs>
-          <w:tab w:val="num" w:pos="720"/>
-        </w:tabs>
-        <w:ind w:left="720" w:hanging="360"/>
-      </w:pPr>
-      <w:rPr>
-        <w:rFonts w:ascii="Symbol" w:hAnsi="Symbol" w:hint="default"/>
-        <w:sz w:val="20"/>
-      </w:rPr>
-    </w:lvl>
-    <w:lvl w:ilvl="1" w:tentative="1">
-      <w:start w:val="1"/>
-      <w:numFmt w:val="bullet"/>
-      <w:lvlText w:val="o"/>
-      <w:lvlJc w:val="left"/>
-      <w:pPr>
-        <w:tabs>
-          <w:tab w:val="num" w:pos="1440"/>
-        </w:tabs>
-        <w:ind w:left="1440" w:hanging="360"/>
-      </w:pPr>
-      <w:rPr>
-        <w:rFonts w:ascii="Courier New" w:hAnsi="Courier New" w:hint="default"/>
-        <w:sz w:val="20"/>
-      </w:rPr>
-    </w:lvl>
-    <w:lvl w:ilvl="2" w:tentative="1">
-      <w:start w:val="1"/>
-      <w:numFmt w:val="bullet"/>
-      <w:lvlText w:val=""/>
-      <w:lvlJc w:val="left"/>
-      <w:pPr>
-        <w:tabs>
-          <w:tab w:val="num" w:pos="2160"/>
-        </w:tabs>
-        <w:ind w:left="2160" w:hanging="360"/>
-      </w:pPr>
-      <w:rPr>
-        <w:rFonts w:ascii="Wingdings" w:hAnsi="Wingdings" w:hint="default"/>
-        <w:sz w:val="20"/>
-      </w:rPr>
-    </w:lvl>
-    <w:lvl w:ilvl="3" w:tentative="1">
-      <w:start w:val="1"/>
-      <w:numFmt w:val="bullet"/>
-      <w:lvlText w:val=""/>
-      <w:lvlJc w:val="left"/>
-      <w:pPr>
-        <w:tabs>
-          <w:tab w:val="num" w:pos="2880"/>
-        </w:tabs>
-        <w:ind w:left="2880" w:hanging="360"/>
-      </w:pPr>
-      <w:rPr>
-        <w:rFonts w:ascii="Wingdings" w:hAnsi="Wingdings" w:hint="default"/>
-        <w:sz w:val="20"/>
-      </w:rPr>
-    </w:lvl>
-    <w:lvl w:ilvl="4" w:tentative="1">
-      <w:start w:val="1"/>
-      <w:numFmt w:val="bullet"/>
-      <w:lvlText w:val=""/>
-      <w:lvlJc w:val="left"/>
-      <w:pPr>
-        <w:tabs>
-          <w:tab w:val="num" w:pos="3600"/>
-        </w:tabs>
-        <w:ind w:left="3600" w:hanging="360"/>
-      </w:pPr>
-      <w:rPr>
-        <w:rFonts w:ascii="Wingdings" w:hAnsi="Wingdings" w:hint="default"/>
-        <w:sz w:val="20"/>
-      </w:rPr>
-    </w:lvl>
-    <w:lvl w:ilvl="5" w:tentative="1">
-      <w:start w:val="1"/>
-      <w:numFmt w:val="bullet"/>
-      <w:lvlText w:val=""/>
-      <w:lvlJc w:val="left"/>
-      <w:pPr>
-        <w:tabs>
-          <w:tab w:val="num" w:pos="4320"/>
-        </w:tabs>
-        <w:ind w:left="4320" w:hanging="360"/>
-      </w:pPr>
-      <w:rPr>
-        <w:rFonts w:ascii="Wingdings" w:hAnsi="Wingdings" w:hint="default"/>
-        <w:sz w:val="20"/>
-      </w:rPr>
-    </w:lvl>
-    <w:lvl w:ilvl="6" w:tentative="1">
-      <w:start w:val="1"/>
-      <w:numFmt w:val="bullet"/>
-      <w:lvlText w:val=""/>
-      <w:lvlJc w:val="left"/>
-      <w:pPr>
-        <w:tabs>
-          <w:tab w:val="num" w:pos="5040"/>
-        </w:tabs>
-        <w:ind w:left="5040" w:hanging="360"/>
-      </w:pPr>
-      <w:rPr>
-        <w:rFonts w:ascii="Wingdings" w:hAnsi="Wingdings" w:hint="default"/>
-        <w:sz w:val="20"/>
-      </w:rPr>
-    </w:lvl>
-    <w:lvl w:ilvl="7" w:tentative="1">
-      <w:start w:val="1"/>
-      <w:numFmt w:val="bullet"/>
-      <w:lvlText w:val=""/>
-      <w:lvlJc w:val="left"/>
-      <w:pPr>
-        <w:tabs>
-          <w:tab w:val="num" w:pos="5760"/>
-        </w:tabs>
-        <w:ind w:left="5760" w:hanging="360"/>
-      </w:pPr>
-      <w:rPr>
-        <w:rFonts w:ascii="Wingdings" w:hAnsi="Wingdings" w:hint="default"/>
-        <w:sz w:val="20"/>
-      </w:rPr>
-    </w:lvl>
-    <w:lvl w:ilvl="8" w:tentative="1">
-      <w:start w:val="1"/>
-      <w:numFmt w:val="bullet"/>
-      <w:lvlText w:val=""/>
-      <w:lvlJc w:val="left"/>
-      <w:pPr>
-        <w:tabs>
-          <w:tab w:val="num" w:pos="6480"/>
-        </w:tabs>
-        <w:ind w:left="6480" w:hanging="360"/>
-      </w:pPr>
-      <w:rPr>
-        <w:rFonts w:ascii="Wingdings" w:hAnsi="Wingdings" w:hint="default"/>
-        <w:sz w:val="20"/>
-      </w:rPr>
-    </w:lvl>
-  </w:abstractNum>
-  <w:abstractNum w:abstractNumId="58" w15:restartNumberingAfterBreak="0">
-    <w:nsid w:val="79E9397F"/>
-    <w:multiLevelType w:val="multilevel"/>
-    <w:tmpl w:val="EC36650A"/>
-    <w:lvl w:ilvl="0">
-      <w:start w:val="1"/>
-      <w:numFmt w:val="bullet"/>
-      <w:lvlText w:val=""/>
-      <w:lvlJc w:val="left"/>
-      <w:pPr>
-        <w:tabs>
-          <w:tab w:val="num" w:pos="720"/>
-        </w:tabs>
-        <w:ind w:left="720" w:hanging="360"/>
-      </w:pPr>
-      <w:rPr>
-        <w:rFonts w:ascii="Symbol" w:hAnsi="Symbol" w:hint="default"/>
-        <w:sz w:val="20"/>
-      </w:rPr>
-    </w:lvl>
-    <w:lvl w:ilvl="1" w:tentative="1">
-      <w:start w:val="1"/>
-      <w:numFmt w:val="bullet"/>
-      <w:lvlText w:val="o"/>
-      <w:lvlJc w:val="left"/>
-      <w:pPr>
-        <w:tabs>
-          <w:tab w:val="num" w:pos="1440"/>
-        </w:tabs>
-        <w:ind w:left="1440" w:hanging="360"/>
-      </w:pPr>
-      <w:rPr>
-        <w:rFonts w:ascii="Courier New" w:hAnsi="Courier New" w:hint="default"/>
-        <w:sz w:val="20"/>
-      </w:rPr>
-    </w:lvl>
-    <w:lvl w:ilvl="2" w:tentative="1">
-      <w:start w:val="1"/>
-      <w:numFmt w:val="bullet"/>
-      <w:lvlText w:val=""/>
-      <w:lvlJc w:val="left"/>
-      <w:pPr>
-        <w:tabs>
-          <w:tab w:val="num" w:pos="2160"/>
-        </w:tabs>
-        <w:ind w:left="2160" w:hanging="360"/>
-      </w:pPr>
-      <w:rPr>
-        <w:rFonts w:ascii="Wingdings" w:hAnsi="Wingdings" w:hint="default"/>
-        <w:sz w:val="20"/>
-      </w:rPr>
-    </w:lvl>
-    <w:lvl w:ilvl="3" w:tentative="1">
-      <w:start w:val="1"/>
-      <w:numFmt w:val="bullet"/>
-      <w:lvlText w:val=""/>
-      <w:lvlJc w:val="left"/>
-      <w:pPr>
-        <w:tabs>
-          <w:tab w:val="num" w:pos="2880"/>
-        </w:tabs>
-        <w:ind w:left="2880" w:hanging="360"/>
-      </w:pPr>
-      <w:rPr>
-        <w:rFonts w:ascii="Wingdings" w:hAnsi="Wingdings" w:hint="default"/>
-        <w:sz w:val="20"/>
-      </w:rPr>
-    </w:lvl>
-    <w:lvl w:ilvl="4" w:tentative="1">
-      <w:start w:val="1"/>
-      <w:numFmt w:val="bullet"/>
-      <w:lvlText w:val=""/>
-      <w:lvlJc w:val="left"/>
-      <w:pPr>
-        <w:tabs>
-          <w:tab w:val="num" w:pos="3600"/>
-        </w:tabs>
-        <w:ind w:left="3600" w:hanging="360"/>
-      </w:pPr>
-      <w:rPr>
-        <w:rFonts w:ascii="Wingdings" w:hAnsi="Wingdings" w:hint="default"/>
-        <w:sz w:val="20"/>
-      </w:rPr>
-    </w:lvl>
-    <w:lvl w:ilvl="5" w:tentative="1">
-      <w:start w:val="1"/>
-      <w:numFmt w:val="bullet"/>
-      <w:lvlText w:val=""/>
-      <w:lvlJc w:val="left"/>
-      <w:pPr>
-        <w:tabs>
-          <w:tab w:val="num" w:pos="4320"/>
-        </w:tabs>
-        <w:ind w:left="4320" w:hanging="360"/>
-      </w:pPr>
-      <w:rPr>
-        <w:rFonts w:ascii="Wingdings" w:hAnsi="Wingdings" w:hint="default"/>
-        <w:sz w:val="20"/>
-      </w:rPr>
-    </w:lvl>
-    <w:lvl w:ilvl="6" w:tentative="1">
-      <w:start w:val="1"/>
-      <w:numFmt w:val="bullet"/>
-      <w:lvlText w:val=""/>
-      <w:lvlJc w:val="left"/>
-      <w:pPr>
-        <w:tabs>
-          <w:tab w:val="num" w:pos="5040"/>
-        </w:tabs>
-        <w:ind w:left="5040" w:hanging="360"/>
-      </w:pPr>
-      <w:rPr>
-        <w:rFonts w:ascii="Wingdings" w:hAnsi="Wingdings" w:hint="default"/>
-        <w:sz w:val="20"/>
-      </w:rPr>
-    </w:lvl>
-    <w:lvl w:ilvl="7" w:tentative="1">
-      <w:start w:val="1"/>
-      <w:numFmt w:val="bullet"/>
-      <w:lvlText w:val=""/>
-      <w:lvlJc w:val="left"/>
-      <w:pPr>
-        <w:tabs>
-          <w:tab w:val="num" w:pos="5760"/>
-        </w:tabs>
-        <w:ind w:left="5760" w:hanging="360"/>
-      </w:pPr>
-      <w:rPr>
-        <w:rFonts w:ascii="Wingdings" w:hAnsi="Wingdings" w:hint="default"/>
-        <w:sz w:val="20"/>
-      </w:rPr>
-    </w:lvl>
-    <w:lvl w:ilvl="8" w:tentative="1">
-      <w:start w:val="1"/>
-      <w:numFmt w:val="bullet"/>
-      <w:lvlText w:val=""/>
-      <w:lvlJc w:val="left"/>
-      <w:pPr>
-        <w:tabs>
-          <w:tab w:val="num" w:pos="6480"/>
-        </w:tabs>
-        <w:ind w:left="6480" w:hanging="360"/>
-      </w:pPr>
-      <w:rPr>
-        <w:rFonts w:ascii="Wingdings" w:hAnsi="Wingdings" w:hint="default"/>
-        <w:sz w:val="20"/>
-      </w:rPr>
-    </w:lvl>
-  </w:abstractNum>
-  <w:abstractNum w:abstractNumId="59" w15:restartNumberingAfterBreak="0">
-    <w:nsid w:val="7FB77431"/>
-    <w:multiLevelType w:val="multilevel"/>
-    <w:tmpl w:val="AC4EBC4E"/>
-    <w:lvl w:ilvl="0">
-      <w:start w:val="1"/>
-      <w:numFmt w:val="bullet"/>
-      <w:lvlText w:val=""/>
-      <w:lvlJc w:val="left"/>
-      <w:pPr>
-        <w:tabs>
-          <w:tab w:val="num" w:pos="720"/>
-        </w:tabs>
-        <w:ind w:left="720" w:hanging="360"/>
-      </w:pPr>
-      <w:rPr>
-        <w:rFonts w:ascii="Symbol" w:hAnsi="Symbol" w:hint="default"/>
-        <w:sz w:val="20"/>
-      </w:rPr>
-    </w:lvl>
-    <w:lvl w:ilvl="1" w:tentative="1">
-      <w:start w:val="1"/>
-      <w:numFmt w:val="bullet"/>
-      <w:lvlText w:val="o"/>
-      <w:lvlJc w:val="left"/>
-      <w:pPr>
-        <w:tabs>
-          <w:tab w:val="num" w:pos="1440"/>
-        </w:tabs>
-        <w:ind w:left="1440" w:hanging="360"/>
-      </w:pPr>
-      <w:rPr>
-        <w:rFonts w:ascii="Courier New" w:hAnsi="Courier New" w:hint="default"/>
-        <w:sz w:val="20"/>
-      </w:rPr>
-    </w:lvl>
-    <w:lvl w:ilvl="2" w:tentative="1">
-      <w:start w:val="1"/>
-      <w:numFmt w:val="bullet"/>
-      <w:lvlText w:val=""/>
-      <w:lvlJc w:val="left"/>
-      <w:pPr>
-        <w:tabs>
-          <w:tab w:val="num" w:pos="2160"/>
-        </w:tabs>
-        <w:ind w:left="2160" w:hanging="360"/>
-      </w:pPr>
-      <w:rPr>
-        <w:rFonts w:ascii="Wingdings" w:hAnsi="Wingdings" w:hint="default"/>
-        <w:sz w:val="20"/>
-      </w:rPr>
-    </w:lvl>
-    <w:lvl w:ilvl="3" w:tentative="1">
-      <w:start w:val="1"/>
-      <w:numFmt w:val="bullet"/>
-      <w:lvlText w:val=""/>
-      <w:lvlJc w:val="left"/>
-      <w:pPr>
-        <w:tabs>
-          <w:tab w:val="num" w:pos="2880"/>
-        </w:tabs>
-        <w:ind w:left="2880" w:hanging="360"/>
-      </w:pPr>
-      <w:rPr>
-        <w:rFonts w:ascii="Wingdings" w:hAnsi="Wingdings" w:hint="default"/>
-        <w:sz w:val="20"/>
-      </w:rPr>
-    </w:lvl>
-    <w:lvl w:ilvl="4" w:tentative="1">
-      <w:start w:val="1"/>
-      <w:numFmt w:val="bullet"/>
-      <w:lvlText w:val=""/>
-      <w:lvlJc w:val="left"/>
-      <w:pPr>
-        <w:tabs>
-          <w:tab w:val="num" w:pos="3600"/>
-        </w:tabs>
-        <w:ind w:left="3600" w:hanging="360"/>
-      </w:pPr>
-      <w:rPr>
-        <w:rFonts w:ascii="Wingdings" w:hAnsi="Wingdings" w:hint="default"/>
-        <w:sz w:val="20"/>
-      </w:rPr>
-    </w:lvl>
-    <w:lvl w:ilvl="5" w:tentative="1">
-      <w:start w:val="1"/>
-      <w:numFmt w:val="bullet"/>
-      <w:lvlText w:val=""/>
-      <w:lvlJc w:val="left"/>
-      <w:pPr>
-        <w:tabs>
-          <w:tab w:val="num" w:pos="4320"/>
-        </w:tabs>
-        <w:ind w:left="4320" w:hanging="360"/>
-      </w:pPr>
-      <w:rPr>
-        <w:rFonts w:ascii="Wingdings" w:hAnsi="Wingdings" w:hint="default"/>
-        <w:sz w:val="20"/>
-      </w:rPr>
-    </w:lvl>
-    <w:lvl w:ilvl="6" w:tentative="1">
-      <w:start w:val="1"/>
-      <w:numFmt w:val="bullet"/>
-      <w:lvlText w:val=""/>
-      <w:lvlJc w:val="left"/>
-      <w:pPr>
-        <w:tabs>
-          <w:tab w:val="num" w:pos="5040"/>
-        </w:tabs>
-        <w:ind w:left="5040" w:hanging="360"/>
-      </w:pPr>
-      <w:rPr>
-        <w:rFonts w:ascii="Wingdings" w:hAnsi="Wingdings" w:hint="default"/>
-        <w:sz w:val="20"/>
-      </w:rPr>
-    </w:lvl>
-    <w:lvl w:ilvl="7" w:tentative="1">
-      <w:start w:val="1"/>
-      <w:numFmt w:val="bullet"/>
-      <w:lvlText w:val=""/>
-      <w:lvlJc w:val="left"/>
-      <w:pPr>
-        <w:tabs>
-          <w:tab w:val="num" w:pos="5760"/>
-        </w:tabs>
-        <w:ind w:left="5760" w:hanging="360"/>
-      </w:pPr>
-      <w:rPr>
-        <w:rFonts w:ascii="Wingdings" w:hAnsi="Wingdings" w:hint="default"/>
-        <w:sz w:val="20"/>
-      </w:rPr>
-    </w:lvl>
-    <w:lvl w:ilvl="8" w:tentative="1">
-      <w:start w:val="1"/>
-      <w:numFmt w:val="bullet"/>
-      <w:lvlText w:val=""/>
-      <w:lvlJc w:val="left"/>
-      <w:pPr>
-        <w:tabs>
-          <w:tab w:val="num" w:pos="6480"/>
-        </w:tabs>
-        <w:ind w:left="6480" w:hanging="360"/>
-      </w:pPr>
-      <w:rPr>
-        <w:rFonts w:ascii="Wingdings" w:hAnsi="Wingdings" w:hint="default"/>
-        <w:sz w:val="20"/>
-      </w:rPr>
-    </w:lvl>
-  </w:abstractNum>
   <w:num w:numId="1" w16cid:durableId="1551500302">
-    <w:abstractNumId w:val="8"/>
+    <w:abstractNumId w:val="5"/>
   </w:num>
   <w:num w:numId="2" w16cid:durableId="904489505">
+    <w:abstractNumId w:val="3"/>
+  </w:num>
+  <w:num w:numId="3" w16cid:durableId="1605770981">
+    <w:abstractNumId w:val="2"/>
+  </w:num>
+  <w:num w:numId="4" w16cid:durableId="372926550">
+    <w:abstractNumId w:val="4"/>
+  </w:num>
+  <w:num w:numId="5" w16cid:durableId="1602638575">
+    <w:abstractNumId w:val="1"/>
+  </w:num>
+  <w:num w:numId="6" w16cid:durableId="69272610">
+    <w:abstractNumId w:val="0"/>
+  </w:num>
+  <w:num w:numId="7" w16cid:durableId="2072071179">
+    <w:abstractNumId w:val="7"/>
+  </w:num>
+  <w:num w:numId="8" w16cid:durableId="1505364201">
     <w:abstractNumId w:val="6"/>
   </w:num>
-  <w:num w:numId="3" w16cid:durableId="1605770981">
-    <w:abstractNumId w:val="5"/>
-  </w:num>
-  <w:num w:numId="4" w16cid:durableId="648830121">
-    <w:abstractNumId w:val="4"/>
-  </w:num>
-  <w:num w:numId="5" w16cid:durableId="372926550">
-    <w:abstractNumId w:val="7"/>
-  </w:num>
-  <w:num w:numId="6" w16cid:durableId="1602638575">
-    <w:abstractNumId w:val="3"/>
-  </w:num>
-  <w:num w:numId="7" w16cid:durableId="69272610">
-    <w:abstractNumId w:val="2"/>
-  </w:num>
-  <w:num w:numId="8" w16cid:durableId="1577940205">
-    <w:abstractNumId w:val="1"/>
-  </w:num>
-  <w:num w:numId="9" w16cid:durableId="733158557">
-    <w:abstractNumId w:val="0"/>
-  </w:num>
-  <w:num w:numId="10" w16cid:durableId="824786554">
-    <w:abstractNumId w:val="12"/>
-  </w:num>
-  <w:num w:numId="11" w16cid:durableId="1547377461">
-    <w:abstractNumId w:val="29"/>
-  </w:num>
-  <w:num w:numId="12" w16cid:durableId="1365910163">
-    <w:abstractNumId w:val="21"/>
-  </w:num>
-  <w:num w:numId="13" w16cid:durableId="1810322406">
-    <w:abstractNumId w:val="48"/>
-  </w:num>
-  <w:num w:numId="14" w16cid:durableId="930703042">
-    <w:abstractNumId w:val="26"/>
-  </w:num>
-  <w:num w:numId="15" w16cid:durableId="1720012641">
-    <w:abstractNumId w:val="44"/>
-  </w:num>
-  <w:num w:numId="16" w16cid:durableId="1104959781">
-    <w:abstractNumId w:val="33"/>
-  </w:num>
-  <w:num w:numId="17" w16cid:durableId="848373318">
-    <w:abstractNumId w:val="23"/>
-  </w:num>
-  <w:num w:numId="18" w16cid:durableId="1369724021">
-    <w:abstractNumId w:val="53"/>
-  </w:num>
-  <w:num w:numId="19" w16cid:durableId="1711496720">
-    <w:abstractNumId w:val="45"/>
-  </w:num>
-  <w:num w:numId="20" w16cid:durableId="1251040154">
-    <w:abstractNumId w:val="43"/>
-  </w:num>
-  <w:num w:numId="21" w16cid:durableId="950088900">
-    <w:abstractNumId w:val="16"/>
-  </w:num>
-  <w:num w:numId="22" w16cid:durableId="2095592644">
-    <w:abstractNumId w:val="20"/>
-  </w:num>
-  <w:num w:numId="23" w16cid:durableId="1268390972">
-    <w:abstractNumId w:val="47"/>
-  </w:num>
-  <w:num w:numId="24" w16cid:durableId="1290161758">
-    <w:abstractNumId w:val="35"/>
-  </w:num>
-  <w:num w:numId="25" w16cid:durableId="2074162110">
-    <w:abstractNumId w:val="36"/>
-  </w:num>
-  <w:num w:numId="26" w16cid:durableId="444351516">
-    <w:abstractNumId w:val="37"/>
-  </w:num>
-  <w:num w:numId="27" w16cid:durableId="1786341499">
-    <w:abstractNumId w:val="17"/>
-  </w:num>
-  <w:num w:numId="28" w16cid:durableId="138575452">
-    <w:abstractNumId w:val="25"/>
-  </w:num>
-  <w:num w:numId="29" w16cid:durableId="626669550">
-    <w:abstractNumId w:val="14"/>
-  </w:num>
-  <w:num w:numId="30" w16cid:durableId="1501382748">
-    <w:abstractNumId w:val="22"/>
-  </w:num>
-  <w:num w:numId="31" w16cid:durableId="700589766">
-    <w:abstractNumId w:val="57"/>
-  </w:num>
-  <w:num w:numId="32" w16cid:durableId="1484005878">
-    <w:abstractNumId w:val="32"/>
-  </w:num>
-  <w:num w:numId="33" w16cid:durableId="1248467861">
-    <w:abstractNumId w:val="15"/>
-  </w:num>
-  <w:num w:numId="34" w16cid:durableId="1976522019">
-    <w:abstractNumId w:val="46"/>
-  </w:num>
-  <w:num w:numId="35" w16cid:durableId="1033266876">
-    <w:abstractNumId w:val="41"/>
-  </w:num>
-  <w:num w:numId="36" w16cid:durableId="1440295417">
-    <w:abstractNumId w:val="55"/>
-  </w:num>
-  <w:num w:numId="37" w16cid:durableId="1695812114">
-    <w:abstractNumId w:val="50"/>
-  </w:num>
-  <w:num w:numId="38" w16cid:durableId="282657662">
-    <w:abstractNumId w:val="24"/>
-  </w:num>
-  <w:num w:numId="39" w16cid:durableId="152138092">
-    <w:abstractNumId w:val="30"/>
-  </w:num>
-  <w:num w:numId="40" w16cid:durableId="1283809618">
-    <w:abstractNumId w:val="49"/>
-  </w:num>
-  <w:num w:numId="41" w16cid:durableId="1458910070">
-    <w:abstractNumId w:val="18"/>
-  </w:num>
-  <w:num w:numId="42" w16cid:durableId="505439631">
-    <w:abstractNumId w:val="31"/>
-  </w:num>
-  <w:num w:numId="43" w16cid:durableId="1971671369">
-    <w:abstractNumId w:val="9"/>
-  </w:num>
-  <w:num w:numId="44" w16cid:durableId="621806158">
-    <w:abstractNumId w:val="28"/>
-  </w:num>
-  <w:num w:numId="45" w16cid:durableId="1713847023">
-    <w:abstractNumId w:val="56"/>
-  </w:num>
-  <w:num w:numId="46" w16cid:durableId="1623535194">
-    <w:abstractNumId w:val="40"/>
-  </w:num>
-  <w:num w:numId="47" w16cid:durableId="135883392">
-    <w:abstractNumId w:val="54"/>
-  </w:num>
-  <w:num w:numId="48" w16cid:durableId="1020545359">
-    <w:abstractNumId w:val="52"/>
-  </w:num>
-  <w:num w:numId="49" w16cid:durableId="187989737">
-    <w:abstractNumId w:val="38"/>
-  </w:num>
-  <w:num w:numId="50" w16cid:durableId="83652865">
-    <w:abstractNumId w:val="39"/>
-  </w:num>
-  <w:num w:numId="51" w16cid:durableId="1635721678">
-    <w:abstractNumId w:val="34"/>
-  </w:num>
-  <w:num w:numId="52" w16cid:durableId="319892683">
-    <w:abstractNumId w:val="11"/>
-  </w:num>
-  <w:num w:numId="53" w16cid:durableId="1895778286">
-    <w:abstractNumId w:val="42"/>
-  </w:num>
-  <w:num w:numId="54" w16cid:durableId="1263224070">
-    <w:abstractNumId w:val="27"/>
-  </w:num>
-  <w:num w:numId="55" w16cid:durableId="1362706300">
-    <w:abstractNumId w:val="19"/>
-  </w:num>
-  <w:num w:numId="56" w16cid:durableId="810367322">
-    <w:abstractNumId w:val="51"/>
-  </w:num>
-  <w:num w:numId="57" w16cid:durableId="614870481">
-    <w:abstractNumId w:val="13"/>
-  </w:num>
-  <w:num w:numId="58" w16cid:durableId="1125923844">
-    <w:abstractNumId w:val="58"/>
-  </w:num>
-  <w:num w:numId="59" w16cid:durableId="962031233">
-    <w:abstractNumId w:val="59"/>
-  </w:num>
-  <w:num w:numId="60" w16cid:durableId="842159679">
-    <w:abstractNumId w:val="10"/>
-  </w:num>
+  <w:numIdMacAtCleanup w:val="6"/>
 </w:numbering>
 </file>
 
 <file path=word/styles.xml><?xml version="1.0" encoding="utf-8"?>
-<w:styles xmlns:mc="http://schemas.openxmlformats.org/markup-compatibility/2006" xmlns:r="http://schemas.openxmlformats.org/officeDocument/2006/relationships" xmlns:w="http://schemas.openxmlformats.org/wordprocessingml/2006/main" xmlns:w14="http://schemas.microsoft.com/office/word/2010/wordml" xmlns:w15="http://schemas.microsoft.com/office/word/2012/wordml" xmlns:w16cex="http://schemas.microsoft.com/office/word/2018/wordml/cex" xmlns:w16cid="http://schemas.microsoft.com/office/word/2016/wordml/cid" xmlns:w16="http://schemas.microsoft.com/office/word/2018/wordml" xmlns:w16du="http://schemas.microsoft.com/office/word/2023/wordml/word16du" xmlns:w16sdtdh="http://schemas.microsoft.com/office/word/2020/wordml/sdtdatahash" xmlns:w16sdtfl="http://schemas.microsoft.com/office/word/2024/wordml/sdtformatlock" xmlns:w16se="http://schemas.microsoft.com/office/word/2015/wordml/symex" mc:Ignorable="w14 w15 w16se w16cid w16 w16cex w16sdtdh w16sdtfl w16du">
+<w:styles xmlns:mc="http://schemas.openxmlformats.org/markup-compatibility/2006" xmlns:r="http://schemas.openxmlformats.org/officeDocument/2006/relationships" xmlns:w="http://schemas.openxmlformats.org/wordprocessingml/2006/main" xmlns:w14="http://schemas.microsoft.com/office/word/2010/wordml" xmlns:w15="http://schemas.microsoft.com/office/word/2012/wordml" xmlns:w16cex="http://schemas.microsoft.com/office/word/2018/wordml/cex" xmlns:w16cid="http://schemas.microsoft.com/office/word/2016/wordml/cid" xmlns:w16="http://schemas.microsoft.com/office/word/2018/wordml" xmlns:w16sdtdh="http://schemas.microsoft.com/office/word/2020/wordml/sdtdatahash" xmlns:w16sdtfl="http://schemas.microsoft.com/office/word/2024/wordml/sdtformatlock" xmlns:w16se="http://schemas.microsoft.com/office/word/2015/wordml/symex" xmlns:w16du="http://schemas.microsoft.com/office/word/2023/wordml/word16du" mc:Ignorable="w14 w15 w16se w16cid w16 w16cex w16sdtdh w16sdtfl w16du">
   <w:docDefaults>
     <w:rPrDefault>
       <w:rPr>
@@ -9162,6 +1764,13 @@
     <w:name w:val="Normal"/>
     <w:qFormat/>
     <w:rsid w:val="00FC693F"/>
+    <w:pPr>
+      <w:spacing w:after="84" w:line="242" w:lineRule="atLeast"/>
+    </w:pPr>
+    <w:rPr>
+      <w:rFonts w:ascii="Calibri" w:hAnsi="Calibri" w:cs="Calibri"/>
+      <w:sz w:val="21"/>
+    </w:rPr>
   </w:style>
   <w:style w:type="paragraph" w:styleId="Heading1">
     <w:name w:val="heading 1"/>
@@ -9174,15 +1783,15 @@
     <w:pPr>
       <w:keepNext/>
       <w:keepLines/>
-      <w:spacing w:before="480" w:after="0"/>
+      <w:spacing w:before="160" w:after="70" w:line="250" w:lineRule="atLeast"/>
       <w:outlineLvl w:val="0"/>
     </w:pPr>
     <w:rPr>
-      <w:rFonts w:asciiTheme="majorHAnsi" w:eastAsiaTheme="majorEastAsia" w:hAnsiTheme="majorHAnsi" w:cstheme="majorBidi"/>
+      <w:rFonts w:eastAsiaTheme="majorEastAsia"/>
       <w:b/>
       <w:bCs/>
-      <w:color w:val="365F91" w:themeColor="accent1" w:themeShade="BF"/>
-      <w:sz w:val="28"/>
+      <w:color w:val="365F91"/>
+      <w:sz w:val="24"/>
       <w:szCs w:val="28"/>
     </w:rPr>
   </w:style>
@@ -9375,6 +1984,7 @@
   <w:style w:type="character" w:default="1" w:styleId="DefaultParagraphFont">
     <w:name w:val="Default Paragraph Font"/>
     <w:uiPriority w:val="1"/>
+    <w:semiHidden/>
     <w:unhideWhenUsed/>
   </w:style>
   <w:style w:type="table" w:default="1" w:styleId="TableNormal">
@@ -9458,11 +2068,11 @@
     <w:uiPriority w:val="9"/>
     <w:rsid w:val="00FC693F"/>
     <w:rPr>
-      <w:rFonts w:asciiTheme="majorHAnsi" w:eastAsiaTheme="majorEastAsia" w:hAnsiTheme="majorHAnsi" w:cstheme="majorBidi"/>
+      <w:rFonts w:ascii="Calibri" w:eastAsiaTheme="majorEastAsia" w:hAnsi="Calibri" w:cs="Calibri"/>
       <w:b/>
       <w:bCs/>
-      <w:color w:val="365F91" w:themeColor="accent1" w:themeShade="BF"/>
-      <w:sz w:val="28"/>
+      <w:color w:val="365F91"/>
+      <w:sz w:val="24"/>
       <w:szCs w:val="28"/>
     </w:rPr>
   </w:style>
@@ -9579,7 +2189,8 @@
     <w:qFormat/>
     <w:rsid w:val="00FC693F"/>
     <w:pPr>
-      <w:ind w:left="720"/>
+      <w:spacing w:after="64" w:line="252" w:lineRule="atLeast"/>
+      <w:ind w:left="480"/>
       <w:contextualSpacing/>
     </w:pPr>
   </w:style>
@@ -9725,7 +2336,7 @@
     <w:rsid w:val="00326F90"/>
     <w:pPr>
       <w:numPr>
-        <w:numId w:val="5"/>
+        <w:numId w:val="4"/>
       </w:numPr>
       <w:contextualSpacing/>
     </w:pPr>
@@ -9738,7 +2349,7 @@
     <w:rsid w:val="0029639D"/>
     <w:pPr>
       <w:numPr>
-        <w:numId w:val="6"/>
+        <w:numId w:val="5"/>
       </w:numPr>
       <w:contextualSpacing/>
     </w:pPr>
@@ -9751,7 +2362,7 @@
     <w:rsid w:val="0029639D"/>
     <w:pPr>
       <w:numPr>
-        <w:numId w:val="7"/>
+        <w:numId w:val="6"/>
       </w:numPr>
       <w:contextualSpacing/>
     </w:pPr>

--- a/public/assets/Kenny-C-Cummings-Resume.docx
+++ b/public/assets/Kenny-C-Cummings-Resume.docx
@@ -8,14 +8,16 @@
         <w:jc w:val="center"/>
         <w:rPr>
           <w:rFonts w:asciiTheme="majorHAnsi" w:hAnsiTheme="majorHAnsi" w:cstheme="majorHAnsi"/>
+          <w:sz w:val="22"/>
+          <w:szCs w:val="24"/>
         </w:rPr>
       </w:pPr>
       <w:r>
         <w:rPr>
           <w:rFonts w:asciiTheme="majorHAnsi" w:hAnsiTheme="majorHAnsi" w:cstheme="majorHAnsi"/>
           <w:b/>
-          <w:sz w:val="48"/>
-          <w:szCs w:val="28"/>
+          <w:sz w:val="52"/>
+          <w:szCs w:val="32"/>
         </w:rPr>
         <w:t>KENNY C. CUMMINGS</w:t>
       </w:r>
@@ -26,12 +28,15 @@
         <w:jc w:val="center"/>
         <w:rPr>
           <w:rFonts w:asciiTheme="majorHAnsi" w:hAnsiTheme="majorHAnsi" w:cstheme="majorHAnsi"/>
+          <w:sz w:val="22"/>
+          <w:szCs w:val="24"/>
         </w:rPr>
       </w:pPr>
       <w:r>
         <w:rPr>
           <w:rFonts w:asciiTheme="majorHAnsi" w:hAnsiTheme="majorHAnsi" w:cstheme="majorHAnsi"/>
-          <w:szCs w:val="24"/>
+          <w:sz w:val="22"/>
+          <w:szCs w:val="28"/>
         </w:rPr>
         <w:t>Warrington, PA | kennethccummings@gmail.com | 215.432.0306</w:t>
       </w:r>
@@ -42,12 +47,14 @@
         <w:jc w:val="center"/>
         <w:rPr>
           <w:rFonts w:asciiTheme="majorHAnsi" w:hAnsiTheme="majorHAnsi" w:cstheme="majorHAnsi"/>
+          <w:sz w:val="22"/>
+          <w:szCs w:val="24"/>
         </w:rPr>
       </w:pPr>
       <w:r>
         <w:rPr>
           <w:rFonts w:asciiTheme="majorHAnsi" w:hAnsiTheme="majorHAnsi" w:cstheme="majorHAnsi"/>
-          <w:szCs w:val="21"/>
+          <w:sz w:val="22"/>
         </w:rPr>
         <w:t>kennycummingsportfolio.netlify.app | linkedin.com/in/kennycummings | github.com/kennycummings</w:t>
       </w:r>
@@ -59,16 +66,16 @@
         </w:pBdr>
         <w:rPr>
           <w:rFonts w:asciiTheme="majorHAnsi" w:hAnsiTheme="majorHAnsi" w:cstheme="majorHAnsi"/>
-          <w:sz w:val="24"/>
-          <w:szCs w:val="24"/>
+          <w:sz w:val="28"/>
+          <w:szCs w:val="28"/>
         </w:rPr>
       </w:pPr>
       <w:r>
         <w:rPr>
           <w:rFonts w:asciiTheme="majorHAnsi" w:hAnsiTheme="majorHAnsi" w:cstheme="majorHAnsi"/>
           <w:b/>
-          <w:sz w:val="24"/>
-          <w:szCs w:val="24"/>
+          <w:sz w:val="28"/>
+          <w:szCs w:val="28"/>
         </w:rPr>
         <w:t>PROFESSIONAL SUMMARY</w:t>
       </w:r>
@@ -78,45 +85,99 @@
         <w:spacing w:after="120"/>
         <w:rPr>
           <w:rFonts w:asciiTheme="majorHAnsi" w:hAnsiTheme="majorHAnsi" w:cstheme="majorHAnsi"/>
+          <w:sz w:val="22"/>
+          <w:szCs w:val="24"/>
         </w:rPr>
       </w:pPr>
       <w:r>
+        <w:rPr>
+          <w:sz w:val="22"/>
+          <w:szCs w:val="24"/>
+        </w:rPr>
         <w:t xml:space="preserve">AEM Web Content Author and front-end developer with experience supporting high-traffic financial-services </w:t>
       </w:r>
       <w:r>
+        <w:rPr>
+          <w:sz w:val="22"/>
+          <w:szCs w:val="24"/>
+        </w:rPr>
         <w:t xml:space="preserve">and e-commerce </w:t>
       </w:r>
       <w:r>
+        <w:rPr>
+          <w:sz w:val="22"/>
+          <w:szCs w:val="24"/>
+        </w:rPr>
         <w:t>experiences</w:t>
       </w:r>
       <w:r>
+        <w:rPr>
+          <w:sz w:val="22"/>
+          <w:szCs w:val="24"/>
+        </w:rPr>
         <w:t xml:space="preserve"> and developing cross-platform applications. Experienced</w:t>
       </w:r>
       <w:r>
+        <w:rPr>
+          <w:sz w:val="22"/>
+          <w:szCs w:val="24"/>
+        </w:rPr>
         <w:t xml:space="preserve"> in Adobe Experience Manager (AEM) component-based authoring, reusable content patterns, asset management, </w:t>
       </w:r>
       <w:r>
+        <w:rPr>
+          <w:sz w:val="22"/>
+          <w:szCs w:val="24"/>
+        </w:rPr>
         <w:t xml:space="preserve">and </w:t>
       </w:r>
       <w:r>
+        <w:rPr>
+          <w:sz w:val="22"/>
+          <w:szCs w:val="24"/>
+        </w:rPr>
         <w:t xml:space="preserve">responsive </w:t>
       </w:r>
       <w:r>
+        <w:rPr>
+          <w:sz w:val="22"/>
+          <w:szCs w:val="24"/>
+        </w:rPr>
         <w:t>front-end development.</w:t>
       </w:r>
       <w:r>
+        <w:rPr>
+          <w:sz w:val="22"/>
+          <w:szCs w:val="24"/>
+        </w:rPr>
         <w:t xml:space="preserve"> Skilled in JavaScript</w:t>
       </w:r>
       <w:r>
+        <w:rPr>
+          <w:sz w:val="22"/>
+          <w:szCs w:val="24"/>
+        </w:rPr>
         <w:t>, TypeScript, React Native, HTML/CSS</w:t>
       </w:r>
       <w:r>
+        <w:rPr>
+          <w:sz w:val="22"/>
+          <w:szCs w:val="24"/>
+        </w:rPr>
         <w:t>, SEO</w:t>
       </w:r>
       <w:r>
+        <w:rPr>
+          <w:sz w:val="22"/>
+          <w:szCs w:val="24"/>
+        </w:rPr>
         <w:t>, Git-based workflows</w:t>
       </w:r>
       <w:r>
+        <w:rPr>
+          <w:sz w:val="22"/>
+          <w:szCs w:val="24"/>
+        </w:rPr>
         <w:t>, and cross-functional Agile delivery using Workfront and JIRA.</w:t>
       </w:r>
     </w:p>
@@ -128,16 +189,16 @@
         <w:spacing w:after="120"/>
         <w:rPr>
           <w:rFonts w:asciiTheme="majorHAnsi" w:hAnsiTheme="majorHAnsi" w:cstheme="majorHAnsi"/>
-          <w:sz w:val="24"/>
-          <w:szCs w:val="24"/>
+          <w:sz w:val="28"/>
+          <w:szCs w:val="28"/>
         </w:rPr>
       </w:pPr>
       <w:r>
         <w:rPr>
           <w:rFonts w:asciiTheme="majorHAnsi" w:hAnsiTheme="majorHAnsi" w:cstheme="majorHAnsi"/>
           <w:b/>
-          <w:sz w:val="24"/>
-          <w:szCs w:val="24"/>
+          <w:sz w:val="28"/>
+          <w:szCs w:val="28"/>
         </w:rPr>
         <w:t>RELEVANT WORK EXPERIENCE</w:t>
       </w:r>
@@ -146,6 +207,8 @@
       <w:pPr>
         <w:rPr>
           <w:rFonts w:asciiTheme="majorHAnsi" w:hAnsiTheme="majorHAnsi" w:cstheme="majorHAnsi"/>
+          <w:sz w:val="22"/>
+          <w:szCs w:val="24"/>
         </w:rPr>
       </w:pPr>
       <w:r>
@@ -153,12 +216,16 @@
           <w:rFonts w:asciiTheme="majorHAnsi" w:hAnsiTheme="majorHAnsi" w:cstheme="majorHAnsi"/>
           <w:b/>
           <w:bCs/>
+          <w:sz w:val="22"/>
+          <w:szCs w:val="24"/>
         </w:rPr>
         <w:t>VANGUARD</w:t>
       </w:r>
       <w:r>
         <w:rPr>
           <w:rFonts w:asciiTheme="majorHAnsi" w:hAnsiTheme="majorHAnsi" w:cstheme="majorHAnsi"/>
+          <w:sz w:val="22"/>
+          <w:szCs w:val="24"/>
         </w:rPr>
         <w:t xml:space="preserve"> | Malvern, PA</w:t>
       </w:r>
@@ -168,11 +235,15 @@
         <w:spacing w:after="60"/>
         <w:rPr>
           <w:rFonts w:asciiTheme="majorHAnsi" w:hAnsiTheme="majorHAnsi" w:cstheme="majorHAnsi"/>
+          <w:sz w:val="22"/>
+          <w:szCs w:val="24"/>
         </w:rPr>
       </w:pPr>
       <w:r>
         <w:rPr>
           <w:rFonts w:asciiTheme="majorHAnsi" w:hAnsiTheme="majorHAnsi" w:cstheme="majorHAnsi"/>
+          <w:sz w:val="22"/>
+          <w:szCs w:val="24"/>
         </w:rPr>
         <w:t>Nov 2024 – Present</w:t>
       </w:r>
@@ -182,12 +253,16 @@
         <w:spacing w:after="60"/>
         <w:rPr>
           <w:rFonts w:asciiTheme="majorHAnsi" w:hAnsiTheme="majorHAnsi" w:cstheme="majorHAnsi"/>
+          <w:sz w:val="22"/>
+          <w:szCs w:val="24"/>
         </w:rPr>
       </w:pPr>
       <w:r>
         <w:rPr>
           <w:rFonts w:asciiTheme="majorHAnsi" w:hAnsiTheme="majorHAnsi" w:cstheme="majorHAnsi"/>
           <w:i/>
+          <w:sz w:val="22"/>
+          <w:szCs w:val="24"/>
         </w:rPr>
         <w:t>AEM Web Content Author</w:t>
       </w:r>
@@ -197,11 +272,15 @@
         <w:pStyle w:val="ListBullet"/>
         <w:rPr>
           <w:rFonts w:asciiTheme="majorHAnsi" w:hAnsiTheme="majorHAnsi" w:cstheme="majorHAnsi"/>
+          <w:sz w:val="22"/>
+          <w:szCs w:val="24"/>
         </w:rPr>
       </w:pPr>
       <w:r>
         <w:rPr>
           <w:rFonts w:asciiTheme="majorHAnsi" w:hAnsiTheme="majorHAnsi" w:cstheme="majorHAnsi"/>
+          <w:sz w:val="22"/>
+          <w:szCs w:val="24"/>
         </w:rPr>
         <w:t>Authors and maintains content across Vanguard’s digital ecosystem in Adobe Experience Manager (AEM), shipping ~50 page/component updates and content-fragment-driven changes per week and improving UX consistency and accessibility for 1M+ users through reusable component-based authoring.</w:t>
       </w:r>
@@ -211,11 +290,15 @@
         <w:pStyle w:val="ListBullet"/>
         <w:rPr>
           <w:rFonts w:asciiTheme="majorHAnsi" w:hAnsiTheme="majorHAnsi" w:cstheme="majorHAnsi"/>
+          <w:sz w:val="22"/>
+          <w:szCs w:val="24"/>
         </w:rPr>
       </w:pPr>
       <w:r>
         <w:rPr>
           <w:rFonts w:asciiTheme="majorHAnsi" w:hAnsiTheme="majorHAnsi" w:cstheme="majorHAnsi"/>
+          <w:sz w:val="22"/>
+          <w:szCs w:val="24"/>
         </w:rPr>
         <w:t>Partners with design, UX, and engineering in Agile sprints, averaging ~1 ticket/hour and meeting a 48-hour turnaround target for production updates; delivers across variable-scope work including headless (content fragments/secure articles) and headful (page-based) AEM experiences while tracking requirements and approvals in Adobe Workfront and JIRA.</w:t>
       </w:r>
@@ -225,39 +308,15 @@
         <w:pStyle w:val="ListBullet"/>
         <w:rPr>
           <w:rFonts w:asciiTheme="majorHAnsi" w:hAnsiTheme="majorHAnsi" w:cstheme="majorHAnsi"/>
+          <w:sz w:val="22"/>
+          <w:szCs w:val="24"/>
         </w:rPr>
       </w:pPr>
       <w:r>
         <w:rPr>
           <w:rFonts w:asciiTheme="majorHAnsi" w:hAnsiTheme="majorHAnsi" w:cstheme="majorHAnsi"/>
-        </w:rPr>
-        <w:t>Leads an initiative to convert select headless article experiences to headful pages by consolidating secure and public article components into a unified, maintainable page pattern, reducing duplication and streamlining future content updates.</w:t>
-      </w:r>
-    </w:p>
-    <w:p>
-      <w:pPr>
-        <w:pStyle w:val="ListBullet"/>
-        <w:rPr>
-          <w:rFonts w:asciiTheme="majorHAnsi" w:hAnsiTheme="majorHAnsi" w:cstheme="majorHAnsi"/>
-        </w:rPr>
-      </w:pPr>
-      <w:r>
-        <w:rPr>
-          <w:rFonts w:asciiTheme="majorHAnsi" w:hAnsiTheme="majorHAnsi" w:cstheme="majorHAnsi"/>
-        </w:rPr>
-        <w:t>Leads migration of the video library from YouTube to Wistia (37 active videos across ~70 components/pages, including public articles and e-kits), coordinating content updates and replacing the YouTube AEM component with a Wistia AEM component to maintain playback, branding, and governance standards.</w:t>
-      </w:r>
-    </w:p>
-    <w:p>
-      <w:pPr>
-        <w:pStyle w:val="ListBullet"/>
-        <w:rPr>
-          <w:rFonts w:asciiTheme="majorHAnsi" w:hAnsiTheme="majorHAnsi" w:cstheme="majorHAnsi"/>
-        </w:rPr>
-      </w:pPr>
-      <w:r>
-        <w:rPr>
-          <w:rFonts w:asciiTheme="majorHAnsi" w:hAnsiTheme="majorHAnsi" w:cstheme="majorHAnsi"/>
+          <w:sz w:val="22"/>
+          <w:szCs w:val="24"/>
         </w:rPr>
         <w:t>Authors and modifies front-end code (HTML, CSS, JavaScript) to support responsive design and custom components, resolving cross-breakpoint issues to reduce QA findings and improve consistency across devices/browsers.</w:t>
       </w:r>
@@ -267,11 +326,15 @@
         <w:pStyle w:val="ListBullet"/>
         <w:rPr>
           <w:rFonts w:asciiTheme="majorHAnsi" w:hAnsiTheme="majorHAnsi" w:cstheme="majorHAnsi"/>
+          <w:sz w:val="22"/>
+          <w:szCs w:val="24"/>
         </w:rPr>
       </w:pPr>
       <w:r>
         <w:rPr>
           <w:rFonts w:asciiTheme="majorHAnsi" w:hAnsiTheme="majorHAnsi" w:cstheme="majorHAnsi"/>
+          <w:sz w:val="22"/>
+          <w:szCs w:val="24"/>
         </w:rPr>
         <w:t>Manages and publishes digital assets (images, PDFs, video) in Adobe Digital Asset Manager (DAM) and implements SEO metadata plus semantic HTML to strengthen content governance and improve page discoverability across weekly releases.</w:t>
       </w:r>
@@ -281,11 +344,15 @@
         <w:pStyle w:val="ListBullet"/>
         <w:rPr>
           <w:rFonts w:asciiTheme="majorHAnsi" w:hAnsiTheme="majorHAnsi" w:cstheme="majorHAnsi"/>
+          <w:sz w:val="22"/>
+          <w:szCs w:val="24"/>
         </w:rPr>
       </w:pPr>
       <w:r>
         <w:rPr>
           <w:rFonts w:asciiTheme="majorHAnsi" w:hAnsiTheme="majorHAnsi" w:cstheme="majorHAnsi"/>
+          <w:sz w:val="22"/>
+          <w:szCs w:val="24"/>
         </w:rPr>
         <w:t>Identifies, reproduces, and documents browser/platform compatibility issues (desktop/mobile) to prevent production defects and support smoother, on-time releases.</w:t>
       </w:r>
@@ -294,6 +361,8 @@
       <w:pPr>
         <w:rPr>
           <w:rFonts w:asciiTheme="majorHAnsi" w:hAnsiTheme="majorHAnsi" w:cstheme="majorHAnsi"/>
+          <w:sz w:val="22"/>
+          <w:szCs w:val="24"/>
         </w:rPr>
       </w:pPr>
       <w:r>
@@ -301,12 +370,16 @@
           <w:rFonts w:asciiTheme="majorHAnsi" w:hAnsiTheme="majorHAnsi" w:cstheme="majorHAnsi"/>
           <w:b/>
           <w:bCs/>
+          <w:sz w:val="22"/>
+          <w:szCs w:val="24"/>
         </w:rPr>
         <w:t>ASIAN WORLD OF MARTIAL ARTS</w:t>
       </w:r>
       <w:r>
         <w:rPr>
           <w:rFonts w:asciiTheme="majorHAnsi" w:hAnsiTheme="majorHAnsi" w:cstheme="majorHAnsi"/>
+          <w:sz w:val="22"/>
+          <w:szCs w:val="24"/>
         </w:rPr>
         <w:t xml:space="preserve"> | Philadelphia, PA</w:t>
       </w:r>
@@ -316,11 +389,15 @@
         <w:spacing w:after="60"/>
         <w:rPr>
           <w:rFonts w:asciiTheme="majorHAnsi" w:hAnsiTheme="majorHAnsi" w:cstheme="majorHAnsi"/>
+          <w:sz w:val="22"/>
+          <w:szCs w:val="24"/>
         </w:rPr>
       </w:pPr>
       <w:r>
         <w:rPr>
           <w:rFonts w:asciiTheme="majorHAnsi" w:hAnsiTheme="majorHAnsi" w:cstheme="majorHAnsi"/>
+          <w:sz w:val="22"/>
+          <w:szCs w:val="24"/>
         </w:rPr>
         <w:t>Nov 2022 – Aug 2023</w:t>
       </w:r>
@@ -330,12 +407,16 @@
         <w:spacing w:after="60"/>
         <w:rPr>
           <w:rFonts w:asciiTheme="majorHAnsi" w:hAnsiTheme="majorHAnsi" w:cstheme="majorHAnsi"/>
+          <w:sz w:val="22"/>
+          <w:szCs w:val="24"/>
         </w:rPr>
       </w:pPr>
       <w:r>
         <w:rPr>
           <w:rFonts w:asciiTheme="majorHAnsi" w:hAnsiTheme="majorHAnsi" w:cstheme="majorHAnsi"/>
           <w:i/>
+          <w:sz w:val="22"/>
+          <w:szCs w:val="24"/>
         </w:rPr>
         <w:t>Web Content Specialist</w:t>
       </w:r>
@@ -345,11 +426,15 @@
         <w:pStyle w:val="ListBullet"/>
         <w:rPr>
           <w:rFonts w:asciiTheme="majorHAnsi" w:hAnsiTheme="majorHAnsi" w:cstheme="majorHAnsi"/>
+          <w:sz w:val="22"/>
+          <w:szCs w:val="24"/>
         </w:rPr>
       </w:pPr>
       <w:r>
         <w:rPr>
           <w:rFonts w:asciiTheme="majorHAnsi" w:hAnsiTheme="majorHAnsi" w:cstheme="majorHAnsi"/>
+          <w:sz w:val="22"/>
+          <w:szCs w:val="24"/>
         </w:rPr>
         <w:t>Achieved a 100% increase in clicks, impressions, and click-through-rate over 6 months by implementing strategic enhancements, new copy, and SEO best practices.</w:t>
       </w:r>
@@ -359,11 +444,15 @@
         <w:pStyle w:val="ListBullet"/>
         <w:rPr>
           <w:rFonts w:asciiTheme="majorHAnsi" w:hAnsiTheme="majorHAnsi" w:cstheme="majorHAnsi"/>
+          <w:sz w:val="22"/>
+          <w:szCs w:val="24"/>
         </w:rPr>
       </w:pPr>
       <w:r>
         <w:rPr>
           <w:rFonts w:asciiTheme="majorHAnsi" w:hAnsiTheme="majorHAnsi" w:cstheme="majorHAnsi"/>
+          <w:sz w:val="22"/>
+          <w:szCs w:val="24"/>
         </w:rPr>
         <w:t>Led the critical host migration from Shopify to Magento, including designing a captivating new homepage and managing all content apps.</w:t>
       </w:r>
@@ -373,11 +462,15 @@
         <w:pStyle w:val="ListBullet"/>
         <w:rPr>
           <w:rFonts w:asciiTheme="majorHAnsi" w:hAnsiTheme="majorHAnsi" w:cstheme="majorHAnsi"/>
+          <w:sz w:val="22"/>
+          <w:szCs w:val="24"/>
         </w:rPr>
       </w:pPr>
       <w:r>
         <w:rPr>
           <w:rFonts w:asciiTheme="majorHAnsi" w:hAnsiTheme="majorHAnsi" w:cstheme="majorHAnsi"/>
+          <w:sz w:val="22"/>
+          <w:szCs w:val="24"/>
         </w:rPr>
         <w:t>Utilized HTML, CSS, JavaScript, and Shopify Liquid to maintain and advance website functionality.</w:t>
       </w:r>
@@ -387,24 +480,40 @@
         <w:pStyle w:val="ListBullet"/>
         <w:rPr>
           <w:rFonts w:asciiTheme="majorHAnsi" w:hAnsiTheme="majorHAnsi" w:cstheme="majorHAnsi"/>
+          <w:sz w:val="22"/>
+          <w:szCs w:val="24"/>
         </w:rPr>
       </w:pPr>
       <w:r>
         <w:rPr>
           <w:rFonts w:asciiTheme="majorHAnsi" w:hAnsiTheme="majorHAnsi" w:cstheme="majorHAnsi"/>
+          <w:sz w:val="22"/>
+          <w:szCs w:val="24"/>
         </w:rPr>
         <w:t>Leveraged Google Analytics and Ads to drive data-informed decisions on product gaps and execute successful PPC campaigns.</w:t>
       </w:r>
     </w:p>
     <w:p>
+      <w:pPr>
+        <w:rPr>
+          <w:sz w:val="22"/>
+          <w:szCs w:val="24"/>
+        </w:rPr>
+      </w:pPr>
       <w:r>
         <w:rPr>
           <w:b/>
           <w:bCs/>
+          <w:sz w:val="22"/>
+          <w:szCs w:val="24"/>
         </w:rPr>
         <w:t xml:space="preserve">ROOM SERVICE 360° </w:t>
       </w:r>
       <w:r>
+        <w:rPr>
+          <w:sz w:val="22"/>
+          <w:szCs w:val="24"/>
+        </w:rPr>
         <w:t>| Philadelphia, PA</w:t>
       </w:r>
     </w:p>
@@ -413,11 +522,15 @@
         <w:spacing w:after="60"/>
         <w:rPr>
           <w:rFonts w:asciiTheme="majorHAnsi" w:hAnsiTheme="majorHAnsi" w:cstheme="majorHAnsi"/>
+          <w:sz w:val="22"/>
+          <w:szCs w:val="24"/>
         </w:rPr>
       </w:pPr>
       <w:r>
         <w:rPr>
           <w:rFonts w:asciiTheme="majorHAnsi" w:hAnsiTheme="majorHAnsi" w:cstheme="majorHAnsi"/>
+          <w:sz w:val="22"/>
+          <w:szCs w:val="24"/>
         </w:rPr>
         <w:t>Nov 2021 – Nov 2022</w:t>
       </w:r>
@@ -427,12 +540,16 @@
         <w:spacing w:after="60"/>
         <w:rPr>
           <w:rFonts w:asciiTheme="majorHAnsi" w:hAnsiTheme="majorHAnsi" w:cstheme="majorHAnsi"/>
+          <w:sz w:val="22"/>
+          <w:szCs w:val="24"/>
         </w:rPr>
       </w:pPr>
       <w:r>
         <w:rPr>
           <w:rFonts w:asciiTheme="majorHAnsi" w:hAnsiTheme="majorHAnsi" w:cstheme="majorHAnsi"/>
           <w:i/>
+          <w:sz w:val="22"/>
+          <w:szCs w:val="24"/>
         </w:rPr>
         <w:t>E-Commerce Content Specialist</w:t>
       </w:r>
@@ -442,11 +559,15 @@
         <w:pStyle w:val="ListBullet"/>
         <w:rPr>
           <w:rFonts w:asciiTheme="majorHAnsi" w:hAnsiTheme="majorHAnsi" w:cstheme="majorHAnsi"/>
+          <w:sz w:val="22"/>
+          <w:szCs w:val="24"/>
         </w:rPr>
       </w:pPr>
       <w:r>
         <w:rPr>
           <w:rFonts w:asciiTheme="majorHAnsi" w:hAnsiTheme="majorHAnsi" w:cstheme="majorHAnsi"/>
+          <w:sz w:val="22"/>
+          <w:szCs w:val="24"/>
         </w:rPr>
         <w:t>Managed luxury furniture brands and introduced over 500 new products, creating and maintaining product detail pages in Magento.</w:t>
       </w:r>
@@ -456,11 +577,15 @@
         <w:pStyle w:val="ListBullet"/>
         <w:rPr>
           <w:rFonts w:asciiTheme="majorHAnsi" w:hAnsiTheme="majorHAnsi" w:cstheme="majorHAnsi"/>
+          <w:sz w:val="22"/>
+          <w:szCs w:val="24"/>
         </w:rPr>
       </w:pPr>
       <w:r>
         <w:rPr>
           <w:rFonts w:asciiTheme="majorHAnsi" w:hAnsiTheme="majorHAnsi" w:cstheme="majorHAnsi"/>
+          <w:sz w:val="22"/>
+          <w:szCs w:val="24"/>
         </w:rPr>
         <w:t>Configured product filters and sorting mechanisms to enhance user experience while aligning content with brand identity and SEO best practices.</w:t>
       </w:r>
@@ -470,14 +595,33 @@
         <w:pStyle w:val="ListBullet"/>
         <w:rPr>
           <w:rFonts w:asciiTheme="majorHAnsi" w:hAnsiTheme="majorHAnsi" w:cstheme="majorHAnsi"/>
+          <w:sz w:val="22"/>
+          <w:szCs w:val="24"/>
         </w:rPr>
       </w:pPr>
       <w:r>
         <w:rPr>
           <w:rFonts w:asciiTheme="majorHAnsi" w:hAnsiTheme="majorHAnsi" w:cstheme="majorHAnsi"/>
+          <w:sz w:val="22"/>
+          <w:szCs w:val="24"/>
         </w:rPr>
         <w:t>Utilized Adobe Photoshop for image editing and authored SEO-optimized blog content using WordPress.</w:t>
       </w:r>
+    </w:p>
+    <w:p>
+      <w:pPr>
+        <w:pStyle w:val="ListBullet"/>
+        <w:numPr>
+          <w:ilvl w:val="0"/>
+          <w:numId w:val="0"/>
+        </w:numPr>
+        <w:ind w:left="360"/>
+        <w:rPr>
+          <w:rFonts w:asciiTheme="majorHAnsi" w:hAnsiTheme="majorHAnsi" w:cstheme="majorHAnsi"/>
+          <w:sz w:val="22"/>
+          <w:szCs w:val="24"/>
+        </w:rPr>
+      </w:pPr>
     </w:p>
     <w:p>
       <w:pPr>
@@ -487,16 +631,16 @@
         <w:spacing w:after="120"/>
         <w:rPr>
           <w:rFonts w:asciiTheme="majorHAnsi" w:hAnsiTheme="majorHAnsi" w:cstheme="majorHAnsi"/>
-          <w:sz w:val="24"/>
-          <w:szCs w:val="24"/>
+          <w:sz w:val="28"/>
+          <w:szCs w:val="28"/>
         </w:rPr>
       </w:pPr>
       <w:r>
         <w:rPr>
           <w:rFonts w:asciiTheme="majorHAnsi" w:hAnsiTheme="majorHAnsi" w:cstheme="majorHAnsi"/>
           <w:b/>
-          <w:sz w:val="24"/>
-          <w:szCs w:val="24"/>
+          <w:sz w:val="28"/>
+          <w:szCs w:val="28"/>
         </w:rPr>
         <w:lastRenderedPageBreak/>
         <w:t>TECHNICAL PROJECTS</w:t>
@@ -507,18 +651,24 @@
         <w:rPr>
           <w:rFonts w:asciiTheme="majorHAnsi" w:hAnsiTheme="majorHAnsi" w:cstheme="majorHAnsi"/>
           <w:i/>
+          <w:sz w:val="22"/>
+          <w:szCs w:val="24"/>
         </w:rPr>
       </w:pPr>
       <w:r>
         <w:rPr>
           <w:rFonts w:asciiTheme="majorHAnsi" w:hAnsiTheme="majorHAnsi" w:cstheme="majorHAnsi"/>
           <w:b/>
+          <w:sz w:val="22"/>
+          <w:szCs w:val="24"/>
         </w:rPr>
         <w:t xml:space="preserve">DAILY QUEST FITNESS </w:t>
       </w:r>
       <w:r>
         <w:rPr>
           <w:rFonts w:asciiTheme="majorHAnsi" w:hAnsiTheme="majorHAnsi" w:cstheme="majorHAnsi"/>
+          <w:sz w:val="22"/>
+          <w:szCs w:val="24"/>
         </w:rPr>
         <w:t xml:space="preserve">| </w:t>
       </w:r>
@@ -526,6 +676,8 @@
         <w:rPr>
           <w:rFonts w:asciiTheme="majorHAnsi" w:hAnsiTheme="majorHAnsi" w:cstheme="majorHAnsi"/>
           <w:i/>
+          <w:sz w:val="22"/>
+          <w:szCs w:val="24"/>
         </w:rPr>
         <w:t>Lead Developer</w:t>
       </w:r>
@@ -535,11 +687,15 @@
         <w:pStyle w:val="ListBullet"/>
         <w:rPr>
           <w:rFonts w:asciiTheme="majorHAnsi" w:hAnsiTheme="majorHAnsi" w:cstheme="majorHAnsi"/>
+          <w:sz w:val="22"/>
+          <w:szCs w:val="24"/>
         </w:rPr>
       </w:pPr>
       <w:r>
         <w:rPr>
           <w:rFonts w:asciiTheme="majorHAnsi" w:hAnsiTheme="majorHAnsi" w:cstheme="majorHAnsi"/>
+          <w:sz w:val="22"/>
+          <w:szCs w:val="24"/>
         </w:rPr>
         <w:t>Architected and developed a monetized cross-platform fitness application using React Native and TypeScript, featuring dynamically generated daily workout programming, progression systems, exercise dosing logic, and a 100+ exercise library.</w:t>
       </w:r>
@@ -549,11 +705,15 @@
         <w:pStyle w:val="ListBullet"/>
         <w:rPr>
           <w:rFonts w:asciiTheme="majorHAnsi" w:hAnsiTheme="majorHAnsi" w:cstheme="majorHAnsi"/>
+          <w:sz w:val="22"/>
+          <w:szCs w:val="24"/>
         </w:rPr>
       </w:pPr>
       <w:r>
         <w:rPr>
           <w:rFonts w:asciiTheme="majorHAnsi" w:hAnsiTheme="majorHAnsi" w:cstheme="majorHAnsi"/>
+          <w:sz w:val="22"/>
+          <w:szCs w:val="24"/>
         </w:rPr>
         <w:t xml:space="preserve">Built reusable UI components and data-driven programming systems to adapt workouts by training path, exercise role, equipment availability, and intensity while maintaining responsive mobile experiences. </w:t>
       </w:r>
@@ -563,11 +723,15 @@
         <w:pStyle w:val="ListBullet"/>
         <w:rPr>
           <w:rFonts w:asciiTheme="majorHAnsi" w:hAnsiTheme="majorHAnsi" w:cstheme="majorHAnsi"/>
+          <w:sz w:val="22"/>
+          <w:szCs w:val="24"/>
         </w:rPr>
       </w:pPr>
       <w:r>
         <w:rPr>
           <w:rFonts w:asciiTheme="majorHAnsi" w:hAnsiTheme="majorHAnsi" w:cstheme="majorHAnsi"/>
+          <w:sz w:val="22"/>
+          <w:szCs w:val="24"/>
         </w:rPr>
         <w:t>Implemented application state, persistent profile data, entitlement logic, and testing workflows; used Git-based version control and iterative QA to troubleshoot programming, UI, and cross-platform issues.</w:t>
       </w:r>
@@ -576,18 +740,24 @@
       <w:pPr>
         <w:rPr>
           <w:rFonts w:asciiTheme="majorHAnsi" w:hAnsiTheme="majorHAnsi" w:cstheme="majorHAnsi"/>
+          <w:sz w:val="22"/>
+          <w:szCs w:val="24"/>
         </w:rPr>
       </w:pPr>
       <w:r>
         <w:rPr>
           <w:rFonts w:asciiTheme="majorHAnsi" w:hAnsiTheme="majorHAnsi" w:cstheme="majorHAnsi"/>
           <w:b/>
+          <w:sz w:val="22"/>
+          <w:szCs w:val="24"/>
         </w:rPr>
         <w:t>AWOKEN</w:t>
       </w:r>
       <w:r>
         <w:rPr>
           <w:rFonts w:asciiTheme="majorHAnsi" w:hAnsiTheme="majorHAnsi" w:cstheme="majorHAnsi"/>
+          <w:sz w:val="22"/>
+          <w:szCs w:val="24"/>
         </w:rPr>
         <w:t xml:space="preserve"> | </w:t>
       </w:r>
@@ -595,6 +765,8 @@
         <w:rPr>
           <w:rFonts w:asciiTheme="majorHAnsi" w:hAnsiTheme="majorHAnsi" w:cstheme="majorHAnsi"/>
           <w:i/>
+          <w:sz w:val="22"/>
+          <w:szCs w:val="24"/>
         </w:rPr>
         <w:t>Lead Developer</w:t>
       </w:r>
@@ -604,9 +776,15 @@
         <w:pStyle w:val="ListBullet"/>
         <w:rPr>
           <w:rFonts w:asciiTheme="majorHAnsi" w:hAnsiTheme="majorHAnsi" w:cstheme="majorHAnsi"/>
+          <w:sz w:val="22"/>
+          <w:szCs w:val="24"/>
         </w:rPr>
       </w:pPr>
       <w:r>
+        <w:rPr>
+          <w:sz w:val="22"/>
+          <w:szCs w:val="24"/>
+        </w:rPr>
         <w:t>Developing a cross-platform 2D JRPG using Godot Engine and GDScript, with custom gameplay systems and Android deployment workflows.</w:t>
       </w:r>
     </w:p>
@@ -615,29 +793,45 @@
         <w:pStyle w:val="ListBullet"/>
         <w:rPr>
           <w:rFonts w:asciiTheme="majorHAnsi" w:hAnsiTheme="majorHAnsi" w:cstheme="majorHAnsi"/>
+          <w:sz w:val="22"/>
+          <w:szCs w:val="24"/>
         </w:rPr>
       </w:pPr>
       <w:r>
         <w:rPr>
           <w:rFonts w:asciiTheme="majorHAnsi" w:hAnsiTheme="majorHAnsi" w:cstheme="majorHAnsi"/>
+          <w:sz w:val="22"/>
+          <w:szCs w:val="24"/>
         </w:rPr>
         <w:t xml:space="preserve">Programmed custom combat logic, inventory systems, and </w:t>
       </w:r>
       <w:r>
+        <w:rPr>
+          <w:sz w:val="22"/>
+          <w:szCs w:val="24"/>
+        </w:rPr>
         <w:t xml:space="preserve">responsive </w:t>
       </w:r>
       <w:r>
         <w:rPr>
           <w:rFonts w:asciiTheme="majorHAnsi" w:hAnsiTheme="majorHAnsi" w:cstheme="majorHAnsi"/>
+          <w:sz w:val="22"/>
+          <w:szCs w:val="24"/>
         </w:rPr>
         <w:t>UI interactions</w:t>
       </w:r>
       <w:r>
+        <w:rPr>
+          <w:sz w:val="22"/>
+          <w:szCs w:val="24"/>
+        </w:rPr>
         <w:t>, including mobile control and platform-specific gameplay workflows</w:t>
       </w:r>
       <w:r>
         <w:rPr>
           <w:rFonts w:asciiTheme="majorHAnsi" w:hAnsiTheme="majorHAnsi" w:cstheme="majorHAnsi"/>
+          <w:sz w:val="22"/>
+          <w:szCs w:val="24"/>
         </w:rPr>
         <w:t>.</w:t>
       </w:r>
@@ -650,16 +844,16 @@
         <w:spacing w:after="120"/>
         <w:rPr>
           <w:rFonts w:asciiTheme="majorHAnsi" w:hAnsiTheme="majorHAnsi" w:cstheme="majorHAnsi"/>
-          <w:sz w:val="24"/>
-          <w:szCs w:val="24"/>
+          <w:sz w:val="28"/>
+          <w:szCs w:val="28"/>
         </w:rPr>
       </w:pPr>
       <w:r>
         <w:rPr>
           <w:rFonts w:asciiTheme="majorHAnsi" w:hAnsiTheme="majorHAnsi" w:cstheme="majorHAnsi"/>
           <w:b/>
-          <w:sz w:val="24"/>
-          <w:szCs w:val="24"/>
+          <w:sz w:val="28"/>
+          <w:szCs w:val="28"/>
         </w:rPr>
         <w:t>SKILLS &amp; CERTIFICATIONS</w:t>
       </w:r>
@@ -669,129 +863,7 @@
         <w:spacing w:after="40"/>
         <w:rPr>
           <w:rFonts w:asciiTheme="majorHAnsi" w:hAnsiTheme="majorHAnsi" w:cstheme="majorHAnsi"/>
-        </w:rPr>
-      </w:pPr>
-      <w:r>
-        <w:rPr>
-          <w:rFonts w:asciiTheme="majorHAnsi" w:hAnsiTheme="majorHAnsi" w:cstheme="majorHAnsi"/>
-          <w:b/>
-          <w:bCs/>
-          <w:szCs w:val="21"/>
-        </w:rPr>
-        <w:t xml:space="preserve">AEM &amp; Content Ops: </w:t>
-      </w:r>
-      <w:r>
-        <w:rPr>
-          <w:rFonts w:asciiTheme="majorHAnsi" w:hAnsiTheme="majorHAnsi" w:cstheme="majorHAnsi"/>
-          <w:szCs w:val="21"/>
-        </w:rPr>
-        <w:t>Adobe Experience Manager (AEM), Adobe Digital Asset Manager (DAM), Adobe Workfront, JIRA, SEO metadata/optimization, semantic HTML</w:t>
-      </w:r>
-    </w:p>
-    <w:p>
-      <w:pPr>
-        <w:spacing w:after="40"/>
-        <w:rPr>
-          <w:rFonts w:asciiTheme="majorHAnsi" w:hAnsiTheme="majorHAnsi" w:cstheme="majorHAnsi"/>
-        </w:rPr>
-      </w:pPr>
-      <w:r>
-        <w:rPr>
-          <w:rFonts w:asciiTheme="majorHAnsi" w:hAnsiTheme="majorHAnsi" w:cstheme="majorHAnsi"/>
-          <w:b/>
-          <w:bCs/>
-          <w:szCs w:val="21"/>
-        </w:rPr>
-        <w:t xml:space="preserve">Front-End &amp; Engineering: </w:t>
-      </w:r>
-      <w:r>
-        <w:t xml:space="preserve">JavaScript (ES6+), TypeScript, React Native, </w:t>
-      </w:r>
-      <w:r>
-        <w:rPr>
-          <w:rFonts w:asciiTheme="majorHAnsi" w:hAnsiTheme="majorHAnsi" w:cstheme="majorHAnsi"/>
-          <w:szCs w:val="21"/>
-        </w:rPr>
-        <w:t>HTML5, CSS3, jQuery, JSON, Git, APIs, SQL, NoSQL, MVC</w:t>
-      </w:r>
-    </w:p>
-    <w:p>
-      <w:pPr>
-        <w:spacing w:after="40"/>
-        <w:rPr>
-          <w:rFonts w:asciiTheme="majorHAnsi" w:hAnsiTheme="majorHAnsi" w:cstheme="majorHAnsi"/>
-        </w:rPr>
-      </w:pPr>
-      <w:r>
-        <w:rPr>
-          <w:rFonts w:asciiTheme="majorHAnsi" w:hAnsiTheme="majorHAnsi" w:cstheme="majorHAnsi"/>
-          <w:b/>
-          <w:bCs/>
-          <w:szCs w:val="21"/>
-        </w:rPr>
-        <w:t xml:space="preserve">Additional CMS/Platforms: </w:t>
-      </w:r>
-      <w:r>
-        <w:rPr>
-          <w:rFonts w:asciiTheme="majorHAnsi" w:hAnsiTheme="majorHAnsi" w:cstheme="majorHAnsi"/>
-          <w:szCs w:val="21"/>
-        </w:rPr>
-        <w:t>Magento, WordPress, Shopify Liquid, Squarespace</w:t>
-      </w:r>
-    </w:p>
-    <w:p>
-      <w:pPr>
-        <w:spacing w:after="40"/>
-        <w:rPr>
-          <w:rFonts w:asciiTheme="majorHAnsi" w:hAnsiTheme="majorHAnsi" w:cstheme="majorHAnsi"/>
-          <w:szCs w:val="21"/>
-        </w:rPr>
-      </w:pPr>
-      <w:r>
-        <w:rPr>
-          <w:rFonts w:asciiTheme="majorHAnsi" w:hAnsiTheme="majorHAnsi" w:cstheme="majorHAnsi"/>
-          <w:b/>
-          <w:bCs/>
-          <w:szCs w:val="21"/>
-        </w:rPr>
-        <w:t xml:space="preserve">Analytics &amp; Paid Media: </w:t>
-      </w:r>
-      <w:r>
-        <w:rPr>
-          <w:rFonts w:asciiTheme="majorHAnsi" w:hAnsiTheme="majorHAnsi" w:cstheme="majorHAnsi"/>
-          <w:szCs w:val="21"/>
-        </w:rPr>
-        <w:t>Google Analytics, Google Ads</w:t>
-      </w:r>
-    </w:p>
-    <w:p>
-      <w:pPr>
-        <w:pBdr>
-          <w:bottom w:val="single" w:sz="4" w:space="1" w:color="000000"/>
-        </w:pBdr>
-        <w:spacing w:after="120"/>
-        <w:rPr>
-          <w:rFonts w:asciiTheme="majorHAnsi" w:hAnsiTheme="majorHAnsi" w:cstheme="majorHAnsi"/>
-          <w:sz w:val="24"/>
-          <w:szCs w:val="24"/>
-        </w:rPr>
-      </w:pPr>
-      <w:r>
-        <w:rPr>
-          <w:rFonts w:asciiTheme="majorHAnsi" w:hAnsiTheme="majorHAnsi" w:cstheme="majorHAnsi"/>
-          <w:b/>
-          <w:sz w:val="24"/>
-          <w:szCs w:val="24"/>
-        </w:rPr>
-        <w:t>EDUCATION</w:t>
-      </w:r>
-    </w:p>
-    <w:p>
-      <w:pPr>
-        <w:spacing w:after="40"/>
-        <w:rPr>
-          <w:rFonts w:asciiTheme="majorHAnsi" w:hAnsiTheme="majorHAnsi" w:cstheme="majorHAnsi"/>
-          <w:sz w:val="24"/>
+          <w:sz w:val="22"/>
           <w:szCs w:val="24"/>
         </w:rPr>
       </w:pPr>
@@ -802,14 +874,14 @@
           <w:bCs/>
           <w:sz w:val="22"/>
         </w:rPr>
-        <w:t xml:space="preserve">UNIVERSITY OF PENNSYLVANIA </w:t>
+        <w:t xml:space="preserve">AEM &amp; Content Ops: </w:t>
       </w:r>
       <w:r>
         <w:rPr>
           <w:rFonts w:asciiTheme="majorHAnsi" w:hAnsiTheme="majorHAnsi" w:cstheme="majorHAnsi"/>
           <w:sz w:val="22"/>
         </w:rPr>
-        <w:t>| Philadelphia, PA</w:t>
+        <w:t>Adobe Experience Manager (AEM), Adobe Digital Asset Manager (DAM), Adobe Workfront, JIRA, SEO metadata/optimization, semantic HTML</w:t>
       </w:r>
     </w:p>
     <w:p>
@@ -817,48 +889,7 @@
         <w:spacing w:after="40"/>
         <w:rPr>
           <w:rFonts w:asciiTheme="majorHAnsi" w:hAnsiTheme="majorHAnsi" w:cstheme="majorHAnsi"/>
-          <w:sz w:val="24"/>
-          <w:szCs w:val="24"/>
-        </w:rPr>
-      </w:pPr>
-      <w:r>
-        <w:rPr>
-          <w:rFonts w:asciiTheme="majorHAnsi" w:hAnsiTheme="majorHAnsi" w:cstheme="majorHAnsi"/>
-          <w:i/>
-          <w:iCs/>
           <w:sz w:val="22"/>
-        </w:rPr>
-        <w:t xml:space="preserve">Full Stack Web Developer Bootcamp Certificate </w:t>
-      </w:r>
-      <w:r>
-        <w:rPr>
-          <w:rFonts w:asciiTheme="majorHAnsi" w:hAnsiTheme="majorHAnsi" w:cstheme="majorHAnsi"/>
-          <w:sz w:val="22"/>
-        </w:rPr>
-        <w:t>(Feb 2024)</w:t>
-      </w:r>
-    </w:p>
-    <w:p>
-      <w:pPr>
-        <w:spacing w:after="40"/>
-        <w:rPr>
-          <w:rFonts w:asciiTheme="majorHAnsi" w:hAnsiTheme="majorHAnsi" w:cstheme="majorHAnsi"/>
-        </w:rPr>
-      </w:pPr>
-      <w:r>
-        <w:rPr>
-          <w:rFonts w:asciiTheme="majorHAnsi" w:hAnsiTheme="majorHAnsi" w:cstheme="majorHAnsi"/>
-          <w:sz w:val="22"/>
-        </w:rPr>
-        <w:t>GPA: 4.00</w:t>
-      </w:r>
-    </w:p>
-    <w:p>
-      <w:pPr>
-        <w:spacing w:after="40"/>
-        <w:rPr>
-          <w:rFonts w:asciiTheme="majorHAnsi" w:hAnsiTheme="majorHAnsi" w:cstheme="majorHAnsi"/>
-          <w:sz w:val="24"/>
           <w:szCs w:val="24"/>
         </w:rPr>
       </w:pPr>
@@ -869,14 +900,47 @@
           <w:bCs/>
           <w:sz w:val="22"/>
         </w:rPr>
-        <w:t xml:space="preserve">LOYOLA UNIVERSITY MARYLAND </w:t>
+        <w:t xml:space="preserve">Front-End &amp; Engineering: </w:t>
+      </w:r>
+      <w:r>
+        <w:rPr>
+          <w:sz w:val="22"/>
+          <w:szCs w:val="24"/>
+        </w:rPr>
+        <w:t xml:space="preserve">JavaScript (ES6+), TypeScript, React Native, </w:t>
       </w:r>
       <w:r>
         <w:rPr>
           <w:rFonts w:asciiTheme="majorHAnsi" w:hAnsiTheme="majorHAnsi" w:cstheme="majorHAnsi"/>
           <w:sz w:val="22"/>
         </w:rPr>
-        <w:t>| Baltimore, MD</w:t>
+        <w:t>HTML5, CSS3, jQuery, JSON, Git, APIs, SQL, NoSQL, MVC</w:t>
+      </w:r>
+    </w:p>
+    <w:p>
+      <w:pPr>
+        <w:spacing w:after="40"/>
+        <w:rPr>
+          <w:rFonts w:asciiTheme="majorHAnsi" w:hAnsiTheme="majorHAnsi" w:cstheme="majorHAnsi"/>
+          <w:sz w:val="22"/>
+          <w:szCs w:val="24"/>
+        </w:rPr>
+      </w:pPr>
+      <w:r>
+        <w:rPr>
+          <w:rFonts w:asciiTheme="majorHAnsi" w:hAnsiTheme="majorHAnsi" w:cstheme="majorHAnsi"/>
+          <w:b/>
+          <w:bCs/>
+          <w:sz w:val="22"/>
+        </w:rPr>
+        <w:t xml:space="preserve">Additional CMS/Platforms: </w:t>
+      </w:r>
+      <w:r>
+        <w:rPr>
+          <w:rFonts w:asciiTheme="majorHAnsi" w:hAnsiTheme="majorHAnsi" w:cstheme="majorHAnsi"/>
+          <w:sz w:val="22"/>
+        </w:rPr>
+        <w:t>Magento, WordPress, Shopify Liquid, Squarespace</w:t>
       </w:r>
     </w:p>
     <w:p>
@@ -890,16 +954,168 @@
       <w:r>
         <w:rPr>
           <w:rFonts w:asciiTheme="majorHAnsi" w:hAnsiTheme="majorHAnsi" w:cstheme="majorHAnsi"/>
+          <w:b/>
+          <w:bCs/>
+          <w:sz w:val="22"/>
+        </w:rPr>
+        <w:t xml:space="preserve">Analytics &amp; Paid Media: </w:t>
+      </w:r>
+      <w:r>
+        <w:rPr>
+          <w:rFonts w:asciiTheme="majorHAnsi" w:hAnsiTheme="majorHAnsi" w:cstheme="majorHAnsi"/>
+          <w:sz w:val="22"/>
+        </w:rPr>
+        <w:t>Google Analytics, Google Ads</w:t>
+      </w:r>
+    </w:p>
+    <w:p>
+      <w:pPr>
+        <w:pBdr>
+          <w:bottom w:val="single" w:sz="4" w:space="1" w:color="000000"/>
+        </w:pBdr>
+        <w:spacing w:after="120"/>
+        <w:rPr>
+          <w:rFonts w:asciiTheme="majorHAnsi" w:hAnsiTheme="majorHAnsi" w:cstheme="majorHAnsi"/>
+          <w:sz w:val="28"/>
+          <w:szCs w:val="28"/>
+        </w:rPr>
+      </w:pPr>
+      <w:r>
+        <w:rPr>
+          <w:rFonts w:asciiTheme="majorHAnsi" w:hAnsiTheme="majorHAnsi" w:cstheme="majorHAnsi"/>
+          <w:b/>
+          <w:sz w:val="28"/>
+          <w:szCs w:val="28"/>
+        </w:rPr>
+        <w:t>EDUCATION</w:t>
+      </w:r>
+    </w:p>
+    <w:p>
+      <w:pPr>
+        <w:spacing w:after="40"/>
+        <w:rPr>
+          <w:rFonts w:asciiTheme="majorHAnsi" w:hAnsiTheme="majorHAnsi" w:cstheme="majorHAnsi"/>
+          <w:sz w:val="28"/>
+          <w:szCs w:val="28"/>
+        </w:rPr>
+      </w:pPr>
+      <w:r>
+        <w:rPr>
+          <w:rFonts w:asciiTheme="majorHAnsi" w:hAnsiTheme="majorHAnsi" w:cstheme="majorHAnsi"/>
+          <w:b/>
+          <w:bCs/>
+          <w:sz w:val="24"/>
+          <w:szCs w:val="24"/>
+        </w:rPr>
+        <w:t xml:space="preserve">UNIVERSITY OF PENNSYLVANIA </w:t>
+      </w:r>
+      <w:r>
+        <w:rPr>
+          <w:rFonts w:asciiTheme="majorHAnsi" w:hAnsiTheme="majorHAnsi" w:cstheme="majorHAnsi"/>
+          <w:sz w:val="24"/>
+          <w:szCs w:val="24"/>
+        </w:rPr>
+        <w:t>| Philadelphia, PA</w:t>
+      </w:r>
+    </w:p>
+    <w:p>
+      <w:pPr>
+        <w:spacing w:after="40"/>
+        <w:rPr>
+          <w:rFonts w:asciiTheme="majorHAnsi" w:hAnsiTheme="majorHAnsi" w:cstheme="majorHAnsi"/>
+          <w:sz w:val="28"/>
+          <w:szCs w:val="28"/>
+        </w:rPr>
+      </w:pPr>
+      <w:r>
+        <w:rPr>
+          <w:rFonts w:asciiTheme="majorHAnsi" w:hAnsiTheme="majorHAnsi" w:cstheme="majorHAnsi"/>
           <w:i/>
           <w:iCs/>
+          <w:sz w:val="24"/>
+          <w:szCs w:val="24"/>
+        </w:rPr>
+        <w:t xml:space="preserve">Full Stack Web Developer Bootcamp Certificate </w:t>
+      </w:r>
+      <w:r>
+        <w:rPr>
+          <w:rFonts w:asciiTheme="majorHAnsi" w:hAnsiTheme="majorHAnsi" w:cstheme="majorHAnsi"/>
+          <w:sz w:val="24"/>
+          <w:szCs w:val="24"/>
+        </w:rPr>
+        <w:t>(Feb 2024)</w:t>
+      </w:r>
+    </w:p>
+    <w:p>
+      <w:pPr>
+        <w:spacing w:after="40"/>
+        <w:rPr>
+          <w:rFonts w:asciiTheme="majorHAnsi" w:hAnsiTheme="majorHAnsi" w:cstheme="majorHAnsi"/>
           <w:sz w:val="22"/>
+          <w:szCs w:val="24"/>
+        </w:rPr>
+      </w:pPr>
+      <w:r>
+        <w:rPr>
+          <w:rFonts w:asciiTheme="majorHAnsi" w:hAnsiTheme="majorHAnsi" w:cstheme="majorHAnsi"/>
+          <w:sz w:val="24"/>
+          <w:szCs w:val="24"/>
+        </w:rPr>
+        <w:t>GPA: 4.00</w:t>
+      </w:r>
+    </w:p>
+    <w:p>
+      <w:pPr>
+        <w:spacing w:after="40"/>
+        <w:rPr>
+          <w:rFonts w:asciiTheme="majorHAnsi" w:hAnsiTheme="majorHAnsi" w:cstheme="majorHAnsi"/>
+          <w:sz w:val="28"/>
+          <w:szCs w:val="28"/>
+        </w:rPr>
+      </w:pPr>
+      <w:r>
+        <w:rPr>
+          <w:rFonts w:asciiTheme="majorHAnsi" w:hAnsiTheme="majorHAnsi" w:cstheme="majorHAnsi"/>
+          <w:b/>
+          <w:bCs/>
+          <w:sz w:val="24"/>
+          <w:szCs w:val="24"/>
+        </w:rPr>
+        <w:t xml:space="preserve">LOYOLA UNIVERSITY MARYLAND </w:t>
+      </w:r>
+      <w:r>
+        <w:rPr>
+          <w:rFonts w:asciiTheme="majorHAnsi" w:hAnsiTheme="majorHAnsi" w:cstheme="majorHAnsi"/>
+          <w:sz w:val="24"/>
+          <w:szCs w:val="24"/>
+        </w:rPr>
+        <w:t>| Baltimore, MD</w:t>
+      </w:r>
+    </w:p>
+    <w:p>
+      <w:pPr>
+        <w:spacing w:after="40"/>
+        <w:rPr>
+          <w:rFonts w:asciiTheme="majorHAnsi" w:hAnsiTheme="majorHAnsi" w:cstheme="majorHAnsi"/>
+          <w:sz w:val="24"/>
+          <w:szCs w:val="24"/>
+        </w:rPr>
+      </w:pPr>
+      <w:r>
+        <w:rPr>
+          <w:rFonts w:asciiTheme="majorHAnsi" w:hAnsiTheme="majorHAnsi" w:cstheme="majorHAnsi"/>
+          <w:i/>
+          <w:iCs/>
+          <w:sz w:val="24"/>
+          <w:szCs w:val="24"/>
         </w:rPr>
         <w:t xml:space="preserve">Bachelor of Business Administration </w:t>
       </w:r>
       <w:r>
         <w:rPr>
           <w:rFonts w:asciiTheme="majorHAnsi" w:hAnsiTheme="majorHAnsi" w:cstheme="majorHAnsi"/>
-          <w:sz w:val="22"/>
+          <w:sz w:val="24"/>
+          <w:szCs w:val="24"/>
         </w:rPr>
         <w:t>(May 2014)</w:t>
       </w:r>
@@ -909,12 +1125,15 @@
         <w:spacing w:after="40"/>
         <w:rPr>
           <w:rFonts w:asciiTheme="majorHAnsi" w:hAnsiTheme="majorHAnsi" w:cstheme="majorHAnsi"/>
+          <w:sz w:val="22"/>
+          <w:szCs w:val="24"/>
         </w:rPr>
       </w:pPr>
       <w:r>
         <w:rPr>
           <w:rFonts w:asciiTheme="majorHAnsi" w:hAnsiTheme="majorHAnsi" w:cstheme="majorHAnsi"/>
-          <w:sz w:val="22"/>
+          <w:sz w:val="24"/>
+          <w:szCs w:val="24"/>
         </w:rPr>
         <w:t>Major: General Business | Cum Laude (GPA: 3.63)</w:t>
       </w:r>
